--- a/culinary-coach-lms/docs/LMS_PreDeploy_Checklist_updated.docx
+++ b/culinary-coach-lms/docs/LMS_PreDeploy_Checklist_updated.docx
@@ -1,5 +1,6559 @@
 
-<file path=word/document.xml><?xml version="1.0" encoding="UTF-8" standalone="yes"?><w:document mc:Ignorable="w14 w15 wp14" xmlns:wpc="http://schemas.microsoft.com/office/word/2010/wordprocessingCanvas" xmlns:mc="http://schemas.openxmlformats.org/markup-compatibility/2006" xmlns:o="urn:schemas-microsoft-com:office:office" xmlns:r="http://schemas.openxmlformats.org/officeDocument/2006/relationships" xmlns:m="http://schemas.openxmlformats.org/officeDocument/2006/math" xmlns:v="urn:schemas-microsoft-com:vml" xmlns:wp14="http://schemas.microsoft.com/office/word/2010/wordprocessingDrawing" xmlns:wp="http://schemas.openxmlformats.org/drawingml/2006/wordprocessingDrawing" xmlns:w10="urn:schemas-microsoft-com:office:word" xmlns:w="http://schemas.openxmlformats.org/wordprocessingml/2006/main" xmlns:w14="http://schemas.microsoft.com/office/word/2010/wordml" xmlns:w15="http://schemas.microsoft.com/office/word/2012/wordml" xmlns:wpg="http://schemas.microsoft.com/office/word/2010/wordprocessingGroup" xmlns:wpi="http://schemas.microsoft.com/office/word/2010/wordprocessingInk" xmlns:wne="http://schemas.microsoft.com/office/word/2006/wordml" xmlns:wps="http://schemas.microsoft.com/office/word/2010/wordprocessingShape" xmlns:cx="http://schemas.microsoft.com/office/drawing/2014/chartex" xmlns:cx1="http://schemas.microsoft.com/office/drawing/2015/9/8/chartex" xmlns:cx2="http://schemas.microsoft.com/office/drawing/2015/10/21/chartex" xmlns:cx3="http://schemas.microsoft.com/office/drawing/2016/5/9/chartex" xmlns:cx4="http://schemas.microsoft.com/office/drawing/2016/5/10/chartex" xmlns:cx5="http://schemas.microsoft.com/office/drawing/2016/5/11/chartex" xmlns:cx6="http://schemas.microsoft.com/office/drawing/2016/5/12/chartex" xmlns:cx7="http://schemas.microsoft.com/office/drawing/2016/5/13/chartex" xmlns:cx8="http://schemas.microsoft.com/office/drawing/2016/5/14/chartex" xmlns:aink="http://schemas.microsoft.com/office/drawing/2016/ink" xmlns:am3d="http://schemas.microsoft.com/office/drawing/2017/model3d" xmlns:w16cex="http://schemas.microsoft.com/office/word/2018/wordml/cex" xmlns:w16cid="http://schemas.microsoft.com/office/word/2016/wordml/cid" xmlns:w16="http://schemas.microsoft.com/office/word/2018/wordml" xmlns:w16sdtdh="http://schemas.microsoft.com/office/word/2020/wordml/sdtdatahash" xmlns:w16se="http://schemas.microsoft.com/office/word/2015/wordml/symex"><w:body><w:p><w:pPr><w:spacing w:after="60"/><w:jc w:val="center"/></w:pPr><w:r><w:rPr><w:rFonts w:ascii="Arial" w:cs="Arial" w:eastAsia="Arial" w:hAnsi="Arial"/><w:b/><w:bCs/><w:sz w:val="26"/><w:szCs w:val="26"/></w:rPr><w:t xml:space="preserve">CULINARY COACH LMS - PRE-DEPLOYMENT TESTING CHECKLIST</w:t></w:r></w:p><w:p><w:pPr><w:spacing w:after="60"/><w:jc w:val="center"/></w:pPr><w:r><w:rPr><w:rFonts w:ascii="Arial" w:cs="Arial" w:eastAsia="Arial" w:hAnsi="Arial"/><w:color w:val="1a3d2b"/><w:sz w:val="22"/><w:szCs w:val="22"/></w:rPr><w:t xml:space="preserve">Culinary Entrepreneurship Level I | Oct 12 - Nov 7, 2026</w:t></w:r></w:p><w:p><w:pPr><w:spacing w:after="300"/><w:jc w:val="center"/></w:pPr><w:r><w:rPr><w:rFonts w:ascii="Arial" w:cs="Arial" w:eastAsia="Arial" w:hAnsi="Arial"/><w:color w:val="666666"/><w:sz w:val="20"/><w:szCs w:val="20"/></w:rPr><w:t xml:space="preserve">Tester: ________________   Date: ________________   Build version: ________________   Pass/Fail: ________________</w:t></w:r></w:p><w:tbl><w:tblPr><w:tblW w:type="dxa" w:w="14400"/><w:tblBorders><w:top w:val="single" w:color="auto" w:sz="4"/><w:left w:val="single" w:color="auto" w:sz="4"/><w:bottom w:val="single" w:color="auto" w:sz="4"/><w:right w:val="single" w:color="auto" w:sz="4"/><w:insideH w:val="single" w:color="auto" w:sz="4"/><w:insideV w:val="single" w:color="auto" w:sz="4"/></w:tblBorders></w:tblPr><w:tblGrid><w:gridCol w:w="1600"/><w:gridCol w:w="3400"/><w:gridCol w:w="3000"/><w:gridCol w:w="720"/></w:tblGrid><w:tr><w:tc><w:tcPr><w:tcW w:type="dxa" w:w="1600"/><w:tcBorders><w:top w:val="single" w:color="CCCCCC" w:sz="1"/><w:left w:val="single" w:color="CCCCCC" w:sz="1"/><w:bottom w:val="single" w:color="CCCCCC" w:sz="1"/><w:right w:val="single" w:color="CCCCCC" w:sz="1"/></w:tcBorders><w:shd w:fill="1a3d2b" w:val="clear"/><w:tcMar><w:top w:type="dxa" w:w="80"/><w:left w:type="dxa" w:w="120"/><w:bottom w:type="dxa" w:w="80"/><w:right w:type="dxa" w:w="120"/></w:tcMar></w:tcPr><w:p><w:r><w:rPr><w:rFonts w:ascii="Arial" w:cs="Arial" w:eastAsia="Arial" w:hAnsi="Arial"/><w:b/><w:bCs/><w:color w:val="FFFFFF"/><w:sz w:val="20"/><w:szCs w:val="20"/></w:rPr><w:t xml:space="preserve">Category</w:t></w:r></w:p></w:tc><w:tc><w:tcPr><w:tcW w:type="dxa" w:w="3400"/><w:tcBorders><w:top w:val="single" w:color="CCCCCC" w:sz="1"/><w:left w:val="single" w:color="CCCCCC" w:sz="1"/><w:bottom w:val="single" w:color="CCCCCC" w:sz="1"/><w:right w:val="single" w:color="CCCCCC" w:sz="1"/></w:tcBorders><w:shd w:fill="1a3d2b" w:val="clear"/><w:tcMar><w:top w:type="dxa" w:w="80"/><w:left w:type="dxa" w:w="120"/><w:bottom w:type="dxa" w:w="80"/><w:right w:type="dxa" w:w="120"/></w:tcMar></w:tcPr><w:p><w:r><w:rPr><w:rFonts w:ascii="Arial" w:cs="Arial" w:eastAsia="Arial" w:hAnsi="Arial"/><w:b/><w:bCs/><w:color w:val="FFFFFF"/><w:sz w:val="20"/><w:szCs w:val="20"/></w:rPr><w:t xml:space="preserve">Test Item</w:t></w:r></w:p></w:tc><w:tc><w:tcPr><w:tcW w:type="dxa" w:w="3000"/><w:tcBorders><w:top w:val="single" w:color="CCCCCC" w:sz="1"/><w:left w:val="single" w:color="CCCCCC" w:sz="1"/><w:bottom w:val="single" w:color="CCCCCC" w:sz="1"/><w:right w:val="single" w:color="CCCCCC" w:sz="1"/></w:tcBorders><w:shd w:fill="1a3d2b" w:val="clear"/><w:tcMar><w:top w:type="dxa" w:w="80"/><w:left w:type="dxa" w:w="120"/><w:bottom w:type="dxa" w:w="80"/><w:right w:type="dxa" w:w="120"/></w:tcMar></w:tcPr><w:p><w:r><w:rPr><w:rFonts w:ascii="Arial" w:cs="Arial" w:eastAsia="Arial" w:hAnsi="Arial"/><w:b/><w:bCs/><w:color w:val="FFFFFF"/><w:sz w:val="20"/><w:szCs w:val="20"/></w:rPr><w:t xml:space="preserve">Expected Result / Notes</w:t></w:r></w:p></w:tc><w:tc><w:tcPr><w:tcW w:type="dxa" w:w="720"/><w:tcBorders><w:top w:val="single" w:color="CCCCCC" w:sz="1"/><w:left w:val="single" w:color="CCCCCC" w:sz="1"/><w:bottom w:val="single" w:color="CCCCCC" w:sz="1"/><w:right w:val="single" w:color="CCCCCC" w:sz="1"/></w:tcBorders><w:shd w:fill="1a3d2b" w:val="clear"/><w:tcMar><w:top w:type="dxa" w:w="80"/><w:left w:type="dxa" w:w="120"/><w:bottom w:type="dxa" w:w="80"/><w:right w:type="dxa" w:w="120"/></w:tcMar></w:tcPr><w:p><w:r><w:rPr><w:rFonts w:ascii="Arial" w:cs="Arial" w:eastAsia="Arial" w:hAnsi="Arial"/><w:b/><w:bCs/><w:color w:val="FFFFFF"/><w:sz w:val="20"/><w:szCs w:val="20"/></w:rPr><w:t xml:space="preserve">Pass</w:t></w:r></w:p></w:tc></w:tr><w:tr><w:tc><w:tcPr><w:gridSpan w:val="4"/><w:tcBorders><w:top w:val="single" w:color="CCCCCC" w:sz="1"/><w:left w:val="single" w:color="CCCCCC" w:sz="1"/><w:bottom w:val="single" w:color="CCCCCC" w:sz="1"/><w:right w:val="single" w:color="CCCCCC" w:sz="1"/></w:tcBorders><w:shd w:fill="2d5a3d" w:val="clear"/><w:tcMar><w:top w:type="dxa" w:w="60"/><w:left w:type="dxa" w:w="120"/><w:bottom w:type="dxa" w:w="60"/><w:right w:type="dxa" w:w="120"/></w:tcMar></w:tcPr><w:p><w:r><w:rPr><w:rFonts w:ascii="Arial" w:cs="Arial" w:eastAsia="Arial" w:hAnsi="Arial"/><w:b/><w:bCs/><w:color w:val="FFFFFF"/><w:sz w:val="20"/><w:szCs w:val="20"/></w:rPr><w:t xml:space="preserve">1. AUTHENTICATION &amp; LOGIN</w:t></w:r></w:p></w:tc></w:tr><w:tr><w:tc><w:tcPr><w:tcW w:type="dxa" w:w="1600"/><w:tcBorders><w:top w:val="single" w:color="CCCCCC" w:sz="1"/><w:left w:val="single" w:color="CCCCCC" w:sz="1"/><w:bottom w:val="single" w:color="CCCCCC" w:sz="1"/><w:right w:val="single" w:color="CCCCCC" w:sz="1"/></w:tcBorders><w:shd w:fill="F2F7F4" w:val="clear"/><w:tcMar><w:top w:type="dxa" w:w="80"/><w:left w:type="dxa" w:w="120"/><w:bottom w:type="dxa" w:w="80"/><w:right w:type="dxa" w:w="120"/></w:tcMar></w:tcPr><w:p><w:r><w:rPr><w:rFonts w:ascii="Arial" w:cs="Arial" w:eastAsia="Arial" w:hAnsi="Arial"/><w:i/><w:iCs/><w:color w:val="666666"/><w:sz w:val="18"/><w:szCs w:val="18"/></w:rPr><w:t xml:space="preserve">Auth</w:t></w:r></w:p></w:tc><w:tc><w:tcPr><w:tcW w:type="dxa" w:w="3400"/><w:tcBorders><w:top w:val="single" w:color="CCCCCC" w:sz="1"/><w:left w:val="single" w:color="CCCCCC" w:sz="1"/><w:bottom w:val="single" w:color="CCCCCC" w:sz="1"/><w:right w:val="single" w:color="CCCCCC" w:sz="1"/></w:tcBorders><w:shd w:fill="F2F7F4" w:val="clear"/><w:tcMar><w:top w:type="dxa" w:w="80"/><w:left w:type="dxa" w:w="120"/><w:bottom w:type="dxa" w:w="80"/><w:right w:type="dxa" w:w="120"/></w:tcMar></w:tcPr><w:p><w:r><w:rPr><w:rFonts w:ascii="Arial" w:cs="Arial" w:eastAsia="Arial" w:hAnsi="Arial"/><w:sz w:val="20"/><w:szCs w:val="20"/></w:rPr><w:t xml:space="preserve">Login with TEST STUDENT / TEST0000</w:t></w:r></w:p></w:tc><w:tc><w:tcPr><w:tcW w:type="dxa" w:w="3000"/><w:tcBorders><w:top w:val="single" w:color="CCCCCC" w:sz="1"/><w:left w:val="single" w:color="CCCCCC" w:sz="1"/><w:bottom w:val="single" w:color="CCCCCC" w:sz="1"/><w:right w:val="single" w:color="CCCCCC" w:sz="1"/></w:tcBorders><w:shd w:fill="F2F7F4" w:val="clear"/><w:tcMar><w:top w:type="dxa" w:w="80"/><w:left w:type="dxa" w:w="120"/><w:bottom w:type="dxa" w:w="80"/><w:right w:type="dxa" w:w="120"/></w:tcMar></w:tcPr><w:p><w:r><w:rPr><w:rFonts w:ascii="Arial" w:cs="Arial" w:eastAsia="Arial" w:hAnsi="Arial"/><w:color w:val="555555"/><w:sz w:val="18"/><w:szCs w:val="18"/></w:rPr><w:t xml:space="preserve">Verify dashboard loads, no error</w:t></w:r></w:p></w:tc><w:tc><w:tcPr><w:tcW w:type="dxa" w:w="720"/><w:tcBorders><w:top w:val="single" w:color="CCCCCC" w:sz="1"/><w:left w:val="single" w:color="CCCCCC" w:sz="1"/><w:bottom w:val="single" w:color="CCCCCC" w:sz="1"/><w:right w:val="single" w:color="CCCCCC" w:sz="1"/></w:tcBorders><w:shd w:fill="F2F7F4" w:val="clear"/><w:tcMar><w:top w:type="dxa" w:w="80"/><w:left w:type="dxa" w:w="120"/><w:bottom w:type="dxa" w:w="80"/><w:right w:type="dxa" w:w="120"/></w:tcMar></w:tcPr><w:p><w:r><w:rPr><w:rFonts w:ascii="Arial" w:cs="Arial" w:eastAsia="Arial" w:hAnsi="Arial"/><w:sz w:val="20"/><w:szCs w:val="20"/></w:rPr><w:t xml:space="preserve">[ ]</w:t></w:r></w:p></w:tc></w:tr><w:tr><w:tc><w:tcPr><w:tcW w:type="dxa" w:w="1600"/><w:tcBorders><w:top w:val="single" w:color="CCCCCC" w:sz="1"/><w:left w:val="single" w:color="CCCCCC" w:sz="1"/><w:bottom w:val="single" w:color="CCCCCC" w:sz="1"/><w:right w:val="single" w:color="CCCCCC" w:sz="1"/></w:tcBorders><w:shd w:fill="FFFFFF" w:val="clear"/><w:tcMar><w:top w:type="dxa" w:w="80"/><w:left w:type="dxa" w:w="120"/><w:bottom w:type="dxa" w:w="80"/><w:right w:type="dxa" w:w="120"/></w:tcMar></w:tcPr><w:p><w:r><w:rPr><w:rFonts w:ascii="Arial" w:cs="Arial" w:eastAsia="Arial" w:hAnsi="Arial"/><w:i/><w:iCs/><w:color w:val="666666"/><w:sz w:val="18"/><w:szCs w:val="18"/></w:rPr><w:t xml:space="preserve">Auth</w:t></w:r></w:p></w:tc><w:tc><w:tcPr><w:tcW w:type="dxa" w:w="3400"/><w:tcBorders><w:top w:val="single" w:color="CCCCCC" w:sz="1"/><w:left w:val="single" w:color="CCCCCC" w:sz="1"/><w:bottom w:val="single" w:color="CCCCCC" w:sz="1"/><w:right w:val="single" w:color="CCCCCC" w:sz="1"/></w:tcBorders><w:shd w:fill="FFFFFF" w:val="clear"/><w:tcMar><w:top w:type="dxa" w:w="80"/><w:left w:type="dxa" w:w="120"/><w:bottom w:type="dxa" w:w="80"/><w:right w:type="dxa" w:w="120"/></w:tcMar></w:tcPr><w:p><w:r><w:rPr><w:rFonts w:ascii="Arial" w:cs="Arial" w:eastAsia="Arial" w:hAnsi="Arial"/><w:sz w:val="20"/><w:szCs w:val="20"/></w:rPr><w:t xml:space="preserve">Login with each real student code (CE2026A-H)</w:t></w:r></w:p></w:tc><w:tc><w:tcPr><w:tcW w:type="dxa" w:w="3000"/><w:tcBorders><w:top w:val="single" w:color="CCCCCC" w:sz="1"/><w:left w:val="single" w:color="CCCCCC" w:sz="1"/><w:bottom w:val="single" w:color="CCCCCC" w:sz="1"/><w:right w:val="single" w:color="CCCCCC" w:sz="1"/></w:tcBorders><w:shd w:fill="FFFFFF" w:val="clear"/><w:tcMar><w:top w:type="dxa" w:w="80"/><w:left w:type="dxa" w:w="120"/><w:bottom w:type="dxa" w:w="80"/><w:right w:type="dxa" w:w="120"/></w:tcMar></w:tcPr><w:p><w:r><w:rPr><w:rFonts w:ascii="Arial" w:cs="Arial" w:eastAsia="Arial" w:hAnsi="Arial"/><w:color w:val="555555"/><w:sz w:val="18"/><w:szCs w:val="18"/></w:rPr><w:t xml:space="preserve">Verify correct name loads</w:t></w:r></w:p></w:tc><w:tc><w:tcPr><w:tcW w:type="dxa" w:w="720"/><w:tcBorders><w:top w:val="single" w:color="CCCCCC" w:sz="1"/><w:left w:val="single" w:color="CCCCCC" w:sz="1"/><w:bottom w:val="single" w:color="CCCCCC" w:sz="1"/><w:right w:val="single" w:color="CCCCCC" w:sz="1"/></w:tcBorders><w:shd w:fill="FFFFFF" w:val="clear"/><w:tcMar><w:top w:type="dxa" w:w="80"/><w:left w:type="dxa" w:w="120"/><w:bottom w:type="dxa" w:w="80"/><w:right w:type="dxa" w:w="120"/></w:tcMar></w:tcPr><w:p><w:r><w:rPr><w:rFonts w:ascii="Arial" w:cs="Arial" w:eastAsia="Arial" w:hAnsi="Arial"/><w:sz w:val="20"/><w:szCs w:val="20"/></w:rPr><w:t xml:space="preserve">[ ]</w:t></w:r></w:p></w:tc></w:tr><w:tr><w:tc><w:tcPr><w:tcW w:type="dxa" w:w="1600"/><w:tcBorders><w:top w:val="single" w:color="CCCCCC" w:sz="1"/><w:left w:val="single" w:color="CCCCCC" w:sz="1"/><w:bottom w:val="single" w:color="CCCCCC" w:sz="1"/><w:right w:val="single" w:color="CCCCCC" w:sz="1"/></w:tcBorders><w:shd w:fill="F2F7F4" w:val="clear"/><w:tcMar><w:top w:type="dxa" w:w="80"/><w:left w:type="dxa" w:w="120"/><w:bottom w:type="dxa" w:w="80"/><w:right w:type="dxa" w:w="120"/></w:tcMar></w:tcPr><w:p><w:r><w:rPr><w:rFonts w:ascii="Arial" w:cs="Arial" w:eastAsia="Arial" w:hAnsi="Arial"/><w:i/><w:iCs/><w:color w:val="666666"/><w:sz w:val="18"/><w:szCs w:val="18"/></w:rPr><w:t xml:space="preserve">Auth</w:t></w:r></w:p></w:tc><w:tc><w:tcPr><w:tcW w:type="dxa" w:w="3400"/><w:tcBorders><w:top w:val="single" w:color="CCCCCC" w:sz="1"/><w:left w:val="single" w:color="CCCCCC" w:sz="1"/><w:bottom w:val="single" w:color="CCCCCC" w:sz="1"/><w:right w:val="single" w:color="CCCCCC" w:sz="1"/></w:tcBorders><w:shd w:fill="F2F7F4" w:val="clear"/><w:tcMar><w:top w:type="dxa" w:w="80"/><w:left w:type="dxa" w:w="120"/><w:bottom w:type="dxa" w:w="80"/><w:right w:type="dxa" w:w="120"/></w:tcMar></w:tcPr><w:p><w:r><w:rPr><w:rFonts w:ascii="Arial" w:cs="Arial" w:eastAsia="Arial" w:hAnsi="Arial"/><w:sz w:val="20"/><w:szCs w:val="20"/></w:rPr><w:t xml:space="preserve">Login with ADMIN2026</w:t></w:r></w:p></w:tc><w:tc><w:tcPr><w:tcW w:type="dxa" w:w="3000"/><w:tcBorders><w:top w:val="single" w:color="CCCCCC" w:sz="1"/><w:left w:val="single" w:color="CCCCCC" w:sz="1"/><w:bottom w:val="single" w:color="CCCCCC" w:sz="1"/><w:right w:val="single" w:color="CCCCCC" w:sz="1"/></w:tcBorders><w:shd w:fill="F2F7F4" w:val="clear"/><w:tcMar><w:top w:type="dxa" w:w="80"/><w:left w:type="dxa" w:w="120"/><w:bottom w:type="dxa" w:w="80"/><w:right w:type="dxa" w:w="120"/></w:tcMar></w:tcPr><w:p><w:r><w:rPr><w:rFonts w:ascii="Arial" w:cs="Arial" w:eastAsia="Arial" w:hAnsi="Arial"/><w:color w:val="555555"/><w:sz w:val="18"/><w:szCs w:val="18"/></w:rPr><w:t xml:space="preserve">Verify student tracker loads, all students visible</w:t></w:r></w:p></w:tc><w:tc><w:tcPr><w:tcW w:type="dxa" w:w="720"/><w:tcBorders><w:top w:val="single" w:color="CCCCCC" w:sz="1"/><w:left w:val="single" w:color="CCCCCC" w:sz="1"/><w:bottom w:val="single" w:color="CCCCCC" w:sz="1"/><w:right w:val="single" w:color="CCCCCC" w:sz="1"/></w:tcBorders><w:shd w:fill="F2F7F4" w:val="clear"/><w:tcMar><w:top w:type="dxa" w:w="80"/><w:left w:type="dxa" w:w="120"/><w:bottom w:type="dxa" w:w="80"/><w:right w:type="dxa" w:w="120"/></w:tcMar></w:tcPr><w:p><w:r><w:rPr><w:rFonts w:ascii="Arial" w:cs="Arial" w:eastAsia="Arial" w:hAnsi="Arial"/><w:sz w:val="20"/><w:szCs w:val="20"/></w:rPr><w:t xml:space="preserve">[ ]</w:t></w:r></w:p></w:tc></w:tr><w:tr><w:tc><w:tcPr><w:tcW w:type="dxa" w:w="1600"/><w:tcBorders><w:top w:val="single" w:color="CCCCCC" w:sz="1"/><w:left w:val="single" w:color="CCCCCC" w:sz="1"/><w:bottom w:val="single" w:color="CCCCCC" w:sz="1"/><w:right w:val="single" w:color="CCCCCC" w:sz="1"/></w:tcBorders><w:shd w:fill="FFFFFF" w:val="clear"/><w:tcMar><w:top w:type="dxa" w:w="80"/><w:left w:type="dxa" w:w="120"/><w:bottom w:type="dxa" w:w="80"/><w:right w:type="dxa" w:w="120"/></w:tcMar></w:tcPr><w:p><w:r><w:rPr><w:rFonts w:ascii="Arial" w:cs="Arial" w:eastAsia="Arial" w:hAnsi="Arial"/><w:i/><w:iCs/><w:color w:val="666666"/><w:sz w:val="18"/><w:szCs w:val="18"/></w:rPr><w:t xml:space="preserve">Auth</w:t></w:r></w:p></w:tc><w:tc><w:tcPr><w:tcW w:type="dxa" w:w="3400"/><w:tcBorders><w:top w:val="single" w:color="CCCCCC" w:sz="1"/><w:left w:val="single" w:color="CCCCCC" w:sz="1"/><w:bottom w:val="single" w:color="CCCCCC" w:sz="1"/><w:right w:val="single" w:color="CCCCCC" w:sz="1"/></w:tcBorders><w:shd w:fill="FFFFFF" w:val="clear"/><w:tcMar><w:top w:type="dxa" w:w="80"/><w:left w:type="dxa" w:w="120"/><w:bottom w:type="dxa" w:w="80"/><w:right w:type="dxa" w:w="120"/></w:tcMar></w:tcPr><w:p><w:r><w:rPr><w:rFonts w:ascii="Arial" w:cs="Arial" w:eastAsia="Arial" w:hAnsi="Arial"/><w:sz w:val="20"/><w:szCs w:val="20"/></w:rPr><w:t xml:space="preserve">Enter wrong access code</w:t></w:r></w:p></w:tc><w:tc><w:tcPr><w:tcW w:type="dxa" w:w="3000"/><w:tcBorders><w:top w:val="single" w:color="CCCCCC" w:sz="1"/><w:left w:val="single" w:color="CCCCCC" w:sz="1"/><w:bottom w:val="single" w:color="CCCCCC" w:sz="1"/><w:right w:val="single" w:color="CCCCCC" w:sz="1"/></w:tcBorders><w:shd w:fill="FFFFFF" w:val="clear"/><w:tcMar><w:top w:type="dxa" w:w="80"/><w:left w:type="dxa" w:w="120"/><w:bottom w:type="dxa" w:w="80"/><w:right w:type="dxa" w:w="120"/></w:tcMar></w:tcPr><w:p><w:r><w:rPr><w:rFonts w:ascii="Arial" w:cs="Arial" w:eastAsia="Arial" w:hAnsi="Arial"/><w:color w:val="555555"/><w:sz w:val="18"/><w:szCs w:val="18"/></w:rPr><w:t xml:space="preserve">Verify error message displays, no crash</w:t></w:r></w:p></w:tc><w:tc><w:tcPr><w:tcW w:type="dxa" w:w="720"/><w:tcBorders><w:top w:val="single" w:color="CCCCCC" w:sz="1"/><w:left w:val="single" w:color="CCCCCC" w:sz="1"/><w:bottom w:val="single" w:color="CCCCCC" w:sz="1"/><w:right w:val="single" w:color="CCCCCC" w:sz="1"/></w:tcBorders><w:shd w:fill="FFFFFF" w:val="clear"/><w:tcMar><w:top w:type="dxa" w:w="80"/><w:left w:type="dxa" w:w="120"/><w:bottom w:type="dxa" w:w="80"/><w:right w:type="dxa" w:w="120"/></w:tcMar></w:tcPr><w:p><w:r><w:rPr><w:rFonts w:ascii="Arial" w:cs="Arial" w:eastAsia="Arial" w:hAnsi="Arial"/><w:sz w:val="20"/><w:szCs w:val="20"/></w:rPr><w:t xml:space="preserve">[ ]</w:t></w:r></w:p></w:tc></w:tr><w:tr><w:tc><w:tcPr><w:tcW w:type="dxa" w:w="1600"/><w:tcBorders><w:top w:val="single" w:color="CCCCCC" w:sz="1"/><w:left w:val="single" w:color="CCCCCC" w:sz="1"/><w:bottom w:val="single" w:color="CCCCCC" w:sz="1"/><w:right w:val="single" w:color="CCCCCC" w:sz="1"/></w:tcBorders><w:shd w:fill="F2F7F4" w:val="clear"/><w:tcMar><w:top w:type="dxa" w:w="80"/><w:left w:type="dxa" w:w="120"/><w:bottom w:type="dxa" w:w="80"/><w:right w:type="dxa" w:w="120"/></w:tcMar></w:tcPr><w:p><w:r><w:rPr><w:rFonts w:ascii="Arial" w:cs="Arial" w:eastAsia="Arial" w:hAnsi="Arial"/><w:i/><w:iCs/><w:color w:val="666666"/><w:sz w:val="18"/><w:szCs w:val="18"/></w:rPr><w:t xml:space="preserve">Auth</w:t></w:r></w:p></w:tc><w:tc><w:tcPr><w:tcW w:type="dxa" w:w="3400"/><w:tcBorders><w:top w:val="single" w:color="CCCCCC" w:sz="1"/><w:left w:val="single" w:color="CCCCCC" w:sz="1"/><w:bottom w:val="single" w:color="CCCCCC" w:sz="1"/><w:right w:val="single" w:color="CCCCCC" w:sz="1"/></w:tcBorders><w:shd w:fill="F2F7F4" w:val="clear"/><w:tcMar><w:top w:type="dxa" w:w="80"/><w:left w:type="dxa" w:w="120"/><w:bottom w:type="dxa" w:w="80"/><w:right w:type="dxa" w:w="120"/></w:tcMar></w:tcPr><w:p><w:r><w:rPr><w:rFonts w:ascii="Arial" w:cs="Arial" w:eastAsia="Arial" w:hAnsi="Arial"/><w:sz w:val="20"/><w:szCs w:val="20"/></w:rPr><w:t xml:space="preserve">Press Enter on login fields</w:t></w:r></w:p></w:tc><w:tc><w:tcPr><w:tcW w:type="dxa" w:w="3000"/><w:tcBorders><w:top w:val="single" w:color="CCCCCC" w:sz="1"/><w:left w:val="single" w:color="CCCCCC" w:sz="1"/><w:bottom w:val="single" w:color="CCCCCC" w:sz="1"/><w:right w:val="single" w:color="CCCCCC" w:sz="1"/></w:tcBorders><w:shd w:fill="F2F7F4" w:val="clear"/><w:tcMar><w:top w:type="dxa" w:w="80"/><w:left w:type="dxa" w:w="120"/><w:bottom w:type="dxa" w:w="80"/><w:right w:type="dxa" w:w="120"/></w:tcMar></w:tcPr><w:p><w:r><w:rPr><w:rFonts w:ascii="Arial" w:cs="Arial" w:eastAsia="Arial" w:hAnsi="Arial"/><w:color w:val="555555"/><w:sz w:val="18"/><w:szCs w:val="18"/></w:rPr><w:t xml:space="preserve">Verify Enter key triggers login</w:t></w:r></w:p></w:tc><w:tc><w:tcPr><w:tcW w:type="dxa" w:w="720"/><w:tcBorders><w:top w:val="single" w:color="CCCCCC" w:sz="1"/><w:left w:val="single" w:color="CCCCCC" w:sz="1"/><w:bottom w:val="single" w:color="CCCCCC" w:sz="1"/><w:right w:val="single" w:color="CCCCCC" w:sz="1"/></w:tcBorders><w:shd w:fill="F2F7F4" w:val="clear"/><w:tcMar><w:top w:type="dxa" w:w="80"/><w:left w:type="dxa" w:w="120"/><w:bottom w:type="dxa" w:w="80"/><w:right w:type="dxa" w:w="120"/></w:tcMar></w:tcPr><w:p><w:r><w:rPr><w:rFonts w:ascii="Arial" w:cs="Arial" w:eastAsia="Arial" w:hAnsi="Arial"/><w:sz w:val="20"/><w:szCs w:val="20"/></w:rPr><w:t xml:space="preserve">[ ]</w:t></w:r></w:p></w:tc></w:tr><w:tr><w:tc><w:tcPr><w:gridSpan w:val="4"/><w:tcBorders><w:top w:val="single" w:color="CCCCCC" w:sz="1"/><w:left w:val="single" w:color="CCCCCC" w:sz="1"/><w:bottom w:val="single" w:color="CCCCCC" w:sz="1"/><w:right w:val="single" w:color="CCCCCC" w:sz="1"/></w:tcBorders><w:shd w:fill="2d5a3d" w:val="clear"/><w:tcMar><w:top w:type="dxa" w:w="60"/><w:left w:type="dxa" w:w="120"/><w:bottom w:type="dxa" w:w="60"/><w:right w:type="dxa" w:w="120"/></w:tcMar></w:tcPr><w:p><w:r><w:rPr><w:rFonts w:ascii="Arial" w:cs="Arial" w:eastAsia="Arial" w:hAnsi="Arial"/><w:b/><w:bCs/><w:color w:val="FFFFFF"/><w:sz w:val="20"/><w:szCs w:val="20"/></w:rPr><w:t xml:space="preserve">2. SUPABASE CLOUD SYNC</w:t></w:r></w:p></w:tc></w:tr><w:tr><w:tc><w:tcPr><w:tcW w:type="dxa" w:w="1600"/><w:tcBorders><w:top w:val="single" w:color="CCCCCC" w:sz="1"/><w:left w:val="single" w:color="CCCCCC" w:sz="1"/><w:bottom w:val="single" w:color="CCCCCC" w:sz="1"/><w:right w:val="single" w:color="CCCCCC" w:sz="1"/></w:tcBorders><w:shd w:fill="F2F7F4" w:val="clear"/><w:tcMar><w:top w:type="dxa" w:w="80"/><w:left w:type="dxa" w:w="120"/><w:bottom w:type="dxa" w:w="80"/><w:right w:type="dxa" w:w="120"/></w:tcMar></w:tcPr><w:p><w:r><w:rPr><w:rFonts w:ascii="Arial" w:cs="Arial" w:eastAsia="Arial" w:hAnsi="Arial"/><w:i/><w:iCs/><w:color w:val="666666"/><w:sz w:val="18"/><w:szCs w:val="18"/></w:rPr><w:t xml:space="preserve">Supabase</w:t></w:r></w:p></w:tc><w:tc><w:tcPr><w:tcW w:type="dxa" w:w="3400"/><w:tcBorders><w:top w:val="single" w:color="CCCCCC" w:sz="1"/><w:left w:val="single" w:color="CCCCCC" w:sz="1"/><w:bottom w:val="single" w:color="CCCCCC" w:sz="1"/><w:right w:val="single" w:color="CCCCCC" w:sz="1"/></w:tcBorders><w:shd w:fill="F2F7F4" w:val="clear"/><w:tcMar><w:top w:type="dxa" w:w="80"/><w:left w:type="dxa" w:w="120"/><w:bottom w:type="dxa" w:w="80"/><w:right w:type="dxa" w:w="120"/></w:tcMar></w:tcPr><w:p><w:r><w:rPr><w:rFonts w:ascii="Arial" w:cs="Arial" w:eastAsia="Arial" w:hAnsi="Arial"/><w:sz w:val="20"/><w:szCs w:val="20"/></w:rPr><w:t xml:space="preserve">Complete a quiz after login</w:t></w:r></w:p></w:tc><w:tc><w:tcPr><w:tcW w:type="dxa" w:w="3000"/><w:tcBorders><w:top w:val="single" w:color="CCCCCC" w:sz="1"/><w:left w:val="single" w:color="CCCCCC" w:sz="1"/><w:bottom w:val="single" w:color="CCCCCC" w:sz="1"/><w:right w:val="single" w:color="CCCCCC" w:sz="1"/></w:tcBorders><w:shd w:fill="F2F7F4" w:val="clear"/><w:tcMar><w:top w:type="dxa" w:w="80"/><w:left w:type="dxa" w:w="120"/><w:bottom w:type="dxa" w:w="80"/><w:right w:type="dxa" w:w="120"/></w:tcMar></w:tcPr><w:p><w:r><w:rPr><w:rFonts w:ascii="Arial" w:cs="Arial" w:eastAsia="Arial" w:hAnsi="Arial"/><w:color w:val="555555"/><w:sz w:val="18"/><w:szCs w:val="18"/></w:rPr><w:t xml:space="preserve">Sync indicator shows Saving then Saved (not Offline)</w:t></w:r></w:p></w:tc><w:tc><w:tcPr><w:tcW w:type="dxa" w:w="720"/><w:tcBorders><w:top w:val="single" w:color="CCCCCC" w:sz="1"/><w:left w:val="single" w:color="CCCCCC" w:sz="1"/><w:bottom w:val="single" w:color="CCCCCC" w:sz="1"/><w:right w:val="single" w:color="CCCCCC" w:sz="1"/></w:tcBorders><w:shd w:fill="F2F7F4" w:val="clear"/><w:tcMar><w:top w:type="dxa" w:w="80"/><w:left w:type="dxa" w:w="120"/><w:bottom w:type="dxa" w:w="80"/><w:right w:type="dxa" w:w="120"/></w:tcMar></w:tcPr><w:p><w:r><w:rPr><w:rFonts w:ascii="Arial" w:cs="Arial" w:eastAsia="Arial" w:hAnsi="Arial"/><w:sz w:val="20"/><w:szCs w:val="20"/></w:rPr><w:t xml:space="preserve">[ ]</w:t></w:r></w:p></w:tc></w:tr><w:tr><w:tc><w:tcPr><w:tcW w:type="dxa" w:w="1600"/><w:tcBorders><w:top w:val="single" w:color="CCCCCC" w:sz="1"/><w:left w:val="single" w:color="CCCCCC" w:sz="1"/><w:bottom w:val="single" w:color="CCCCCC" w:sz="1"/><w:right w:val="single" w:color="CCCCCC" w:sz="1"/></w:tcBorders><w:shd w:fill="FFFFFF" w:val="clear"/><w:tcMar><w:top w:type="dxa" w:w="80"/><w:left w:type="dxa" w:w="120"/><w:bottom w:type="dxa" w:w="80"/><w:right w:type="dxa" w:w="120"/></w:tcMar></w:tcPr><w:p><w:r><w:rPr><w:rFonts w:ascii="Arial" w:cs="Arial" w:eastAsia="Arial" w:hAnsi="Arial"/><w:i/><w:iCs/><w:color w:val="666666"/><w:sz w:val="18"/><w:szCs w:val="18"/></w:rPr><w:t xml:space="preserve">Supabase</w:t></w:r></w:p></w:tc><w:tc><w:tcPr><w:tcW w:type="dxa" w:w="3400"/><w:tcBorders><w:top w:val="single" w:color="CCCCCC" w:sz="1"/><w:left w:val="single" w:color="CCCCCC" w:sz="1"/><w:bottom w:val="single" w:color="CCCCCC" w:sz="1"/><w:right w:val="single" w:color="CCCCCC" w:sz="1"/></w:tcBorders><w:shd w:fill="FFFFFF" w:val="clear"/><w:tcMar><w:top w:type="dxa" w:w="80"/><w:left w:type="dxa" w:w="120"/><w:bottom w:type="dxa" w:w="80"/><w:right w:type="dxa" w:w="120"/></w:tcMar></w:tcPr><w:p><w:r><w:rPr><w:rFonts w:ascii="Arial" w:cs="Arial" w:eastAsia="Arial" w:hAnsi="Arial"/><w:sz w:val="20"/><w:szCs w:val="20"/></w:rPr><w:t xml:space="preserve">Close browser, reopen, log back in</w:t></w:r></w:p></w:tc><w:tc><w:tcPr><w:tcW w:type="dxa" w:w="3000"/><w:tcBorders><w:top w:val="single" w:color="CCCCCC" w:sz="1"/><w:left w:val="single" w:color="CCCCCC" w:sz="1"/><w:bottom w:val="single" w:color="CCCCCC" w:sz="1"/><w:right w:val="single" w:color="CCCCCC" w:sz="1"/></w:tcBorders><w:shd w:fill="FFFFFF" w:val="clear"/><w:tcMar><w:top w:type="dxa" w:w="80"/><w:left w:type="dxa" w:w="120"/><w:bottom w:type="dxa" w:w="80"/><w:right w:type="dxa" w:w="120"/></w:tcMar></w:tcPr><w:p><w:r><w:rPr><w:rFonts w:ascii="Arial" w:cs="Arial" w:eastAsia="Arial" w:hAnsi="Arial"/><w:color w:val="555555"/><w:sz w:val="18"/><w:szCs w:val="18"/></w:rPr><w:t xml:space="preserve">Verify quiz score persists from Supabase</w:t></w:r></w:p></w:tc><w:tc><w:tcPr><w:tcW w:type="dxa" w:w="720"/><w:tcBorders><w:top w:val="single" w:color="CCCCCC" w:sz="1"/><w:left w:val="single" w:color="CCCCCC" w:sz="1"/><w:bottom w:val="single" w:color="CCCCCC" w:sz="1"/><w:right w:val="single" w:color="CCCCCC" w:sz="1"/></w:tcBorders><w:shd w:fill="FFFFFF" w:val="clear"/><w:tcMar><w:top w:type="dxa" w:w="80"/><w:left w:type="dxa" w:w="120"/><w:bottom w:type="dxa" w:w="80"/><w:right w:type="dxa" w:w="120"/></w:tcMar></w:tcPr><w:p><w:r><w:rPr><w:rFonts w:ascii="Arial" w:cs="Arial" w:eastAsia="Arial" w:hAnsi="Arial"/><w:sz w:val="20"/><w:szCs w:val="20"/></w:rPr><w:t xml:space="preserve">[ ]</w:t></w:r></w:p></w:tc></w:tr><w:tr><w:tc><w:tcPr><w:tcW w:type="dxa" w:w="1600"/><w:tcBorders><w:top w:val="single" w:color="CCCCCC" w:sz="1"/><w:left w:val="single" w:color="CCCCCC" w:sz="1"/><w:bottom w:val="single" w:color="CCCCCC" w:sz="1"/><w:right w:val="single" w:color="CCCCCC" w:sz="1"/></w:tcBorders><w:shd w:fill="F2F7F4" w:val="clear"/><w:tcMar><w:top w:type="dxa" w:w="80"/><w:left w:type="dxa" w:w="120"/><w:bottom w:type="dxa" w:w="80"/><w:right w:type="dxa" w:w="120"/></w:tcMar></w:tcPr><w:p><w:r><w:rPr><w:rFonts w:ascii="Arial" w:cs="Arial" w:eastAsia="Arial" w:hAnsi="Arial"/><w:i/><w:iCs/><w:color w:val="666666"/><w:sz w:val="18"/><w:szCs w:val="18"/></w:rPr><w:t xml:space="preserve">Supabase</w:t></w:r></w:p></w:tc><w:tc><w:tcPr><w:tcW w:type="dxa" w:w="3400"/><w:tcBorders><w:top w:val="single" w:color="CCCCCC" w:sz="1"/><w:left w:val="single" w:color="CCCCCC" w:sz="1"/><w:bottom w:val="single" w:color="CCCCCC" w:sz="1"/><w:right w:val="single" w:color="CCCCCC" w:sz="1"/></w:tcBorders><w:shd w:fill="F2F7F4" w:val="clear"/><w:tcMar><w:top w:type="dxa" w:w="80"/><w:left w:type="dxa" w:w="120"/><w:bottom w:type="dxa" w:w="80"/><w:right w:type="dxa" w:w="120"/></w:tcMar></w:tcPr><w:p><w:r><w:rPr><w:rFonts w:ascii="Arial" w:cs="Arial" w:eastAsia="Arial" w:hAnsi="Arial"/><w:sz w:val="20"/><w:szCs w:val="20"/></w:rPr><w:t xml:space="preserve">Mark a deliverable complete</w:t></w:r></w:p></w:tc><w:tc><w:tcPr><w:tcW w:type="dxa" w:w="3000"/><w:tcBorders><w:top w:val="single" w:color="CCCCCC" w:sz="1"/><w:left w:val="single" w:color="CCCCCC" w:sz="1"/><w:bottom w:val="single" w:color="CCCCCC" w:sz="1"/><w:right w:val="single" w:color="CCCCCC" w:sz="1"/></w:tcBorders><w:shd w:fill="F2F7F4" w:val="clear"/><w:tcMar><w:top w:type="dxa" w:w="80"/><w:left w:type="dxa" w:w="120"/><w:bottom w:type="dxa" w:w="80"/><w:right w:type="dxa" w:w="120"/></w:tcMar></w:tcPr><w:p><w:r><w:rPr><w:rFonts w:ascii="Arial" w:cs="Arial" w:eastAsia="Arial" w:hAnsi="Arial"/><w:color w:val="555555"/><w:sz w:val="18"/><w:szCs w:val="18"/></w:rPr><w:t xml:space="preserve">Sync indicator shows Saved</w:t></w:r></w:p></w:tc><w:tc><w:tcPr><w:tcW w:type="dxa" w:w="720"/><w:tcBorders><w:top w:val="single" w:color="CCCCCC" w:sz="1"/><w:left w:val="single" w:color="CCCCCC" w:sz="1"/><w:bottom w:val="single" w:color="CCCCCC" w:sz="1"/><w:right w:val="single" w:color="CCCCCC" w:sz="1"/></w:tcBorders><w:shd w:fill="F2F7F4" w:val="clear"/><w:tcMar><w:top w:type="dxa" w:w="80"/><w:left w:type="dxa" w:w="120"/><w:bottom w:type="dxa" w:w="80"/><w:right w:type="dxa" w:w="120"/></w:tcMar></w:tcPr><w:p><w:r><w:rPr><w:rFonts w:ascii="Arial" w:cs="Arial" w:eastAsia="Arial" w:hAnsi="Arial"/><w:sz w:val="20"/><w:szCs w:val="20"/></w:rPr><w:t xml:space="preserve">[ ]</w:t></w:r></w:p></w:tc></w:tr><w:tr><w:tc><w:tcPr><w:tcW w:type="dxa" w:w="1600"/><w:tcBorders><w:top w:val="single" w:color="CCCCCC" w:sz="1"/><w:left w:val="single" w:color="CCCCCC" w:sz="1"/><w:bottom w:val="single" w:color="CCCCCC" w:sz="1"/><w:right w:val="single" w:color="CCCCCC" w:sz="1"/></w:tcBorders><w:shd w:fill="FFFFFF" w:val="clear"/><w:tcMar><w:top w:type="dxa" w:w="80"/><w:left w:type="dxa" w:w="120"/><w:bottom w:type="dxa" w:w="80"/><w:right w:type="dxa" w:w="120"/></w:tcMar></w:tcPr><w:p><w:r><w:rPr><w:rFonts w:ascii="Arial" w:cs="Arial" w:eastAsia="Arial" w:hAnsi="Arial"/><w:i/><w:iCs/><w:color w:val="666666"/><w:sz w:val="18"/><w:szCs w:val="18"/></w:rPr><w:t xml:space="preserve">Supabase</w:t></w:r></w:p></w:tc><w:tc><w:tcPr><w:tcW w:type="dxa" w:w="3400"/><w:tcBorders><w:top w:val="single" w:color="CCCCCC" w:sz="1"/><w:left w:val="single" w:color="CCCCCC" w:sz="1"/><w:bottom w:val="single" w:color="CCCCCC" w:sz="1"/><w:right w:val="single" w:color="CCCCCC" w:sz="1"/></w:tcBorders><w:shd w:fill="FFFFFF" w:val="clear"/><w:tcMar><w:top w:type="dxa" w:w="80"/><w:left w:type="dxa" w:w="120"/><w:bottom w:type="dxa" w:w="80"/><w:right w:type="dxa" w:w="120"/></w:tcMar></w:tcPr><w:p><w:r><w:rPr><w:rFonts w:ascii="Arial" w:cs="Arial" w:eastAsia="Arial" w:hAnsi="Arial"/><w:sz w:val="20"/><w:szCs w:val="20"/></w:rPr><w:t xml:space="preserve">Admin unlocks Week 2 for a student</w:t></w:r></w:p></w:tc><w:tc><w:tcPr><w:tcW w:type="dxa" w:w="3000"/><w:tcBorders><w:top w:val="single" w:color="CCCCCC" w:sz="1"/><w:left w:val="single" w:color="CCCCCC" w:sz="1"/><w:bottom w:val="single" w:color="CCCCCC" w:sz="1"/><w:right w:val="single" w:color="CCCCCC" w:sz="1"/></w:tcBorders><w:shd w:fill="FFFFFF" w:val="clear"/><w:tcMar><w:top w:type="dxa" w:w="80"/><w:left w:type="dxa" w:w="120"/><w:bottom w:type="dxa" w:w="80"/><w:right w:type="dxa" w:w="120"/></w:tcMar></w:tcPr><w:p><w:r><w:rPr><w:rFonts w:ascii="Arial" w:cs="Arial" w:eastAsia="Arial" w:hAnsi="Arial"/><w:color w:val="555555"/><w:sz w:val="18"/><w:szCs w:val="18"/></w:rPr><w:t xml:space="preserve">Student logs in and sees Week 2 unlocked</w:t></w:r></w:p></w:tc><w:tc><w:tcPr><w:tcW w:type="dxa" w:w="720"/><w:tcBorders><w:top w:val="single" w:color="CCCCCC" w:sz="1"/><w:left w:val="single" w:color="CCCCCC" w:sz="1"/><w:bottom w:val="single" w:color="CCCCCC" w:sz="1"/><w:right w:val="single" w:color="CCCCCC" w:sz="1"/></w:tcBorders><w:shd w:fill="FFFFFF" w:val="clear"/><w:tcMar><w:top w:type="dxa" w:w="80"/><w:left w:type="dxa" w:w="120"/><w:bottom w:type="dxa" w:w="80"/><w:right w:type="dxa" w:w="120"/></w:tcMar></w:tcPr><w:p><w:r><w:rPr><w:rFonts w:ascii="Arial" w:cs="Arial" w:eastAsia="Arial" w:hAnsi="Arial"/><w:sz w:val="20"/><w:szCs w:val="20"/></w:rPr><w:t xml:space="preserve">[ ]</w:t></w:r></w:p></w:tc></w:tr><w:tr><w:tc><w:tcPr><w:tcW w:type="dxa" w:w="1600"/><w:tcBorders><w:top w:val="single" w:color="CCCCCC" w:sz="1"/><w:left w:val="single" w:color="CCCCCC" w:sz="1"/><w:bottom w:val="single" w:color="CCCCCC" w:sz="1"/><w:right w:val="single" w:color="CCCCCC" w:sz="1"/></w:tcBorders><w:shd w:fill="F2F7F4" w:val="clear"/><w:tcMar><w:top w:type="dxa" w:w="80"/><w:left w:type="dxa" w:w="120"/><w:bottom w:type="dxa" w:w="80"/><w:right w:type="dxa" w:w="120"/></w:tcMar></w:tcPr><w:p><w:r><w:rPr><w:rFonts w:ascii="Arial" w:cs="Arial" w:eastAsia="Arial" w:hAnsi="Arial"/><w:i/><w:iCs/><w:color w:val="666666"/><w:sz w:val="18"/><w:szCs w:val="18"/></w:rPr><w:t xml:space="preserve">Supabase</w:t></w:r></w:p></w:tc><w:tc><w:tcPr><w:tcW w:type="dxa" w:w="3400"/><w:tcBorders><w:top w:val="single" w:color="CCCCCC" w:sz="1"/><w:left w:val="single" w:color="CCCCCC" w:sz="1"/><w:bottom w:val="single" w:color="CCCCCC" w:sz="1"/><w:right w:val="single" w:color="CCCCCC" w:sz="1"/></w:tcBorders><w:shd w:fill="F2F7F4" w:val="clear"/><w:tcMar><w:top w:type="dxa" w:w="80"/><w:left w:type="dxa" w:w="120"/><w:bottom w:type="dxa" w:w="80"/><w:right w:type="dxa" w:w="120"/></w:tcMar></w:tcPr><w:p><w:r><w:rPr><w:rFonts w:ascii="Arial" w:cs="Arial" w:eastAsia="Arial" w:hAnsi="Arial"/><w:sz w:val="20"/><w:szCs w:val="20"/></w:rPr><w:t xml:space="preserve">Supabase project active (not paused)</w:t></w:r></w:p></w:tc><w:tc><w:tcPr><w:tcW w:type="dxa" w:w="3000"/><w:tcBorders><w:top w:val="single" w:color="CCCCCC" w:sz="1"/><w:left w:val="single" w:color="CCCCCC" w:sz="1"/><w:bottom w:val="single" w:color="CCCCCC" w:sz="1"/><w:right w:val="single" w:color="CCCCCC" w:sz="1"/></w:tcBorders><w:shd w:fill="F2F7F4" w:val="clear"/><w:tcMar><w:top w:type="dxa" w:w="80"/><w:left w:type="dxa" w:w="120"/><w:bottom w:type="dxa" w:w="80"/><w:right w:type="dxa" w:w="120"/></w:tcMar></w:tcPr><w:p><w:r><w:rPr><w:rFonts w:ascii="Arial" w:cs="Arial" w:eastAsia="Arial" w:hAnsi="Arial"/><w:color w:val="555555"/><w:sz w:val="18"/><w:szCs w:val="18"/></w:rPr><w:t xml:space="preserve">Check supabase.com dashboard - Status: Healthy</w:t></w:r></w:p></w:tc><w:tc><w:tcPr><w:tcW w:type="dxa" w:w="720"/><w:tcBorders><w:top w:val="single" w:color="CCCCCC" w:sz="1"/><w:left w:val="single" w:color="CCCCCC" w:sz="1"/><w:bottom w:val="single" w:color="CCCCCC" w:sz="1"/><w:right w:val="single" w:color="CCCCCC" w:sz="1"/></w:tcBorders><w:shd w:fill="F2F7F4" w:val="clear"/><w:tcMar><w:top w:type="dxa" w:w="80"/><w:left w:type="dxa" w:w="120"/><w:bottom w:type="dxa" w:w="80"/><w:right w:type="dxa" w:w="120"/></w:tcMar></w:tcPr><w:p><w:r><w:rPr><w:rFonts w:ascii="Arial" w:cs="Arial" w:eastAsia="Arial" w:hAnsi="Arial"/><w:sz w:val="20"/><w:szCs w:val="20"/></w:rPr><w:t xml:space="preserve">[ ]</w:t></w:r></w:p></w:tc></w:tr><w:tr><w:tc><w:tcPr><w:tcW w:type="dxa" w:w="1600"/><w:tcBorders><w:top w:val="single" w:color="CCCCCC" w:sz="1"/><w:left w:val="single" w:color="CCCCCC" w:sz="1"/><w:bottom w:val="single" w:color="CCCCCC" w:sz="1"/><w:right w:val="single" w:color="CCCCCC" w:sz="1"/></w:tcBorders><w:shd w:fill="FFFFFF" w:val="clear"/><w:tcMar><w:top w:type="dxa" w:w="80"/><w:left w:type="dxa" w:w="120"/><w:bottom w:type="dxa" w:w="80"/><w:right w:type="dxa" w:w="120"/></w:tcMar></w:tcPr><w:p><w:r><w:rPr><w:rFonts w:ascii="Arial" w:cs="Arial" w:eastAsia="Arial" w:hAnsi="Arial"/><w:i/><w:iCs/><w:color w:val="666666"/><w:sz w:val="18"/><w:szCs w:val="18"/></w:rPr><w:t xml:space="preserve">Supabase</w:t></w:r></w:p></w:tc><w:tc><w:tcPr><w:tcW w:type="dxa" w:w="3400"/><w:tcBorders><w:top w:val="single" w:color="CCCCCC" w:sz="1"/><w:left w:val="single" w:color="CCCCCC" w:sz="1"/><w:bottom w:val="single" w:color="CCCCCC" w:sz="1"/><w:right w:val="single" w:color="CCCCCC" w:sz="1"/></w:tcBorders><w:shd w:fill="FFFFFF" w:val="clear"/><w:tcMar><w:top w:type="dxa" w:w="80"/><w:left w:type="dxa" w:w="120"/><w:bottom w:type="dxa" w:w="80"/><w:right w:type="dxa" w:w="120"/></w:tcMar></w:tcPr><w:p><w:r><w:rPr><w:rFonts w:ascii="Arial" w:cs="Arial" w:eastAsia="Arial" w:hAnsi="Arial"/><w:sz w:val="20"/><w:szCs w:val="20"/></w:rPr><w:t xml:space="preserve">Offline fallback</w:t></w:r></w:p></w:tc><w:tc><w:tcPr><w:tcW w:type="dxa" w:w="3000"/><w:tcBorders><w:top w:val="single" w:color="CCCCCC" w:sz="1"/><w:left w:val="single" w:color="CCCCCC" w:sz="1"/><w:bottom w:val="single" w:color="CCCCCC" w:sz="1"/><w:right w:val="single" w:color="CCCCCC" w:sz="1"/></w:tcBorders><w:shd w:fill="FFFFFF" w:val="clear"/><w:tcMar><w:top w:type="dxa" w:w="80"/><w:left w:type="dxa" w:w="120"/><w:bottom w:type="dxa" w:w="80"/><w:right w:type="dxa" w:w="120"/></w:tcMar></w:tcPr><w:p><w:r><w:rPr><w:rFonts w:ascii="Arial" w:cs="Arial" w:eastAsia="Arial" w:hAnsi="Arial"/><w:color w:val="555555"/><w:sz w:val="18"/><w:szCs w:val="18"/></w:rPr><w:t xml:space="preserve">Disable network, complete quiz - verify localStorage saves</w:t></w:r></w:p></w:tc><w:tc><w:tcPr><w:tcW w:type="dxa" w:w="720"/><w:tcBorders><w:top w:val="single" w:color="CCCCCC" w:sz="1"/><w:left w:val="single" w:color="CCCCCC" w:sz="1"/><w:bottom w:val="single" w:color="CCCCCC" w:sz="1"/><w:right w:val="single" w:color="CCCCCC" w:sz="1"/></w:tcBorders><w:shd w:fill="FFFFFF" w:val="clear"/><w:tcMar><w:top w:type="dxa" w:w="80"/><w:left w:type="dxa" w:w="120"/><w:bottom w:type="dxa" w:w="80"/><w:right w:type="dxa" w:w="120"/></w:tcMar></w:tcPr><w:p><w:r><w:rPr><w:rFonts w:ascii="Arial" w:cs="Arial" w:eastAsia="Arial" w:hAnsi="Arial"/><w:sz w:val="20"/><w:szCs w:val="20"/></w:rPr><w:t xml:space="preserve">[ ]</w:t></w:r></w:p></w:tc></w:tr><w:tr><w:tc><w:tcPr><w:tcW w:type="dxa" w:w="1600"/><w:tcBorders><w:top w:val="single" w:color="CCCCCC" w:sz="1"/><w:left w:val="single" w:color="CCCCCC" w:sz="1"/><w:bottom w:val="single" w:color="CCCCCC" w:sz="1"/><w:right w:val="single" w:color="CCCCCC" w:sz="1"/></w:tcBorders><w:shd w:fill="F2F7F4" w:val="clear"/><w:tcMar><w:top w:type="dxa" w:w="80"/><w:left w:type="dxa" w:w="120"/><w:bottom w:type="dxa" w:w="80"/><w:right w:type="dxa" w:w="120"/></w:tcMar></w:tcPr><w:p><w:r><w:rPr><w:rFonts w:ascii="Arial" w:cs="Arial" w:eastAsia="Arial" w:hAnsi="Arial"/><w:i/><w:iCs/><w:color w:val="666666"/><w:sz w:val="18"/><w:szCs w:val="18"/></w:rPr><w:t xml:space="preserve">Supabase</w:t></w:r></w:p></w:tc><w:tc><w:tcPr><w:tcW w:type="dxa" w:w="3400"/><w:tcBorders><w:top w:val="single" w:color="CCCCCC" w:sz="1"/><w:left w:val="single" w:color="CCCCCC" w:sz="1"/><w:bottom w:val="single" w:color="CCCCCC" w:sz="1"/><w:right w:val="single" w:color="CCCCCC" w:sz="1"/></w:tcBorders><w:shd w:fill="F2F7F4" w:val="clear"/><w:tcMar><w:top w:type="dxa" w:w="80"/><w:left w:type="dxa" w:w="120"/><w:bottom w:type="dxa" w:w="80"/><w:right w:type="dxa" w:w="120"/></w:tcMar></w:tcPr><w:p><w:r><w:rPr><w:rFonts w:ascii="Arial" w:cs="Arial" w:eastAsia="Arial" w:hAnsi="Arial"/><w:sz w:val="20"/><w:szCs w:val="20"/></w:rPr><w:t xml:space="preserve">Storage migration applied</w:t></w:r></w:p></w:tc><w:tc><w:tcPr><w:tcW w:type="dxa" w:w="3000"/><w:tcBorders><w:top w:val="single" w:color="CCCCCC" w:sz="1"/><w:left w:val="single" w:color="CCCCCC" w:sz="1"/><w:bottom w:val="single" w:color="CCCCCC" w:sz="1"/><w:right w:val="single" w:color="CCCCCC" w:sz="1"/></w:tcBorders><w:shd w:fill="F2F7F4" w:val="clear"/><w:tcMar><w:top w:type="dxa" w:w="80"/><w:left w:type="dxa" w:w="120"/><w:bottom w:type="dxa" w:w="80"/><w:right w:type="dxa" w:w="120"/></w:tcMar></w:tcPr><w:p><w:r><w:rPr><w:rFonts w:ascii="Arial" w:cs="Arial" w:eastAsia="Arial" w:hAnsi="Arial"/><w:color w:val="555555"/><w:sz w:val="18"/><w:szCs w:val="18"/></w:rPr><w:t xml:space="preserve">supabase/migrations/0002_submissions_bucket.sql run; bucket "submissions" is Private, 25 MB limit</w:t></w:r></w:p></w:tc><w:tc><w:tcPr><w:tcW w:type="dxa" w:w="720"/><w:tcBorders><w:top w:val="single" w:color="CCCCCC" w:sz="1"/><w:left w:val="single" w:color="CCCCCC" w:sz="1"/><w:bottom w:val="single" w:color="CCCCCC" w:sz="1"/><w:right w:val="single" w:color="CCCCCC" w:sz="1"/></w:tcBorders><w:shd w:fill="F2F7F4" w:val="clear"/><w:tcMar><w:top w:type="dxa" w:w="80"/><w:left w:type="dxa" w:w="120"/><w:bottom w:type="dxa" w:w="80"/><w:right w:type="dxa" w:w="120"/></w:tcMar></w:tcPr><w:p><w:r><w:rPr><w:rFonts w:ascii="Arial" w:cs="Arial" w:eastAsia="Arial" w:hAnsi="Arial"/><w:sz w:val="20"/><w:szCs w:val="20"/></w:rPr><w:t xml:space="preserve">[ ]</w:t></w:r></w:p></w:tc></w:tr><w:tr><w:tc><w:tcPr><w:tcW w:type="dxa" w:w="1600"/><w:tcBorders><w:top w:val="single" w:color="CCCCCC" w:sz="1"/><w:left w:val="single" w:color="CCCCCC" w:sz="1"/><w:bottom w:val="single" w:color="CCCCCC" w:sz="1"/><w:right w:val="single" w:color="CCCCCC" w:sz="1"/></w:tcBorders><w:shd w:fill="F2F7F4" w:val="clear"/><w:tcMar><w:top w:type="dxa" w:w="80"/><w:left w:type="dxa" w:w="120"/><w:bottom w:type="dxa" w:w="80"/><w:right w:type="dxa" w:w="120"/></w:tcMar></w:tcPr><w:p><w:r><w:rPr><w:rFonts w:ascii="Arial" w:cs="Arial" w:eastAsia="Arial" w:hAnsi="Arial"/><w:i/><w:iCs/><w:color w:val="666666"/><w:sz w:val="18"/><w:szCs w:val="18"/></w:rPr><w:t xml:space="preserve">Supabase</w:t></w:r></w:p></w:tc><w:tc><w:tcPr><w:tcW w:type="dxa" w:w="3400"/><w:tcBorders><w:top w:val="single" w:color="CCCCCC" w:sz="1"/><w:left w:val="single" w:color="CCCCCC" w:sz="1"/><w:bottom w:val="single" w:color="CCCCCC" w:sz="1"/><w:right w:val="single" w:color="CCCCCC" w:sz="1"/></w:tcBorders><w:shd w:fill="F2F7F4" w:val="clear"/><w:tcMar><w:top w:type="dxa" w:w="80"/><w:left w:type="dxa" w:w="120"/><w:bottom w:type="dxa" w:w="80"/><w:right w:type="dxa" w:w="120"/></w:tcMar></w:tcPr><w:p><w:r><w:rPr><w:rFonts w:ascii="Arial" w:cs="Arial" w:eastAsia="Arial" w:hAnsi="Arial"/><w:sz w:val="20"/><w:szCs w:val="20"/></w:rPr><w:t xml:space="preserve">Bucket is write-only for the public</w:t></w:r></w:p></w:tc><w:tc><w:tcPr><w:tcW w:type="dxa" w:w="3000"/><w:tcBorders><w:top w:val="single" w:color="CCCCCC" w:sz="1"/><w:left w:val="single" w:color="CCCCCC" w:sz="1"/><w:bottom w:val="single" w:color="CCCCCC" w:sz="1"/><w:right w:val="single" w:color="CCCCCC" w:sz="1"/></w:tcBorders><w:shd w:fill="F2F7F4" w:val="clear"/><w:tcMar><w:top w:type="dxa" w:w="80"/><w:left w:type="dxa" w:w="120"/><w:bottom w:type="dxa" w:w="80"/><w:right w:type="dxa" w:w="120"/></w:tcMar></w:tcPr><w:p><w:r><w:rPr><w:rFonts w:ascii="Arial" w:cs="Arial" w:eastAsia="Arial" w:hAnsi="Arial"/><w:color w:val="555555"/><w:sz w:val="18"/><w:szCs w:val="18"/></w:rPr><w:t xml:space="preserve">Open a Storage file URL in a private window - must NOT load; anon cannot list/read/delete</w:t></w:r></w:p></w:tc><w:tc><w:tcPr><w:tcW w:type="dxa" w:w="720"/><w:tcBorders><w:top w:val="single" w:color="CCCCCC" w:sz="1"/><w:left w:val="single" w:color="CCCCCC" w:sz="1"/><w:bottom w:val="single" w:color="CCCCCC" w:sz="1"/><w:right w:val="single" w:color="CCCCCC" w:sz="1"/></w:tcBorders><w:shd w:fill="F2F7F4" w:val="clear"/><w:tcMar><w:top w:type="dxa" w:w="80"/><w:left w:type="dxa" w:w="120"/><w:bottom w:type="dxa" w:w="80"/><w:right w:type="dxa" w:w="120"/></w:tcMar></w:tcPr><w:p><w:r><w:rPr><w:rFonts w:ascii="Arial" w:cs="Arial" w:eastAsia="Arial" w:hAnsi="Arial"/><w:sz w:val="20"/><w:szCs w:val="20"/></w:rPr><w:t xml:space="preserve">[ ]</w:t></w:r></w:p></w:tc></w:tr><w:tr><w:tc><w:tcPr><w:gridSpan w:val="4"/><w:tcBorders><w:top w:val="single" w:color="CCCCCC" w:sz="1"/><w:left w:val="single" w:color="CCCCCC" w:sz="1"/><w:bottom w:val="single" w:color="CCCCCC" w:sz="1"/><w:right w:val="single" w:color="CCCCCC" w:sz="1"/></w:tcBorders><w:shd w:fill="2d5a3d" w:val="clear"/><w:tcMar><w:top w:type="dxa" w:w="60"/><w:left w:type="dxa" w:w="120"/><w:bottom w:type="dxa" w:w="60"/><w:right w:type="dxa" w:w="120"/></w:tcMar></w:tcPr><w:p><w:r><w:rPr><w:rFonts w:ascii="Arial" w:cs="Arial" w:eastAsia="Arial" w:hAnsi="Arial"/><w:b/><w:bCs/><w:color w:val="FFFFFF"/><w:sz w:val="20"/><w:szCs w:val="20"/></w:rPr><w:t xml:space="preserve">3. CONTENT LINKS</w:t></w:r></w:p></w:tc></w:tr><w:tr><w:tc><w:tcPr><w:tcW w:type="dxa" w:w="1600"/><w:tcBorders><w:top w:val="single" w:color="CCCCCC" w:sz="1"/><w:left w:val="single" w:color="CCCCCC" w:sz="1"/><w:bottom w:val="single" w:color="CCCCCC" w:sz="1"/><w:right w:val="single" w:color="CCCCCC" w:sz="1"/></w:tcBorders><w:shd w:fill="F2F7F4" w:val="clear"/><w:tcMar><w:top w:type="dxa" w:w="80"/><w:left w:type="dxa" w:w="120"/><w:bottom w:type="dxa" w:w="80"/><w:right w:type="dxa" w:w="120"/></w:tcMar></w:tcPr><w:p><w:r><w:rPr><w:rFonts w:ascii="Arial" w:cs="Arial" w:eastAsia="Arial" w:hAnsi="Arial"/><w:i/><w:iCs/><w:color w:val="666666"/><w:sz w:val="18"/><w:szCs w:val="18"/></w:rPr><w:t xml:space="preserve">Links</w:t></w:r></w:p></w:tc><w:tc><w:tcPr><w:tcW w:type="dxa" w:w="3400"/><w:tcBorders><w:top w:val="single" w:color="CCCCCC" w:sz="1"/><w:left w:val="single" w:color="CCCCCC" w:sz="1"/><w:bottom w:val="single" w:color="CCCCCC" w:sz="1"/><w:right w:val="single" w:color="CCCCCC" w:sz="1"/></w:tcBorders><w:shd w:fill="F2F7F4" w:val="clear"/><w:tcMar><w:top w:type="dxa" w:w="80"/><w:left w:type="dxa" w:w="120"/><w:bottom w:type="dxa" w:w="80"/><w:right w:type="dxa" w:w="120"/></w:tcMar></w:tcPr><w:p><w:r><w:rPr><w:rFonts w:ascii="Arial" w:cs="Arial" w:eastAsia="Arial" w:hAnsi="Arial"/><w:sz w:val="20"/><w:szCs w:val="20"/></w:rPr><w:t xml:space="preserve">All YouTube video links</w:t></w:r></w:p></w:tc><w:tc><w:tcPr><w:tcW w:type="dxa" w:w="3000"/><w:tcBorders><w:top w:val="single" w:color="CCCCCC" w:sz="1"/><w:left w:val="single" w:color="CCCCCC" w:sz="1"/><w:bottom w:val="single" w:color="CCCCCC" w:sz="1"/><w:right w:val="single" w:color="CCCCCC" w:sz="1"/></w:tcBorders><w:shd w:fill="F2F7F4" w:val="clear"/><w:tcMar><w:top w:type="dxa" w:w="80"/><w:left w:type="dxa" w:w="120"/><w:bottom w:type="dxa" w:w="80"/><w:right w:type="dxa" w:w="120"/></w:tcMar></w:tcPr><w:p><w:r><w:rPr><w:rFonts w:ascii="Arial" w:cs="Arial" w:eastAsia="Arial" w:hAnsi="Arial"/><w:color w:val="555555"/><w:sz w:val="18"/><w:szCs w:val="18"/></w:rPr><w:t xml:space="preserve">Click each - verify the video plays (not removed/private). Or run tools/check-links.py from the repo - 0 FAIL</w:t></w:r></w:p></w:tc><w:tc><w:tcPr><w:tcW w:type="dxa" w:w="720"/><w:tcBorders><w:top w:val="single" w:color="CCCCCC" w:sz="1"/><w:left w:val="single" w:color="CCCCCC" w:sz="1"/><w:bottom w:val="single" w:color="CCCCCC" w:sz="1"/><w:right w:val="single" w:color="CCCCCC" w:sz="1"/></w:tcBorders><w:shd w:fill="F2F7F4" w:val="clear"/><w:tcMar><w:top w:type="dxa" w:w="80"/><w:left w:type="dxa" w:w="120"/><w:bottom w:type="dxa" w:w="80"/><w:right w:type="dxa" w:w="120"/></w:tcMar></w:tcPr><w:p><w:r><w:rPr><w:rFonts w:ascii="Arial" w:cs="Arial" w:eastAsia="Arial" w:hAnsi="Arial"/><w:sz w:val="20"/><w:szCs w:val="20"/></w:rPr><w:t xml:space="preserve">[ ]</w:t></w:r></w:p></w:tc></w:tr><w:tr><w:tc><w:tcPr><w:tcW w:type="dxa" w:w="1600"/><w:tcBorders><w:top w:val="single" w:color="CCCCCC" w:sz="1"/><w:left w:val="single" w:color="CCCCCC" w:sz="1"/><w:bottom w:val="single" w:color="CCCCCC" w:sz="1"/><w:right w:val="single" w:color="CCCCCC" w:sz="1"/></w:tcBorders><w:shd w:fill="FFFFFF" w:val="clear"/><w:tcMar><w:top w:type="dxa" w:w="80"/><w:left w:type="dxa" w:w="120"/><w:bottom w:type="dxa" w:w="80"/><w:right w:type="dxa" w:w="120"/></w:tcMar></w:tcPr><w:p><w:r><w:rPr><w:rFonts w:ascii="Arial" w:cs="Arial" w:eastAsia="Arial" w:hAnsi="Arial"/><w:i/><w:iCs/><w:color w:val="666666"/><w:sz w:val="18"/><w:szCs w:val="18"/></w:rPr><w:t xml:space="preserve">Links</w:t></w:r></w:p></w:tc><w:tc><w:tcPr><w:tcW w:type="dxa" w:w="3400"/><w:tcBorders><w:top w:val="single" w:color="CCCCCC" w:sz="1"/><w:left w:val="single" w:color="CCCCCC" w:sz="1"/><w:bottom w:val="single" w:color="CCCCCC" w:sz="1"/><w:right w:val="single" w:color="CCCCCC" w:sz="1"/></w:tcBorders><w:shd w:fill="FFFFFF" w:val="clear"/><w:tcMar><w:top w:type="dxa" w:w="80"/><w:left w:type="dxa" w:w="120"/><w:bottom w:type="dxa" w:w="80"/><w:right w:type="dxa" w:w="120"/></w:tcMar></w:tcPr><w:p><w:r><w:rPr><w:rFonts w:ascii="Arial" w:cs="Arial" w:eastAsia="Arial" w:hAnsi="Arial"/><w:sz w:val="20"/><w:szCs w:val="20"/></w:rPr><w:t xml:space="preserve">SBA market research link</w:t></w:r></w:p></w:tc><w:tc><w:tcPr><w:tcW w:type="dxa" w:w="3000"/><w:tcBorders><w:top w:val="single" w:color="CCCCCC" w:sz="1"/><w:left w:val="single" w:color="CCCCCC" w:sz="1"/><w:bottom w:val="single" w:color="CCCCCC" w:sz="1"/><w:right w:val="single" w:color="CCCCCC" w:sz="1"/></w:tcBorders><w:shd w:fill="FFFFFF" w:val="clear"/><w:tcMar><w:top w:type="dxa" w:w="80"/><w:left w:type="dxa" w:w="120"/><w:bottom w:type="dxa" w:w="80"/><w:right w:type="dxa" w:w="120"/></w:tcMar></w:tcPr><w:p><w:r><w:rPr><w:rFonts w:ascii="Arial" w:cs="Arial" w:eastAsia="Arial" w:hAnsi="Arial"/><w:color w:val="555555"/><w:sz w:val="18"/><w:szCs w:val="18"/></w:rPr><w:t xml:space="preserve">Verify sba.gov/business-guide page loads</w:t></w:r></w:p></w:tc><w:tc><w:tcPr><w:tcW w:type="dxa" w:w="720"/><w:tcBorders><w:top w:val="single" w:color="CCCCCC" w:sz="1"/><w:left w:val="single" w:color="CCCCCC" w:sz="1"/><w:bottom w:val="single" w:color="CCCCCC" w:sz="1"/><w:right w:val="single" w:color="CCCCCC" w:sz="1"/></w:tcBorders><w:shd w:fill="FFFFFF" w:val="clear"/><w:tcMar><w:top w:type="dxa" w:w="80"/><w:left w:type="dxa" w:w="120"/><w:bottom w:type="dxa" w:w="80"/><w:right w:type="dxa" w:w="120"/></w:tcMar></w:tcPr><w:p><w:r><w:rPr><w:rFonts w:ascii="Arial" w:cs="Arial" w:eastAsia="Arial" w:hAnsi="Arial"/><w:sz w:val="20"/><w:szCs w:val="20"/></w:rPr><w:t xml:space="preserve">[ ]</w:t></w:r></w:p></w:tc></w:tr><w:tr><w:tc><w:tcPr><w:tcW w:type="dxa" w:w="1600"/><w:tcBorders><w:top w:val="single" w:color="CCCCCC" w:sz="1"/><w:left w:val="single" w:color="CCCCCC" w:sz="1"/><w:bottom w:val="single" w:color="CCCCCC" w:sz="1"/><w:right w:val="single" w:color="CCCCCC" w:sz="1"/></w:tcBorders><w:shd w:fill="F2F7F4" w:val="clear"/><w:tcMar><w:top w:type="dxa" w:w="80"/><w:left w:type="dxa" w:w="120"/><w:bottom w:type="dxa" w:w="80"/><w:right w:type="dxa" w:w="120"/></w:tcMar></w:tcPr><w:p><w:r><w:rPr><w:rFonts w:ascii="Arial" w:cs="Arial" w:eastAsia="Arial" w:hAnsi="Arial"/><w:i/><w:iCs/><w:color w:val="666666"/><w:sz w:val="18"/><w:szCs w:val="18"/></w:rPr><w:t xml:space="preserve">Links</w:t></w:r></w:p></w:tc><w:tc><w:tcPr><w:tcW w:type="dxa" w:w="3400"/><w:tcBorders><w:top w:val="single" w:color="CCCCCC" w:sz="1"/><w:left w:val="single" w:color="CCCCCC" w:sz="1"/><w:bottom w:val="single" w:color="CCCCCC" w:sz="1"/><w:right w:val="single" w:color="CCCCCC" w:sz="1"/></w:tcBorders><w:shd w:fill="F2F7F4" w:val="clear"/><w:tcMar><w:top w:type="dxa" w:w="80"/><w:left w:type="dxa" w:w="120"/><w:bottom w:type="dxa" w:w="80"/><w:right w:type="dxa" w:w="120"/></w:tcMar></w:tcPr><w:p><w:r><w:rPr><w:rFonts w:ascii="Arial" w:cs="Arial" w:eastAsia="Arial" w:hAnsi="Arial"/><w:sz w:val="20"/><w:szCs w:val="20"/></w:rPr><w:t xml:space="preserve">ServSafe Food Handler links</w:t></w:r></w:p></w:tc><w:tc><w:tcPr><w:tcW w:type="dxa" w:w="3000"/><w:tcBorders><w:top w:val="single" w:color="CCCCCC" w:sz="1"/><w:left w:val="single" w:color="CCCCCC" w:sz="1"/><w:bottom w:val="single" w:color="CCCCCC" w:sz="1"/><w:right w:val="single" w:color="CCCCCC" w:sz="1"/></w:tcBorders><w:shd w:fill="F2F7F4" w:val="clear"/><w:tcMar><w:top w:type="dxa" w:w="80"/><w:left w:type="dxa" w:w="120"/><w:bottom w:type="dxa" w:w="80"/><w:right w:type="dxa" w:w="120"/></w:tcMar></w:tcPr><w:p><w:r><w:rPr><w:rFonts w:ascii="Arial" w:cs="Arial" w:eastAsia="Arial" w:hAnsi="Arial"/><w:color w:val="555555"/><w:sz w:val="18"/><w:szCs w:val="18"/></w:rPr><w:t xml:space="preserve">Verify servsafe.com and the Food Handler "Get Certified" page load</w:t></w:r></w:p></w:tc><w:tc><w:tcPr><w:tcW w:type="dxa" w:w="720"/><w:tcBorders><w:top w:val="single" w:color="CCCCCC" w:sz="1"/><w:left w:val="single" w:color="CCCCCC" w:sz="1"/><w:bottom w:val="single" w:color="CCCCCC" w:sz="1"/><w:right w:val="single" w:color="CCCCCC" w:sz="1"/></w:tcBorders><w:shd w:fill="F2F7F4" w:val="clear"/><w:tcMar><w:top w:type="dxa" w:w="80"/><w:left w:type="dxa" w:w="120"/><w:bottom w:type="dxa" w:w="80"/><w:right w:type="dxa" w:w="120"/></w:tcMar></w:tcPr><w:p><w:r><w:rPr><w:rFonts w:ascii="Arial" w:cs="Arial" w:eastAsia="Arial" w:hAnsi="Arial"/><w:sz w:val="20"/><w:szCs w:val="20"/></w:rPr><w:t xml:space="preserve">[ ]</w:t></w:r></w:p></w:tc></w:tr><w:tr><w:tc><w:tcPr><w:tcW w:type="dxa" w:w="1600"/><w:tcBorders><w:top w:val="single" w:color="CCCCCC" w:sz="1"/><w:left w:val="single" w:color="CCCCCC" w:sz="1"/><w:bottom w:val="single" w:color="CCCCCC" w:sz="1"/><w:right w:val="single" w:color="CCCCCC" w:sz="1"/></w:tcBorders><w:shd w:fill="FFFFFF" w:val="clear"/><w:tcMar><w:top w:type="dxa" w:w="80"/><w:left w:type="dxa" w:w="120"/><w:bottom w:type="dxa" w:w="80"/><w:right w:type="dxa" w:w="120"/></w:tcMar></w:tcPr><w:p><w:r><w:rPr><w:rFonts w:ascii="Arial" w:cs="Arial" w:eastAsia="Arial" w:hAnsi="Arial"/><w:i/><w:iCs/><w:color w:val="666666"/><w:sz w:val="18"/><w:szCs w:val="18"/></w:rPr><w:t xml:space="preserve">Links</w:t></w:r></w:p></w:tc><w:tc><w:tcPr><w:tcW w:type="dxa" w:w="3400"/><w:tcBorders><w:top w:val="single" w:color="CCCCCC" w:sz="1"/><w:left w:val="single" w:color="CCCCCC" w:sz="1"/><w:bottom w:val="single" w:color="CCCCCC" w:sz="1"/><w:right w:val="single" w:color="CCCCCC" w:sz="1"/></w:tcBorders><w:shd w:fill="FFFFFF" w:val="clear"/><w:tcMar><w:top w:type="dxa" w:w="80"/><w:left w:type="dxa" w:w="120"/><w:bottom w:type="dxa" w:w="80"/><w:right w:type="dxa" w:w="120"/></w:tcMar></w:tcPr><w:p><w:r><w:rPr><w:rFonts w:ascii="Arial" w:cs="Arial" w:eastAsia="Arial" w:hAnsi="Arial"/><w:sz w:val="20"/><w:szCs w:val="20"/></w:rPr><w:t xml:space="preserve">All Week 1-4 resource links</w:t></w:r></w:p></w:tc><w:tc><w:tcPr><w:tcW w:type="dxa" w:w="3000"/><w:tcBorders><w:top w:val="single" w:color="CCCCCC" w:sz="1"/><w:left w:val="single" w:color="CCCCCC" w:sz="1"/><w:bottom w:val="single" w:color="CCCCCC" w:sz="1"/><w:right w:val="single" w:color="CCCCCC" w:sz="1"/></w:tcBorders><w:shd w:fill="FFFFFF" w:val="clear"/><w:tcMar><w:top w:type="dxa" w:w="80"/><w:left w:type="dxa" w:w="120"/><w:bottom w:type="dxa" w:w="80"/><w:right w:type="dxa" w:w="120"/></w:tcMar></w:tcPr><w:p><w:r><w:rPr><w:rFonts w:ascii="Arial" w:cs="Arial" w:eastAsia="Arial" w:hAnsi="Arial"/><w:color w:val="555555"/><w:sz w:val="18"/><w:szCs w:val="18"/></w:rPr><w:t xml:space="preserve">Click every Read/Watch button - log any dead links</w:t></w:r></w:p></w:tc><w:tc><w:tcPr><w:tcW w:type="dxa" w:w="720"/><w:tcBorders><w:top w:val="single" w:color="CCCCCC" w:sz="1"/><w:left w:val="single" w:color="CCCCCC" w:sz="1"/><w:bottom w:val="single" w:color="CCCCCC" w:sz="1"/><w:right w:val="single" w:color="CCCCCC" w:sz="1"/></w:tcBorders><w:shd w:fill="FFFFFF" w:val="clear"/><w:tcMar><w:top w:type="dxa" w:w="80"/><w:left w:type="dxa" w:w="120"/><w:bottom w:type="dxa" w:w="80"/><w:right w:type="dxa" w:w="120"/></w:tcMar></w:tcPr><w:p><w:r><w:rPr><w:rFonts w:ascii="Arial" w:cs="Arial" w:eastAsia="Arial" w:hAnsi="Arial"/><w:sz w:val="20"/><w:szCs w:val="20"/></w:rPr><w:t xml:space="preserve">[ ]</w:t></w:r></w:p></w:tc></w:tr><w:tr><w:tc><w:tcPr><w:tcW w:type="dxa" w:w="1600"/><w:tcBorders><w:top w:val="single" w:color="CCCCCC" w:sz="1"/><w:left w:val="single" w:color="CCCCCC" w:sz="1"/><w:bottom w:val="single" w:color="CCCCCC" w:sz="1"/><w:right w:val="single" w:color="CCCCCC" w:sz="1"/></w:tcBorders><w:shd w:fill="F2F7F4" w:val="clear"/><w:tcMar><w:top w:type="dxa" w:w="80"/><w:left w:type="dxa" w:w="120"/><w:bottom w:type="dxa" w:w="80"/><w:right w:type="dxa" w:w="120"/></w:tcMar></w:tcPr><w:p><w:r><w:rPr><w:rFonts w:ascii="Arial" w:cs="Arial" w:eastAsia="Arial" w:hAnsi="Arial"/><w:i/><w:iCs/><w:color w:val="666666"/><w:sz w:val="18"/><w:szCs w:val="18"/></w:rPr><w:t xml:space="preserve">Links</w:t></w:r></w:p></w:tc><w:tc><w:tcPr><w:tcW w:type="dxa" w:w="3400"/><w:tcBorders><w:top w:val="single" w:color="CCCCCC" w:sz="1"/><w:left w:val="single" w:color="CCCCCC" w:sz="1"/><w:bottom w:val="single" w:color="CCCCCC" w:sz="1"/><w:right w:val="single" w:color="CCCCCC" w:sz="1"/></w:tcBorders><w:shd w:fill="F2F7F4" w:val="clear"/><w:tcMar><w:top w:type="dxa" w:w="80"/><w:left w:type="dxa" w:w="120"/><w:bottom w:type="dxa" w:w="80"/><w:right w:type="dxa" w:w="120"/></w:tcMar></w:tcPr><w:p><w:r><w:rPr><w:rFonts w:ascii="Arial" w:cs="Arial" w:eastAsia="Arial" w:hAnsi="Arial"/><w:sz w:val="20"/><w:szCs w:val="20"/></w:rPr><w:t xml:space="preserve">Link checker script</w:t></w:r></w:p></w:tc><w:tc><w:tcPr><w:tcW w:type="dxa" w:w="3000"/><w:tcBorders><w:top w:val="single" w:color="CCCCCC" w:sz="1"/><w:left w:val="single" w:color="CCCCCC" w:sz="1"/><w:bottom w:val="single" w:color="CCCCCC" w:sz="1"/><w:right w:val="single" w:color="CCCCCC" w:sz="1"/></w:tcBorders><w:shd w:fill="F2F7F4" w:val="clear"/><w:tcMar><w:top w:type="dxa" w:w="80"/><w:left w:type="dxa" w:w="120"/><w:bottom w:type="dxa" w:w="80"/><w:right w:type="dxa" w:w="120"/></w:tcMar></w:tcPr><w:p><w:r><w:rPr><w:rFonts w:ascii="Arial" w:cs="Arial" w:eastAsia="Arial" w:hAnsi="Arial"/><w:color w:val="555555"/><w:sz w:val="18"/><w:szCs w:val="18"/></w:rPr><w:t xml:space="preserve">python3 tools/check-links.py reports 0 FAIL (WARN = open that link by hand)</w:t></w:r></w:p></w:tc><w:tc><w:tcPr><w:tcW w:type="dxa" w:w="720"/><w:tcBorders><w:top w:val="single" w:color="CCCCCC" w:sz="1"/><w:left w:val="single" w:color="CCCCCC" w:sz="1"/><w:bottom w:val="single" w:color="CCCCCC" w:sz="1"/><w:right w:val="single" w:color="CCCCCC" w:sz="1"/></w:tcBorders><w:shd w:fill="F2F7F4" w:val="clear"/><w:tcMar><w:top w:type="dxa" w:w="80"/><w:left w:type="dxa" w:w="120"/><w:bottom w:type="dxa" w:w="80"/><w:right w:type="dxa" w:w="120"/></w:tcMar></w:tcPr><w:p><w:r><w:rPr><w:rFonts w:ascii="Arial" w:cs="Arial" w:eastAsia="Arial" w:hAnsi="Arial"/><w:sz w:val="20"/><w:szCs w:val="20"/></w:rPr><w:t xml:space="preserve">[ ]</w:t></w:r></w:p></w:tc></w:tr><w:tr><w:tc><w:tcPr><w:gridSpan w:val="4"/><w:tcBorders><w:top w:val="single" w:color="CCCCCC" w:sz="1"/><w:left w:val="single" w:color="CCCCCC" w:sz="1"/><w:bottom w:val="single" w:color="CCCCCC" w:sz="1"/><w:right w:val="single" w:color="CCCCCC" w:sz="1"/></w:tcBorders><w:shd w:fill="2d5a3d" w:val="clear"/><w:tcMar><w:top w:type="dxa" w:w="60"/><w:left w:type="dxa" w:w="120"/><w:bottom w:type="dxa" w:w="60"/><w:right w:type="dxa" w:w="120"/></w:tcMar></w:tcPr><w:p><w:r><w:rPr><w:rFonts w:ascii="Arial" w:cs="Arial" w:eastAsia="Arial" w:hAnsi="Arial"/><w:b/><w:bCs/><w:color w:val="FFFFFF"/><w:sz w:val="20"/><w:szCs w:val="20"/></w:rPr><w:t xml:space="preserve">4. ASSIGNMENT SUBMISSION</w:t></w:r></w:p></w:tc></w:tr><w:tr><w:tc><w:tcPr><w:tcW w:type="dxa" w:w="1600"/><w:tcBorders><w:top w:val="single" w:color="CCCCCC" w:sz="1"/><w:left w:val="single" w:color="CCCCCC" w:sz="1"/><w:bottom w:val="single" w:color="CCCCCC" w:sz="1"/><w:right w:val="single" w:color="CCCCCC" w:sz="1"/></w:tcBorders><w:shd w:fill="F2F7F4" w:val="clear"/><w:tcMar><w:top w:type="dxa" w:w="80"/><w:left w:type="dxa" w:w="120"/><w:bottom w:type="dxa" w:w="80"/><w:right w:type="dxa" w:w="120"/></w:tcMar></w:tcPr><w:p><w:r><w:rPr><w:rFonts w:ascii="Arial" w:cs="Arial" w:eastAsia="Arial" w:hAnsi="Arial"/><w:i/><w:iCs/><w:color w:val="666666"/><w:sz w:val="18"/><w:szCs w:val="18"/></w:rPr><w:t xml:space="preserve">Submission</w:t></w:r></w:p></w:tc><w:tc><w:tcPr><w:tcW w:type="dxa" w:w="3400"/><w:tcBorders><w:top w:val="single" w:color="CCCCCC" w:sz="1"/><w:left w:val="single" w:color="CCCCCC" w:sz="1"/><w:bottom w:val="single" w:color="CCCCCC" w:sz="1"/><w:right w:val="single" w:color="CCCCCC" w:sz="1"/></w:tcBorders><w:shd w:fill="F2F7F4" w:val="clear"/><w:tcMar><w:top w:type="dxa" w:w="80"/><w:left w:type="dxa" w:w="120"/><w:bottom w:type="dxa" w:w="80"/><w:right w:type="dxa" w:w="120"/></w:tcMar></w:tcPr><w:p><w:r><w:rPr><w:rFonts w:ascii="Arial" w:cs="Arial" w:eastAsia="Arial" w:hAnsi="Arial"/><w:sz w:val="20"/><w:szCs w:val="20"/></w:rPr><w:t xml:space="preserve">Upload button visible per deliverable</w:t></w:r></w:p></w:tc><w:tc><w:tcPr><w:tcW w:type="dxa" w:w="3000"/><w:tcBorders><w:top w:val="single" w:color="CCCCCC" w:sz="1"/><w:left w:val="single" w:color="CCCCCC" w:sz="1"/><w:bottom w:val="single" w:color="CCCCCC" w:sz="1"/><w:right w:val="single" w:color="CCCCCC" w:sz="1"/></w:tcBorders><w:shd w:fill="F2F7F4" w:val="clear"/><w:tcMar><w:top w:type="dxa" w:w="80"/><w:left w:type="dxa" w:w="120"/><w:bottom w:type="dxa" w:w="80"/><w:right w:type="dxa" w:w="120"/></w:tcMar></w:tcPr><w:p><w:r><w:rPr><w:rFonts w:ascii="Arial" w:cs="Arial" w:eastAsia="Arial" w:hAnsi="Arial"/><w:color w:val="555555"/><w:sz w:val="18"/><w:szCs w:val="18"/></w:rPr><w:t xml:space="preserve">Every deliverable card shows upload/submit option</w:t></w:r></w:p></w:tc><w:tc><w:tcPr><w:tcW w:type="dxa" w:w="720"/><w:tcBorders><w:top w:val="single" w:color="CCCCCC" w:sz="1"/><w:left w:val="single" w:color="CCCCCC" w:sz="1"/><w:bottom w:val="single" w:color="CCCCCC" w:sz="1"/><w:right w:val="single" w:color="CCCCCC" w:sz="1"/></w:tcBorders><w:shd w:fill="F2F7F4" w:val="clear"/><w:tcMar><w:top w:type="dxa" w:w="80"/><w:left w:type="dxa" w:w="120"/><w:bottom w:type="dxa" w:w="80"/><w:right w:type="dxa" w:w="120"/></w:tcMar></w:tcPr><w:p><w:r><w:rPr><w:rFonts w:ascii="Arial" w:cs="Arial" w:eastAsia="Arial" w:hAnsi="Arial"/><w:sz w:val="20"/><w:szCs w:val="20"/></w:rPr><w:t xml:space="preserve">[ ]</w:t></w:r></w:p></w:tc></w:tr><w:tr><w:tc><w:tcPr><w:tcW w:type="dxa" w:w="1600"/><w:tcBorders><w:top w:val="single" w:color="CCCCCC" w:sz="1"/><w:left w:val="single" w:color="CCCCCC" w:sz="1"/><w:bottom w:val="single" w:color="CCCCCC" w:sz="1"/><w:right w:val="single" w:color="CCCCCC" w:sz="1"/></w:tcBorders><w:shd w:fill="FFFFFF" w:val="clear"/><w:tcMar><w:top w:type="dxa" w:w="80"/><w:left w:type="dxa" w:w="120"/><w:bottom w:type="dxa" w:w="80"/><w:right w:type="dxa" w:w="120"/></w:tcMar></w:tcPr><w:p><w:r><w:rPr><w:rFonts w:ascii="Arial" w:cs="Arial" w:eastAsia="Arial" w:hAnsi="Arial"/><w:i/><w:iCs/><w:color w:val="666666"/><w:sz w:val="18"/><w:szCs w:val="18"/></w:rPr><w:t xml:space="preserve">Submission</w:t></w:r></w:p></w:tc><w:tc><w:tcPr><w:tcW w:type="dxa" w:w="3400"/><w:tcBorders><w:top w:val="single" w:color="CCCCCC" w:sz="1"/><w:left w:val="single" w:color="CCCCCC" w:sz="1"/><w:bottom w:val="single" w:color="CCCCCC" w:sz="1"/><w:right w:val="single" w:color="CCCCCC" w:sz="1"/></w:tcBorders><w:shd w:fill="FFFFFF" w:val="clear"/><w:tcMar><w:top w:type="dxa" w:w="80"/><w:left w:type="dxa" w:w="120"/><w:bottom w:type="dxa" w:w="80"/><w:right w:type="dxa" w:w="120"/></w:tcMar></w:tcPr><w:p><w:r><w:rPr><w:rFonts w:ascii="Arial" w:cs="Arial" w:eastAsia="Arial" w:hAnsi="Arial"/><w:sz w:val="20"/><w:szCs w:val="20"/></w:rPr><w:t xml:space="preserve">File reaches Supabase Storage</w:t></w:r></w:p></w:tc><w:tc><w:tcPr><w:tcW w:type="dxa" w:w="3000"/><w:tcBorders><w:top w:val="single" w:color="CCCCCC" w:sz="1"/><w:left w:val="single" w:color="CCCCCC" w:sz="1"/><w:bottom w:val="single" w:color="CCCCCC" w:sz="1"/><w:right w:val="single" w:color="CCCCCC" w:sz="1"/></w:tcBorders><w:shd w:fill="FFFFFF" w:val="clear"/><w:tcMar><w:top w:type="dxa" w:w="80"/><w:left w:type="dxa" w:w="120"/><w:bottom w:type="dxa" w:w="80"/><w:right w:type="dxa" w:w="120"/></w:tcMar></w:tcPr><w:p><w:r><w:rPr><w:rFonts w:ascii="Arial" w:cs="Arial" w:eastAsia="Arial" w:hAnsi="Arial"/><w:color w:val="555555"/><w:sz w:val="18"/><w:szCs w:val="18"/></w:rPr><w:t xml:space="preserve">Submit a file as TEST STUDENT - Supabase > Storage > submissions shows test-student/<assignment>/<file></w:t></w:r></w:p></w:tc><w:tc><w:tcPr><w:tcW w:type="dxa" w:w="720"/><w:tcBorders><w:top w:val="single" w:color="CCCCCC" w:sz="1"/><w:left w:val="single" w:color="CCCCCC" w:sz="1"/><w:bottom w:val="single" w:color="CCCCCC" w:sz="1"/><w:right w:val="single" w:color="CCCCCC" w:sz="1"/></w:tcBorders><w:shd w:fill="FFFFFF" w:val="clear"/><w:tcMar><w:top w:type="dxa" w:w="80"/><w:left w:type="dxa" w:w="120"/><w:bottom w:type="dxa" w:w="80"/><w:right w:type="dxa" w:w="120"/></w:tcMar></w:tcPr><w:p><w:r><w:rPr><w:rFonts w:ascii="Arial" w:cs="Arial" w:eastAsia="Arial" w:hAnsi="Arial"/><w:sz w:val="20"/><w:szCs w:val="20"/></w:rPr><w:t xml:space="preserve">[ ]</w:t></w:r></w:p></w:tc></w:tr><w:tr><w:tc><w:tcPr><w:tcW w:type="dxa" w:w="1600"/><w:tcBorders><w:top w:val="single" w:color="CCCCCC" w:sz="1"/><w:left w:val="single" w:color="CCCCCC" w:sz="1"/><w:bottom w:val="single" w:color="CCCCCC" w:sz="1"/><w:right w:val="single" w:color="CCCCCC" w:sz="1"/></w:tcBorders><w:shd w:fill="F2F7F4" w:val="clear"/><w:tcMar><w:top w:type="dxa" w:w="80"/><w:left w:type="dxa" w:w="120"/><w:bottom w:type="dxa" w:w="80"/><w:right w:type="dxa" w:w="120"/></w:tcMar></w:tcPr><w:p><w:r><w:rPr><w:rFonts w:ascii="Arial" w:cs="Arial" w:eastAsia="Arial" w:hAnsi="Arial"/><w:i/><w:iCs/><w:color w:val="666666"/><w:sz w:val="18"/><w:szCs w:val="18"/></w:rPr><w:t xml:space="preserve">Submission</w:t></w:r></w:p></w:tc><w:tc><w:tcPr><w:tcW w:type="dxa" w:w="3400"/><w:tcBorders><w:top w:val="single" w:color="CCCCCC" w:sz="1"/><w:left w:val="single" w:color="CCCCCC" w:sz="1"/><w:bottom w:val="single" w:color="CCCCCC" w:sz="1"/><w:right w:val="single" w:color="CCCCCC" w:sz="1"/></w:tcBorders><w:shd w:fill="F2F7F4" w:val="clear"/><w:tcMar><w:top w:type="dxa" w:w="80"/><w:left w:type="dxa" w:w="120"/><w:bottom w:type="dxa" w:w="80"/><w:right w:type="dxa" w:w="120"/></w:tcMar></w:tcPr><w:p><w:r><w:rPr><w:rFonts w:ascii="Arial" w:cs="Arial" w:eastAsia="Arial" w:hAnsi="Arial"/><w:sz w:val="20"/><w:szCs w:val="20"/></w:rPr><w:t xml:space="preserve">File upload UI triggers correctly</w:t></w:r></w:p></w:tc><w:tc><w:tcPr><w:tcW w:type="dxa" w:w="3000"/><w:tcBorders><w:top w:val="single" w:color="CCCCCC" w:sz="1"/><w:left w:val="single" w:color="CCCCCC" w:sz="1"/><w:bottom w:val="single" w:color="CCCCCC" w:sz="1"/><w:right w:val="single" w:color="CCCCCC" w:sz="1"/></w:tcBorders><w:shd w:fill="F2F7F4" w:val="clear"/><w:tcMar><w:top w:type="dxa" w:w="80"/><w:left w:type="dxa" w:w="120"/><w:bottom w:type="dxa" w:w="80"/><w:right w:type="dxa" w:w="120"/></w:tcMar></w:tcPr><w:p><w:r><w:rPr><w:rFonts w:ascii="Arial" w:cs="Arial" w:eastAsia="Arial" w:hAnsi="Arial"/><w:color w:val="555555"/><w:sz w:val="18"/><w:szCs w:val="18"/></w:rPr><w:t xml:space="preserve">Click upload - verify file picker opens</w:t></w:r></w:p></w:tc><w:tc><w:tcPr><w:tcW w:type="dxa" w:w="720"/><w:tcBorders><w:top w:val="single" w:color="CCCCCC" w:sz="1"/><w:left w:val="single" w:color="CCCCCC" w:sz="1"/><w:bottom w:val="single" w:color="CCCCCC" w:sz="1"/><w:right w:val="single" w:color="CCCCCC" w:sz="1"/></w:tcBorders><w:shd w:fill="F2F7F4" w:val="clear"/><w:tcMar><w:top w:type="dxa" w:w="80"/><w:left w:type="dxa" w:w="120"/><w:bottom w:type="dxa" w:w="80"/><w:right w:type="dxa" w:w="120"/></w:tcMar></w:tcPr><w:p><w:r><w:rPr><w:rFonts w:ascii="Arial" w:cs="Arial" w:eastAsia="Arial" w:hAnsi="Arial"/><w:sz w:val="20"/><w:szCs w:val="20"/></w:rPr><w:t xml:space="preserve">[ ]</w:t></w:r></w:p></w:tc></w:tr><w:tr><w:tc><w:tcPr><w:tcW w:type="dxa" w:w="1600"/><w:tcBorders><w:top w:val="single" w:color="CCCCCC" w:sz="1"/><w:left w:val="single" w:color="CCCCCC" w:sz="1"/><w:bottom w:val="single" w:color="CCCCCC" w:sz="1"/><w:right w:val="single" w:color="CCCCCC" w:sz="1"/></w:tcBorders><w:shd w:fill="FFFFFF" w:val="clear"/><w:tcMar><w:top w:type="dxa" w:w="80"/><w:left w:type="dxa" w:w="120"/><w:bottom w:type="dxa" w:w="80"/><w:right w:type="dxa" w:w="120"/></w:tcMar></w:tcPr><w:p><w:r><w:rPr><w:rFonts w:ascii="Arial" w:cs="Arial" w:eastAsia="Arial" w:hAnsi="Arial"/><w:i/><w:iCs/><w:color w:val="666666"/><w:sz w:val="18"/><w:szCs w:val="18"/></w:rPr><w:t xml:space="preserve">Submission</w:t></w:r></w:p></w:tc><w:tc><w:tcPr><w:tcW w:type="dxa" w:w="3400"/><w:tcBorders><w:top w:val="single" w:color="CCCCCC" w:sz="1"/><w:left w:val="single" w:color="CCCCCC" w:sz="1"/><w:bottom w:val="single" w:color="CCCCCC" w:sz="1"/><w:right w:val="single" w:color="CCCCCC" w:sz="1"/></w:tcBorders><w:shd w:fill="FFFFFF" w:val="clear"/><w:tcMar><w:top w:type="dxa" w:w="80"/><w:left w:type="dxa" w:w="120"/><w:bottom w:type="dxa" w:w="80"/><w:right w:type="dxa" w:w="120"/></w:tcMar></w:tcPr><w:p><w:r><w:rPr><w:rFonts w:ascii="Arial" w:cs="Arial" w:eastAsia="Arial" w:hAnsi="Arial"/><w:sz w:val="20"/><w:szCs w:val="20"/></w:rPr><w:t xml:space="preserve">Submission confirmation feedback</w:t></w:r></w:p></w:tc><w:tc><w:tcPr><w:tcW w:type="dxa" w:w="3000"/><w:tcBorders><w:top w:val="single" w:color="CCCCCC" w:sz="1"/><w:left w:val="single" w:color="CCCCCC" w:sz="1"/><w:bottom w:val="single" w:color="CCCCCC" w:sz="1"/><w:right w:val="single" w:color="CCCCCC" w:sz="1"/></w:tcBorders><w:shd w:fill="FFFFFF" w:val="clear"/><w:tcMar><w:top w:type="dxa" w:w="80"/><w:left w:type="dxa" w:w="120"/><w:bottom w:type="dxa" w:w="80"/><w:right w:type="dxa" w:w="120"/></w:tcMar></w:tcPr><w:p><w:r><w:rPr><w:rFonts w:ascii="Arial" w:cs="Arial" w:eastAsia="Arial" w:hAnsi="Arial"/><w:color w:val="555555"/><w:sz w:val="18"/><w:szCs w:val="18"/></w:rPr><w:t xml:space="preserve">After submit - verify toast/confirmation appears</w:t></w:r></w:p></w:tc><w:tc><w:tcPr><w:tcW w:type="dxa" w:w="720"/><w:tcBorders><w:top w:val="single" w:color="CCCCCC" w:sz="1"/><w:left w:val="single" w:color="CCCCCC" w:sz="1"/><w:bottom w:val="single" w:color="CCCCCC" w:sz="1"/><w:right w:val="single" w:color="CCCCCC" w:sz="1"/></w:tcBorders><w:shd w:fill="FFFFFF" w:val="clear"/><w:tcMar><w:top w:type="dxa" w:w="80"/><w:left w:type="dxa" w:w="120"/><w:bottom w:type="dxa" w:w="80"/><w:right w:type="dxa" w:w="120"/></w:tcMar></w:tcPr><w:p><w:r><w:rPr><w:rFonts w:ascii="Arial" w:cs="Arial" w:eastAsia="Arial" w:hAnsi="Arial"/><w:sz w:val="20"/><w:szCs w:val="20"/></w:rPr><w:t xml:space="preserve">[ ]</w:t></w:r></w:p></w:tc></w:tr><w:tr><w:tc><w:tcPr><w:tcW w:type="dxa" w:w="1600"/><w:tcBorders><w:top w:val="single" w:color="CCCCCC" w:sz="1"/><w:left w:val="single" w:color="CCCCCC" w:sz="1"/><w:bottom w:val="single" w:color="CCCCCC" w:sz="1"/><w:right w:val="single" w:color="CCCCCC" w:sz="1"/></w:tcBorders><w:shd w:fill="F2F7F4" w:val="clear"/><w:tcMar><w:top w:type="dxa" w:w="80"/><w:left w:type="dxa" w:w="120"/><w:bottom w:type="dxa" w:w="80"/><w:right w:type="dxa" w:w="120"/></w:tcMar></w:tcPr><w:p><w:r><w:rPr><w:rFonts w:ascii="Arial" w:cs="Arial" w:eastAsia="Arial" w:hAnsi="Arial"/><w:i/><w:iCs/><w:color w:val="666666"/><w:sz w:val="18"/><w:szCs w:val="18"/></w:rPr><w:t xml:space="preserve">Submission</w:t></w:r></w:p></w:tc><w:tc><w:tcPr><w:tcW w:type="dxa" w:w="3400"/><w:tcBorders><w:top w:val="single" w:color="CCCCCC" w:sz="1"/><w:left w:val="single" w:color="CCCCCC" w:sz="1"/><w:bottom w:val="single" w:color="CCCCCC" w:sz="1"/><w:right w:val="single" w:color="CCCCCC" w:sz="1"/></w:tcBorders><w:shd w:fill="F2F7F4" w:val="clear"/><w:tcMar><w:top w:type="dxa" w:w="80"/><w:left w:type="dxa" w:w="120"/><w:bottom w:type="dxa" w:w="80"/><w:right w:type="dxa" w:w="120"/></w:tcMar></w:tcPr><w:p><w:r><w:rPr><w:rFonts w:ascii="Arial" w:cs="Arial" w:eastAsia="Arial" w:hAnsi="Arial"/><w:sz w:val="20"/><w:szCs w:val="20"/></w:rPr><w:t xml:space="preserve">Submission state persists</w:t></w:r></w:p></w:tc><w:tc><w:tcPr><w:tcW w:type="dxa" w:w="3000"/><w:tcBorders><w:top w:val="single" w:color="CCCCCC" w:sz="1"/><w:left w:val="single" w:color="CCCCCC" w:sz="1"/><w:bottom w:val="single" w:color="CCCCCC" w:sz="1"/><w:right w:val="single" w:color="CCCCCC" w:sz="1"/></w:tcBorders><w:shd w:fill="F2F7F4" w:val="clear"/><w:tcMar><w:top w:type="dxa" w:w="80"/><w:left w:type="dxa" w:w="120"/><w:bottom w:type="dxa" w:w="80"/><w:right w:type="dxa" w:w="120"/></w:tcMar></w:tcPr><w:p><w:r><w:rPr><w:rFonts w:ascii="Arial" w:cs="Arial" w:eastAsia="Arial" w:hAnsi="Arial"/><w:color w:val="555555"/><w:sz w:val="18"/><w:szCs w:val="18"/></w:rPr><w:t xml:space="preserve">Reload page - verify submitted status still shows</w:t></w:r></w:p></w:tc><w:tc><w:tcPr><w:tcW w:type="dxa" w:w="720"/><w:tcBorders><w:top w:val="single" w:color="CCCCCC" w:sz="1"/><w:left w:val="single" w:color="CCCCCC" w:sz="1"/><w:bottom w:val="single" w:color="CCCCCC" w:sz="1"/><w:right w:val="single" w:color="CCCCCC" w:sz="1"/></w:tcBorders><w:shd w:fill="F2F7F4" w:val="clear"/><w:tcMar><w:top w:type="dxa" w:w="80"/><w:left w:type="dxa" w:w="120"/><w:bottom w:type="dxa" w:w="80"/><w:right w:type="dxa" w:w="120"/></w:tcMar></w:tcPr><w:p><w:r><w:rPr><w:rFonts w:ascii="Arial" w:cs="Arial" w:eastAsia="Arial" w:hAnsi="Arial"/><w:sz w:val="20"/><w:szCs w:val="20"/></w:rPr><w:t xml:space="preserve">[ ]</w:t></w:r></w:p></w:tc></w:tr><w:tr><w:tc><w:tcPr><w:tcW w:type="dxa" w:w="1600"/><w:tcBorders><w:top w:val="single" w:color="CCCCCC" w:sz="1"/><w:left w:val="single" w:color="CCCCCC" w:sz="1"/><w:bottom w:val="single" w:color="CCCCCC" w:sz="1"/><w:right w:val="single" w:color="CCCCCC" w:sz="1"/></w:tcBorders><w:shd w:fill="F2F7F4" w:val="clear"/><w:tcMar><w:top w:type="dxa" w:w="80"/><w:left w:type="dxa" w:w="120"/><w:bottom w:type="dxa" w:w="80"/><w:right w:type="dxa" w:w="120"/></w:tcMar></w:tcPr><w:p><w:r><w:rPr><w:rFonts w:ascii="Arial" w:cs="Arial" w:eastAsia="Arial" w:hAnsi="Arial"/><w:i/><w:iCs/><w:color w:val="666666"/><w:sz w:val="18"/><w:szCs w:val="18"/></w:rPr><w:t xml:space="preserve">Submission</w:t></w:r></w:p></w:tc><w:tc><w:tcPr><w:tcW w:type="dxa" w:w="3400"/><w:tcBorders><w:top w:val="single" w:color="CCCCCC" w:sz="1"/><w:left w:val="single" w:color="CCCCCC" w:sz="1"/><w:bottom w:val="single" w:color="CCCCCC" w:sz="1"/><w:right w:val="single" w:color="CCCCCC" w:sz="1"/></w:tcBorders><w:shd w:fill="F2F7F4" w:val="clear"/><w:tcMar><w:top w:type="dxa" w:w="80"/><w:left w:type="dxa" w:w="120"/><w:bottom w:type="dxa" w:w="80"/><w:right w:type="dxa" w:w="120"/></w:tcMar></w:tcPr><w:p><w:r><w:rPr><w:rFonts w:ascii="Arial" w:cs="Arial" w:eastAsia="Arial" w:hAnsi="Arial"/><w:sz w:val="20"/><w:szCs w:val="20"/></w:rPr><w:t xml:space="preserve">Rejected files</w:t></w:r></w:p></w:tc><w:tc><w:tcPr><w:tcW w:type="dxa" w:w="3000"/><w:tcBorders><w:top w:val="single" w:color="CCCCCC" w:sz="1"/><w:left w:val="single" w:color="CCCCCC" w:sz="1"/><w:bottom w:val="single" w:color="CCCCCC" w:sz="1"/><w:right w:val="single" w:color="CCCCCC" w:sz="1"/></w:tcBorders><w:shd w:fill="F2F7F4" w:val="clear"/><w:tcMar><w:top w:type="dxa" w:w="80"/><w:left w:type="dxa" w:w="120"/><w:bottom w:type="dxa" w:w="80"/><w:right w:type="dxa" w:w="120"/></w:tcMar></w:tcPr><w:p><w:r><w:rPr><w:rFonts w:ascii="Arial" w:cs="Arial" w:eastAsia="Arial" w:hAnsi="Arial"/><w:color w:val="555555"/><w:sz w:val="18"/><w:szCs w:val="18"/></w:rPr><w:t xml:space="preserve">.exe, empty file and >25 MB file are refused with a reason; nothing appears in Storage</w:t></w:r></w:p></w:tc><w:tc><w:tcPr><w:tcW w:type="dxa" w:w="720"/><w:tcBorders><w:top w:val="single" w:color="CCCCCC" w:sz="1"/><w:left w:val="single" w:color="CCCCCC" w:sz="1"/><w:bottom w:val="single" w:color="CCCCCC" w:sz="1"/><w:right w:val="single" w:color="CCCCCC" w:sz="1"/></w:tcBorders><w:shd w:fill="F2F7F4" w:val="clear"/><w:tcMar><w:top w:type="dxa" w:w="80"/><w:left w:type="dxa" w:w="120"/><w:bottom w:type="dxa" w:w="80"/><w:right w:type="dxa" w:w="120"/></w:tcMar></w:tcPr><w:p><w:r><w:rPr><w:rFonts w:ascii="Arial" w:cs="Arial" w:eastAsia="Arial" w:hAnsi="Arial"/><w:sz w:val="20"/><w:szCs w:val="20"/></w:rPr><w:t xml:space="preserve">[ ]</w:t></w:r></w:p></w:tc></w:tr><w:tr><w:tc><w:tcPr><w:tcW w:type="dxa" w:w="1600"/><w:tcBorders><w:top w:val="single" w:color="CCCCCC" w:sz="1"/><w:left w:val="single" w:color="CCCCCC" w:sz="1"/><w:bottom w:val="single" w:color="CCCCCC" w:sz="1"/><w:right w:val="single" w:color="CCCCCC" w:sz="1"/></w:tcBorders><w:shd w:fill="F2F7F4" w:val="clear"/><w:tcMar><w:top w:type="dxa" w:w="80"/><w:left w:type="dxa" w:w="120"/><w:bottom w:type="dxa" w:w="80"/><w:right w:type="dxa" w:w="120"/></w:tcMar></w:tcPr><w:p><w:r><w:rPr><w:rFonts w:ascii="Arial" w:cs="Arial" w:eastAsia="Arial" w:hAnsi="Arial"/><w:i/><w:iCs/><w:color w:val="666666"/><w:sz w:val="18"/><w:szCs w:val="18"/></w:rPr><w:t xml:space="preserve">Submission</w:t></w:r></w:p></w:tc><w:tc><w:tcPr><w:tcW w:type="dxa" w:w="3400"/><w:tcBorders><w:top w:val="single" w:color="CCCCCC" w:sz="1"/><w:left w:val="single" w:color="CCCCCC" w:sz="1"/><w:bottom w:val="single" w:color="CCCCCC" w:sz="1"/><w:right w:val="single" w:color="CCCCCC" w:sz="1"/></w:tcBorders><w:shd w:fill="F2F7F4" w:val="clear"/><w:tcMar><w:top w:type="dxa" w:w="80"/><w:left w:type="dxa" w:w="120"/><w:bottom w:type="dxa" w:w="80"/><w:right w:type="dxa" w:w="120"/></w:tcMar></w:tcPr><w:p><w:r><w:rPr><w:rFonts w:ascii="Arial" w:cs="Arial" w:eastAsia="Arial" w:hAnsi="Arial"/><w:sz w:val="20"/><w:szCs w:val="20"/></w:rPr><w:t xml:space="preserve">Upload failure is visible</w:t></w:r></w:p></w:tc><w:tc><w:tcPr><w:tcW w:type="dxa" w:w="3000"/><w:tcBorders><w:top w:val="single" w:color="CCCCCC" w:sz="1"/><w:left w:val="single" w:color="CCCCCC" w:sz="1"/><w:bottom w:val="single" w:color="CCCCCC" w:sz="1"/><w:right w:val="single" w:color="CCCCCC" w:sz="1"/></w:tcBorders><w:shd w:fill="F2F7F4" w:val="clear"/><w:tcMar><w:top w:type="dxa" w:w="80"/><w:left w:type="dxa" w:w="120"/><w:bottom w:type="dxa" w:w="80"/><w:right w:type="dxa" w:w="120"/></w:tcMar></w:tcPr><w:p><w:r><w:rPr><w:rFonts w:ascii="Arial" w:cs="Arial" w:eastAsia="Arial" w:hAnsi="Arial"/><w:color w:val="555555"/><w:sz w:val="18"/><w:szCs w:val="18"/></w:rPr><w:t xml:space="preserve">Go offline mid-submit - red "UPLOAD FAILED - NOT SUBMITTED"; status never shows SUBMITTED</w:t></w:r></w:p></w:tc><w:tc><w:tcPr><w:tcW w:type="dxa" w:w="720"/><w:tcBorders><w:top w:val="single" w:color="CCCCCC" w:sz="1"/><w:left w:val="single" w:color="CCCCCC" w:sz="1"/><w:bottom w:val="single" w:color="CCCCCC" w:sz="1"/><w:right w:val="single" w:color="CCCCCC" w:sz="1"/></w:tcBorders><w:shd w:fill="F2F7F4" w:val="clear"/><w:tcMar><w:top w:type="dxa" w:w="80"/><w:left w:type="dxa" w:w="120"/><w:bottom w:type="dxa" w:w="80"/><w:right w:type="dxa" w:w="120"/></w:tcMar></w:tcPr><w:p><w:r><w:rPr><w:rFonts w:ascii="Arial" w:cs="Arial" w:eastAsia="Arial" w:hAnsi="Arial"/><w:sz w:val="20"/><w:szCs w:val="20"/></w:rPr><w:t xml:space="preserve">[ ]</w:t></w:r></w:p></w:tc></w:tr><w:tr><w:tc><w:tcPr><w:tcW w:type="dxa" w:w="1600"/><w:tcBorders><w:top w:val="single" w:color="CCCCCC" w:sz="1"/><w:left w:val="single" w:color="CCCCCC" w:sz="1"/><w:bottom w:val="single" w:color="CCCCCC" w:sz="1"/><w:right w:val="single" w:color="CCCCCC" w:sz="1"/></w:tcBorders><w:shd w:fill="F2F7F4" w:val="clear"/><w:tcMar><w:top w:type="dxa" w:w="80"/><w:left w:type="dxa" w:w="120"/><w:bottom w:type="dxa" w:w="80"/><w:right w:type="dxa" w:w="120"/></w:tcMar></w:tcPr><w:p><w:r><w:rPr><w:rFonts w:ascii="Arial" w:cs="Arial" w:eastAsia="Arial" w:hAnsi="Arial"/><w:i/><w:iCs/><w:color w:val="666666"/><w:sz w:val="18"/><w:szCs w:val="18"/></w:rPr><w:t xml:space="preserve">Submission</w:t></w:r></w:p></w:tc><w:tc><w:tcPr><w:tcW w:type="dxa" w:w="3400"/><w:tcBorders><w:top w:val="single" w:color="CCCCCC" w:sz="1"/><w:left w:val="single" w:color="CCCCCC" w:sz="1"/><w:bottom w:val="single" w:color="CCCCCC" w:sz="1"/><w:right w:val="single" w:color="CCCCCC" w:sz="1"/></w:tcBorders><w:shd w:fill="F2F7F4" w:val="clear"/><w:tcMar><w:top w:type="dxa" w:w="80"/><w:left w:type="dxa" w:w="120"/><w:bottom w:type="dxa" w:w="80"/><w:right w:type="dxa" w:w="120"/></w:tcMar></w:tcPr><w:p><w:r><w:rPr><w:rFonts w:ascii="Arial" w:cs="Arial" w:eastAsia="Arial" w:hAnsi="Arial"/><w:sz w:val="20"/><w:szCs w:val="20"/></w:rPr><w:t xml:space="preserve">Instructor sees files</w:t></w:r></w:p></w:tc><w:tc><w:tcPr><w:tcW w:type="dxa" w:w="3000"/><w:tcBorders><w:top w:val="single" w:color="CCCCCC" w:sz="1"/><w:left w:val="single" w:color="CCCCCC" w:sz="1"/><w:bottom w:val="single" w:color="CCCCCC" w:sz="1"/><w:right w:val="single" w:color="CCCCCC" w:sz="1"/></w:tcBorders><w:shd w:fill="F2F7F4" w:val="clear"/><w:tcMar><w:top w:type="dxa" w:w="80"/><w:left w:type="dxa" w:w="120"/><w:bottom w:type="dxa" w:w="80"/><w:right w:type="dxa" w:w="120"/></w:tcMar></w:tcPr><w:p><w:r><w:rPr><w:rFonts w:ascii="Arial" w:cs="Arial" w:eastAsia="Arial" w:hAnsi="Arial"/><w:color w:val="555555"/><w:sz w:val="18"/><w:szCs w:val="18"/></w:rPr><w:t xml:space="preserve">Admin > Student Tracker > "Submitted files" lists the upload with its storage path</w:t></w:r></w:p></w:tc><w:tc><w:tcPr><w:tcW w:type="dxa" w:w="720"/><w:tcBorders><w:top w:val="single" w:color="CCCCCC" w:sz="1"/><w:left w:val="single" w:color="CCCCCC" w:sz="1"/><w:bottom w:val="single" w:color="CCCCCC" w:sz="1"/><w:right w:val="single" w:color="CCCCCC" w:sz="1"/></w:tcBorders><w:shd w:fill="F2F7F4" w:val="clear"/><w:tcMar><w:top w:type="dxa" w:w="80"/><w:left w:type="dxa" w:w="120"/><w:bottom w:type="dxa" w:w="80"/><w:right w:type="dxa" w:w="120"/></w:tcMar></w:tcPr><w:p><w:r><w:rPr><w:rFonts w:ascii="Arial" w:cs="Arial" w:eastAsia="Arial" w:hAnsi="Arial"/><w:sz w:val="20"/><w:szCs w:val="20"/></w:rPr><w:t xml:space="preserve">[ ]</w:t></w:r></w:p></w:tc></w:tr><w:tr><w:tc><w:tcPr><w:gridSpan w:val="4"/><w:tcBorders><w:top w:val="single" w:color="CCCCCC" w:sz="1"/><w:left w:val="single" w:color="CCCCCC" w:sz="1"/><w:bottom w:val="single" w:color="CCCCCC" w:sz="1"/><w:right w:val="single" w:color="CCCCCC" w:sz="1"/></w:tcBorders><w:shd w:fill="2d5a3d" w:val="clear"/><w:tcMar><w:top w:type="dxa" w:w="60"/><w:left w:type="dxa" w:w="120"/><w:bottom w:type="dxa" w:w="60"/><w:right w:type="dxa" w:w="120"/></w:tcMar></w:tcPr><w:p><w:r><w:rPr><w:rFonts w:ascii="Arial" w:cs="Arial" w:eastAsia="Arial" w:hAnsi="Arial"/><w:b/><w:bCs/><w:color w:val="FFFFFF"/><w:sz w:val="20"/><w:szCs w:val="20"/></w:rPr><w:t xml:space="preserve">5. CURRICULUM &amp; DATES</w:t></w:r></w:p></w:tc></w:tr><w:tr><w:tc><w:tcPr><w:tcW w:type="dxa" w:w="1600"/><w:tcBorders><w:top w:val="single" w:color="CCCCCC" w:sz="1"/><w:left w:val="single" w:color="CCCCCC" w:sz="1"/><w:bottom w:val="single" w:color="CCCCCC" w:sz="1"/><w:right w:val="single" w:color="CCCCCC" w:sz="1"/></w:tcBorders><w:shd w:fill="F2F7F4" w:val="clear"/><w:tcMar><w:top w:type="dxa" w:w="80"/><w:left w:type="dxa" w:w="120"/><w:bottom w:type="dxa" w:w="80"/><w:right w:type="dxa" w:w="120"/></w:tcMar></w:tcPr><w:p><w:r><w:rPr><w:rFonts w:ascii="Arial" w:cs="Arial" w:eastAsia="Arial" w:hAnsi="Arial"/><w:i/><w:iCs/><w:color w:val="666666"/><w:sz w:val="18"/><w:szCs w:val="18"/></w:rPr><w:t xml:space="preserve">Curriculum</w:t></w:r></w:p></w:tc><w:tc><w:tcPr><w:tcW w:type="dxa" w:w="3400"/><w:tcBorders><w:top w:val="single" w:color="CCCCCC" w:sz="1"/><w:left w:val="single" w:color="CCCCCC" w:sz="1"/><w:bottom w:val="single" w:color="CCCCCC" w:sz="1"/><w:right w:val="single" w:color="CCCCCC" w:sz="1"/></w:tcBorders><w:shd w:fill="F2F7F4" w:val="clear"/><w:tcMar><w:top w:type="dxa" w:w="80"/><w:left w:type="dxa" w:w="120"/><w:bottom w:type="dxa" w:w="80"/><w:right w:type="dxa" w:w="120"/></w:tcMar></w:tcPr><w:p><w:r><w:rPr><w:rFonts w:ascii="Arial" w:cs="Arial" w:eastAsia="Arial" w:hAnsi="Arial"/><w:sz w:val="20"/><w:szCs w:val="20"/></w:rPr><w:t xml:space="preserve">Week 1 dates correct (Oct 12-18, 2026)</w:t></w:r></w:p></w:tc><w:tc><w:tcPr><w:tcW w:type="dxa" w:w="3000"/><w:tcBorders><w:top w:val="single" w:color="CCCCCC" w:sz="1"/><w:left w:val="single" w:color="CCCCCC" w:sz="1"/><w:bottom w:val="single" w:color="CCCCCC" w:sz="1"/><w:right w:val="single" w:color="CCCCCC" w:sz="1"/></w:tcBorders><w:shd w:fill="F2F7F4" w:val="clear"/><w:tcMar><w:top w:type="dxa" w:w="80"/><w:left w:type="dxa" w:w="120"/><w:bottom w:type="dxa" w:w="80"/><w:right w:type="dxa" w:w="120"/></w:tcMar></w:tcPr><w:p><w:r><w:rPr><w:rFonts w:ascii="Arial" w:cs="Arial" w:eastAsia="Arial" w:hAnsi="Arial"/><w:color w:val="555555"/><w:sz w:val="18"/><w:szCs w:val="18"/></w:rPr><w:t xml:space="preserve">Verify all date references updated for new cohort</w:t></w:r></w:p></w:tc><w:tc><w:tcPr><w:tcW w:type="dxa" w:w="720"/><w:tcBorders><w:top w:val="single" w:color="CCCCCC" w:sz="1"/><w:left w:val="single" w:color="CCCCCC" w:sz="1"/><w:bottom w:val="single" w:color="CCCCCC" w:sz="1"/><w:right w:val="single" w:color="CCCCCC" w:sz="1"/></w:tcBorders><w:shd w:fill="F2F7F4" w:val="clear"/><w:tcMar><w:top w:type="dxa" w:w="80"/><w:left w:type="dxa" w:w="120"/><w:bottom w:type="dxa" w:w="80"/><w:right w:type="dxa" w:w="120"/></w:tcMar></w:tcPr><w:p><w:r><w:rPr><w:rFonts w:ascii="Arial" w:cs="Arial" w:eastAsia="Arial" w:hAnsi="Arial"/><w:sz w:val="20"/><w:szCs w:val="20"/></w:rPr><w:t xml:space="preserve">[ ]</w:t></w:r></w:p></w:tc></w:tr><w:tr><w:tc><w:tcPr><w:tcW w:type="dxa" w:w="1600"/><w:tcBorders><w:top w:val="single" w:color="CCCCCC" w:sz="1"/><w:left w:val="single" w:color="CCCCCC" w:sz="1"/><w:bottom w:val="single" w:color="CCCCCC" w:sz="1"/><w:right w:val="single" w:color="CCCCCC" w:sz="1"/></w:tcBorders><w:shd w:fill="FFFFFF" w:val="clear"/><w:tcMar><w:top w:type="dxa" w:w="80"/><w:left w:type="dxa" w:w="120"/><w:bottom w:type="dxa" w:w="80"/><w:right w:type="dxa" w:w="120"/></w:tcMar></w:tcPr><w:p><w:r><w:rPr><w:rFonts w:ascii="Arial" w:cs="Arial" w:eastAsia="Arial" w:hAnsi="Arial"/><w:i/><w:iCs/><w:color w:val="666666"/><w:sz w:val="18"/><w:szCs w:val="18"/></w:rPr><w:t xml:space="preserve">Curriculum</w:t></w:r></w:p></w:tc><w:tc><w:tcPr><w:tcW w:type="dxa" w:w="3400"/><w:tcBorders><w:top w:val="single" w:color="CCCCCC" w:sz="1"/><w:left w:val="single" w:color="CCCCCC" w:sz="1"/><w:bottom w:val="single" w:color="CCCCCC" w:sz="1"/><w:right w:val="single" w:color="CCCCCC" w:sz="1"/></w:tcBorders><w:shd w:fill="FFFFFF" w:val="clear"/><w:tcMar><w:top w:type="dxa" w:w="80"/><w:left w:type="dxa" w:w="120"/><w:bottom w:type="dxa" w:w="80"/><w:right w:type="dxa" w:w="120"/></w:tcMar></w:tcPr><w:p><w:r><w:rPr><w:rFonts w:ascii="Arial" w:cs="Arial" w:eastAsia="Arial" w:hAnsi="Arial"/><w:sz w:val="20"/><w:szCs w:val="20"/></w:rPr><w:t xml:space="preserve">Week 2 dates correct (Oct 19-25, 2026)</w:t></w:r></w:p></w:tc><w:tc><w:tcPr><w:tcW w:type="dxa" w:w="3000"/><w:tcBorders><w:top w:val="single" w:color="CCCCCC" w:sz="1"/><w:left w:val="single" w:color="CCCCCC" w:sz="1"/><w:bottom w:val="single" w:color="CCCCCC" w:sz="1"/><w:right w:val="single" w:color="CCCCCC" w:sz="1"/></w:tcBorders><w:shd w:fill="FFFFFF" w:val="clear"/><w:tcMar><w:top w:type="dxa" w:w="80"/><w:left w:type="dxa" w:w="120"/><w:bottom w:type="dxa" w:w="80"/><w:right w:type="dxa" w:w="120"/></w:tcMar></w:tcPr><w:p><w:r><w:rPr><w:rFonts w:ascii="Arial" w:cs="Arial" w:eastAsia="Arial" w:hAnsi="Arial"/><w:color w:val="555555"/><w:sz w:val="18"/><w:szCs w:val="18"/></w:rPr><w:t xml:space="preserve">Verify all date references updated</w:t></w:r></w:p></w:tc><w:tc><w:tcPr><w:tcW w:type="dxa" w:w="720"/><w:tcBorders><w:top w:val="single" w:color="CCCCCC" w:sz="1"/><w:left w:val="single" w:color="CCCCCC" w:sz="1"/><w:bottom w:val="single" w:color="CCCCCC" w:sz="1"/><w:right w:val="single" w:color="CCCCCC" w:sz="1"/></w:tcBorders><w:shd w:fill="FFFFFF" w:val="clear"/><w:tcMar><w:top w:type="dxa" w:w="80"/><w:left w:type="dxa" w:w="120"/><w:bottom w:type="dxa" w:w="80"/><w:right w:type="dxa" w:w="120"/></w:tcMar></w:tcPr><w:p><w:r><w:rPr><w:rFonts w:ascii="Arial" w:cs="Arial" w:eastAsia="Arial" w:hAnsi="Arial"/><w:sz w:val="20"/><w:szCs w:val="20"/></w:rPr><w:t xml:space="preserve">[ ]</w:t></w:r></w:p></w:tc></w:tr><w:tr><w:tc><w:tcPr><w:tcW w:type="dxa" w:w="1600"/><w:tcBorders><w:top w:val="single" w:color="CCCCCC" w:sz="1"/><w:left w:val="single" w:color="CCCCCC" w:sz="1"/><w:bottom w:val="single" w:color="CCCCCC" w:sz="1"/><w:right w:val="single" w:color="CCCCCC" w:sz="1"/></w:tcBorders><w:shd w:fill="F2F7F4" w:val="clear"/><w:tcMar><w:top w:type="dxa" w:w="80"/><w:left w:type="dxa" w:w="120"/><w:bottom w:type="dxa" w:w="80"/><w:right w:type="dxa" w:w="120"/></w:tcMar></w:tcPr><w:p><w:r><w:rPr><w:rFonts w:ascii="Arial" w:cs="Arial" w:eastAsia="Arial" w:hAnsi="Arial"/><w:i/><w:iCs/><w:color w:val="666666"/><w:sz w:val="18"/><w:szCs w:val="18"/></w:rPr><w:t xml:space="preserve">Curriculum</w:t></w:r></w:p></w:tc><w:tc><w:tcPr><w:tcW w:type="dxa" w:w="3400"/><w:tcBorders><w:top w:val="single" w:color="CCCCCC" w:sz="1"/><w:left w:val="single" w:color="CCCCCC" w:sz="1"/><w:bottom w:val="single" w:color="CCCCCC" w:sz="1"/><w:right w:val="single" w:color="CCCCCC" w:sz="1"/></w:tcBorders><w:shd w:fill="F2F7F4" w:val="clear"/><w:tcMar><w:top w:type="dxa" w:w="80"/><w:left w:type="dxa" w:w="120"/><w:bottom w:type="dxa" w:w="80"/><w:right w:type="dxa" w:w="120"/></w:tcMar></w:tcPr><w:p><w:r><w:rPr><w:rFonts w:ascii="Arial" w:cs="Arial" w:eastAsia="Arial" w:hAnsi="Arial"/><w:sz w:val="20"/><w:szCs w:val="20"/></w:rPr><w:t xml:space="preserve">Week 3 dates correct (Oct 26-Nov 1, 2026)</w:t></w:r></w:p></w:tc><w:tc><w:tcPr><w:tcW w:type="dxa" w:w="3000"/><w:tcBorders><w:top w:val="single" w:color="CCCCCC" w:sz="1"/><w:left w:val="single" w:color="CCCCCC" w:sz="1"/><w:bottom w:val="single" w:color="CCCCCC" w:sz="1"/><w:right w:val="single" w:color="CCCCCC" w:sz="1"/></w:tcBorders><w:shd w:fill="F2F7F4" w:val="clear"/><w:tcMar><w:top w:type="dxa" w:w="80"/><w:left w:type="dxa" w:w="120"/><w:bottom w:type="dxa" w:w="80"/><w:right w:type="dxa" w:w="120"/></w:tcMar></w:tcPr><w:p><w:r><w:rPr><w:rFonts w:ascii="Arial" w:cs="Arial" w:eastAsia="Arial" w:hAnsi="Arial"/><w:color w:val="555555"/><w:sz w:val="18"/><w:szCs w:val="18"/></w:rPr><w:t xml:space="preserve">Verify all date references updated</w:t></w:r></w:p></w:tc><w:tc><w:tcPr><w:tcW w:type="dxa" w:w="720"/><w:tcBorders><w:top w:val="single" w:color="CCCCCC" w:sz="1"/><w:left w:val="single" w:color="CCCCCC" w:sz="1"/><w:bottom w:val="single" w:color="CCCCCC" w:sz="1"/><w:right w:val="single" w:color="CCCCCC" w:sz="1"/></w:tcBorders><w:shd w:fill="F2F7F4" w:val="clear"/><w:tcMar><w:top w:type="dxa" w:w="80"/><w:left w:type="dxa" w:w="120"/><w:bottom w:type="dxa" w:w="80"/><w:right w:type="dxa" w:w="120"/></w:tcMar></w:tcPr><w:p><w:r><w:rPr><w:rFonts w:ascii="Arial" w:cs="Arial" w:eastAsia="Arial" w:hAnsi="Arial"/><w:sz w:val="20"/><w:szCs w:val="20"/></w:rPr><w:t xml:space="preserve">[ ]</w:t></w:r></w:p></w:tc></w:tr><w:tr><w:tc><w:tcPr><w:tcW w:type="dxa" w:w="1600"/><w:tcBorders><w:top w:val="single" w:color="CCCCCC" w:sz="1"/><w:left w:val="single" w:color="CCCCCC" w:sz="1"/><w:bottom w:val="single" w:color="CCCCCC" w:sz="1"/><w:right w:val="single" w:color="CCCCCC" w:sz="1"/></w:tcBorders><w:shd w:fill="FFFFFF" w:val="clear"/><w:tcMar><w:top w:type="dxa" w:w="80"/><w:left w:type="dxa" w:w="120"/><w:bottom w:type="dxa" w:w="80"/><w:right w:type="dxa" w:w="120"/></w:tcMar></w:tcPr><w:p><w:r><w:rPr><w:rFonts w:ascii="Arial" w:cs="Arial" w:eastAsia="Arial" w:hAnsi="Arial"/><w:i/><w:iCs/><w:color w:val="666666"/><w:sz w:val="18"/><w:szCs w:val="18"/></w:rPr><w:t xml:space="preserve">Curriculum</w:t></w:r></w:p></w:tc><w:tc><w:tcPr><w:tcW w:type="dxa" w:w="3400"/><w:tcBorders><w:top w:val="single" w:color="CCCCCC" w:sz="1"/><w:left w:val="single" w:color="CCCCCC" w:sz="1"/><w:bottom w:val="single" w:color="CCCCCC" w:sz="1"/><w:right w:val="single" w:color="CCCCCC" w:sz="1"/></w:tcBorders><w:shd w:fill="FFFFFF" w:val="clear"/><w:tcMar><w:top w:type="dxa" w:w="80"/><w:left w:type="dxa" w:w="120"/><w:bottom w:type="dxa" w:w="80"/><w:right w:type="dxa" w:w="120"/></w:tcMar></w:tcPr><w:p><w:r><w:rPr><w:rFonts w:ascii="Arial" w:cs="Arial" w:eastAsia="Arial" w:hAnsi="Arial"/><w:sz w:val="20"/><w:szCs w:val="20"/></w:rPr><w:t xml:space="preserve">Week 4 dates correct (Nov 2-7, 2026)</w:t></w:r></w:p></w:tc><w:tc><w:tcPr><w:tcW w:type="dxa" w:w="3000"/><w:tcBorders><w:top w:val="single" w:color="CCCCCC" w:sz="1"/><w:left w:val="single" w:color="CCCCCC" w:sz="1"/><w:bottom w:val="single" w:color="CCCCCC" w:sz="1"/><w:right w:val="single" w:color="CCCCCC" w:sz="1"/></w:tcBorders><w:shd w:fill="FFFFFF" w:val="clear"/><w:tcMar><w:top w:type="dxa" w:w="80"/><w:left w:type="dxa" w:w="120"/><w:bottom w:type="dxa" w:w="80"/><w:right w:type="dxa" w:w="120"/></w:tcMar></w:tcPr><w:p><w:r><w:rPr><w:rFonts w:ascii="Arial" w:cs="Arial" w:eastAsia="Arial" w:hAnsi="Arial"/><w:color w:val="555555"/><w:sz w:val="18"/><w:szCs w:val="18"/></w:rPr><w:t xml:space="preserve">Verify all date references updated</w:t></w:r></w:p></w:tc><w:tc><w:tcPr><w:tcW w:type="dxa" w:w="720"/><w:tcBorders><w:top w:val="single" w:color="CCCCCC" w:sz="1"/><w:left w:val="single" w:color="CCCCCC" w:sz="1"/><w:bottom w:val="single" w:color="CCCCCC" w:sz="1"/><w:right w:val="single" w:color="CCCCCC" w:sz="1"/></w:tcBorders><w:shd w:fill="FFFFFF" w:val="clear"/><w:tcMar><w:top w:type="dxa" w:w="80"/><w:left w:type="dxa" w:w="120"/><w:bottom w:type="dxa" w:w="80"/><w:right w:type="dxa" w:w="120"/></w:tcMar></w:tcPr><w:p><w:r><w:rPr><w:rFonts w:ascii="Arial" w:cs="Arial" w:eastAsia="Arial" w:hAnsi="Arial"/><w:sz w:val="20"/><w:szCs w:val="20"/></w:rPr><w:t xml:space="preserve">[ ]</w:t></w:r></w:p></w:tc></w:tr><w:tr><w:tc><w:tcPr><w:tcW w:type="dxa" w:w="1600"/><w:tcBorders><w:top w:val="single" w:color="CCCCCC" w:sz="1"/><w:left w:val="single" w:color="CCCCCC" w:sz="1"/><w:bottom w:val="single" w:color="CCCCCC" w:sz="1"/><w:right w:val="single" w:color="CCCCCC" w:sz="1"/></w:tcBorders><w:shd w:fill="F2F7F4" w:val="clear"/><w:tcMar><w:top w:type="dxa" w:w="80"/><w:left w:type="dxa" w:w="120"/><w:bottom w:type="dxa" w:w="80"/><w:right w:type="dxa" w:w="120"/></w:tcMar></w:tcPr><w:p><w:r><w:rPr><w:rFonts w:ascii="Arial" w:cs="Arial" w:eastAsia="Arial" w:hAnsi="Arial"/><w:i/><w:iCs/><w:color w:val="666666"/><w:sz w:val="18"/><w:szCs w:val="18"/></w:rPr><w:t xml:space="preserve">Curriculum</w:t></w:r></w:p></w:tc><w:tc><w:tcPr><w:tcW w:type="dxa" w:w="3400"/><w:tcBorders><w:top w:val="single" w:color="CCCCCC" w:sz="1"/><w:left w:val="single" w:color="CCCCCC" w:sz="1"/><w:bottom w:val="single" w:color="CCCCCC" w:sz="1"/><w:right w:val="single" w:color="CCCCCC" w:sz="1"/></w:tcBorders><w:shd w:fill="F2F7F4" w:val="clear"/><w:tcMar><w:top w:type="dxa" w:w="80"/><w:left w:type="dxa" w:w="120"/><w:bottom w:type="dxa" w:w="80"/><w:right w:type="dxa" w:w="120"/></w:tcMar></w:tcPr><w:p><w:r><w:rPr><w:rFonts w:ascii="Arial" w:cs="Arial" w:eastAsia="Arial" w:hAnsi="Arial"/><w:sz w:val="20"/><w:szCs w:val="20"/></w:rPr><w:t xml:space="preserve">Lab dates correct</w:t></w:r></w:p></w:tc><w:tc><w:tcPr><w:tcW w:type="dxa" w:w="3000"/><w:tcBorders><w:top w:val="single" w:color="CCCCCC" w:sz="1"/><w:left w:val="single" w:color="CCCCCC" w:sz="1"/><w:bottom w:val="single" w:color="CCCCCC" w:sz="1"/><w:right w:val="single" w:color="CCCCCC" w:sz="1"/></w:tcBorders><w:shd w:fill="F2F7F4" w:val="clear"/><w:tcMar><w:top w:type="dxa" w:w="80"/><w:left w:type="dxa" w:w="120"/><w:bottom w:type="dxa" w:w="80"/><w:right w:type="dxa" w:w="120"/></w:tcMar></w:tcPr><w:p><w:r><w:rPr><w:rFonts w:ascii="Arial" w:cs="Arial" w:eastAsia="Arial" w:hAnsi="Arial"/><w:color w:val="555555"/><w:sz w:val="18"/><w:szCs w:val="18"/></w:rPr><w:t xml:space="preserve">Saturday labs reflect new cohort schedule</w:t></w:r></w:p></w:tc><w:tc><w:tcPr><w:tcW w:type="dxa" w:w="720"/><w:tcBorders><w:top w:val="single" w:color="CCCCCC" w:sz="1"/><w:left w:val="single" w:color="CCCCCC" w:sz="1"/><w:bottom w:val="single" w:color="CCCCCC" w:sz="1"/><w:right w:val="single" w:color="CCCCCC" w:sz="1"/></w:tcBorders><w:shd w:fill="F2F7F4" w:val="clear"/><w:tcMar><w:top w:type="dxa" w:w="80"/><w:left w:type="dxa" w:w="120"/><w:bottom w:type="dxa" w:w="80"/><w:right w:type="dxa" w:w="120"/></w:tcMar></w:tcPr><w:p><w:r><w:rPr><w:rFonts w:ascii="Arial" w:cs="Arial" w:eastAsia="Arial" w:hAnsi="Arial"/><w:sz w:val="20"/><w:szCs w:val="20"/></w:rPr><w:t xml:space="preserve">[ ]</w:t></w:r></w:p></w:tc></w:tr><w:tr><w:tc><w:tcPr><w:tcW w:type="dxa" w:w="1600"/><w:tcBorders><w:top w:val="single" w:color="CCCCCC" w:sz="1"/><w:left w:val="single" w:color="CCCCCC" w:sz="1"/><w:bottom w:val="single" w:color="CCCCCC" w:sz="1"/><w:right w:val="single" w:color="CCCCCC" w:sz="1"/></w:tcBorders><w:shd w:fill="FFFFFF" w:val="clear"/><w:tcMar><w:top w:type="dxa" w:w="80"/><w:left w:type="dxa" w:w="120"/><w:bottom w:type="dxa" w:w="80"/><w:right w:type="dxa" w:w="120"/></w:tcMar></w:tcPr><w:p><w:r><w:rPr><w:rFonts w:ascii="Arial" w:cs="Arial" w:eastAsia="Arial" w:hAnsi="Arial"/><w:i/><w:iCs/><w:color w:val="666666"/><w:sz w:val="18"/><w:szCs w:val="18"/></w:rPr><w:t xml:space="preserve">Curriculum</w:t></w:r></w:p></w:tc><w:tc><w:tcPr><w:tcW w:type="dxa" w:w="3400"/><w:tcBorders><w:top w:val="single" w:color="CCCCCC" w:sz="1"/><w:left w:val="single" w:color="CCCCCC" w:sz="1"/><w:bottom w:val="single" w:color="CCCCCC" w:sz="1"/><w:right w:val="single" w:color="CCCCCC" w:sz="1"/></w:tcBorders><w:shd w:fill="FFFFFF" w:val="clear"/><w:tcMar><w:top w:type="dxa" w:w="80"/><w:left w:type="dxa" w:w="120"/><w:bottom w:type="dxa" w:w="80"/><w:right w:type="dxa" w:w="120"/></w:tcMar></w:tcPr><w:p><w:r><w:rPr><w:rFonts w:ascii="Arial" w:cs="Arial" w:eastAsia="Arial" w:hAnsi="Arial"/><w:sz w:val="20"/><w:szCs w:val="20"/></w:rPr><w:t xml:space="preserve">Instructor contact info current</w:t></w:r></w:p></w:tc><w:tc><w:tcPr><w:tcW w:type="dxa" w:w="3000"/><w:tcBorders><w:top w:val="single" w:color="CCCCCC" w:sz="1"/><w:left w:val="single" w:color="CCCCCC" w:sz="1"/><w:bottom w:val="single" w:color="CCCCCC" w:sz="1"/><w:right w:val="single" w:color="CCCCCC" w:sz="1"/></w:tcBorders><w:shd w:fill="FFFFFF" w:val="clear"/><w:tcMar><w:top w:type="dxa" w:w="80"/><w:left w:type="dxa" w:w="120"/><w:bottom w:type="dxa" w:w="80"/><w:right w:type="dxa" w:w="120"/></w:tcMar></w:tcPr><w:p><w:r><w:rPr><w:rFonts w:ascii="Arial" w:cs="Arial" w:eastAsia="Arial" w:hAnsi="Arial"/><w:color w:val="555555"/><w:sz w:val="18"/><w:szCs w:val="18"/></w:rPr><w:t xml:space="preserve">Chef Duane Brown, (804) 219-8211, duane@culinarycoach.org</w:t></w:r></w:p></w:tc><w:tc><w:tcPr><w:tcW w:type="dxa" w:w="720"/><w:tcBorders><w:top w:val="single" w:color="CCCCCC" w:sz="1"/><w:left w:val="single" w:color="CCCCCC" w:sz="1"/><w:bottom w:val="single" w:color="CCCCCC" w:sz="1"/><w:right w:val="single" w:color="CCCCCC" w:sz="1"/></w:tcBorders><w:shd w:fill="FFFFFF" w:val="clear"/><w:tcMar><w:top w:type="dxa" w:w="80"/><w:left w:type="dxa" w:w="120"/><w:bottom w:type="dxa" w:w="80"/><w:right w:type="dxa" w:w="120"/></w:tcMar></w:tcPr><w:p><w:r><w:rPr><w:rFonts w:ascii="Arial" w:cs="Arial" w:eastAsia="Arial" w:hAnsi="Arial"/><w:sz w:val="20"/><w:szCs w:val="20"/></w:rPr><w:t xml:space="preserve">[ ]</w:t></w:r></w:p></w:tc></w:tr><w:tr><w:tc><w:tcPr><w:tcW w:type="dxa" w:w="1600"/><w:tcBorders><w:top w:val="single" w:color="CCCCCC" w:sz="1"/><w:left w:val="single" w:color="CCCCCC" w:sz="1"/><w:bottom w:val="single" w:color="CCCCCC" w:sz="1"/><w:right w:val="single" w:color="CCCCCC" w:sz="1"/></w:tcBorders><w:shd w:fill="F2F7F4" w:val="clear"/><w:tcMar><w:top w:type="dxa" w:w="80"/><w:left w:type="dxa" w:w="120"/><w:bottom w:type="dxa" w:w="80"/><w:right w:type="dxa" w:w="120"/></w:tcMar></w:tcPr><w:p><w:r><w:rPr><w:rFonts w:ascii="Arial" w:cs="Arial" w:eastAsia="Arial" w:hAnsi="Arial"/><w:i/><w:iCs/><w:color w:val="666666"/><w:sz w:val="18"/><w:szCs w:val="18"/></w:rPr><w:t xml:space="preserve">Curriculum</w:t></w:r></w:p></w:tc><w:tc><w:tcPr><w:tcW w:type="dxa" w:w="3400"/><w:tcBorders><w:top w:val="single" w:color="CCCCCC" w:sz="1"/><w:left w:val="single" w:color="CCCCCC" w:sz="1"/><w:bottom w:val="single" w:color="CCCCCC" w:sz="1"/><w:right w:val="single" w:color="CCCCCC" w:sz="1"/></w:tcBorders><w:shd w:fill="F2F7F4" w:val="clear"/><w:tcMar><w:top w:type="dxa" w:w="80"/><w:left w:type="dxa" w:w="120"/><w:bottom w:type="dxa" w:w="80"/><w:right w:type="dxa" w:w="120"/></w:tcMar></w:tcPr><w:p><w:r><w:rPr><w:rFonts w:ascii="Arial" w:cs="Arial" w:eastAsia="Arial" w:hAnsi="Arial"/><w:sz w:val="20"/><w:szCs w:val="20"/></w:rPr><w:t xml:space="preserve">ServSafe level correct (Food Handler = Level I)</w:t></w:r></w:p></w:tc><w:tc><w:tcPr><w:tcW w:type="dxa" w:w="3000"/><w:tcBorders><w:top w:val="single" w:color="CCCCCC" w:sz="1"/><w:left w:val="single" w:color="CCCCCC" w:sz="1"/><w:bottom w:val="single" w:color="CCCCCC" w:sz="1"/><w:right w:val="single" w:color="CCCCCC" w:sz="1"/></w:tcBorders><w:shd w:fill="F2F7F4" w:val="clear"/><w:tcMar><w:top w:type="dxa" w:w="80"/><w:left w:type="dxa" w:w="120"/><w:bottom w:type="dxa" w:w="80"/><w:right w:type="dxa" w:w="120"/></w:tcMar></w:tcPr><w:p><w:r><w:rPr><w:rFonts w:ascii="Arial" w:cs="Arial" w:eastAsia="Arial" w:hAnsi="Arial"/><w:color w:val="555555"/><w:sz w:val="18"/><w:szCs w:val="18"/></w:rPr><w:t xml:space="preserve">Level I leads to Food Handler cert, not Manager</w:t></w:r></w:p></w:tc><w:tc><w:tcPr><w:tcW w:type="dxa" w:w="720"/><w:tcBorders><w:top w:val="single" w:color="CCCCCC" w:sz="1"/><w:left w:val="single" w:color="CCCCCC" w:sz="1"/><w:bottom w:val="single" w:color="CCCCCC" w:sz="1"/><w:right w:val="single" w:color="CCCCCC" w:sz="1"/></w:tcBorders><w:shd w:fill="F2F7F4" w:val="clear"/><w:tcMar><w:top w:type="dxa" w:w="80"/><w:left w:type="dxa" w:w="120"/><w:bottom w:type="dxa" w:w="80"/><w:right w:type="dxa" w:w="120"/></w:tcMar></w:tcPr><w:p><w:r><w:rPr><w:rFonts w:ascii="Arial" w:cs="Arial" w:eastAsia="Arial" w:hAnsi="Arial"/><w:sz w:val="20"/><w:szCs w:val="20"/></w:rPr><w:t xml:space="preserve">[ ]</w:t></w:r></w:p></w:tc></w:tr><w:tr><w:tc><w:tcPr><w:tcW w:type="dxa" w:w="1600"/><w:tcBorders><w:top w:val="single" w:color="CCCCCC" w:sz="1"/><w:left w:val="single" w:color="CCCCCC" w:sz="1"/><w:bottom w:val="single" w:color="CCCCCC" w:sz="1"/><w:right w:val="single" w:color="CCCCCC" w:sz="1"/></w:tcBorders><w:shd w:fill="FFFFFF" w:val="clear"/><w:tcMar><w:top w:type="dxa" w:w="80"/><w:left w:type="dxa" w:w="120"/><w:bottom w:type="dxa" w:w="80"/><w:right w:type="dxa" w:w="120"/></w:tcMar></w:tcPr><w:p><w:r><w:rPr><w:rFonts w:ascii="Arial" w:cs="Arial" w:eastAsia="Arial" w:hAnsi="Arial"/><w:i/><w:iCs/><w:color w:val="666666"/><w:sz w:val="18"/><w:szCs w:val="18"/></w:rPr><w:t xml:space="preserve">Curriculum</w:t></w:r></w:p></w:tc><w:tc><w:tcPr><w:tcW w:type="dxa" w:w="3400"/><w:tcBorders><w:top w:val="single" w:color="CCCCCC" w:sz="1"/><w:left w:val="single" w:color="CCCCCC" w:sz="1"/><w:bottom w:val="single" w:color="CCCCCC" w:sz="1"/><w:right w:val="single" w:color="CCCCCC" w:sz="1"/></w:tcBorders><w:shd w:fill="FFFFFF" w:val="clear"/><w:tcMar><w:top w:type="dxa" w:w="80"/><w:left w:type="dxa" w:w="120"/><w:bottom w:type="dxa" w:w="80"/><w:right w:type="dxa" w:w="120"/></w:tcMar></w:tcPr><w:p><w:r><w:rPr><w:rFonts w:ascii="Arial" w:cs="Arial" w:eastAsia="Arial" w:hAnsi="Arial"/><w:sz w:val="20"/><w:szCs w:val="20"/></w:rPr><w:t xml:space="preserve">Week gate lock functional</w:t></w:r></w:p></w:tc><w:tc><w:tcPr><w:tcW w:type="dxa" w:w="3000"/><w:tcBorders><w:top w:val="single" w:color="CCCCCC" w:sz="1"/><w:left w:val="single" w:color="CCCCCC" w:sz="1"/><w:bottom w:val="single" w:color="CCCCCC" w:sz="1"/><w:right w:val="single" w:color="CCCCCC" w:sz="1"/></w:tcBorders><w:shd w:fill="FFFFFF" w:val="clear"/><w:tcMar><w:top w:type="dxa" w:w="80"/><w:left w:type="dxa" w:w="120"/><w:bottom w:type="dxa" w:w="80"/><w:right w:type="dxa" w:w="120"/></w:tcMar></w:tcPr><w:p><w:r><w:rPr><w:rFonts w:ascii="Arial" w:cs="Arial" w:eastAsia="Arial" w:hAnsi="Arial"/><w:color w:val="555555"/><w:sz w:val="18"/><w:szCs w:val="18"/></w:rPr><w:t xml:space="preserve">Week 2 locked by default, unlocks via admin only</w:t></w:r></w:p></w:tc><w:tc><w:tcPr><w:tcW w:type="dxa" w:w="720"/><w:tcBorders><w:top w:val="single" w:color="CCCCCC" w:sz="1"/><w:left w:val="single" w:color="CCCCCC" w:sz="1"/><w:bottom w:val="single" w:color="CCCCCC" w:sz="1"/><w:right w:val="single" w:color="CCCCCC" w:sz="1"/></w:tcBorders><w:shd w:fill="FFFFFF" w:val="clear"/><w:tcMar><w:top w:type="dxa" w:w="80"/><w:left w:type="dxa" w:w="120"/><w:bottom w:type="dxa" w:w="80"/><w:right w:type="dxa" w:w="120"/></w:tcMar></w:tcPr><w:p><w:r><w:rPr><w:rFonts w:ascii="Arial" w:cs="Arial" w:eastAsia="Arial" w:hAnsi="Arial"/><w:sz w:val="20"/><w:szCs w:val="20"/></w:rPr><w:t xml:space="preserve">[ ]</w:t></w:r></w:p></w:tc></w:tr><w:tr><w:tc><w:tcPr><w:gridSpan w:val="4"/><w:tcBorders><w:top w:val="single" w:color="CCCCCC" w:sz="1"/><w:left w:val="single" w:color="CCCCCC" w:sz="1"/><w:bottom w:val="single" w:color="CCCCCC" w:sz="1"/><w:right w:val="single" w:color="CCCCCC" w:sz="1"/></w:tcBorders><w:shd w:fill="2d5a3d" w:val="clear"/><w:tcMar><w:top w:type="dxa" w:w="60"/><w:left w:type="dxa" w:w="120"/><w:bottom w:type="dxa" w:w="60"/><w:right w:type="dxa" w:w="120"/></w:tcMar></w:tcPr><w:p><w:r><w:rPr><w:rFonts w:ascii="Arial" w:cs="Arial" w:eastAsia="Arial" w:hAnsi="Arial"/><w:b/><w:bCs/><w:color w:val="FFFFFF"/><w:sz w:val="20"/><w:szCs w:val="20"/></w:rPr><w:t xml:space="preserve">6. UI &amp; RESPONSIVENESS</w:t></w:r></w:p></w:tc></w:tr><w:tr><w:tc><w:tcPr><w:tcW w:type="dxa" w:w="1600"/><w:tcBorders><w:top w:val="single" w:color="CCCCCC" w:sz="1"/><w:left w:val="single" w:color="CCCCCC" w:sz="1"/><w:bottom w:val="single" w:color="CCCCCC" w:sz="1"/><w:right w:val="single" w:color="CCCCCC" w:sz="1"/></w:tcBorders><w:shd w:fill="F2F7F4" w:val="clear"/><w:tcMar><w:top w:type="dxa" w:w="80"/><w:left w:type="dxa" w:w="120"/><w:bottom w:type="dxa" w:w="80"/><w:right w:type="dxa" w:w="120"/></w:tcMar></w:tcPr><w:p><w:r><w:rPr><w:rFonts w:ascii="Arial" w:cs="Arial" w:eastAsia="Arial" w:hAnsi="Arial"/><w:i/><w:iCs/><w:color w:val="666666"/><w:sz w:val="18"/><w:szCs w:val="18"/></w:rPr><w:t xml:space="preserve">UI</w:t></w:r></w:p></w:tc><w:tc><w:tcPr><w:tcW w:type="dxa" w:w="3400"/><w:tcBorders><w:top w:val="single" w:color="CCCCCC" w:sz="1"/><w:left w:val="single" w:color="CCCCCC" w:sz="1"/><w:bottom w:val="single" w:color="CCCCCC" w:sz="1"/><w:right w:val="single" w:color="CCCCCC" w:sz="1"/></w:tcBorders><w:shd w:fill="F2F7F4" w:val="clear"/><w:tcMar><w:top w:type="dxa" w:w="80"/><w:left w:type="dxa" w:w="120"/><w:bottom w:type="dxa" w:w="80"/><w:right w:type="dxa" w:w="120"/></w:tcMar></w:tcPr><w:p><w:r><w:rPr><w:rFonts w:ascii="Arial" w:cs="Arial" w:eastAsia="Arial" w:hAnsi="Arial"/><w:sz w:val="20"/><w:szCs w:val="20"/></w:rPr><w:t xml:space="preserve">Mobile responsive - iPhone</w:t></w:r></w:p></w:tc><w:tc><w:tcPr><w:tcW w:type="dxa" w:w="3000"/><w:tcBorders><w:top w:val="single" w:color="CCCCCC" w:sz="1"/><w:left w:val="single" w:color="CCCCCC" w:sz="1"/><w:bottom w:val="single" w:color="CCCCCC" w:sz="1"/><w:right w:val="single" w:color="CCCCCC" w:sz="1"/></w:tcBorders><w:shd w:fill="F2F7F4" w:val="clear"/><w:tcMar><w:top w:type="dxa" w:w="80"/><w:left w:type="dxa" w:w="120"/><w:bottom w:type="dxa" w:w="80"/><w:right w:type="dxa" w:w="120"/></w:tcMar></w:tcPr><w:p><w:r><w:rPr><w:rFonts w:ascii="Arial" w:cs="Arial" w:eastAsia="Arial" w:hAnsi="Arial"/><w:color w:val="555555"/><w:sz w:val="18"/><w:szCs w:val="18"/></w:rPr><w:t xml:space="preserve">Test at 375px width - no horizontal scroll</w:t></w:r></w:p></w:tc><w:tc><w:tcPr><w:tcW w:type="dxa" w:w="720"/><w:tcBorders><w:top w:val="single" w:color="CCCCCC" w:sz="1"/><w:left w:val="single" w:color="CCCCCC" w:sz="1"/><w:bottom w:val="single" w:color="CCCCCC" w:sz="1"/><w:right w:val="single" w:color="CCCCCC" w:sz="1"/></w:tcBorders><w:shd w:fill="F2F7F4" w:val="clear"/><w:tcMar><w:top w:type="dxa" w:w="80"/><w:left w:type="dxa" w:w="120"/><w:bottom w:type="dxa" w:w="80"/><w:right w:type="dxa" w:w="120"/></w:tcMar></w:tcPr><w:p><w:r><w:rPr><w:rFonts w:ascii="Arial" w:cs="Arial" w:eastAsia="Arial" w:hAnsi="Arial"/><w:sz w:val="20"/><w:szCs w:val="20"/></w:rPr><w:t xml:space="preserve">[ ]</w:t></w:r></w:p></w:tc></w:tr><w:tr><w:tc><w:tcPr><w:tcW w:type="dxa" w:w="1600"/><w:tcBorders><w:top w:val="single" w:color="CCCCCC" w:sz="1"/><w:left w:val="single" w:color="CCCCCC" w:sz="1"/><w:bottom w:val="single" w:color="CCCCCC" w:sz="1"/><w:right w:val="single" w:color="CCCCCC" w:sz="1"/></w:tcBorders><w:shd w:fill="FFFFFF" w:val="clear"/><w:tcMar><w:top w:type="dxa" w:w="80"/><w:left w:type="dxa" w:w="120"/><w:bottom w:type="dxa" w:w="80"/><w:right w:type="dxa" w:w="120"/></w:tcMar></w:tcPr><w:p><w:r><w:rPr><w:rFonts w:ascii="Arial" w:cs="Arial" w:eastAsia="Arial" w:hAnsi="Arial"/><w:i/><w:iCs/><w:color w:val="666666"/><w:sz w:val="18"/><w:szCs w:val="18"/></w:rPr><w:t xml:space="preserve">UI</w:t></w:r></w:p></w:tc><w:tc><w:tcPr><w:tcW w:type="dxa" w:w="3400"/><w:tcBorders><w:top w:val="single" w:color="CCCCCC" w:sz="1"/><w:left w:val="single" w:color="CCCCCC" w:sz="1"/><w:bottom w:val="single" w:color="CCCCCC" w:sz="1"/><w:right w:val="single" w:color="CCCCCC" w:sz="1"/></w:tcBorders><w:shd w:fill="FFFFFF" w:val="clear"/><w:tcMar><w:top w:type="dxa" w:w="80"/><w:left w:type="dxa" w:w="120"/><w:bottom w:type="dxa" w:w="80"/><w:right w:type="dxa" w:w="120"/></w:tcMar></w:tcPr><w:p><w:r><w:rPr><w:rFonts w:ascii="Arial" w:cs="Arial" w:eastAsia="Arial" w:hAnsi="Arial"/><w:sz w:val="20"/><w:szCs w:val="20"/></w:rPr><w:t xml:space="preserve">Mobile responsive - Android</w:t></w:r></w:p></w:tc><w:tc><w:tcPr><w:tcW w:type="dxa" w:w="3000"/><w:tcBorders><w:top w:val="single" w:color="CCCCCC" w:sz="1"/><w:left w:val="single" w:color="CCCCCC" w:sz="1"/><w:bottom w:val="single" w:color="CCCCCC" w:sz="1"/><w:right w:val="single" w:color="CCCCCC" w:sz="1"/></w:tcBorders><w:shd w:fill="FFFFFF" w:val="clear"/><w:tcMar><w:top w:type="dxa" w:w="80"/><w:left w:type="dxa" w:w="120"/><w:bottom w:type="dxa" w:w="80"/><w:right w:type="dxa" w:w="120"/></w:tcMar></w:tcPr><w:p><w:r><w:rPr><w:rFonts w:ascii="Arial" w:cs="Arial" w:eastAsia="Arial" w:hAnsi="Arial"/><w:color w:val="555555"/><w:sz w:val="18"/><w:szCs w:val="18"/></w:rPr><w:t xml:space="preserve">Test at 360px width - no horizontal scroll</w:t></w:r></w:p></w:tc><w:tc><w:tcPr><w:tcW w:type="dxa" w:w="720"/><w:tcBorders><w:top w:val="single" w:color="CCCCCC" w:sz="1"/><w:left w:val="single" w:color="CCCCCC" w:sz="1"/><w:bottom w:val="single" w:color="CCCCCC" w:sz="1"/><w:right w:val="single" w:color="CCCCCC" w:sz="1"/></w:tcBorders><w:shd w:fill="FFFFFF" w:val="clear"/><w:tcMar><w:top w:type="dxa" w:w="80"/><w:left w:type="dxa" w:w="120"/><w:bottom w:type="dxa" w:w="80"/><w:right w:type="dxa" w:w="120"/></w:tcMar></w:tcPr><w:p><w:r><w:rPr><w:rFonts w:ascii="Arial" w:cs="Arial" w:eastAsia="Arial" w:hAnsi="Arial"/><w:sz w:val="20"/><w:szCs w:val="20"/></w:rPr><w:t xml:space="preserve">[ ]</w:t></w:r></w:p></w:tc></w:tr><w:tr><w:tc><w:tcPr><w:tcW w:type="dxa" w:w="1600"/><w:tcBorders><w:top w:val="single" w:color="CCCCCC" w:sz="1"/><w:left w:val="single" w:color="CCCCCC" w:sz="1"/><w:bottom w:val="single" w:color="CCCCCC" w:sz="1"/><w:right w:val="single" w:color="CCCCCC" w:sz="1"/></w:tcBorders><w:shd w:fill="F2F7F4" w:val="clear"/><w:tcMar><w:top w:type="dxa" w:w="80"/><w:left w:type="dxa" w:w="120"/><w:bottom w:type="dxa" w:w="80"/><w:right w:type="dxa" w:w="120"/></w:tcMar></w:tcPr><w:p><w:r><w:rPr><w:rFonts w:ascii="Arial" w:cs="Arial" w:eastAsia="Arial" w:hAnsi="Arial"/><w:i/><w:iCs/><w:color w:val="666666"/><w:sz w:val="18"/><w:szCs w:val="18"/></w:rPr><w:t xml:space="preserve">UI</w:t></w:r></w:p></w:tc><w:tc><w:tcPr><w:tcW w:type="dxa" w:w="3400"/><w:tcBorders><w:top w:val="single" w:color="CCCCCC" w:sz="1"/><w:left w:val="single" w:color="CCCCCC" w:sz="1"/><w:bottom w:val="single" w:color="CCCCCC" w:sz="1"/><w:right w:val="single" w:color="CCCCCC" w:sz="1"/></w:tcBorders><w:shd w:fill="F2F7F4" w:val="clear"/><w:tcMar><w:top w:type="dxa" w:w="80"/><w:left w:type="dxa" w:w="120"/><w:bottom w:type="dxa" w:w="80"/><w:right w:type="dxa" w:w="120"/></w:tcMar></w:tcPr><w:p><w:r><w:rPr><w:rFonts w:ascii="Arial" w:cs="Arial" w:eastAsia="Arial" w:hAnsi="Arial"/><w:sz w:val="20"/><w:szCs w:val="20"/></w:rPr><w:t xml:space="preserve">Tablet view (768px)</w:t></w:r></w:p></w:tc><w:tc><w:tcPr><w:tcW w:type="dxa" w:w="3000"/><w:tcBorders><w:top w:val="single" w:color="CCCCCC" w:sz="1"/><w:left w:val="single" w:color="CCCCCC" w:sz="1"/><w:bottom w:val="single" w:color="CCCCCC" w:sz="1"/><w:right w:val="single" w:color="CCCCCC" w:sz="1"/></w:tcBorders><w:shd w:fill="F2F7F4" w:val="clear"/><w:tcMar><w:top w:type="dxa" w:w="80"/><w:left w:type="dxa" w:w="120"/><w:bottom w:type="dxa" w:w="80"/><w:right w:type="dxa" w:w="120"/></w:tcMar></w:tcPr><w:p><w:r><w:rPr><w:rFonts w:ascii="Arial" w:cs="Arial" w:eastAsia="Arial" w:hAnsi="Arial"/><w:color w:val="555555"/><w:sz w:val="18"/><w:szCs w:val="18"/></w:rPr><w:t xml:space="preserve">Layout renders cleanly</w:t></w:r></w:p></w:tc><w:tc><w:tcPr><w:tcW w:type="dxa" w:w="720"/><w:tcBorders><w:top w:val="single" w:color="CCCCCC" w:sz="1"/><w:left w:val="single" w:color="CCCCCC" w:sz="1"/><w:bottom w:val="single" w:color="CCCCCC" w:sz="1"/><w:right w:val="single" w:color="CCCCCC" w:sz="1"/></w:tcBorders><w:shd w:fill="F2F7F4" w:val="clear"/><w:tcMar><w:top w:type="dxa" w:w="80"/><w:left w:type="dxa" w:w="120"/><w:bottom w:type="dxa" w:w="80"/><w:right w:type="dxa" w:w="120"/></w:tcMar></w:tcPr><w:p><w:r><w:rPr><w:rFonts w:ascii="Arial" w:cs="Arial" w:eastAsia="Arial" w:hAnsi="Arial"/><w:sz w:val="20"/><w:szCs w:val="20"/></w:rPr><w:t xml:space="preserve">[ ]</w:t></w:r></w:p></w:tc></w:tr><w:tr><w:tc><w:tcPr><w:tcW w:type="dxa" w:w="1600"/><w:tcBorders><w:top w:val="single" w:color="CCCCCC" w:sz="1"/><w:left w:val="single" w:color="CCCCCC" w:sz="1"/><w:bottom w:val="single" w:color="CCCCCC" w:sz="1"/><w:right w:val="single" w:color="CCCCCC" w:sz="1"/></w:tcBorders><w:shd w:fill="FFFFFF" w:val="clear"/><w:tcMar><w:top w:type="dxa" w:w="80"/><w:left w:type="dxa" w:w="120"/><w:bottom w:type="dxa" w:w="80"/><w:right w:type="dxa" w:w="120"/></w:tcMar></w:tcPr><w:p><w:r><w:rPr><w:rFonts w:ascii="Arial" w:cs="Arial" w:eastAsia="Arial" w:hAnsi="Arial"/><w:i/><w:iCs/><w:color w:val="666666"/><w:sz w:val="18"/><w:szCs w:val="18"/></w:rPr><w:t xml:space="preserve">UI</w:t></w:r></w:p></w:tc><w:tc><w:tcPr><w:tcW w:type="dxa" w:w="3400"/><w:tcBorders><w:top w:val="single" w:color="CCCCCC" w:sz="1"/><w:left w:val="single" w:color="CCCCCC" w:sz="1"/><w:bottom w:val="single" w:color="CCCCCC" w:sz="1"/><w:right w:val="single" w:color="CCCCCC" w:sz="1"/></w:tcBorders><w:shd w:fill="FFFFFF" w:val="clear"/><w:tcMar><w:top w:type="dxa" w:w="80"/><w:left w:type="dxa" w:w="120"/><w:bottom w:type="dxa" w:w="80"/><w:right w:type="dxa" w:w="120"/></w:tcMar></w:tcPr><w:p><w:r><w:rPr><w:rFonts w:ascii="Arial" w:cs="Arial" w:eastAsia="Arial" w:hAnsi="Arial"/><w:sz w:val="20"/><w:szCs w:val="20"/></w:rPr><w:t xml:space="preserve">Desktop view (1280px+)</w:t></w:r></w:p></w:tc><w:tc><w:tcPr><w:tcW w:type="dxa" w:w="3000"/><w:tcBorders><w:top w:val="single" w:color="CCCCCC" w:sz="1"/><w:left w:val="single" w:color="CCCCCC" w:sz="1"/><w:bottom w:val="single" w:color="CCCCCC" w:sz="1"/><w:right w:val="single" w:color="CCCCCC" w:sz="1"/></w:tcBorders><w:shd w:fill="FFFFFF" w:val="clear"/><w:tcMar><w:top w:type="dxa" w:w="80"/><w:left w:type="dxa" w:w="120"/><w:bottom w:type="dxa" w:w="80"/><w:right w:type="dxa" w:w="120"/></w:tcMar></w:tcPr><w:p><w:r><w:rPr><w:rFonts w:ascii="Arial" w:cs="Arial" w:eastAsia="Arial" w:hAnsi="Arial"/><w:color w:val="555555"/><w:sz w:val="18"/><w:szCs w:val="18"/></w:rPr><w:t xml:space="preserve">Full layout, sidebar and content side by side</w:t></w:r></w:p></w:tc><w:tc><w:tcPr><w:tcW w:type="dxa" w:w="720"/><w:tcBorders><w:top w:val="single" w:color="CCCCCC" w:sz="1"/><w:left w:val="single" w:color="CCCCCC" w:sz="1"/><w:bottom w:val="single" w:color="CCCCCC" w:sz="1"/><w:right w:val="single" w:color="CCCCCC" w:sz="1"/></w:tcBorders><w:shd w:fill="FFFFFF" w:val="clear"/><w:tcMar><w:top w:type="dxa" w:w="80"/><w:left w:type="dxa" w:w="120"/><w:bottom w:type="dxa" w:w="80"/><w:right w:type="dxa" w:w="120"/></w:tcMar></w:tcPr><w:p><w:r><w:rPr><w:rFonts w:ascii="Arial" w:cs="Arial" w:eastAsia="Arial" w:hAnsi="Arial"/><w:sz w:val="20"/><w:szCs w:val="20"/></w:rPr><w:t xml:space="preserve">[ ]</w:t></w:r></w:p></w:tc></w:tr><w:tr><w:tc><w:tcPr><w:tcW w:type="dxa" w:w="1600"/><w:tcBorders><w:top w:val="single" w:color="CCCCCC" w:sz="1"/><w:left w:val="single" w:color="CCCCCC" w:sz="1"/><w:bottom w:val="single" w:color="CCCCCC" w:sz="1"/><w:right w:val="single" w:color="CCCCCC" w:sz="1"/></w:tcBorders><w:shd w:fill="F2F7F4" w:val="clear"/><w:tcMar><w:top w:type="dxa" w:w="80"/><w:left w:type="dxa" w:w="120"/><w:bottom w:type="dxa" w:w="80"/><w:right w:type="dxa" w:w="120"/></w:tcMar></w:tcPr><w:p><w:r><w:rPr><w:rFonts w:ascii="Arial" w:cs="Arial" w:eastAsia="Arial" w:hAnsi="Arial"/><w:i/><w:iCs/><w:color w:val="666666"/><w:sz w:val="18"/><w:szCs w:val="18"/></w:rPr><w:t xml:space="preserve">UI</w:t></w:r></w:p></w:tc><w:tc><w:tcPr><w:tcW w:type="dxa" w:w="3400"/><w:tcBorders><w:top w:val="single" w:color="CCCCCC" w:sz="1"/><w:left w:val="single" w:color="CCCCCC" w:sz="1"/><w:bottom w:val="single" w:color="CCCCCC" w:sz="1"/><w:right w:val="single" w:color="CCCCCC" w:sz="1"/></w:tcBorders><w:shd w:fill="F2F7F4" w:val="clear"/><w:tcMar><w:top w:type="dxa" w:w="80"/><w:left w:type="dxa" w:w="120"/><w:bottom w:type="dxa" w:w="80"/><w:right w:type="dxa" w:w="120"/></w:tcMar></w:tcPr><w:p><w:r><w:rPr><w:rFonts w:ascii="Arial" w:cs="Arial" w:eastAsia="Arial" w:hAnsi="Arial"/><w:sz w:val="20"/><w:szCs w:val="20"/></w:rPr><w:t xml:space="preserve">Toast notifications display</w:t></w:r></w:p></w:tc><w:tc><w:tcPr><w:tcW w:type="dxa" w:w="3000"/><w:tcBorders><w:top w:val="single" w:color="CCCCCC" w:sz="1"/><w:left w:val="single" w:color="CCCCCC" w:sz="1"/><w:bottom w:val="single" w:color="CCCCCC" w:sz="1"/><w:right w:val="single" w:color="CCCCCC" w:sz="1"/></w:tcBorders><w:shd w:fill="F2F7F4" w:val="clear"/><w:tcMar><w:top w:type="dxa" w:w="80"/><w:left w:type="dxa" w:w="120"/><w:bottom w:type="dxa" w:w="80"/><w:right w:type="dxa" w:w="120"/></w:tcMar></w:tcPr><w:p><w:r><w:rPr><w:rFonts w:ascii="Arial" w:cs="Arial" w:eastAsia="Arial" w:hAnsi="Arial"/><w:color w:val="555555"/><w:sz w:val="18"/><w:szCs w:val="18"/></w:rPr><w:t xml:space="preserve">Complete action - verify toast appears and fades</w:t></w:r></w:p></w:tc><w:tc><w:tcPr><w:tcW w:type="dxa" w:w="720"/><w:tcBorders><w:top w:val="single" w:color="CCCCCC" w:sz="1"/><w:left w:val="single" w:color="CCCCCC" w:sz="1"/><w:bottom w:val="single" w:color="CCCCCC" w:sz="1"/><w:right w:val="single" w:color="CCCCCC" w:sz="1"/></w:tcBorders><w:shd w:fill="F2F7F4" w:val="clear"/><w:tcMar><w:top w:type="dxa" w:w="80"/><w:left w:type="dxa" w:w="120"/><w:bottom w:type="dxa" w:w="80"/><w:right w:type="dxa" w:w="120"/></w:tcMar></w:tcPr><w:p><w:r><w:rPr><w:rFonts w:ascii="Arial" w:cs="Arial" w:eastAsia="Arial" w:hAnsi="Arial"/><w:sz w:val="20"/><w:szCs w:val="20"/></w:rPr><w:t xml:space="preserve">[ ]</w:t></w:r></w:p></w:tc></w:tr><w:tr><w:tc><w:tcPr><w:tcW w:type="dxa" w:w="1600"/><w:tcBorders><w:top w:val="single" w:color="CCCCCC" w:sz="1"/><w:left w:val="single" w:color="CCCCCC" w:sz="1"/><w:bottom w:val="single" w:color="CCCCCC" w:sz="1"/><w:right w:val="single" w:color="CCCCCC" w:sz="1"/></w:tcBorders><w:shd w:fill="FFFFFF" w:val="clear"/><w:tcMar><w:top w:type="dxa" w:w="80"/><w:left w:type="dxa" w:w="120"/><w:bottom w:type="dxa" w:w="80"/><w:right w:type="dxa" w:w="120"/></w:tcMar></w:tcPr><w:p><w:r><w:rPr><w:rFonts w:ascii="Arial" w:cs="Arial" w:eastAsia="Arial" w:hAnsi="Arial"/><w:i/><w:iCs/><w:color w:val="666666"/><w:sz w:val="18"/><w:szCs w:val="18"/></w:rPr><w:t xml:space="preserve">UI</w:t></w:r></w:p></w:tc><w:tc><w:tcPr><w:tcW w:type="dxa" w:w="3400"/><w:tcBorders><w:top w:val="single" w:color="CCCCCC" w:sz="1"/><w:left w:val="single" w:color="CCCCCC" w:sz="1"/><w:bottom w:val="single" w:color="CCCCCC" w:sz="1"/><w:right w:val="single" w:color="CCCCCC" w:sz="1"/></w:tcBorders><w:shd w:fill="FFFFFF" w:val="clear"/><w:tcMar><w:top w:type="dxa" w:w="80"/><w:left w:type="dxa" w:w="120"/><w:bottom w:type="dxa" w:w="80"/><w:right w:type="dxa" w:w="120"/></w:tcMar></w:tcPr><w:p><w:r><w:rPr><w:rFonts w:ascii="Arial" w:cs="Arial" w:eastAsia="Arial" w:hAnsi="Arial"/><w:sz w:val="20"/><w:szCs w:val="20"/></w:rPr><w:t xml:space="preserve">Progress bar updates</w:t></w:r></w:p></w:tc><w:tc><w:tcPr><w:tcW w:type="dxa" w:w="3000"/><w:tcBorders><w:top w:val="single" w:color="CCCCCC" w:sz="1"/><w:left w:val="single" w:color="CCCCCC" w:sz="1"/><w:bottom w:val="single" w:color="CCCCCC" w:sz="1"/><w:right w:val="single" w:color="CCCCCC" w:sz="1"/></w:tcBorders><w:shd w:fill="FFFFFF" w:val="clear"/><w:tcMar><w:top w:type="dxa" w:w="80"/><w:left w:type="dxa" w:w="120"/><w:bottom w:type="dxa" w:w="80"/><w:right w:type="dxa" w:w="120"/></w:tcMar></w:tcPr><w:p><w:r><w:rPr><w:rFonts w:ascii="Arial" w:cs="Arial" w:eastAsia="Arial" w:hAnsi="Arial"/><w:color w:val="555555"/><w:sz w:val="18"/><w:szCs w:val="18"/></w:rPr><w:t xml:space="preserve">Complete quiz/deliverable - verify % updates</w:t></w:r></w:p></w:tc><w:tc><w:tcPr><w:tcW w:type="dxa" w:w="720"/><w:tcBorders><w:top w:val="single" w:color="CCCCCC" w:sz="1"/><w:left w:val="single" w:color="CCCCCC" w:sz="1"/><w:bottom w:val="single" w:color="CCCCCC" w:sz="1"/><w:right w:val="single" w:color="CCCCCC" w:sz="1"/></w:tcBorders><w:shd w:fill="FFFFFF" w:val="clear"/><w:tcMar><w:top w:type="dxa" w:w="80"/><w:left w:type="dxa" w:w="120"/><w:bottom w:type="dxa" w:w="80"/><w:right w:type="dxa" w:w="120"/></w:tcMar></w:tcPr><w:p><w:r><w:rPr><w:rFonts w:ascii="Arial" w:cs="Arial" w:eastAsia="Arial" w:hAnsi="Arial"/><w:sz w:val="20"/><w:szCs w:val="20"/></w:rPr><w:t xml:space="preserve">[ ]</w:t></w:r></w:p></w:tc></w:tr><w:tr><w:tc><w:tcPr><w:tcW w:type="dxa" w:w="1600"/><w:tcBorders><w:top w:val="single" w:color="CCCCCC" w:sz="1"/><w:left w:val="single" w:color="CCCCCC" w:sz="1"/><w:bottom w:val="single" w:color="CCCCCC" w:sz="1"/><w:right w:val="single" w:color="CCCCCC" w:sz="1"/></w:tcBorders><w:shd w:fill="F2F7F4" w:val="clear"/><w:tcMar><w:top w:type="dxa" w:w="80"/><w:left w:type="dxa" w:w="120"/><w:bottom w:type="dxa" w:w="80"/><w:right w:type="dxa" w:w="120"/></w:tcMar></w:tcPr><w:p><w:r><w:rPr><w:rFonts w:ascii="Arial" w:cs="Arial" w:eastAsia="Arial" w:hAnsi="Arial"/><w:i/><w:iCs/><w:color w:val="666666"/><w:sz w:val="18"/><w:szCs w:val="18"/></w:rPr><w:t xml:space="preserve">UI</w:t></w:r></w:p></w:tc><w:tc><w:tcPr><w:tcW w:type="dxa" w:w="3400"/><w:tcBorders><w:top w:val="single" w:color="CCCCCC" w:sz="1"/><w:left w:val="single" w:color="CCCCCC" w:sz="1"/><w:bottom w:val="single" w:color="CCCCCC" w:sz="1"/><w:right w:val="single" w:color="CCCCCC" w:sz="1"/></w:tcBorders><w:shd w:fill="F2F7F4" w:val="clear"/><w:tcMar><w:top w:type="dxa" w:w="80"/><w:left w:type="dxa" w:w="120"/><w:bottom w:type="dxa" w:w="80"/><w:right w:type="dxa" w:w="120"/></w:tcMar></w:tcPr><w:p><w:r><w:rPr><w:rFonts w:ascii="Arial" w:cs="Arial" w:eastAsia="Arial" w:hAnsi="Arial"/><w:sz w:val="20"/><w:szCs w:val="20"/></w:rPr><w:t xml:space="preserve">Admin tracker CSV export</w:t></w:r></w:p></w:tc><w:tc><w:tcPr><w:tcW w:type="dxa" w:w="3000"/><w:tcBorders><w:top w:val="single" w:color="CCCCCC" w:sz="1"/><w:left w:val="single" w:color="CCCCCC" w:sz="1"/><w:bottom w:val="single" w:color="CCCCCC" w:sz="1"/><w:right w:val="single" w:color="CCCCCC" w:sz="1"/></w:tcBorders><w:shd w:fill="F2F7F4" w:val="clear"/><w:tcMar><w:top w:type="dxa" w:w="80"/><w:left w:type="dxa" w:w="120"/><w:bottom w:type="dxa" w:w="80"/><w:right w:type="dxa" w:w="120"/></w:tcMar></w:tcPr><w:p><w:r><w:rPr><w:rFonts w:ascii="Arial" w:cs="Arial" w:eastAsia="Arial" w:hAnsi="Arial"/><w:color w:val="555555"/><w:sz w:val="18"/><w:szCs w:val="18"/></w:rPr><w:t xml:space="preserve">Click Export CSV - verify file downloads with real data</w:t></w:r></w:p></w:tc><w:tc><w:tcPr><w:tcW w:type="dxa" w:w="720"/><w:tcBorders><w:top w:val="single" w:color="CCCCCC" w:sz="1"/><w:left w:val="single" w:color="CCCCCC" w:sz="1"/><w:bottom w:val="single" w:color="CCCCCC" w:sz="1"/><w:right w:val="single" w:color="CCCCCC" w:sz="1"/></w:tcBorders><w:shd w:fill="F2F7F4" w:val="clear"/><w:tcMar><w:top w:type="dxa" w:w="80"/><w:left w:type="dxa" w:w="120"/><w:bottom w:type="dxa" w:w="80"/><w:right w:type="dxa" w:w="120"/></w:tcMar></w:tcPr><w:p><w:r><w:rPr><w:rFonts w:ascii="Arial" w:cs="Arial" w:eastAsia="Arial" w:hAnsi="Arial"/><w:sz w:val="20"/><w:szCs w:val="20"/></w:rPr><w:t xml:space="preserve">[ ]</w:t></w:r></w:p></w:tc></w:tr><w:tr><w:tc><w:tcPr><w:gridSpan w:val="4"/><w:tcBorders><w:top w:val="single" w:color="CCCCCC" w:sz="1"/><w:left w:val="single" w:color="CCCCCC" w:sz="1"/><w:bottom w:val="single" w:color="CCCCCC" w:sz="1"/><w:right w:val="single" w:color="CCCCCC" w:sz="1"/></w:tcBorders><w:shd w:fill="2d5a3d" w:val="clear"/><w:tcMar><w:top w:type="dxa" w:w="60"/><w:left w:type="dxa" w:w="120"/><w:bottom w:type="dxa" w:w="60"/><w:right w:type="dxa" w:w="120"/></w:tcMar></w:tcPr><w:p><w:r><w:rPr><w:rFonts w:ascii="Arial" w:cs="Arial" w:eastAsia="Arial" w:hAnsi="Arial"/><w:b/><w:bCs/><w:color w:val="FFFFFF"/><w:sz w:val="20"/><w:szCs w:val="20"/></w:rPr><w:t xml:space="preserve">7. DEPLOYMENT</w:t></w:r></w:p></w:tc></w:tr><w:tr><w:tc><w:tcPr><w:tcW w:type="dxa" w:w="1600"/><w:tcBorders><w:top w:val="single" w:color="CCCCCC" w:sz="1"/><w:left w:val="single" w:color="CCCCCC" w:sz="1"/><w:bottom w:val="single" w:color="CCCCCC" w:sz="1"/><w:right w:val="single" w:color="CCCCCC" w:sz="1"/></w:tcBorders><w:shd w:fill="F2F7F4" w:val="clear"/><w:tcMar><w:top w:type="dxa" w:w="80"/><w:left w:type="dxa" w:w="120"/><w:bottom w:type="dxa" w:w="80"/><w:right w:type="dxa" w:w="120"/></w:tcMar></w:tcPr><w:p><w:r><w:rPr><w:rFonts w:ascii="Arial" w:cs="Arial" w:eastAsia="Arial" w:hAnsi="Arial"/><w:i/><w:iCs/><w:color w:val="666666"/><w:sz w:val="18"/><w:szCs w:val="18"/></w:rPr><w:t xml:space="preserve">Deploy</w:t></w:r></w:p></w:tc><w:tc><w:tcPr><w:tcW w:type="dxa" w:w="3400"/><w:tcBorders><w:top w:val="single" w:color="CCCCCC" w:sz="1"/><w:left w:val="single" w:color="CCCCCC" w:sz="1"/><w:bottom w:val="single" w:color="CCCCCC" w:sz="1"/><w:right w:val="single" w:color="CCCCCC" w:sz="1"/></w:tcBorders><w:shd w:fill="F2F7F4" w:val="clear"/><w:tcMar><w:top w:type="dxa" w:w="80"/><w:left w:type="dxa" w:w="120"/><w:bottom w:type="dxa" w:w="80"/><w:right w:type="dxa" w:w="120"/></w:tcMar></w:tcPr><w:p><w:r><w:rPr><w:rFonts w:ascii="Arial" w:cs="Arial" w:eastAsia="Arial" w:hAnsi="Arial"/><w:sz w:val="20"/><w:szCs w:val="20"/></w:rPr><w:t xml:space="preserve">Rename file to index.html before zipping</w:t></w:r></w:p></w:tc><w:tc><w:tcPr><w:tcW w:type="dxa" w:w="3000"/><w:tcBorders><w:top w:val="single" w:color="CCCCCC" w:sz="1"/><w:left w:val="single" w:color="CCCCCC" w:sz="1"/><w:bottom w:val="single" w:color="CCCCCC" w:sz="1"/><w:right w:val="single" w:color="CCCCCC" w:sz="1"/></w:tcBorders><w:shd w:fill="F2F7F4" w:val="clear"/><w:tcMar><w:top w:type="dxa" w:w="80"/><w:left w:type="dxa" w:w="120"/><w:bottom w:type="dxa" w:w="80"/><w:right w:type="dxa" w:w="120"/></w:tcMar></w:tcPr><w:p><w:r><w:rPr><w:rFonts w:ascii="Arial" w:cs="Arial" w:eastAsia="Arial" w:hAnsi="Arial"/><w:color w:val="555555"/><w:sz w:val="18"/><w:szCs w:val="18"/></w:rPr><w:t xml:space="preserve">Netlify serves root URL without filename in path</w:t></w:r></w:p></w:tc><w:tc><w:tcPr><w:tcW w:type="dxa" w:w="720"/><w:tcBorders><w:top w:val="single" w:color="CCCCCC" w:sz="1"/><w:left w:val="single" w:color="CCCCCC" w:sz="1"/><w:bottom w:val="single" w:color="CCCCCC" w:sz="1"/><w:right w:val="single" w:color="CCCCCC" w:sz="1"/></w:tcBorders><w:shd w:fill="F2F7F4" w:val="clear"/><w:tcMar><w:top w:type="dxa" w:w="80"/><w:left w:type="dxa" w:w="120"/><w:bottom w:type="dxa" w:w="80"/><w:right w:type="dxa" w:w="120"/></w:tcMar></w:tcPr><w:p><w:r><w:rPr><w:rFonts w:ascii="Arial" w:cs="Arial" w:eastAsia="Arial" w:hAnsi="Arial"/><w:sz w:val="20"/><w:szCs w:val="20"/></w:rPr><w:t xml:space="preserve">[ ]</w:t></w:r></w:p></w:tc></w:tr><w:tr><w:tc><w:tcPr><w:tcW w:type="dxa" w:w="1600"/><w:tcBorders><w:top w:val="single" w:color="CCCCCC" w:sz="1"/><w:left w:val="single" w:color="CCCCCC" w:sz="1"/><w:bottom w:val="single" w:color="CCCCCC" w:sz="1"/><w:right w:val="single" w:color="CCCCCC" w:sz="1"/></w:tcBorders><w:shd w:fill="FFFFFF" w:val="clear"/><w:tcMar><w:top w:type="dxa" w:w="80"/><w:left w:type="dxa" w:w="120"/><w:bottom w:type="dxa" w:w="80"/><w:right w:type="dxa" w:w="120"/></w:tcMar></w:tcPr><w:p><w:r><w:rPr><w:rFonts w:ascii="Arial" w:cs="Arial" w:eastAsia="Arial" w:hAnsi="Arial"/><w:i/><w:iCs/><w:color w:val="666666"/><w:sz w:val="18"/><w:szCs w:val="18"/></w:rPr><w:t xml:space="preserve">Deploy</w:t></w:r></w:p></w:tc><w:tc><w:tcPr><w:tcW w:type="dxa" w:w="3400"/><w:tcBorders><w:top w:val="single" w:color="CCCCCC" w:sz="1"/><w:left w:val="single" w:color="CCCCCC" w:sz="1"/><w:bottom w:val="single" w:color="CCCCCC" w:sz="1"/><w:right w:val="single" w:color="CCCCCC" w:sz="1"/></w:tcBorders><w:shd w:fill="FFFFFF" w:val="clear"/><w:tcMar><w:top w:type="dxa" w:w="80"/><w:left w:type="dxa" w:w="120"/><w:bottom w:type="dxa" w:w="80"/><w:right w:type="dxa" w:w="120"/></w:tcMar></w:tcPr><w:p><w:r><w:rPr><w:rFonts w:ascii="Arial" w:cs="Arial" w:eastAsia="Arial" w:hAnsi="Arial"/><w:sz w:val="20"/><w:szCs w:val="20"/></w:rPr><w:t xml:space="preserve">Zip with netlify.toml included</w:t></w:r></w:p></w:tc><w:tc><w:tcPr><w:tcW w:type="dxa" w:w="3000"/><w:tcBorders><w:top w:val="single" w:color="CCCCCC" w:sz="1"/><w:left w:val="single" w:color="CCCCCC" w:sz="1"/><w:bottom w:val="single" w:color="CCCCCC" w:sz="1"/><w:right w:val="single" w:color="CCCCCC" w:sz="1"/></w:tcBorders><w:shd w:fill="FFFFFF" w:val="clear"/><w:tcMar><w:top w:type="dxa" w:w="80"/><w:left w:type="dxa" w:w="120"/><w:bottom w:type="dxa" w:w="80"/><w:right w:type="dxa" w:w="120"/></w:tcMar></w:tcPr><w:p><w:r><w:rPr><w:rFonts w:ascii="Arial" w:cs="Arial" w:eastAsia="Arial" w:hAnsi="Arial"/><w:color w:val="555555"/><w:sz w:val="18"/><w:szCs w:val="18"/></w:rPr><w:t xml:space="preserve">Both files in zip root, not in a subfolder</w:t></w:r></w:p></w:tc><w:tc><w:tcPr><w:tcW w:type="dxa" w:w="720"/><w:tcBorders><w:top w:val="single" w:color="CCCCCC" w:sz="1"/><w:left w:val="single" w:color="CCCCCC" w:sz="1"/><w:bottom w:val="single" w:color="CCCCCC" w:sz="1"/><w:right w:val="single" w:color="CCCCCC" w:sz="1"/></w:tcBorders><w:shd w:fill="FFFFFF" w:val="clear"/><w:tcMar><w:top w:type="dxa" w:w="80"/><w:left w:type="dxa" w:w="120"/><w:bottom w:type="dxa" w:w="80"/><w:right w:type="dxa" w:w="120"/></w:tcMar></w:tcPr><w:p><w:r><w:rPr><w:rFonts w:ascii="Arial" w:cs="Arial" w:eastAsia="Arial" w:hAnsi="Arial"/><w:sz w:val="20"/><w:szCs w:val="20"/></w:rPr><w:t xml:space="preserve">[ ]</w:t></w:r></w:p></w:tc></w:tr><w:tr><w:tc><w:tcPr><w:tcW w:type="dxa" w:w="1600"/><w:tcBorders><w:top w:val="single" w:color="CCCCCC" w:sz="1"/><w:left w:val="single" w:color="CCCCCC" w:sz="1"/><w:bottom w:val="single" w:color="CCCCCC" w:sz="1"/><w:right w:val="single" w:color="CCCCCC" w:sz="1"/></w:tcBorders><w:shd w:fill="F2F7F4" w:val="clear"/><w:tcMar><w:top w:type="dxa" w:w="80"/><w:left w:type="dxa" w:w="120"/><w:bottom w:type="dxa" w:w="80"/><w:right w:type="dxa" w:w="120"/></w:tcMar></w:tcPr><w:p><w:r><w:rPr><w:rFonts w:ascii="Arial" w:cs="Arial" w:eastAsia="Arial" w:hAnsi="Arial"/><w:i/><w:iCs/><w:color w:val="666666"/><w:sz w:val="18"/><w:szCs w:val="18"/></w:rPr><w:t xml:space="preserve">Deploy</w:t></w:r></w:p></w:tc><w:tc><w:tcPr><w:tcW w:type="dxa" w:w="3400"/><w:tcBorders><w:top w:val="single" w:color="CCCCCC" w:sz="1"/><w:left w:val="single" w:color="CCCCCC" w:sz="1"/><w:bottom w:val="single" w:color="CCCCCC" w:sz="1"/><w:right w:val="single" w:color="CCCCCC" w:sz="1"/></w:tcBorders><w:shd w:fill="F2F7F4" w:val="clear"/><w:tcMar><w:top w:type="dxa" w:w="80"/><w:left w:type="dxa" w:w="120"/><w:bottom w:type="dxa" w:w="80"/><w:right w:type="dxa" w:w="120"/></w:tcMar></w:tcPr><w:p><w:r><w:rPr><w:rFonts w:ascii="Arial" w:cs="Arial" w:eastAsia="Arial" w:hAnsi="Arial"/><w:sz w:val="20"/><w:szCs w:val="20"/></w:rPr><w:t xml:space="preserve">Deploy to Netlify via drag-and-drop</w:t></w:r></w:p></w:tc><w:tc><w:tcPr><w:tcW w:type="dxa" w:w="3000"/><w:tcBorders><w:top w:val="single" w:color="CCCCCC" w:sz="1"/><w:left w:val="single" w:color="CCCCCC" w:sz="1"/><w:bottom w:val="single" w:color="CCCCCC" w:sz="1"/><w:right w:val="single" w:color="CCCCCC" w:sz="1"/></w:tcBorders><w:shd w:fill="F2F7F4" w:val="clear"/><w:tcMar><w:top w:type="dxa" w:w="80"/><w:left w:type="dxa" w:w="120"/><w:bottom w:type="dxa" w:w="80"/><w:right w:type="dxa" w:w="120"/></w:tcMar></w:tcPr><w:p><w:r><w:rPr><w:rFonts w:ascii="Arial" w:cs="Arial" w:eastAsia="Arial" w:hAnsi="Arial"/><w:color w:val="555555"/><w:sz w:val="18"/><w:szCs w:val="18"/></w:rPr><w:t xml:space="preserve">Deployment completes with no build errors</w:t></w:r></w:p></w:tc><w:tc><w:tcPr><w:tcW w:type="dxa" w:w="720"/><w:tcBorders><w:top w:val="single" w:color="CCCCCC" w:sz="1"/><w:left w:val="single" w:color="CCCCCC" w:sz="1"/><w:bottom w:val="single" w:color="CCCCCC" w:sz="1"/><w:right w:val="single" w:color="CCCCCC" w:sz="1"/></w:tcBorders><w:shd w:fill="F2F7F4" w:val="clear"/><w:tcMar><w:top w:type="dxa" w:w="80"/><w:left w:type="dxa" w:w="120"/><w:bottom w:type="dxa" w:w="80"/><w:right w:type="dxa" w:w="120"/></w:tcMar></w:tcPr><w:p><w:r><w:rPr><w:rFonts w:ascii="Arial" w:cs="Arial" w:eastAsia="Arial" w:hAnsi="Arial"/><w:sz w:val="20"/><w:szCs w:val="20"/></w:rPr><w:t xml:space="preserve">[ ]</w:t></w:r></w:p></w:tc></w:tr><w:tr><w:tc><w:tcPr><w:tcW w:type="dxa" w:w="1600"/><w:tcBorders><w:top w:val="single" w:color="CCCCCC" w:sz="1"/><w:left w:val="single" w:color="CCCCCC" w:sz="1"/><w:bottom w:val="single" w:color="CCCCCC" w:sz="1"/><w:right w:val="single" w:color="CCCCCC" w:sz="1"/></w:tcBorders><w:shd w:fill="FFFFFF" w:val="clear"/><w:tcMar><w:top w:type="dxa" w:w="80"/><w:left w:type="dxa" w:w="120"/><w:bottom w:type="dxa" w:w="80"/><w:right w:type="dxa" w:w="120"/></w:tcMar></w:tcPr><w:p><w:r><w:rPr><w:rFonts w:ascii="Arial" w:cs="Arial" w:eastAsia="Arial" w:hAnsi="Arial"/><w:i/><w:iCs/><w:color w:val="666666"/><w:sz w:val="18"/><w:szCs w:val="18"/></w:rPr><w:t xml:space="preserve">Deploy</w:t></w:r></w:p></w:tc><w:tc><w:tcPr><w:tcW w:type="dxa" w:w="3400"/><w:tcBorders><w:top w:val="single" w:color="CCCCCC" w:sz="1"/><w:left w:val="single" w:color="CCCCCC" w:sz="1"/><w:bottom w:val="single" w:color="CCCCCC" w:sz="1"/><w:right w:val="single" w:color="CCCCCC" w:sz="1"/></w:tcBorders><w:shd w:fill="FFFFFF" w:val="clear"/><w:tcMar><w:top w:type="dxa" w:w="80"/><w:left w:type="dxa" w:w="120"/><w:bottom w:type="dxa" w:w="80"/><w:right w:type="dxa" w:w="120"/></w:tcMar></w:tcPr><w:p><w:r><w:rPr><w:rFonts w:ascii="Arial" w:cs="Arial" w:eastAsia="Arial" w:hAnsi="Arial"/><w:sz w:val="20"/><w:szCs w:val="20"/></w:rPr><w:t xml:space="preserve">Test live URL in fresh browser (no cache)</w:t></w:r></w:p></w:tc><w:tc><w:tcPr><w:tcW w:type="dxa" w:w="3000"/><w:tcBorders><w:top w:val="single" w:color="CCCCCC" w:sz="1"/><w:left w:val="single" w:color="CCCCCC" w:sz="1"/><w:bottom w:val="single" w:color="CCCCCC" w:sz="1"/><w:right w:val="single" w:color="CCCCCC" w:sz="1"/></w:tcBorders><w:shd w:fill="FFFFFF" w:val="clear"/><w:tcMar><w:top w:type="dxa" w:w="80"/><w:left w:type="dxa" w:w="120"/><w:bottom w:type="dxa" w:w="80"/><w:right w:type="dxa" w:w="120"/></w:tcMar></w:tcPr><w:p><w:r><w:rPr><w:rFonts w:ascii="Arial" w:cs="Arial" w:eastAsia="Arial" w:hAnsi="Arial"/><w:color w:val="555555"/><w:sz w:val="18"/><w:szCs w:val="18"/></w:rPr><w:t xml:space="preserve">Open incognito - verify login screen loads</w:t></w:r></w:p></w:tc><w:tc><w:tcPr><w:tcW w:type="dxa" w:w="720"/><w:tcBorders><w:top w:val="single" w:color="CCCCCC" w:sz="1"/><w:left w:val="single" w:color="CCCCCC" w:sz="1"/><w:bottom w:val="single" w:color="CCCCCC" w:sz="1"/><w:right w:val="single" w:color="CCCCCC" w:sz="1"/></w:tcBorders><w:shd w:fill="FFFFFF" w:val="clear"/><w:tcMar><w:top w:type="dxa" w:w="80"/><w:left w:type="dxa" w:w="120"/><w:bottom w:type="dxa" w:w="80"/><w:right w:type="dxa" w:w="120"/></w:tcMar></w:tcPr><w:p><w:r><w:rPr><w:rFonts w:ascii="Arial" w:cs="Arial" w:eastAsia="Arial" w:hAnsi="Arial"/><w:sz w:val="20"/><w:szCs w:val="20"/></w:rPr><w:t xml:space="preserve">[ ]</w:t></w:r></w:p></w:tc></w:tr><w:tr><w:tc><w:tcPr><w:tcW w:type="dxa" w:w="1600"/><w:tcBorders><w:top w:val="single" w:color="CCCCCC" w:sz="1"/><w:left w:val="single" w:color="CCCCCC" w:sz="1"/><w:bottom w:val="single" w:color="CCCCCC" w:sz="1"/><w:right w:val="single" w:color="CCCCCC" w:sz="1"/></w:tcBorders><w:shd w:fill="F2F7F4" w:val="clear"/><w:tcMar><w:top w:type="dxa" w:w="80"/><w:left w:type="dxa" w:w="120"/><w:bottom w:type="dxa" w:w="80"/><w:right w:type="dxa" w:w="120"/></w:tcMar></w:tcPr><w:p><w:r><w:rPr><w:rFonts w:ascii="Arial" w:cs="Arial" w:eastAsia="Arial" w:hAnsi="Arial"/><w:i/><w:iCs/><w:color w:val="666666"/><w:sz w:val="18"/><w:szCs w:val="18"/></w:rPr><w:t xml:space="preserve">Deploy</w:t></w:r></w:p></w:tc><w:tc><w:tcPr><w:tcW w:type="dxa" w:w="3400"/><w:tcBorders><w:top w:val="single" w:color="CCCCCC" w:sz="1"/><w:left w:val="single" w:color="CCCCCC" w:sz="1"/><w:bottom w:val="single" w:color="CCCCCC" w:sz="1"/><w:right w:val="single" w:color="CCCCCC" w:sz="1"/></w:tcBorders><w:shd w:fill="F2F7F4" w:val="clear"/><w:tcMar><w:top w:type="dxa" w:w="80"/><w:left w:type="dxa" w:w="120"/><w:bottom w:type="dxa" w:w="80"/><w:right w:type="dxa" w:w="120"/></w:tcMar></w:tcPr><w:p><w:r><w:rPr><w:rFonts w:ascii="Arial" w:cs="Arial" w:eastAsia="Arial" w:hAnsi="Arial"/><w:sz w:val="20"/><w:szCs w:val="20"/></w:rPr><w:t xml:space="preserve">Cloudflare email obfuscation check</w:t></w:r></w:p></w:tc><w:tc><w:tcPr><w:tcW w:type="dxa" w:w="3000"/><w:tcBorders><w:top w:val="single" w:color="CCCCCC" w:sz="1"/><w:left w:val="single" w:color="CCCCCC" w:sz="1"/><w:bottom w:val="single" w:color="CCCCCC" w:sz="1"/><w:right w:val="single" w:color="CCCCCC" w:sz="1"/></w:tcBorders><w:shd w:fill="F2F7F4" w:val="clear"/><w:tcMar><w:top w:type="dxa" w:w="80"/><w:left w:type="dxa" w:w="120"/><w:bottom w:type="dxa" w:w="80"/><w:right w:type="dxa" w:w="120"/></w:tcMar></w:tcPr><w:p><w:r><w:rPr><w:rFonts w:ascii="Arial" w:cs="Arial" w:eastAsia="Arial" w:hAnsi="Arial"/><w:color w:val="555555"/><w:sz w:val="18"/><w:szCs w:val="18"/></w:rPr><w:t xml:space="preserve">Inspect page source - no __cf_email__ tags present</w:t></w:r></w:p></w:tc><w:tc><w:tcPr><w:tcW w:type="dxa" w:w="720"/><w:tcBorders><w:top w:val="single" w:color="CCCCCC" w:sz="1"/><w:left w:val="single" w:color="CCCCCC" w:sz="1"/><w:bottom w:val="single" w:color="CCCCCC" w:sz="1"/><w:right w:val="single" w:color="CCCCCC" w:sz="1"/></w:tcBorders><w:shd w:fill="F2F7F4" w:val="clear"/><w:tcMar><w:top w:type="dxa" w:w="80"/><w:left w:type="dxa" w:w="120"/><w:bottom w:type="dxa" w:w="80"/><w:right w:type="dxa" w:w="120"/></w:tcMar></w:tcPr><w:p><w:r><w:rPr><w:rFonts w:ascii="Arial" w:cs="Arial" w:eastAsia="Arial" w:hAnsi="Arial"/><w:sz w:val="20"/><w:szCs w:val="20"/></w:rPr><w:t xml:space="preserve">[ ]</w:t></w:r></w:p></w:tc></w:tr><w:tr><w:tc><w:tcPr><w:tcW w:type="dxa" w:w="1600"/><w:tcBorders><w:top w:val="single" w:color="CCCCCC" w:sz="1"/><w:left w:val="single" w:color="CCCCCC" w:sz="1"/><w:bottom w:val="single" w:color="CCCCCC" w:sz="1"/><w:right w:val="single" w:color="CCCCCC" w:sz="1"/></w:tcBorders><w:shd w:fill="FFFFFF" w:val="clear"/><w:tcMar><w:top w:type="dxa" w:w="80"/><w:left w:type="dxa" w:w="120"/><w:bottom w:type="dxa" w:w="80"/><w:right w:type="dxa" w:w="120"/></w:tcMar></w:tcPr><w:p><w:r><w:rPr><w:rFonts w:ascii="Arial" w:cs="Arial" w:eastAsia="Arial" w:hAnsi="Arial"/><w:i/><w:iCs/><w:color w:val="666666"/><w:sz w:val="18"/><w:szCs w:val="18"/></w:rPr><w:t xml:space="preserve">Deploy</w:t></w:r></w:p></w:tc><w:tc><w:tcPr><w:tcW w:type="dxa" w:w="3400"/><w:tcBorders><w:top w:val="single" w:color="CCCCCC" w:sz="1"/><w:left w:val="single" w:color="CCCCCC" w:sz="1"/><w:bottom w:val="single" w:color="CCCCCC" w:sz="1"/><w:right w:val="single" w:color="CCCCCC" w:sz="1"/></w:tcBorders><w:shd w:fill="FFFFFF" w:val="clear"/><w:tcMar><w:top w:type="dxa" w:w="80"/><w:left w:type="dxa" w:w="120"/><w:bottom w:type="dxa" w:w="80"/><w:right w:type="dxa" w:w="120"/></w:tcMar></w:tcPr><w:p><w:r><w:rPr><w:rFonts w:ascii="Arial" w:cs="Arial" w:eastAsia="Arial" w:hAnsi="Arial"/><w:sz w:val="20"/><w:szCs w:val="20"/></w:rPr><w:t xml:space="preserve">Supabase PATCH upsert working on live URL</w:t></w:r></w:p></w:tc><w:tc><w:tcPr><w:tcW w:type="dxa" w:w="3000"/><w:tcBorders><w:top w:val="single" w:color="CCCCCC" w:sz="1"/><w:left w:val="single" w:color="CCCCCC" w:sz="1"/><w:bottom w:val="single" w:color="CCCCCC" w:sz="1"/><w:right w:val="single" w:color="CCCCCC" w:sz="1"/></w:tcBorders><w:shd w:fill="FFFFFF" w:val="clear"/><w:tcMar><w:top w:type="dxa" w:w="80"/><w:left w:type="dxa" w:w="120"/><w:bottom w:type="dxa" w:w="80"/><w:right w:type="dxa" w:w="120"/></w:tcMar></w:tcPr><w:p><w:r><w:rPr><w:rFonts w:ascii="Arial" w:cs="Arial" w:eastAsia="Arial" w:hAnsi="Arial"/><w:color w:val="555555"/><w:sz w:val="18"/><w:szCs w:val="18"/></w:rPr><w:t xml:space="preserve">Complete quiz on live site - check Supabase table for row</w:t></w:r></w:p></w:tc><w:tc><w:tcPr><w:tcW w:type="dxa" w:w="720"/><w:tcBorders><w:top w:val="single" w:color="CCCCCC" w:sz="1"/><w:left w:val="single" w:color="CCCCCC" w:sz="1"/><w:bottom w:val="single" w:color="CCCCCC" w:sz="1"/><w:right w:val="single" w:color="CCCCCC" w:sz="1"/></w:tcBorders><w:shd w:fill="FFFFFF" w:val="clear"/><w:tcMar><w:top w:type="dxa" w:w="80"/><w:left w:type="dxa" w:w="120"/><w:bottom w:type="dxa" w:w="80"/><w:right w:type="dxa" w:w="120"/></w:tcMar></w:tcPr><w:p><w:r><w:rPr><w:rFonts w:ascii="Arial" w:cs="Arial" w:eastAsia="Arial" w:hAnsi="Arial"/><w:sz w:val="20"/><w:szCs w:val="20"/></w:rPr><w:t xml:space="preserve">[ ]</w:t></w:r></w:p></w:tc></w:tr><w:tr><w:tc><w:tcPr><w:tcW w:type="dxa" w:w="1600"/><w:tcBorders><w:top w:val="single" w:color="CCCCCC" w:sz="1"/><w:left w:val="single" w:color="CCCCCC" w:sz="1"/><w:bottom w:val="single" w:color="CCCCCC" w:sz="1"/><w:right w:val="single" w:color="CCCCCC" w:sz="1"/></w:tcBorders><w:shd w:fill="F2F7F4" w:val="clear"/><w:tcMar><w:top w:type="dxa" w:w="80"/><w:left w:type="dxa" w:w="120"/><w:bottom w:type="dxa" w:w="80"/><w:right w:type="dxa" w:w="120"/></w:tcMar></w:tcPr><w:p><w:r><w:rPr><w:rFonts w:ascii="Arial" w:cs="Arial" w:eastAsia="Arial" w:hAnsi="Arial"/><w:i/><w:iCs/><w:color w:val="666666"/><w:sz w:val="18"/><w:szCs w:val="18"/></w:rPr><w:t xml:space="preserve">Deploy</w:t></w:r></w:p></w:tc><w:tc><w:tcPr><w:tcW w:type="dxa" w:w="3400"/><w:tcBorders><w:top w:val="single" w:color="CCCCCC" w:sz="1"/><w:left w:val="single" w:color="CCCCCC" w:sz="1"/><w:bottom w:val="single" w:color="CCCCCC" w:sz="1"/><w:right w:val="single" w:color="CCCCCC" w:sz="1"/></w:tcBorders><w:shd w:fill="F2F7F4" w:val="clear"/><w:tcMar><w:top w:type="dxa" w:w="80"/><w:left w:type="dxa" w:w="120"/><w:bottom w:type="dxa" w:w="80"/><w:right w:type="dxa" w:w="120"/></w:tcMar></w:tcPr><w:p><w:r><w:rPr><w:rFonts w:ascii="Arial" w:cs="Arial" w:eastAsia="Arial" w:hAnsi="Arial"/><w:sz w:val="20"/><w:szCs w:val="20"/></w:rPr><w:t xml:space="preserve">Test on live URL across 2 browsers</w:t></w:r></w:p></w:tc><w:tc><w:tcPr><w:tcW w:type="dxa" w:w="3000"/><w:tcBorders><w:top w:val="single" w:color="CCCCCC" w:sz="1"/><w:left w:val="single" w:color="CCCCCC" w:sz="1"/><w:bottom w:val="single" w:color="CCCCCC" w:sz="1"/><w:right w:val="single" w:color="CCCCCC" w:sz="1"/></w:tcBorders><w:shd w:fill="F2F7F4" w:val="clear"/><w:tcMar><w:top w:type="dxa" w:w="80"/><w:left w:type="dxa" w:w="120"/><w:bottom w:type="dxa" w:w="80"/><w:right w:type="dxa" w:w="120"/></w:tcMar></w:tcPr><w:p><w:r><w:rPr><w:rFonts w:ascii="Arial" w:cs="Arial" w:eastAsia="Arial" w:hAnsi="Arial"/><w:color w:val="555555"/><w:sz w:val="18"/><w:szCs w:val="18"/></w:rPr><w:t xml:space="preserve">Chrome and Firefox - verify parity</w:t></w:r></w:p></w:tc><w:tc><w:tcPr><w:tcW w:type="dxa" w:w="720"/><w:tcBorders><w:top w:val="single" w:color="CCCCCC" w:sz="1"/><w:left w:val="single" w:color="CCCCCC" w:sz="1"/><w:bottom w:val="single" w:color="CCCCCC" w:sz="1"/><w:right w:val="single" w:color="CCCCCC" w:sz="1"/></w:tcBorders><w:shd w:fill="F2F7F4" w:val="clear"/><w:tcMar><w:top w:type="dxa" w:w="80"/><w:left w:type="dxa" w:w="120"/><w:bottom w:type="dxa" w:w="80"/><w:right w:type="dxa" w:w="120"/></w:tcMar></w:tcPr><w:p><w:r><w:rPr><w:rFonts w:ascii="Arial" w:cs="Arial" w:eastAsia="Arial" w:hAnsi="Arial"/><w:sz w:val="20"/><w:szCs w:val="20"/></w:rPr><w:t xml:space="preserve">[ ]</w:t></w:r></w:p></w:tc></w:tr><w:tr><w:tc><w:tcPr><w:gridSpan w:val="4"/><w:tcBorders><w:top w:val="single" w:color="CCCCCC" w:sz="1"/><w:left w:val="single" w:color="CCCCCC" w:sz="1"/><w:bottom w:val="single" w:color="CCCCCC" w:sz="1"/><w:right w:val="single" w:color="CCCCCC" w:sz="1"/></w:tcBorders><w:shd w:fill="F2F7F4" w:val="clear"/><w:tcMar><w:top w:type="dxa" w:w="100"/><w:left w:type="dxa" w:w="120"/><w:bottom w:type="dxa" w:w="100"/><w:right w:type="dxa" w:w="120"/></w:tcMar></w:tcPr><w:p><w:r><w:rPr><w:rFonts w:ascii="Arial" w:cs="Arial" w:eastAsia="Arial" w:hAnsi="Arial"/><w:b/><w:bCs/><w:sz w:val="20"/><w:szCs w:val="20"/></w:rPr><w:t xml:space="preserve">SIGN-OFF:  All items passed [ ]     Conditional pass (issues noted below) [ ]     Fail - do not deploy [ ]</w:t></w:r></w:p></w:tc></w:tr><w:tr><w:tc><w:tcPr><w:gridSpan w:val="4"/><w:tcBorders><w:top w:val="single" w:color="CCCCCC" w:sz="1"/><w:left w:val="single" w:color="CCCCCC" w:sz="1"/><w:bottom w:val="single" w:color="CCCCCC" w:sz="1"/><w:right w:val="single" w:color="CCCCCC" w:sz="1"/></w:tcBorders><w:shd w:fill="FFFFFF" w:val="clear"/><w:tcMar><w:top w:type="dxa" w:w="80"/><w:left w:type="dxa" w:w="120"/><w:bottom w:type="dxa" w:w="200"/><w:right w:type="dxa" w:w="120"/></w:tcMar></w:tcPr><w:p><w:r><w:rPr><w:rFonts w:ascii="Arial" w:cs="Arial" w:eastAsia="Arial" w:hAnsi="Arial"/><w:b/><w:bCs/><w:sz w:val="20"/><w:szCs w:val="20"/></w:rPr><w:t xml:space="preserve">Issues / Notes:</w:t></w:r></w:p><w:p><w:r><w:rPr><w:sz w:val="40"/><w:szCs w:val="40"/></w:rPr><w:t xml:space="preserve"> </w:t></w:r></w:p><w:p><w:r><w:rPr><w:sz w:val="40"/><w:szCs w:val="40"/></w:rPr><w:t xml:space="preserve"> </w:t></w:r></w:p></w:tc></w:tr></w:tbl><w:p><w:pPr><w:spacing w:after="80"/></w:pPr><w:r><w:t xml:space="preserve"></w:t></w:r></w:p><w:p><w:pPr><w:jc w:val="center"/></w:pPr><w:r><w:rPr><w:rFonts w:ascii="Arial" w:cs="Arial" w:eastAsia="Arial" w:hAnsi="Arial"/><w:color w:val="888888"/><w:sz w:val="16"/><w:szCs w:val="16"/></w:rPr><w:t xml:space="preserve">Culinary Coach LLC  |  duane@culinarycoach.org  |  (804) 219-8211  |  culinarycoachlearn.netlify.app</w:t></w:r></w:p><w:sectPr><w:pgSz w:w="15840" w:h="12240" w:orient="portrait"/><w:pgMar w:top="864" w:right="864" w:bottom="864" w:left="864" w:header="708" w:footer="708" w:gutter="0"/><w:pgNumType/><w:docGrid w:linePitch="360"/></w:sectPr></w:body></w:document>
+<file path=word/document.xml><?xml version="1.0" encoding="utf-8"?>
+<w:document xmlns:wpc="http://schemas.microsoft.com/office/word/2010/wordprocessingCanvas" xmlns:mc="http://schemas.openxmlformats.org/markup-compatibility/2006" xmlns:o="urn:schemas-microsoft-com:office:office" xmlns:r="http://schemas.openxmlformats.org/officeDocument/2006/relationships" xmlns:m="http://schemas.openxmlformats.org/officeDocument/2006/math" xmlns:v="urn:schemas-microsoft-com:vml" xmlns:wp14="http://schemas.microsoft.com/office/word/2010/wordprocessingDrawing" xmlns:wp="http://schemas.openxmlformats.org/drawingml/2006/wordprocessingDrawing" xmlns:w10="urn:schemas-microsoft-com:office:word" xmlns:w="http://schemas.openxmlformats.org/wordprocessingml/2006/main" xmlns:w14="http://schemas.microsoft.com/office/word/2010/wordml" xmlns:w15="http://schemas.microsoft.com/office/word/2012/wordml" xmlns:wpg="http://schemas.microsoft.com/office/word/2010/wordprocessingGroup" xmlns:wpi="http://schemas.microsoft.com/office/word/2010/wordprocessingInk" xmlns:wne="http://schemas.microsoft.com/office/word/2006/wordml" xmlns:wps="http://schemas.microsoft.com/office/word/2010/wordprocessingShape" xmlns:cx="http://schemas.microsoft.com/office/drawing/2014/chartex" xmlns:cx1="http://schemas.microsoft.com/office/drawing/2015/9/8/chartex" xmlns:cx2="http://schemas.microsoft.com/office/drawing/2015/10/21/chartex" xmlns:cx3="http://schemas.microsoft.com/office/drawing/2016/5/9/chartex" xmlns:cx4="http://schemas.microsoft.com/office/drawing/2016/5/10/chartex" xmlns:cx5="http://schemas.microsoft.com/office/drawing/2016/5/11/chartex" xmlns:cx6="http://schemas.microsoft.com/office/drawing/2016/5/12/chartex" xmlns:cx7="http://schemas.microsoft.com/office/drawing/2016/5/13/chartex" xmlns:cx8="http://schemas.microsoft.com/office/drawing/2016/5/14/chartex" xmlns:aink="http://schemas.microsoft.com/office/drawing/2016/ink" xmlns:am3d="http://schemas.microsoft.com/office/drawing/2017/model3d" xmlns:w16cex="http://schemas.microsoft.com/office/word/2018/wordml/cex" xmlns:w16cid="http://schemas.microsoft.com/office/word/2016/wordml/cid" xmlns:w16="http://schemas.microsoft.com/office/word/2018/wordml" xmlns:w16sdtdh="http://schemas.microsoft.com/office/word/2020/wordml/sdtdatahash" xmlns:w16se="http://schemas.microsoft.com/office/word/2015/wordml/symex" mc:Ignorable="w14 w15 wp14">
+  <w:body>
+    <w:p>
+      <w:pPr>
+        <w:spacing w:after="60"/>
+        <w:jc w:val="center"/>
+      </w:pPr>
+      <w:r>
+        <w:rPr>
+          <w:rFonts w:ascii="Arial" w:cs="Arial" w:eastAsia="Arial" w:hAnsi="Arial"/>
+          <w:b/>
+          <w:bCs/>
+          <w:sz w:val="26"/>
+          <w:szCs w:val="26"/>
+        </w:rPr>
+        <w:t xml:space="preserve">CULINARY COACH LMS - PRE-DEPLOYMENT TESTING CHECKLIST</w:t>
+      </w:r>
+    </w:p>
+    <w:p>
+      <w:pPr>
+        <w:spacing w:after="60"/>
+        <w:jc w:val="center"/>
+      </w:pPr>
+      <w:r>
+        <w:rPr>
+          <w:rFonts w:ascii="Arial" w:cs="Arial" w:eastAsia="Arial" w:hAnsi="Arial"/>
+          <w:color w:val="1a3d2b"/>
+          <w:sz w:val="22"/>
+          <w:szCs w:val="22"/>
+        </w:rPr>
+        <w:t xml:space="preserve">Culinary Entrepreneurship Level I | Oct 12 - Nov 7, 2026</w:t>
+      </w:r>
+    </w:p>
+    <w:p>
+      <w:pPr>
+        <w:spacing w:after="300"/>
+        <w:jc w:val="center"/>
+      </w:pPr>
+      <w:r>
+        <w:rPr>
+          <w:rFonts w:ascii="Arial" w:cs="Arial" w:eastAsia="Arial" w:hAnsi="Arial"/>
+          <w:color w:val="666666"/>
+          <w:sz w:val="20"/>
+          <w:szCs w:val="20"/>
+        </w:rPr>
+        <w:t xml:space="preserve">Tester: ________________   Date: ________________   Build version: ________________   Pass/Fail: ________________</w:t>
+      </w:r>
+    </w:p>
+    <w:tbl>
+      <w:tblPr>
+        <w:tblW w:type="dxa" w:w="14400"/>
+        <w:tblBorders>
+          <w:top w:val="single" w:color="auto" w:sz="4"/>
+          <w:left w:val="single" w:color="auto" w:sz="4"/>
+          <w:bottom w:val="single" w:color="auto" w:sz="4"/>
+          <w:right w:val="single" w:color="auto" w:sz="4"/>
+          <w:insideH w:val="single" w:color="auto" w:sz="4"/>
+          <w:insideV w:val="single" w:color="auto" w:sz="4"/>
+        </w:tblBorders>
+      </w:tblPr>
+      <w:tblGrid>
+        <w:gridCol w:w="1600"/>
+        <w:gridCol w:w="3400"/>
+        <w:gridCol w:w="3000"/>
+        <w:gridCol w:w="720"/>
+      </w:tblGrid>
+      <w:tr>
+        <w:tc>
+          <w:tcPr>
+            <w:tcW w:type="dxa" w:w="1600"/>
+            <w:tcBorders>
+              <w:top w:val="single" w:color="CCCCCC" w:sz="1"/>
+              <w:left w:val="single" w:color="CCCCCC" w:sz="1"/>
+              <w:bottom w:val="single" w:color="CCCCCC" w:sz="1"/>
+              <w:right w:val="single" w:color="CCCCCC" w:sz="1"/>
+            </w:tcBorders>
+            <w:shd w:fill="1a3d2b" w:val="clear"/>
+            <w:tcMar>
+              <w:top w:type="dxa" w:w="80"/>
+              <w:left w:type="dxa" w:w="120"/>
+              <w:bottom w:type="dxa" w:w="80"/>
+              <w:right w:type="dxa" w:w="120"/>
+            </w:tcMar>
+          </w:tcPr>
+          <w:p>
+            <w:r>
+              <w:rPr>
+                <w:rFonts w:ascii="Arial" w:cs="Arial" w:eastAsia="Arial" w:hAnsi="Arial"/>
+                <w:b/>
+                <w:bCs/>
+                <w:color w:val="FFFFFF"/>
+                <w:sz w:val="20"/>
+                <w:szCs w:val="20"/>
+              </w:rPr>
+              <w:t xml:space="preserve">Category</w:t>
+            </w:r>
+          </w:p>
+        </w:tc>
+        <w:tc>
+          <w:tcPr>
+            <w:tcW w:type="dxa" w:w="3400"/>
+            <w:tcBorders>
+              <w:top w:val="single" w:color="CCCCCC" w:sz="1"/>
+              <w:left w:val="single" w:color="CCCCCC" w:sz="1"/>
+              <w:bottom w:val="single" w:color="CCCCCC" w:sz="1"/>
+              <w:right w:val="single" w:color="CCCCCC" w:sz="1"/>
+            </w:tcBorders>
+            <w:shd w:fill="1a3d2b" w:val="clear"/>
+            <w:tcMar>
+              <w:top w:type="dxa" w:w="80"/>
+              <w:left w:type="dxa" w:w="120"/>
+              <w:bottom w:type="dxa" w:w="80"/>
+              <w:right w:type="dxa" w:w="120"/>
+            </w:tcMar>
+          </w:tcPr>
+          <w:p>
+            <w:r>
+              <w:rPr>
+                <w:rFonts w:ascii="Arial" w:cs="Arial" w:eastAsia="Arial" w:hAnsi="Arial"/>
+                <w:b/>
+                <w:bCs/>
+                <w:color w:val="FFFFFF"/>
+                <w:sz w:val="20"/>
+                <w:szCs w:val="20"/>
+              </w:rPr>
+              <w:t xml:space="preserve">Test Item</w:t>
+            </w:r>
+          </w:p>
+        </w:tc>
+        <w:tc>
+          <w:tcPr>
+            <w:tcW w:type="dxa" w:w="3000"/>
+            <w:tcBorders>
+              <w:top w:val="single" w:color="CCCCCC" w:sz="1"/>
+              <w:left w:val="single" w:color="CCCCCC" w:sz="1"/>
+              <w:bottom w:val="single" w:color="CCCCCC" w:sz="1"/>
+              <w:right w:val="single" w:color="CCCCCC" w:sz="1"/>
+            </w:tcBorders>
+            <w:shd w:fill="1a3d2b" w:val="clear"/>
+            <w:tcMar>
+              <w:top w:type="dxa" w:w="80"/>
+              <w:left w:type="dxa" w:w="120"/>
+              <w:bottom w:type="dxa" w:w="80"/>
+              <w:right w:type="dxa" w:w="120"/>
+            </w:tcMar>
+          </w:tcPr>
+          <w:p>
+            <w:r>
+              <w:rPr>
+                <w:rFonts w:ascii="Arial" w:cs="Arial" w:eastAsia="Arial" w:hAnsi="Arial"/>
+                <w:b/>
+                <w:bCs/>
+                <w:color w:val="FFFFFF"/>
+                <w:sz w:val="20"/>
+                <w:szCs w:val="20"/>
+              </w:rPr>
+              <w:t xml:space="preserve">Expected Result / Notes</w:t>
+            </w:r>
+          </w:p>
+        </w:tc>
+        <w:tc>
+          <w:tcPr>
+            <w:tcW w:type="dxa" w:w="720"/>
+            <w:tcBorders>
+              <w:top w:val="single" w:color="CCCCCC" w:sz="1"/>
+              <w:left w:val="single" w:color="CCCCCC" w:sz="1"/>
+              <w:bottom w:val="single" w:color="CCCCCC" w:sz="1"/>
+              <w:right w:val="single" w:color="CCCCCC" w:sz="1"/>
+            </w:tcBorders>
+            <w:shd w:fill="1a3d2b" w:val="clear"/>
+            <w:tcMar>
+              <w:top w:type="dxa" w:w="80"/>
+              <w:left w:type="dxa" w:w="120"/>
+              <w:bottom w:type="dxa" w:w="80"/>
+              <w:right w:type="dxa" w:w="120"/>
+            </w:tcMar>
+          </w:tcPr>
+          <w:p>
+            <w:r>
+              <w:rPr>
+                <w:rFonts w:ascii="Arial" w:cs="Arial" w:eastAsia="Arial" w:hAnsi="Arial"/>
+                <w:b/>
+                <w:bCs/>
+                <w:color w:val="FFFFFF"/>
+                <w:sz w:val="20"/>
+                <w:szCs w:val="20"/>
+              </w:rPr>
+              <w:t xml:space="preserve">Pass</w:t>
+            </w:r>
+          </w:p>
+        </w:tc>
+      </w:tr>
+      <w:tr>
+        <w:tc>
+          <w:tcPr>
+            <w:gridSpan w:val="4"/>
+            <w:tcBorders>
+              <w:top w:val="single" w:color="CCCCCC" w:sz="1"/>
+              <w:left w:val="single" w:color="CCCCCC" w:sz="1"/>
+              <w:bottom w:val="single" w:color="CCCCCC" w:sz="1"/>
+              <w:right w:val="single" w:color="CCCCCC" w:sz="1"/>
+            </w:tcBorders>
+            <w:shd w:fill="2d5a3d" w:val="clear"/>
+            <w:tcMar>
+              <w:top w:type="dxa" w:w="60"/>
+              <w:left w:type="dxa" w:w="120"/>
+              <w:bottom w:type="dxa" w:w="60"/>
+              <w:right w:type="dxa" w:w="120"/>
+            </w:tcMar>
+          </w:tcPr>
+          <w:p>
+            <w:r>
+              <w:rPr>
+                <w:rFonts w:ascii="Arial" w:cs="Arial" w:eastAsia="Arial" w:hAnsi="Arial"/>
+                <w:b/>
+                <w:bCs/>
+                <w:color w:val="FFFFFF"/>
+                <w:sz w:val="20"/>
+                <w:szCs w:val="20"/>
+              </w:rPr>
+              <w:t xml:space="preserve">1. AUTHENTICATION &amp; LOGIN</w:t>
+            </w:r>
+          </w:p>
+        </w:tc>
+      </w:tr>
+      <w:tr>
+        <w:tc>
+          <w:tcPr>
+            <w:tcW w:type="dxa" w:w="1600"/>
+            <w:tcBorders>
+              <w:top w:val="single" w:color="CCCCCC" w:sz="1"/>
+              <w:left w:val="single" w:color="CCCCCC" w:sz="1"/>
+              <w:bottom w:val="single" w:color="CCCCCC" w:sz="1"/>
+              <w:right w:val="single" w:color="CCCCCC" w:sz="1"/>
+            </w:tcBorders>
+            <w:shd w:fill="F2F7F4" w:val="clear"/>
+            <w:tcMar>
+              <w:top w:type="dxa" w:w="80"/>
+              <w:left w:type="dxa" w:w="120"/>
+              <w:bottom w:type="dxa" w:w="80"/>
+              <w:right w:type="dxa" w:w="120"/>
+            </w:tcMar>
+          </w:tcPr>
+          <w:p>
+            <w:r>
+              <w:rPr>
+                <w:rFonts w:ascii="Arial" w:cs="Arial" w:eastAsia="Arial" w:hAnsi="Arial"/>
+                <w:i/>
+                <w:iCs/>
+                <w:color w:val="666666"/>
+                <w:sz w:val="18"/>
+                <w:szCs w:val="18"/>
+              </w:rPr>
+              <w:t xml:space="preserve">Auth</w:t>
+            </w:r>
+          </w:p>
+        </w:tc>
+        <w:tc>
+          <w:tcPr>
+            <w:tcW w:type="dxa" w:w="3400"/>
+            <w:tcBorders>
+              <w:top w:val="single" w:color="CCCCCC" w:sz="1"/>
+              <w:left w:val="single" w:color="CCCCCC" w:sz="1"/>
+              <w:bottom w:val="single" w:color="CCCCCC" w:sz="1"/>
+              <w:right w:val="single" w:color="CCCCCC" w:sz="1"/>
+            </w:tcBorders>
+            <w:shd w:fill="F2F7F4" w:val="clear"/>
+            <w:tcMar>
+              <w:top w:type="dxa" w:w="80"/>
+              <w:left w:type="dxa" w:w="120"/>
+              <w:bottom w:type="dxa" w:w="80"/>
+              <w:right w:type="dxa" w:w="120"/>
+            </w:tcMar>
+          </w:tcPr>
+          <w:p>
+            <w:r>
+              <w:rPr>
+                <w:rFonts w:ascii="Arial" w:cs="Arial" w:eastAsia="Arial" w:hAnsi="Arial"/>
+                <w:sz w:val="20"/>
+                <w:szCs w:val="20"/>
+              </w:rPr>
+              <w:t xml:space="preserve">Login with TEST STUDENT (test code)</w:t>
+            </w:r>
+          </w:p>
+        </w:tc>
+        <w:tc>
+          <w:tcPr>
+            <w:tcW w:type="dxa" w:w="3000"/>
+            <w:tcBorders>
+              <w:top w:val="single" w:color="CCCCCC" w:sz="1"/>
+              <w:left w:val="single" w:color="CCCCCC" w:sz="1"/>
+              <w:bottom w:val="single" w:color="CCCCCC" w:sz="1"/>
+              <w:right w:val="single" w:color="CCCCCC" w:sz="1"/>
+            </w:tcBorders>
+            <w:shd w:fill="F2F7F4" w:val="clear"/>
+            <w:tcMar>
+              <w:top w:type="dxa" w:w="80"/>
+              <w:left w:type="dxa" w:w="120"/>
+              <w:bottom w:type="dxa" w:w="80"/>
+              <w:right w:type="dxa" w:w="120"/>
+            </w:tcMar>
+          </w:tcPr>
+          <w:p>
+            <w:r>
+              <w:rPr>
+                <w:rFonts w:ascii="Arial" w:cs="Arial" w:eastAsia="Arial" w:hAnsi="Arial"/>
+                <w:color w:val="555555"/>
+                <w:sz w:val="18"/>
+                <w:szCs w:val="18"/>
+              </w:rPr>
+              <w:t xml:space="preserve">Verify dashboard loads, no error; sync indicator never shows Not synced</w:t>
+            </w:r>
+          </w:p>
+        </w:tc>
+        <w:tc>
+          <w:tcPr>
+            <w:tcW w:type="dxa" w:w="720"/>
+            <w:tcBorders>
+              <w:top w:val="single" w:color="CCCCCC" w:sz="1"/>
+              <w:left w:val="single" w:color="CCCCCC" w:sz="1"/>
+              <w:bottom w:val="single" w:color="CCCCCC" w:sz="1"/>
+              <w:right w:val="single" w:color="CCCCCC" w:sz="1"/>
+            </w:tcBorders>
+            <w:shd w:fill="F2F7F4" w:val="clear"/>
+            <w:tcMar>
+              <w:top w:type="dxa" w:w="80"/>
+              <w:left w:type="dxa" w:w="120"/>
+              <w:bottom w:type="dxa" w:w="80"/>
+              <w:right w:type="dxa" w:w="120"/>
+            </w:tcMar>
+          </w:tcPr>
+          <w:p>
+            <w:r>
+              <w:rPr>
+                <w:rFonts w:ascii="Arial" w:cs="Arial" w:eastAsia="Arial" w:hAnsi="Arial"/>
+                <w:sz w:val="20"/>
+                <w:szCs w:val="20"/>
+              </w:rPr>
+              <w:t xml:space="preserve">[ ]</w:t>
+            </w:r>
+          </w:p>
+        </w:tc>
+      </w:tr>
+      <w:tr>
+        <w:tc>
+          <w:tcPr>
+            <w:tcW w:type="dxa" w:w="1600"/>
+            <w:tcBorders>
+              <w:top w:val="single" w:color="CCCCCC" w:sz="1"/>
+              <w:left w:val="single" w:color="CCCCCC" w:sz="1"/>
+              <w:bottom w:val="single" w:color="CCCCCC" w:sz="1"/>
+              <w:right w:val="single" w:color="CCCCCC" w:sz="1"/>
+            </w:tcBorders>
+            <w:shd w:fill="FFFFFF" w:val="clear"/>
+            <w:tcMar>
+              <w:top w:type="dxa" w:w="80"/>
+              <w:left w:type="dxa" w:w="120"/>
+              <w:bottom w:type="dxa" w:w="80"/>
+              <w:right w:type="dxa" w:w="120"/>
+            </w:tcMar>
+          </w:tcPr>
+          <w:p>
+            <w:r>
+              <w:rPr>
+                <w:rFonts w:ascii="Arial" w:cs="Arial" w:eastAsia="Arial" w:hAnsi="Arial"/>
+                <w:i/>
+                <w:iCs/>
+                <w:color w:val="666666"/>
+                <w:sz w:val="18"/>
+                <w:szCs w:val="18"/>
+              </w:rPr>
+              <w:t xml:space="preserve">Auth</w:t>
+            </w:r>
+          </w:p>
+        </w:tc>
+        <w:tc>
+          <w:tcPr>
+            <w:tcW w:type="dxa" w:w="3400"/>
+            <w:tcBorders>
+              <w:top w:val="single" w:color="CCCCCC" w:sz="1"/>
+              <w:left w:val="single" w:color="CCCCCC" w:sz="1"/>
+              <w:bottom w:val="single" w:color="CCCCCC" w:sz="1"/>
+              <w:right w:val="single" w:color="CCCCCC" w:sz="1"/>
+            </w:tcBorders>
+            <w:shd w:fill="FFFFFF" w:val="clear"/>
+            <w:tcMar>
+              <w:top w:type="dxa" w:w="80"/>
+              <w:left w:type="dxa" w:w="120"/>
+              <w:bottom w:type="dxa" w:w="80"/>
+              <w:right w:type="dxa" w:w="120"/>
+            </w:tcMar>
+          </w:tcPr>
+          <w:p>
+            <w:r>
+              <w:rPr>
+                <w:rFonts w:ascii="Arial" w:cs="Arial" w:eastAsia="Arial" w:hAnsi="Arial"/>
+                <w:sz w:val="20"/>
+                <w:szCs w:val="20"/>
+              </w:rPr>
+              <w:t xml:space="preserve">Login with each real student code (CE2026A-H)</w:t>
+            </w:r>
+          </w:p>
+        </w:tc>
+        <w:tc>
+          <w:tcPr>
+            <w:tcW w:type="dxa" w:w="3000"/>
+            <w:tcBorders>
+              <w:top w:val="single" w:color="CCCCCC" w:sz="1"/>
+              <w:left w:val="single" w:color="CCCCCC" w:sz="1"/>
+              <w:bottom w:val="single" w:color="CCCCCC" w:sz="1"/>
+              <w:right w:val="single" w:color="CCCCCC" w:sz="1"/>
+            </w:tcBorders>
+            <w:shd w:fill="FFFFFF" w:val="clear"/>
+            <w:tcMar>
+              <w:top w:type="dxa" w:w="80"/>
+              <w:left w:type="dxa" w:w="120"/>
+              <w:bottom w:type="dxa" w:w="80"/>
+              <w:right w:type="dxa" w:w="120"/>
+            </w:tcMar>
+          </w:tcPr>
+          <w:p>
+            <w:r>
+              <w:rPr>
+                <w:rFonts w:ascii="Arial" w:cs="Arial" w:eastAsia="Arial" w:hAnsi="Arial"/>
+                <w:color w:val="555555"/>
+                <w:sz w:val="18"/>
+                <w:szCs w:val="18"/>
+              </w:rPr>
+              <w:t xml:space="preserve">Verify correct name loads</w:t>
+            </w:r>
+          </w:p>
+        </w:tc>
+        <w:tc>
+          <w:tcPr>
+            <w:tcW w:type="dxa" w:w="720"/>
+            <w:tcBorders>
+              <w:top w:val="single" w:color="CCCCCC" w:sz="1"/>
+              <w:left w:val="single" w:color="CCCCCC" w:sz="1"/>
+              <w:bottom w:val="single" w:color="CCCCCC" w:sz="1"/>
+              <w:right w:val="single" w:color="CCCCCC" w:sz="1"/>
+            </w:tcBorders>
+            <w:shd w:fill="FFFFFF" w:val="clear"/>
+            <w:tcMar>
+              <w:top w:type="dxa" w:w="80"/>
+              <w:left w:type="dxa" w:w="120"/>
+              <w:bottom w:type="dxa" w:w="80"/>
+              <w:right w:type="dxa" w:w="120"/>
+            </w:tcMar>
+          </w:tcPr>
+          <w:p>
+            <w:r>
+              <w:rPr>
+                <w:rFonts w:ascii="Arial" w:cs="Arial" w:eastAsia="Arial" w:hAnsi="Arial"/>
+                <w:sz w:val="20"/>
+                <w:szCs w:val="20"/>
+              </w:rPr>
+              <w:t xml:space="preserve">[ ]</w:t>
+            </w:r>
+          </w:p>
+        </w:tc>
+      </w:tr>
+      <w:tr>
+        <w:tc>
+          <w:tcPr>
+            <w:tcW w:type="dxa" w:w="1600"/>
+            <w:tcBorders>
+              <w:top w:val="single" w:color="CCCCCC" w:sz="1"/>
+              <w:left w:val="single" w:color="CCCCCC" w:sz="1"/>
+              <w:bottom w:val="single" w:color="CCCCCC" w:sz="1"/>
+              <w:right w:val="single" w:color="CCCCCC" w:sz="1"/>
+            </w:tcBorders>
+            <w:shd w:fill="F2F7F4" w:val="clear"/>
+            <w:tcMar>
+              <w:top w:type="dxa" w:w="80"/>
+              <w:left w:type="dxa" w:w="120"/>
+              <w:bottom w:type="dxa" w:w="80"/>
+              <w:right w:type="dxa" w:w="120"/>
+            </w:tcMar>
+          </w:tcPr>
+          <w:p>
+            <w:r>
+              <w:rPr>
+                <w:rFonts w:ascii="Arial" w:cs="Arial" w:eastAsia="Arial" w:hAnsi="Arial"/>
+                <w:i/>
+                <w:iCs/>
+                <w:color w:val="666666"/>
+                <w:sz w:val="18"/>
+                <w:szCs w:val="18"/>
+              </w:rPr>
+              <w:t xml:space="preserve">Auth</w:t>
+            </w:r>
+          </w:p>
+        </w:tc>
+        <w:tc>
+          <w:tcPr>
+            <w:tcW w:type="dxa" w:w="3400"/>
+            <w:tcBorders>
+              <w:top w:val="single" w:color="CCCCCC" w:sz="1"/>
+              <w:left w:val="single" w:color="CCCCCC" w:sz="1"/>
+              <w:bottom w:val="single" w:color="CCCCCC" w:sz="1"/>
+              <w:right w:val="single" w:color="CCCCCC" w:sz="1"/>
+            </w:tcBorders>
+            <w:shd w:fill="F2F7F4" w:val="clear"/>
+            <w:tcMar>
+              <w:top w:type="dxa" w:w="80"/>
+              <w:left w:type="dxa" w:w="120"/>
+              <w:bottom w:type="dxa" w:w="80"/>
+              <w:right w:type="dxa" w:w="120"/>
+            </w:tcMar>
+          </w:tcPr>
+          <w:p>
+            <w:r>
+              <w:rPr>
+                <w:rFonts w:ascii="Arial" w:cs="Arial" w:eastAsia="Arial" w:hAnsi="Arial"/>
+                <w:sz w:val="20"/>
+                <w:szCs w:val="20"/>
+              </w:rPr>
+              <w:t xml:space="preserve">Login with ADMIN2026</w:t>
+            </w:r>
+          </w:p>
+        </w:tc>
+        <w:tc>
+          <w:tcPr>
+            <w:tcW w:type="dxa" w:w="3000"/>
+            <w:tcBorders>
+              <w:top w:val="single" w:color="CCCCCC" w:sz="1"/>
+              <w:left w:val="single" w:color="CCCCCC" w:sz="1"/>
+              <w:bottom w:val="single" w:color="CCCCCC" w:sz="1"/>
+              <w:right w:val="single" w:color="CCCCCC" w:sz="1"/>
+            </w:tcBorders>
+            <w:shd w:fill="F2F7F4" w:val="clear"/>
+            <w:tcMar>
+              <w:top w:type="dxa" w:w="80"/>
+              <w:left w:type="dxa" w:w="120"/>
+              <w:bottom w:type="dxa" w:w="80"/>
+              <w:right w:type="dxa" w:w="120"/>
+            </w:tcMar>
+          </w:tcPr>
+          <w:p>
+            <w:r>
+              <w:rPr>
+                <w:rFonts w:ascii="Arial" w:cs="Arial" w:eastAsia="Arial" w:hAnsi="Arial"/>
+                <w:color w:val="555555"/>
+                <w:sz w:val="18"/>
+                <w:szCs w:val="18"/>
+              </w:rPr>
+              <w:t xml:space="preserve">Verify student tracker loads, all students visible</w:t>
+            </w:r>
+          </w:p>
+        </w:tc>
+        <w:tc>
+          <w:tcPr>
+            <w:tcW w:type="dxa" w:w="720"/>
+            <w:tcBorders>
+              <w:top w:val="single" w:color="CCCCCC" w:sz="1"/>
+              <w:left w:val="single" w:color="CCCCCC" w:sz="1"/>
+              <w:bottom w:val="single" w:color="CCCCCC" w:sz="1"/>
+              <w:right w:val="single" w:color="CCCCCC" w:sz="1"/>
+            </w:tcBorders>
+            <w:shd w:fill="F2F7F4" w:val="clear"/>
+            <w:tcMar>
+              <w:top w:type="dxa" w:w="80"/>
+              <w:left w:type="dxa" w:w="120"/>
+              <w:bottom w:type="dxa" w:w="80"/>
+              <w:right w:type="dxa" w:w="120"/>
+            </w:tcMar>
+          </w:tcPr>
+          <w:p>
+            <w:r>
+              <w:rPr>
+                <w:rFonts w:ascii="Arial" w:cs="Arial" w:eastAsia="Arial" w:hAnsi="Arial"/>
+                <w:sz w:val="20"/>
+                <w:szCs w:val="20"/>
+              </w:rPr>
+              <w:t xml:space="preserve">[ ]</w:t>
+            </w:r>
+          </w:p>
+        </w:tc>
+      </w:tr>
+      <w:tr>
+        <w:tc>
+          <w:tcPr>
+            <w:tcW w:type="dxa" w:w="1600"/>
+            <w:tcBorders>
+              <w:top w:val="single" w:color="CCCCCC" w:sz="1"/>
+              <w:left w:val="single" w:color="CCCCCC" w:sz="1"/>
+              <w:bottom w:val="single" w:color="CCCCCC" w:sz="1"/>
+              <w:right w:val="single" w:color="CCCCCC" w:sz="1"/>
+            </w:tcBorders>
+            <w:shd w:fill="F2F7F4" w:val="clear"/>
+            <w:tcMar>
+              <w:top w:type="dxa" w:w="80"/>
+              <w:left w:type="dxa" w:w="120"/>
+              <w:bottom w:type="dxa" w:w="80"/>
+              <w:right w:type="dxa" w:w="120"/>
+            </w:tcMar>
+          </w:tcPr>
+          <w:p>
+            <w:r>
+              <w:rPr>
+                <w:rFonts w:ascii="Arial" w:cs="Arial" w:eastAsia="Arial" w:hAnsi="Arial"/>
+                <w:i/>
+                <w:iCs/>
+                <w:color w:val="666666"/>
+                <w:sz w:val="18"/>
+                <w:szCs w:val="18"/>
+              </w:rPr>
+              <w:t xml:space="preserve">Auth</w:t>
+            </w:r>
+          </w:p>
+        </w:tc>
+        <w:tc>
+          <w:tcPr>
+            <w:tcW w:type="dxa" w:w="3400"/>
+            <w:tcBorders>
+              <w:top w:val="single" w:color="CCCCCC" w:sz="1"/>
+              <w:left w:val="single" w:color="CCCCCC" w:sz="1"/>
+              <w:bottom w:val="single" w:color="CCCCCC" w:sz="1"/>
+              <w:right w:val="single" w:color="CCCCCC" w:sz="1"/>
+            </w:tcBorders>
+            <w:shd w:fill="F2F7F4" w:val="clear"/>
+            <w:tcMar>
+              <w:top w:type="dxa" w:w="80"/>
+              <w:left w:type="dxa" w:w="120"/>
+              <w:bottom w:type="dxa" w:w="80"/>
+              <w:right w:type="dxa" w:w="120"/>
+            </w:tcMar>
+          </w:tcPr>
+          <w:p>
+            <w:r>
+              <w:rPr>
+                <w:rFonts w:ascii="Arial" w:cs="Arial" w:eastAsia="Arial" w:hAnsi="Arial"/>
+                <w:sz w:val="20"/>
+                <w:szCs w:val="20"/>
+              </w:rPr>
+              <w:t xml:space="preserve">Page source has no secrets</w:t>
+            </w:r>
+          </w:p>
+        </w:tc>
+        <w:tc>
+          <w:tcPr>
+            <w:tcW w:type="dxa" w:w="3000"/>
+            <w:tcBorders>
+              <w:top w:val="single" w:color="CCCCCC" w:sz="1"/>
+              <w:left w:val="single" w:color="CCCCCC" w:sz="1"/>
+              <w:bottom w:val="single" w:color="CCCCCC" w:sz="1"/>
+              <w:right w:val="single" w:color="CCCCCC" w:sz="1"/>
+            </w:tcBorders>
+            <w:shd w:fill="F2F7F4" w:val="clear"/>
+            <w:tcMar>
+              <w:top w:type="dxa" w:w="80"/>
+              <w:left w:type="dxa" w:w="120"/>
+              <w:bottom w:type="dxa" w:w="80"/>
+              <w:right w:type="dxa" w:w="120"/>
+            </w:tcMar>
+          </w:tcPr>
+          <w:p>
+            <w:r>
+              <w:rPr>
+                <w:rFonts w:ascii="Arial" w:cs="Arial" w:eastAsia="Arial" w:hAnsi="Arial"/>
+                <w:color w:val="555555"/>
+                <w:sz w:val="18"/>
+                <w:szCs w:val="18"/>
+              </w:rPr>
+              <w:t xml:space="preserve">View source + DevTools Network: no access codes, no admin code, no service key, no /rest/v1/ calls</w:t>
+            </w:r>
+          </w:p>
+        </w:tc>
+        <w:tc>
+          <w:tcPr>
+            <w:tcW w:type="dxa" w:w="720"/>
+            <w:tcBorders>
+              <w:top w:val="single" w:color="CCCCCC" w:sz="1"/>
+              <w:left w:val="single" w:color="CCCCCC" w:sz="1"/>
+              <w:bottom w:val="single" w:color="CCCCCC" w:sz="1"/>
+              <w:right w:val="single" w:color="CCCCCC" w:sz="1"/>
+            </w:tcBorders>
+            <w:shd w:fill="F2F7F4" w:val="clear"/>
+            <w:tcMar>
+              <w:top w:type="dxa" w:w="80"/>
+              <w:left w:type="dxa" w:w="120"/>
+              <w:bottom w:type="dxa" w:w="80"/>
+              <w:right w:type="dxa" w:w="120"/>
+            </w:tcMar>
+          </w:tcPr>
+          <w:p>
+            <w:r>
+              <w:rPr>
+                <w:rFonts w:ascii="Arial" w:cs="Arial" w:eastAsia="Arial" w:hAnsi="Arial"/>
+                <w:sz w:val="20"/>
+                <w:szCs w:val="20"/>
+              </w:rPr>
+              <w:t xml:space="preserve">[ ]</w:t>
+            </w:r>
+          </w:p>
+        </w:tc>
+      </w:tr>
+      <w:tr>
+        <w:tc>
+          <w:tcPr>
+            <w:tcW w:type="dxa" w:w="1600"/>
+            <w:tcBorders>
+              <w:top w:val="single" w:color="CCCCCC" w:sz="1"/>
+              <w:left w:val="single" w:color="CCCCCC" w:sz="1"/>
+              <w:bottom w:val="single" w:color="CCCCCC" w:sz="1"/>
+              <w:right w:val="single" w:color="CCCCCC" w:sz="1"/>
+            </w:tcBorders>
+            <w:shd w:fill="F2F7F4" w:val="clear"/>
+            <w:tcMar>
+              <w:top w:type="dxa" w:w="80"/>
+              <w:left w:type="dxa" w:w="120"/>
+              <w:bottom w:type="dxa" w:w="80"/>
+              <w:right w:type="dxa" w:w="120"/>
+            </w:tcMar>
+          </w:tcPr>
+          <w:p>
+            <w:r>
+              <w:rPr>
+                <w:rFonts w:ascii="Arial" w:cs="Arial" w:eastAsia="Arial" w:hAnsi="Arial"/>
+                <w:i/>
+                <w:iCs/>
+                <w:color w:val="666666"/>
+                <w:sz w:val="18"/>
+                <w:szCs w:val="18"/>
+              </w:rPr>
+              <w:t xml:space="preserve">Auth</w:t>
+            </w:r>
+          </w:p>
+        </w:tc>
+        <w:tc>
+          <w:tcPr>
+            <w:tcW w:type="dxa" w:w="3400"/>
+            <w:tcBorders>
+              <w:top w:val="single" w:color="CCCCCC" w:sz="1"/>
+              <w:left w:val="single" w:color="CCCCCC" w:sz="1"/>
+              <w:bottom w:val="single" w:color="CCCCCC" w:sz="1"/>
+              <w:right w:val="single" w:color="CCCCCC" w:sz="1"/>
+            </w:tcBorders>
+            <w:shd w:fill="F2F7F4" w:val="clear"/>
+            <w:tcMar>
+              <w:top w:type="dxa" w:w="80"/>
+              <w:left w:type="dxa" w:w="120"/>
+              <w:bottom w:type="dxa" w:w="80"/>
+              <w:right w:type="dxa" w:w="120"/>
+            </w:tcMar>
+          </w:tcPr>
+          <w:p>
+            <w:r>
+              <w:rPr>
+                <w:rFonts w:ascii="Arial" w:cs="Arial" w:eastAsia="Arial" w:hAnsi="Arial"/>
+                <w:sz w:val="20"/>
+                <w:szCs w:val="20"/>
+              </w:rPr>
+              <w:t xml:space="preserve">Throttle works</w:t>
+            </w:r>
+          </w:p>
+        </w:tc>
+        <w:tc>
+          <w:tcPr>
+            <w:tcW w:type="dxa" w:w="3000"/>
+            <w:tcBorders>
+              <w:top w:val="single" w:color="CCCCCC" w:sz="1"/>
+              <w:left w:val="single" w:color="CCCCCC" w:sz="1"/>
+              <w:bottom w:val="single" w:color="CCCCCC" w:sz="1"/>
+              <w:right w:val="single" w:color="CCCCCC" w:sz="1"/>
+            </w:tcBorders>
+            <w:shd w:fill="F2F7F4" w:val="clear"/>
+            <w:tcMar>
+              <w:top w:type="dxa" w:w="80"/>
+              <w:left w:type="dxa" w:w="120"/>
+              <w:bottom w:type="dxa" w:w="80"/>
+              <w:right w:type="dxa" w:w="120"/>
+            </w:tcMar>
+          </w:tcPr>
+          <w:p>
+            <w:r>
+              <w:rPr>
+                <w:rFonts w:ascii="Arial" w:cs="Arial" w:eastAsia="Arial" w:hAnsi="Arial"/>
+                <w:color w:val="555555"/>
+                <w:sz w:val="18"/>
+                <w:szCs w:val="18"/>
+              </w:rPr>
+              <w:t xml:space="preserve">10+ wrong codes in a row eventually shows "Too many wrong attempts" (clears in 10 min)</w:t>
+            </w:r>
+          </w:p>
+        </w:tc>
+        <w:tc>
+          <w:tcPr>
+            <w:tcW w:type="dxa" w:w="720"/>
+            <w:tcBorders>
+              <w:top w:val="single" w:color="CCCCCC" w:sz="1"/>
+              <w:left w:val="single" w:color="CCCCCC" w:sz="1"/>
+              <w:bottom w:val="single" w:color="CCCCCC" w:sz="1"/>
+              <w:right w:val="single" w:color="CCCCCC" w:sz="1"/>
+            </w:tcBorders>
+            <w:shd w:fill="F2F7F4" w:val="clear"/>
+            <w:tcMar>
+              <w:top w:type="dxa" w:w="80"/>
+              <w:left w:type="dxa" w:w="120"/>
+              <w:bottom w:type="dxa" w:w="80"/>
+              <w:right w:type="dxa" w:w="120"/>
+            </w:tcMar>
+          </w:tcPr>
+          <w:p>
+            <w:r>
+              <w:rPr>
+                <w:rFonts w:ascii="Arial" w:cs="Arial" w:eastAsia="Arial" w:hAnsi="Arial"/>
+                <w:sz w:val="20"/>
+                <w:szCs w:val="20"/>
+              </w:rPr>
+              <w:t xml:space="preserve">[ ]</w:t>
+            </w:r>
+          </w:p>
+        </w:tc>
+      </w:tr>
+      <w:tr>
+        <w:tc>
+          <w:tcPr>
+            <w:tcW w:type="dxa" w:w="1600"/>
+            <w:tcBorders>
+              <w:top w:val="single" w:color="CCCCCC" w:sz="1"/>
+              <w:left w:val="single" w:color="CCCCCC" w:sz="1"/>
+              <w:bottom w:val="single" w:color="CCCCCC" w:sz="1"/>
+              <w:right w:val="single" w:color="CCCCCC" w:sz="1"/>
+            </w:tcBorders>
+            <w:shd w:fill="F2F7F4" w:val="clear"/>
+            <w:tcMar>
+              <w:top w:type="dxa" w:w="80"/>
+              <w:left w:type="dxa" w:w="120"/>
+              <w:bottom w:type="dxa" w:w="80"/>
+              <w:right w:type="dxa" w:w="120"/>
+            </w:tcMar>
+          </w:tcPr>
+          <w:p>
+            <w:r>
+              <w:rPr>
+                <w:rFonts w:ascii="Arial" w:cs="Arial" w:eastAsia="Arial" w:hAnsi="Arial"/>
+                <w:i/>
+                <w:iCs/>
+                <w:color w:val="666666"/>
+                <w:sz w:val="18"/>
+                <w:szCs w:val="18"/>
+              </w:rPr>
+              <w:t xml:space="preserve">Auth</w:t>
+            </w:r>
+          </w:p>
+        </w:tc>
+        <w:tc>
+          <w:tcPr>
+            <w:tcW w:type="dxa" w:w="3400"/>
+            <w:tcBorders>
+              <w:top w:val="single" w:color="CCCCCC" w:sz="1"/>
+              <w:left w:val="single" w:color="CCCCCC" w:sz="1"/>
+              <w:bottom w:val="single" w:color="CCCCCC" w:sz="1"/>
+              <w:right w:val="single" w:color="CCCCCC" w:sz="1"/>
+            </w:tcBorders>
+            <w:shd w:fill="F2F7F4" w:val="clear"/>
+            <w:tcMar>
+              <w:top w:type="dxa" w:w="80"/>
+              <w:left w:type="dxa" w:w="120"/>
+              <w:bottom w:type="dxa" w:w="80"/>
+              <w:right w:type="dxa" w:w="120"/>
+            </w:tcMar>
+          </w:tcPr>
+          <w:p>
+            <w:r>
+              <w:rPr>
+                <w:rFonts w:ascii="Arial" w:cs="Arial" w:eastAsia="Arial" w:hAnsi="Arial"/>
+                <w:sz w:val="20"/>
+                <w:szCs w:val="20"/>
+              </w:rPr>
+              <w:t xml:space="preserve">Student cannot see other students</w:t>
+            </w:r>
+          </w:p>
+        </w:tc>
+        <w:tc>
+          <w:tcPr>
+            <w:tcW w:type="dxa" w:w="3000"/>
+            <w:tcBorders>
+              <w:top w:val="single" w:color="CCCCCC" w:sz="1"/>
+              <w:left w:val="single" w:color="CCCCCC" w:sz="1"/>
+              <w:bottom w:val="single" w:color="CCCCCC" w:sz="1"/>
+              <w:right w:val="single" w:color="CCCCCC" w:sz="1"/>
+            </w:tcBorders>
+            <w:shd w:fill="F2F7F4" w:val="clear"/>
+            <w:tcMar>
+              <w:top w:type="dxa" w:w="80"/>
+              <w:left w:type="dxa" w:w="120"/>
+              <w:bottom w:type="dxa" w:w="80"/>
+              <w:right w:type="dxa" w:w="120"/>
+            </w:tcMar>
+          </w:tcPr>
+          <w:p>
+            <w:r>
+              <w:rPr>
+                <w:rFonts w:ascii="Arial" w:cs="Arial" w:eastAsia="Arial" w:hAnsi="Arial"/>
+                <w:color w:val="555555"/>
+                <w:sz w:val="18"/>
+                <w:szCs w:val="18"/>
+              </w:rPr>
+              <w:t xml:space="preserve">Student session: no admin data; Instructor nav hidden</w:t>
+            </w:r>
+          </w:p>
+        </w:tc>
+        <w:tc>
+          <w:tcPr>
+            <w:tcW w:type="dxa" w:w="720"/>
+            <w:tcBorders>
+              <w:top w:val="single" w:color="CCCCCC" w:sz="1"/>
+              <w:left w:val="single" w:color="CCCCCC" w:sz="1"/>
+              <w:bottom w:val="single" w:color="CCCCCC" w:sz="1"/>
+              <w:right w:val="single" w:color="CCCCCC" w:sz="1"/>
+            </w:tcBorders>
+            <w:shd w:fill="F2F7F4" w:val="clear"/>
+            <w:tcMar>
+              <w:top w:type="dxa" w:w="80"/>
+              <w:left w:type="dxa" w:w="120"/>
+              <w:bottom w:type="dxa" w:w="80"/>
+              <w:right w:type="dxa" w:w="120"/>
+            </w:tcMar>
+          </w:tcPr>
+          <w:p>
+            <w:r>
+              <w:rPr>
+                <w:rFonts w:ascii="Arial" w:cs="Arial" w:eastAsia="Arial" w:hAnsi="Arial"/>
+                <w:sz w:val="20"/>
+                <w:szCs w:val="20"/>
+              </w:rPr>
+              <w:t xml:space="preserve">[ ]</w:t>
+            </w:r>
+          </w:p>
+        </w:tc>
+      </w:tr>
+      <w:tr>
+        <w:tc>
+          <w:tcPr>
+            <w:tcW w:type="dxa" w:w="1600"/>
+            <w:tcBorders>
+              <w:top w:val="single" w:color="CCCCCC" w:sz="1"/>
+              <w:left w:val="single" w:color="CCCCCC" w:sz="1"/>
+              <w:bottom w:val="single" w:color="CCCCCC" w:sz="1"/>
+              <w:right w:val="single" w:color="CCCCCC" w:sz="1"/>
+            </w:tcBorders>
+            <w:shd w:fill="FFFFFF" w:val="clear"/>
+            <w:tcMar>
+              <w:top w:type="dxa" w:w="80"/>
+              <w:left w:type="dxa" w:w="120"/>
+              <w:bottom w:type="dxa" w:w="80"/>
+              <w:right w:type="dxa" w:w="120"/>
+            </w:tcMar>
+          </w:tcPr>
+          <w:p>
+            <w:r>
+              <w:rPr>
+                <w:rFonts w:ascii="Arial" w:cs="Arial" w:eastAsia="Arial" w:hAnsi="Arial"/>
+                <w:i/>
+                <w:iCs/>
+                <w:color w:val="666666"/>
+                <w:sz w:val="18"/>
+                <w:szCs w:val="18"/>
+              </w:rPr>
+              <w:t xml:space="preserve">Auth</w:t>
+            </w:r>
+          </w:p>
+        </w:tc>
+        <w:tc>
+          <w:tcPr>
+            <w:tcW w:type="dxa" w:w="3400"/>
+            <w:tcBorders>
+              <w:top w:val="single" w:color="CCCCCC" w:sz="1"/>
+              <w:left w:val="single" w:color="CCCCCC" w:sz="1"/>
+              <w:bottom w:val="single" w:color="CCCCCC" w:sz="1"/>
+              <w:right w:val="single" w:color="CCCCCC" w:sz="1"/>
+            </w:tcBorders>
+            <w:shd w:fill="FFFFFF" w:val="clear"/>
+            <w:tcMar>
+              <w:top w:type="dxa" w:w="80"/>
+              <w:left w:type="dxa" w:w="120"/>
+              <w:bottom w:type="dxa" w:w="80"/>
+              <w:right w:type="dxa" w:w="120"/>
+            </w:tcMar>
+          </w:tcPr>
+          <w:p>
+            <w:r>
+              <w:rPr>
+                <w:rFonts w:ascii="Arial" w:cs="Arial" w:eastAsia="Arial" w:hAnsi="Arial"/>
+                <w:sz w:val="20"/>
+                <w:szCs w:val="20"/>
+              </w:rPr>
+              <w:t xml:space="preserve">Enter wrong access code</w:t>
+            </w:r>
+          </w:p>
+        </w:tc>
+        <w:tc>
+          <w:tcPr>
+            <w:tcW w:type="dxa" w:w="3000"/>
+            <w:tcBorders>
+              <w:top w:val="single" w:color="CCCCCC" w:sz="1"/>
+              <w:left w:val="single" w:color="CCCCCC" w:sz="1"/>
+              <w:bottom w:val="single" w:color="CCCCCC" w:sz="1"/>
+              <w:right w:val="single" w:color="CCCCCC" w:sz="1"/>
+            </w:tcBorders>
+            <w:shd w:fill="FFFFFF" w:val="clear"/>
+            <w:tcMar>
+              <w:top w:type="dxa" w:w="80"/>
+              <w:left w:type="dxa" w:w="120"/>
+              <w:bottom w:type="dxa" w:w="80"/>
+              <w:right w:type="dxa" w:w="120"/>
+            </w:tcMar>
+          </w:tcPr>
+          <w:p>
+            <w:r>
+              <w:rPr>
+                <w:rFonts w:ascii="Arial" w:cs="Arial" w:eastAsia="Arial" w:hAnsi="Arial"/>
+                <w:color w:val="555555"/>
+                <w:sz w:val="18"/>
+                <w:szCs w:val="18"/>
+              </w:rPr>
+              <w:t xml:space="preserve">Verify error message displays, no crash</w:t>
+            </w:r>
+          </w:p>
+        </w:tc>
+        <w:tc>
+          <w:tcPr>
+            <w:tcW w:type="dxa" w:w="720"/>
+            <w:tcBorders>
+              <w:top w:val="single" w:color="CCCCCC" w:sz="1"/>
+              <w:left w:val="single" w:color="CCCCCC" w:sz="1"/>
+              <w:bottom w:val="single" w:color="CCCCCC" w:sz="1"/>
+              <w:right w:val="single" w:color="CCCCCC" w:sz="1"/>
+            </w:tcBorders>
+            <w:shd w:fill="FFFFFF" w:val="clear"/>
+            <w:tcMar>
+              <w:top w:type="dxa" w:w="80"/>
+              <w:left w:type="dxa" w:w="120"/>
+              <w:bottom w:type="dxa" w:w="80"/>
+              <w:right w:type="dxa" w:w="120"/>
+            </w:tcMar>
+          </w:tcPr>
+          <w:p>
+            <w:r>
+              <w:rPr>
+                <w:rFonts w:ascii="Arial" w:cs="Arial" w:eastAsia="Arial" w:hAnsi="Arial"/>
+                <w:sz w:val="20"/>
+                <w:szCs w:val="20"/>
+              </w:rPr>
+              <w:t xml:space="preserve">[ ]</w:t>
+            </w:r>
+          </w:p>
+        </w:tc>
+      </w:tr>
+      <w:tr>
+        <w:tc>
+          <w:tcPr>
+            <w:tcW w:type="dxa" w:w="1600"/>
+            <w:tcBorders>
+              <w:top w:val="single" w:color="CCCCCC" w:sz="1"/>
+              <w:left w:val="single" w:color="CCCCCC" w:sz="1"/>
+              <w:bottom w:val="single" w:color="CCCCCC" w:sz="1"/>
+              <w:right w:val="single" w:color="CCCCCC" w:sz="1"/>
+            </w:tcBorders>
+            <w:shd w:fill="F2F7F4" w:val="clear"/>
+            <w:tcMar>
+              <w:top w:type="dxa" w:w="80"/>
+              <w:left w:type="dxa" w:w="120"/>
+              <w:bottom w:type="dxa" w:w="80"/>
+              <w:right w:type="dxa" w:w="120"/>
+            </w:tcMar>
+          </w:tcPr>
+          <w:p>
+            <w:r>
+              <w:rPr>
+                <w:rFonts w:ascii="Arial" w:cs="Arial" w:eastAsia="Arial" w:hAnsi="Arial"/>
+                <w:i/>
+                <w:iCs/>
+                <w:color w:val="666666"/>
+                <w:sz w:val="18"/>
+                <w:szCs w:val="18"/>
+              </w:rPr>
+              <w:t xml:space="preserve">Auth</w:t>
+            </w:r>
+          </w:p>
+        </w:tc>
+        <w:tc>
+          <w:tcPr>
+            <w:tcW w:type="dxa" w:w="3400"/>
+            <w:tcBorders>
+              <w:top w:val="single" w:color="CCCCCC" w:sz="1"/>
+              <w:left w:val="single" w:color="CCCCCC" w:sz="1"/>
+              <w:bottom w:val="single" w:color="CCCCCC" w:sz="1"/>
+              <w:right w:val="single" w:color="CCCCCC" w:sz="1"/>
+            </w:tcBorders>
+            <w:shd w:fill="F2F7F4" w:val="clear"/>
+            <w:tcMar>
+              <w:top w:type="dxa" w:w="80"/>
+              <w:left w:type="dxa" w:w="120"/>
+              <w:bottom w:type="dxa" w:w="80"/>
+              <w:right w:type="dxa" w:w="120"/>
+            </w:tcMar>
+          </w:tcPr>
+          <w:p>
+            <w:r>
+              <w:rPr>
+                <w:rFonts w:ascii="Arial" w:cs="Arial" w:eastAsia="Arial" w:hAnsi="Arial"/>
+                <w:sz w:val="20"/>
+                <w:szCs w:val="20"/>
+              </w:rPr>
+              <w:t xml:space="preserve">Press Enter on login fields</w:t>
+            </w:r>
+          </w:p>
+        </w:tc>
+        <w:tc>
+          <w:tcPr>
+            <w:tcW w:type="dxa" w:w="3000"/>
+            <w:tcBorders>
+              <w:top w:val="single" w:color="CCCCCC" w:sz="1"/>
+              <w:left w:val="single" w:color="CCCCCC" w:sz="1"/>
+              <w:bottom w:val="single" w:color="CCCCCC" w:sz="1"/>
+              <w:right w:val="single" w:color="CCCCCC" w:sz="1"/>
+            </w:tcBorders>
+            <w:shd w:fill="F2F7F4" w:val="clear"/>
+            <w:tcMar>
+              <w:top w:type="dxa" w:w="80"/>
+              <w:left w:type="dxa" w:w="120"/>
+              <w:bottom w:type="dxa" w:w="80"/>
+              <w:right w:type="dxa" w:w="120"/>
+            </w:tcMar>
+          </w:tcPr>
+          <w:p>
+            <w:r>
+              <w:rPr>
+                <w:rFonts w:ascii="Arial" w:cs="Arial" w:eastAsia="Arial" w:hAnsi="Arial"/>
+                <w:color w:val="555555"/>
+                <w:sz w:val="18"/>
+                <w:szCs w:val="18"/>
+              </w:rPr>
+              <w:t xml:space="preserve">Verify Enter key triggers login</w:t>
+            </w:r>
+          </w:p>
+        </w:tc>
+        <w:tc>
+          <w:tcPr>
+            <w:tcW w:type="dxa" w:w="720"/>
+            <w:tcBorders>
+              <w:top w:val="single" w:color="CCCCCC" w:sz="1"/>
+              <w:left w:val="single" w:color="CCCCCC" w:sz="1"/>
+              <w:bottom w:val="single" w:color="CCCCCC" w:sz="1"/>
+              <w:right w:val="single" w:color="CCCCCC" w:sz="1"/>
+            </w:tcBorders>
+            <w:shd w:fill="F2F7F4" w:val="clear"/>
+            <w:tcMar>
+              <w:top w:type="dxa" w:w="80"/>
+              <w:left w:type="dxa" w:w="120"/>
+              <w:bottom w:type="dxa" w:w="80"/>
+              <w:right w:type="dxa" w:w="120"/>
+            </w:tcMar>
+          </w:tcPr>
+          <w:p>
+            <w:r>
+              <w:rPr>
+                <w:rFonts w:ascii="Arial" w:cs="Arial" w:eastAsia="Arial" w:hAnsi="Arial"/>
+                <w:sz w:val="20"/>
+                <w:szCs w:val="20"/>
+              </w:rPr>
+              <w:t xml:space="preserve">[ ]</w:t>
+            </w:r>
+          </w:p>
+        </w:tc>
+      </w:tr>
+      <w:tr>
+        <w:tc>
+          <w:tcPr>
+            <w:gridSpan w:val="4"/>
+            <w:tcBorders>
+              <w:top w:val="single" w:color="CCCCCC" w:sz="1"/>
+              <w:left w:val="single" w:color="CCCCCC" w:sz="1"/>
+              <w:bottom w:val="single" w:color="CCCCCC" w:sz="1"/>
+              <w:right w:val="single" w:color="CCCCCC" w:sz="1"/>
+            </w:tcBorders>
+            <w:shd w:fill="2d5a3d" w:val="clear"/>
+            <w:tcMar>
+              <w:top w:type="dxa" w:w="60"/>
+              <w:left w:type="dxa" w:w="120"/>
+              <w:bottom w:type="dxa" w:w="60"/>
+              <w:right w:type="dxa" w:w="120"/>
+            </w:tcMar>
+          </w:tcPr>
+          <w:p>
+            <w:r>
+              <w:rPr>
+                <w:rFonts w:ascii="Arial" w:cs="Arial" w:eastAsia="Arial" w:hAnsi="Arial"/>
+                <w:b/>
+                <w:bCs/>
+                <w:color w:val="FFFFFF"/>
+                <w:sz w:val="20"/>
+                <w:szCs w:val="20"/>
+              </w:rPr>
+              <w:t xml:space="preserve">2. SUPABASE CLOUD SYNC</w:t>
+            </w:r>
+          </w:p>
+        </w:tc>
+      </w:tr>
+      <w:tr>
+        <w:tc>
+          <w:tcPr>
+            <w:tcW w:type="dxa" w:w="1600"/>
+            <w:tcBorders>
+              <w:top w:val="single" w:color="CCCCCC" w:sz="1"/>
+              <w:left w:val="single" w:color="CCCCCC" w:sz="1"/>
+              <w:bottom w:val="single" w:color="CCCCCC" w:sz="1"/>
+              <w:right w:val="single" w:color="CCCCCC" w:sz="1"/>
+            </w:tcBorders>
+            <w:shd w:fill="F2F7F4" w:val="clear"/>
+            <w:tcMar>
+              <w:top w:type="dxa" w:w="80"/>
+              <w:left w:type="dxa" w:w="120"/>
+              <w:bottom w:type="dxa" w:w="80"/>
+              <w:right w:type="dxa" w:w="120"/>
+            </w:tcMar>
+          </w:tcPr>
+          <w:p>
+            <w:r>
+              <w:rPr>
+                <w:rFonts w:ascii="Arial" w:cs="Arial" w:eastAsia="Arial" w:hAnsi="Arial"/>
+                <w:i/>
+                <w:iCs/>
+                <w:color w:val="666666"/>
+                <w:sz w:val="18"/>
+                <w:szCs w:val="18"/>
+              </w:rPr>
+              <w:t xml:space="preserve">Supabase</w:t>
+            </w:r>
+          </w:p>
+        </w:tc>
+        <w:tc>
+          <w:tcPr>
+            <w:tcW w:type="dxa" w:w="3400"/>
+            <w:tcBorders>
+              <w:top w:val="single" w:color="CCCCCC" w:sz="1"/>
+              <w:left w:val="single" w:color="CCCCCC" w:sz="1"/>
+              <w:bottom w:val="single" w:color="CCCCCC" w:sz="1"/>
+              <w:right w:val="single" w:color="CCCCCC" w:sz="1"/>
+            </w:tcBorders>
+            <w:shd w:fill="F2F7F4" w:val="clear"/>
+            <w:tcMar>
+              <w:top w:type="dxa" w:w="80"/>
+              <w:left w:type="dxa" w:w="120"/>
+              <w:bottom w:type="dxa" w:w="80"/>
+              <w:right w:type="dxa" w:w="120"/>
+            </w:tcMar>
+          </w:tcPr>
+          <w:p>
+            <w:r>
+              <w:rPr>
+                <w:rFonts w:ascii="Arial" w:cs="Arial" w:eastAsia="Arial" w:hAnsi="Arial"/>
+                <w:sz w:val="20"/>
+                <w:szCs w:val="20"/>
+              </w:rPr>
+              <w:t xml:space="preserve">Complete a quiz after login</w:t>
+            </w:r>
+          </w:p>
+        </w:tc>
+        <w:tc>
+          <w:tcPr>
+            <w:tcW w:type="dxa" w:w="3000"/>
+            <w:tcBorders>
+              <w:top w:val="single" w:color="CCCCCC" w:sz="1"/>
+              <w:left w:val="single" w:color="CCCCCC" w:sz="1"/>
+              <w:bottom w:val="single" w:color="CCCCCC" w:sz="1"/>
+              <w:right w:val="single" w:color="CCCCCC" w:sz="1"/>
+            </w:tcBorders>
+            <w:shd w:fill="F2F7F4" w:val="clear"/>
+            <w:tcMar>
+              <w:top w:type="dxa" w:w="80"/>
+              <w:left w:type="dxa" w:w="120"/>
+              <w:bottom w:type="dxa" w:w="80"/>
+              <w:right w:type="dxa" w:w="120"/>
+            </w:tcMar>
+          </w:tcPr>
+          <w:p>
+            <w:r>
+              <w:rPr>
+                <w:rFonts w:ascii="Arial" w:cs="Arial" w:eastAsia="Arial" w:hAnsi="Arial"/>
+                <w:color w:val="555555"/>
+                <w:sz w:val="18"/>
+                <w:szCs w:val="18"/>
+              </w:rPr>
+              <w:t xml:space="preserve">Sync indicator shows Saving then Saved (not Offline)</w:t>
+            </w:r>
+          </w:p>
+        </w:tc>
+        <w:tc>
+          <w:tcPr>
+            <w:tcW w:type="dxa" w:w="720"/>
+            <w:tcBorders>
+              <w:top w:val="single" w:color="CCCCCC" w:sz="1"/>
+              <w:left w:val="single" w:color="CCCCCC" w:sz="1"/>
+              <w:bottom w:val="single" w:color="CCCCCC" w:sz="1"/>
+              <w:right w:val="single" w:color="CCCCCC" w:sz="1"/>
+            </w:tcBorders>
+            <w:shd w:fill="F2F7F4" w:val="clear"/>
+            <w:tcMar>
+              <w:top w:type="dxa" w:w="80"/>
+              <w:left w:type="dxa" w:w="120"/>
+              <w:bottom w:type="dxa" w:w="80"/>
+              <w:right w:type="dxa" w:w="120"/>
+            </w:tcMar>
+          </w:tcPr>
+          <w:p>
+            <w:r>
+              <w:rPr>
+                <w:rFonts w:ascii="Arial" w:cs="Arial" w:eastAsia="Arial" w:hAnsi="Arial"/>
+                <w:sz w:val="20"/>
+                <w:szCs w:val="20"/>
+              </w:rPr>
+              <w:t xml:space="preserve">[ ]</w:t>
+            </w:r>
+          </w:p>
+        </w:tc>
+      </w:tr>
+      <w:tr>
+        <w:tc>
+          <w:tcPr>
+            <w:tcW w:type="dxa" w:w="1600"/>
+            <w:tcBorders>
+              <w:top w:val="single" w:color="CCCCCC" w:sz="1"/>
+              <w:left w:val="single" w:color="CCCCCC" w:sz="1"/>
+              <w:bottom w:val="single" w:color="CCCCCC" w:sz="1"/>
+              <w:right w:val="single" w:color="CCCCCC" w:sz="1"/>
+            </w:tcBorders>
+            <w:shd w:fill="FFFFFF" w:val="clear"/>
+            <w:tcMar>
+              <w:top w:type="dxa" w:w="80"/>
+              <w:left w:type="dxa" w:w="120"/>
+              <w:bottom w:type="dxa" w:w="80"/>
+              <w:right w:type="dxa" w:w="120"/>
+            </w:tcMar>
+          </w:tcPr>
+          <w:p>
+            <w:r>
+              <w:rPr>
+                <w:rFonts w:ascii="Arial" w:cs="Arial" w:eastAsia="Arial" w:hAnsi="Arial"/>
+                <w:i/>
+                <w:iCs/>
+                <w:color w:val="666666"/>
+                <w:sz w:val="18"/>
+                <w:szCs w:val="18"/>
+              </w:rPr>
+              <w:t xml:space="preserve">Supabase</w:t>
+            </w:r>
+          </w:p>
+        </w:tc>
+        <w:tc>
+          <w:tcPr>
+            <w:tcW w:type="dxa" w:w="3400"/>
+            <w:tcBorders>
+              <w:top w:val="single" w:color="CCCCCC" w:sz="1"/>
+              <w:left w:val="single" w:color="CCCCCC" w:sz="1"/>
+              <w:bottom w:val="single" w:color="CCCCCC" w:sz="1"/>
+              <w:right w:val="single" w:color="CCCCCC" w:sz="1"/>
+            </w:tcBorders>
+            <w:shd w:fill="FFFFFF" w:val="clear"/>
+            <w:tcMar>
+              <w:top w:type="dxa" w:w="80"/>
+              <w:left w:type="dxa" w:w="120"/>
+              <w:bottom w:type="dxa" w:w="80"/>
+              <w:right w:type="dxa" w:w="120"/>
+            </w:tcMar>
+          </w:tcPr>
+          <w:p>
+            <w:r>
+              <w:rPr>
+                <w:rFonts w:ascii="Arial" w:cs="Arial" w:eastAsia="Arial" w:hAnsi="Arial"/>
+                <w:sz w:val="20"/>
+                <w:szCs w:val="20"/>
+              </w:rPr>
+              <w:t xml:space="preserve">Close browser, reopen, log back in</w:t>
+            </w:r>
+          </w:p>
+        </w:tc>
+        <w:tc>
+          <w:tcPr>
+            <w:tcW w:type="dxa" w:w="3000"/>
+            <w:tcBorders>
+              <w:top w:val="single" w:color="CCCCCC" w:sz="1"/>
+              <w:left w:val="single" w:color="CCCCCC" w:sz="1"/>
+              <w:bottom w:val="single" w:color="CCCCCC" w:sz="1"/>
+              <w:right w:val="single" w:color="CCCCCC" w:sz="1"/>
+            </w:tcBorders>
+            <w:shd w:fill="FFFFFF" w:val="clear"/>
+            <w:tcMar>
+              <w:top w:type="dxa" w:w="80"/>
+              <w:left w:type="dxa" w:w="120"/>
+              <w:bottom w:type="dxa" w:w="80"/>
+              <w:right w:type="dxa" w:w="120"/>
+            </w:tcMar>
+          </w:tcPr>
+          <w:p>
+            <w:r>
+              <w:rPr>
+                <w:rFonts w:ascii="Arial" w:cs="Arial" w:eastAsia="Arial" w:hAnsi="Arial"/>
+                <w:color w:val="555555"/>
+                <w:sz w:val="18"/>
+                <w:szCs w:val="18"/>
+              </w:rPr>
+              <w:t xml:space="preserve">Verify quiz score persists from Supabase</w:t>
+            </w:r>
+          </w:p>
+        </w:tc>
+        <w:tc>
+          <w:tcPr>
+            <w:tcW w:type="dxa" w:w="720"/>
+            <w:tcBorders>
+              <w:top w:val="single" w:color="CCCCCC" w:sz="1"/>
+              <w:left w:val="single" w:color="CCCCCC" w:sz="1"/>
+              <w:bottom w:val="single" w:color="CCCCCC" w:sz="1"/>
+              <w:right w:val="single" w:color="CCCCCC" w:sz="1"/>
+            </w:tcBorders>
+            <w:shd w:fill="FFFFFF" w:val="clear"/>
+            <w:tcMar>
+              <w:top w:type="dxa" w:w="80"/>
+              <w:left w:type="dxa" w:w="120"/>
+              <w:bottom w:type="dxa" w:w="80"/>
+              <w:right w:type="dxa" w:w="120"/>
+            </w:tcMar>
+          </w:tcPr>
+          <w:p>
+            <w:r>
+              <w:rPr>
+                <w:rFonts w:ascii="Arial" w:cs="Arial" w:eastAsia="Arial" w:hAnsi="Arial"/>
+                <w:sz w:val="20"/>
+                <w:szCs w:val="20"/>
+              </w:rPr>
+              <w:t xml:space="preserve">[ ]</w:t>
+            </w:r>
+          </w:p>
+        </w:tc>
+      </w:tr>
+      <w:tr>
+        <w:tc>
+          <w:tcPr>
+            <w:tcW w:type="dxa" w:w="1600"/>
+            <w:tcBorders>
+              <w:top w:val="single" w:color="CCCCCC" w:sz="1"/>
+              <w:left w:val="single" w:color="CCCCCC" w:sz="1"/>
+              <w:bottom w:val="single" w:color="CCCCCC" w:sz="1"/>
+              <w:right w:val="single" w:color="CCCCCC" w:sz="1"/>
+            </w:tcBorders>
+            <w:shd w:fill="F2F7F4" w:val="clear"/>
+            <w:tcMar>
+              <w:top w:type="dxa" w:w="80"/>
+              <w:left w:type="dxa" w:w="120"/>
+              <w:bottom w:type="dxa" w:w="80"/>
+              <w:right w:type="dxa" w:w="120"/>
+            </w:tcMar>
+          </w:tcPr>
+          <w:p>
+            <w:r>
+              <w:rPr>
+                <w:rFonts w:ascii="Arial" w:cs="Arial" w:eastAsia="Arial" w:hAnsi="Arial"/>
+                <w:i/>
+                <w:iCs/>
+                <w:color w:val="666666"/>
+                <w:sz w:val="18"/>
+                <w:szCs w:val="18"/>
+              </w:rPr>
+              <w:t xml:space="preserve">Supabase</w:t>
+            </w:r>
+          </w:p>
+        </w:tc>
+        <w:tc>
+          <w:tcPr>
+            <w:tcW w:type="dxa" w:w="3400"/>
+            <w:tcBorders>
+              <w:top w:val="single" w:color="CCCCCC" w:sz="1"/>
+              <w:left w:val="single" w:color="CCCCCC" w:sz="1"/>
+              <w:bottom w:val="single" w:color="CCCCCC" w:sz="1"/>
+              <w:right w:val="single" w:color="CCCCCC" w:sz="1"/>
+            </w:tcBorders>
+            <w:shd w:fill="F2F7F4" w:val="clear"/>
+            <w:tcMar>
+              <w:top w:type="dxa" w:w="80"/>
+              <w:left w:type="dxa" w:w="120"/>
+              <w:bottom w:type="dxa" w:w="80"/>
+              <w:right w:type="dxa" w:w="120"/>
+            </w:tcMar>
+          </w:tcPr>
+          <w:p>
+            <w:r>
+              <w:rPr>
+                <w:rFonts w:ascii="Arial" w:cs="Arial" w:eastAsia="Arial" w:hAnsi="Arial"/>
+                <w:sz w:val="20"/>
+                <w:szCs w:val="20"/>
+              </w:rPr>
+              <w:t xml:space="preserve">Mark a deliverable complete</w:t>
+            </w:r>
+          </w:p>
+        </w:tc>
+        <w:tc>
+          <w:tcPr>
+            <w:tcW w:type="dxa" w:w="3000"/>
+            <w:tcBorders>
+              <w:top w:val="single" w:color="CCCCCC" w:sz="1"/>
+              <w:left w:val="single" w:color="CCCCCC" w:sz="1"/>
+              <w:bottom w:val="single" w:color="CCCCCC" w:sz="1"/>
+              <w:right w:val="single" w:color="CCCCCC" w:sz="1"/>
+            </w:tcBorders>
+            <w:shd w:fill="F2F7F4" w:val="clear"/>
+            <w:tcMar>
+              <w:top w:type="dxa" w:w="80"/>
+              <w:left w:type="dxa" w:w="120"/>
+              <w:bottom w:type="dxa" w:w="80"/>
+              <w:right w:type="dxa" w:w="120"/>
+            </w:tcMar>
+          </w:tcPr>
+          <w:p>
+            <w:r>
+              <w:rPr>
+                <w:rFonts w:ascii="Arial" w:cs="Arial" w:eastAsia="Arial" w:hAnsi="Arial"/>
+                <w:color w:val="555555"/>
+                <w:sz w:val="18"/>
+                <w:szCs w:val="18"/>
+              </w:rPr>
+              <w:t xml:space="preserve">Sync indicator shows Saved</w:t>
+            </w:r>
+          </w:p>
+        </w:tc>
+        <w:tc>
+          <w:tcPr>
+            <w:tcW w:type="dxa" w:w="720"/>
+            <w:tcBorders>
+              <w:top w:val="single" w:color="CCCCCC" w:sz="1"/>
+              <w:left w:val="single" w:color="CCCCCC" w:sz="1"/>
+              <w:bottom w:val="single" w:color="CCCCCC" w:sz="1"/>
+              <w:right w:val="single" w:color="CCCCCC" w:sz="1"/>
+            </w:tcBorders>
+            <w:shd w:fill="F2F7F4" w:val="clear"/>
+            <w:tcMar>
+              <w:top w:type="dxa" w:w="80"/>
+              <w:left w:type="dxa" w:w="120"/>
+              <w:bottom w:type="dxa" w:w="80"/>
+              <w:right w:type="dxa" w:w="120"/>
+            </w:tcMar>
+          </w:tcPr>
+          <w:p>
+            <w:r>
+              <w:rPr>
+                <w:rFonts w:ascii="Arial" w:cs="Arial" w:eastAsia="Arial" w:hAnsi="Arial"/>
+                <w:sz w:val="20"/>
+                <w:szCs w:val="20"/>
+              </w:rPr>
+              <w:t xml:space="preserve">[ ]</w:t>
+            </w:r>
+          </w:p>
+        </w:tc>
+      </w:tr>
+      <w:tr>
+        <w:tc>
+          <w:tcPr>
+            <w:tcW w:type="dxa" w:w="1600"/>
+            <w:tcBorders>
+              <w:top w:val="single" w:color="CCCCCC" w:sz="1"/>
+              <w:left w:val="single" w:color="CCCCCC" w:sz="1"/>
+              <w:bottom w:val="single" w:color="CCCCCC" w:sz="1"/>
+              <w:right w:val="single" w:color="CCCCCC" w:sz="1"/>
+            </w:tcBorders>
+            <w:shd w:fill="FFFFFF" w:val="clear"/>
+            <w:tcMar>
+              <w:top w:type="dxa" w:w="80"/>
+              <w:left w:type="dxa" w:w="120"/>
+              <w:bottom w:type="dxa" w:w="80"/>
+              <w:right w:type="dxa" w:w="120"/>
+            </w:tcMar>
+          </w:tcPr>
+          <w:p>
+            <w:r>
+              <w:rPr>
+                <w:rFonts w:ascii="Arial" w:cs="Arial" w:eastAsia="Arial" w:hAnsi="Arial"/>
+                <w:i/>
+                <w:iCs/>
+                <w:color w:val="666666"/>
+                <w:sz w:val="18"/>
+                <w:szCs w:val="18"/>
+              </w:rPr>
+              <w:t xml:space="preserve">Supabase</w:t>
+            </w:r>
+          </w:p>
+        </w:tc>
+        <w:tc>
+          <w:tcPr>
+            <w:tcW w:type="dxa" w:w="3400"/>
+            <w:tcBorders>
+              <w:top w:val="single" w:color="CCCCCC" w:sz="1"/>
+              <w:left w:val="single" w:color="CCCCCC" w:sz="1"/>
+              <w:bottom w:val="single" w:color="CCCCCC" w:sz="1"/>
+              <w:right w:val="single" w:color="CCCCCC" w:sz="1"/>
+            </w:tcBorders>
+            <w:shd w:fill="FFFFFF" w:val="clear"/>
+            <w:tcMar>
+              <w:top w:type="dxa" w:w="80"/>
+              <w:left w:type="dxa" w:w="120"/>
+              <w:bottom w:type="dxa" w:w="80"/>
+              <w:right w:type="dxa" w:w="120"/>
+            </w:tcMar>
+          </w:tcPr>
+          <w:p>
+            <w:r>
+              <w:rPr>
+                <w:rFonts w:ascii="Arial" w:cs="Arial" w:eastAsia="Arial" w:hAnsi="Arial"/>
+                <w:sz w:val="20"/>
+                <w:szCs w:val="20"/>
+              </w:rPr>
+              <w:t xml:space="preserve">Admin unlocks Week 2 for a student</w:t>
+            </w:r>
+          </w:p>
+        </w:tc>
+        <w:tc>
+          <w:tcPr>
+            <w:tcW w:type="dxa" w:w="3000"/>
+            <w:tcBorders>
+              <w:top w:val="single" w:color="CCCCCC" w:sz="1"/>
+              <w:left w:val="single" w:color="CCCCCC" w:sz="1"/>
+              <w:bottom w:val="single" w:color="CCCCCC" w:sz="1"/>
+              <w:right w:val="single" w:color="CCCCCC" w:sz="1"/>
+            </w:tcBorders>
+            <w:shd w:fill="FFFFFF" w:val="clear"/>
+            <w:tcMar>
+              <w:top w:type="dxa" w:w="80"/>
+              <w:left w:type="dxa" w:w="120"/>
+              <w:bottom w:type="dxa" w:w="80"/>
+              <w:right w:type="dxa" w:w="120"/>
+            </w:tcMar>
+          </w:tcPr>
+          <w:p>
+            <w:r>
+              <w:rPr>
+                <w:rFonts w:ascii="Arial" w:cs="Arial" w:eastAsia="Arial" w:hAnsi="Arial"/>
+                <w:color w:val="555555"/>
+                <w:sz w:val="18"/>
+                <w:szCs w:val="18"/>
+              </w:rPr>
+              <w:t xml:space="preserve">Student signs out/in and sees Week 2 unlocked (unlock is server-side only)</w:t>
+            </w:r>
+          </w:p>
+        </w:tc>
+        <w:tc>
+          <w:tcPr>
+            <w:tcW w:type="dxa" w:w="720"/>
+            <w:tcBorders>
+              <w:top w:val="single" w:color="CCCCCC" w:sz="1"/>
+              <w:left w:val="single" w:color="CCCCCC" w:sz="1"/>
+              <w:bottom w:val="single" w:color="CCCCCC" w:sz="1"/>
+              <w:right w:val="single" w:color="CCCCCC" w:sz="1"/>
+            </w:tcBorders>
+            <w:shd w:fill="FFFFFF" w:val="clear"/>
+            <w:tcMar>
+              <w:top w:type="dxa" w:w="80"/>
+              <w:left w:type="dxa" w:w="120"/>
+              <w:bottom w:type="dxa" w:w="80"/>
+              <w:right w:type="dxa" w:w="120"/>
+            </w:tcMar>
+          </w:tcPr>
+          <w:p>
+            <w:r>
+              <w:rPr>
+                <w:rFonts w:ascii="Arial" w:cs="Arial" w:eastAsia="Arial" w:hAnsi="Arial"/>
+                <w:sz w:val="20"/>
+                <w:szCs w:val="20"/>
+              </w:rPr>
+              <w:t xml:space="preserve">[ ]</w:t>
+            </w:r>
+          </w:p>
+        </w:tc>
+      </w:tr>
+      <w:tr>
+        <w:tc>
+          <w:tcPr>
+            <w:tcW w:type="dxa" w:w="1600"/>
+            <w:tcBorders>
+              <w:top w:val="single" w:color="CCCCCC" w:sz="1"/>
+              <w:left w:val="single" w:color="CCCCCC" w:sz="1"/>
+              <w:bottom w:val="single" w:color="CCCCCC" w:sz="1"/>
+              <w:right w:val="single" w:color="CCCCCC" w:sz="1"/>
+            </w:tcBorders>
+            <w:shd w:fill="F2F7F4" w:val="clear"/>
+            <w:tcMar>
+              <w:top w:type="dxa" w:w="80"/>
+              <w:left w:type="dxa" w:w="120"/>
+              <w:bottom w:type="dxa" w:w="80"/>
+              <w:right w:type="dxa" w:w="120"/>
+            </w:tcMar>
+          </w:tcPr>
+          <w:p>
+            <w:r>
+              <w:rPr>
+                <w:rFonts w:ascii="Arial" w:cs="Arial" w:eastAsia="Arial" w:hAnsi="Arial"/>
+                <w:i/>
+                <w:iCs/>
+                <w:color w:val="666666"/>
+                <w:sz w:val="18"/>
+                <w:szCs w:val="18"/>
+              </w:rPr>
+              <w:t xml:space="preserve">Supabase</w:t>
+            </w:r>
+          </w:p>
+        </w:tc>
+        <w:tc>
+          <w:tcPr>
+            <w:tcW w:type="dxa" w:w="3400"/>
+            <w:tcBorders>
+              <w:top w:val="single" w:color="CCCCCC" w:sz="1"/>
+              <w:left w:val="single" w:color="CCCCCC" w:sz="1"/>
+              <w:bottom w:val="single" w:color="CCCCCC" w:sz="1"/>
+              <w:right w:val="single" w:color="CCCCCC" w:sz="1"/>
+            </w:tcBorders>
+            <w:shd w:fill="F2F7F4" w:val="clear"/>
+            <w:tcMar>
+              <w:top w:type="dxa" w:w="80"/>
+              <w:left w:type="dxa" w:w="120"/>
+              <w:bottom w:type="dxa" w:w="80"/>
+              <w:right w:type="dxa" w:w="120"/>
+            </w:tcMar>
+          </w:tcPr>
+          <w:p>
+            <w:r>
+              <w:rPr>
+                <w:rFonts w:ascii="Arial" w:cs="Arial" w:eastAsia="Arial" w:hAnsi="Arial"/>
+                <w:sz w:val="20"/>
+                <w:szCs w:val="20"/>
+              </w:rPr>
+              <w:t xml:space="preserve">Supabase project active + both functions ACTIVE</w:t>
+            </w:r>
+          </w:p>
+        </w:tc>
+        <w:tc>
+          <w:tcPr>
+            <w:tcW w:type="dxa" w:w="3000"/>
+            <w:tcBorders>
+              <w:top w:val="single" w:color="CCCCCC" w:sz="1"/>
+              <w:left w:val="single" w:color="CCCCCC" w:sz="1"/>
+              <w:bottom w:val="single" w:color="CCCCCC" w:sz="1"/>
+              <w:right w:val="single" w:color="CCCCCC" w:sz="1"/>
+            </w:tcBorders>
+            <w:shd w:fill="F2F7F4" w:val="clear"/>
+            <w:tcMar>
+              <w:top w:type="dxa" w:w="80"/>
+              <w:left w:type="dxa" w:w="120"/>
+              <w:bottom w:type="dxa" w:w="80"/>
+              <w:right w:type="dxa" w:w="120"/>
+            </w:tcMar>
+          </w:tcPr>
+          <w:p>
+            <w:r>
+              <w:rPr>
+                <w:rFonts w:ascii="Arial" w:cs="Arial" w:eastAsia="Arial" w:hAnsi="Arial"/>
+                <w:color w:val="555555"/>
+                <w:sz w:val="18"/>
+                <w:szCs w:val="18"/>
+              </w:rPr>
+              <w:t xml:space="preserve">Dashboard: project Healthy; Edge Functions validate-login and lms-api show ACTIVE</w:t>
+            </w:r>
+          </w:p>
+        </w:tc>
+        <w:tc>
+          <w:tcPr>
+            <w:tcW w:type="dxa" w:w="720"/>
+            <w:tcBorders>
+              <w:top w:val="single" w:color="CCCCCC" w:sz="1"/>
+              <w:left w:val="single" w:color="CCCCCC" w:sz="1"/>
+              <w:bottom w:val="single" w:color="CCCCCC" w:sz="1"/>
+              <w:right w:val="single" w:color="CCCCCC" w:sz="1"/>
+            </w:tcBorders>
+            <w:shd w:fill="F2F7F4" w:val="clear"/>
+            <w:tcMar>
+              <w:top w:type="dxa" w:w="80"/>
+              <w:left w:type="dxa" w:w="120"/>
+              <w:bottom w:type="dxa" w:w="80"/>
+              <w:right w:type="dxa" w:w="120"/>
+            </w:tcMar>
+          </w:tcPr>
+          <w:p>
+            <w:r>
+              <w:rPr>
+                <w:rFonts w:ascii="Arial" w:cs="Arial" w:eastAsia="Arial" w:hAnsi="Arial"/>
+                <w:sz w:val="20"/>
+                <w:szCs w:val="20"/>
+              </w:rPr>
+              <w:t xml:space="preserve">[ ]</w:t>
+            </w:r>
+          </w:p>
+        </w:tc>
+      </w:tr>
+      <w:tr>
+        <w:tc>
+          <w:tcPr>
+            <w:tcW w:type="dxa" w:w="1600"/>
+            <w:tcBorders>
+              <w:top w:val="single" w:color="CCCCCC" w:sz="1"/>
+              <w:left w:val="single" w:color="CCCCCC" w:sz="1"/>
+              <w:bottom w:val="single" w:color="CCCCCC" w:sz="1"/>
+              <w:right w:val="single" w:color="CCCCCC" w:sz="1"/>
+            </w:tcBorders>
+            <w:shd w:fill="FFFFFF" w:val="clear"/>
+            <w:tcMar>
+              <w:top w:type="dxa" w:w="80"/>
+              <w:left w:type="dxa" w:w="120"/>
+              <w:bottom w:type="dxa" w:w="80"/>
+              <w:right w:type="dxa" w:w="120"/>
+            </w:tcMar>
+          </w:tcPr>
+          <w:p>
+            <w:r>
+              <w:rPr>
+                <w:rFonts w:ascii="Arial" w:cs="Arial" w:eastAsia="Arial" w:hAnsi="Arial"/>
+                <w:i/>
+                <w:iCs/>
+                <w:color w:val="666666"/>
+                <w:sz w:val="18"/>
+                <w:szCs w:val="18"/>
+              </w:rPr>
+              <w:t xml:space="preserve">Supabase</w:t>
+            </w:r>
+          </w:p>
+        </w:tc>
+        <w:tc>
+          <w:tcPr>
+            <w:tcW w:type="dxa" w:w="3400"/>
+            <w:tcBorders>
+              <w:top w:val="single" w:color="CCCCCC" w:sz="1"/>
+              <w:left w:val="single" w:color="CCCCCC" w:sz="1"/>
+              <w:bottom w:val="single" w:color="CCCCCC" w:sz="1"/>
+              <w:right w:val="single" w:color="CCCCCC" w:sz="1"/>
+            </w:tcBorders>
+            <w:shd w:fill="FFFFFF" w:val="clear"/>
+            <w:tcMar>
+              <w:top w:type="dxa" w:w="80"/>
+              <w:left w:type="dxa" w:w="120"/>
+              <w:bottom w:type="dxa" w:w="80"/>
+              <w:right w:type="dxa" w:w="120"/>
+            </w:tcMar>
+          </w:tcPr>
+          <w:p>
+            <w:r>
+              <w:rPr>
+                <w:rFonts w:ascii="Arial" w:cs="Arial" w:eastAsia="Arial" w:hAnsi="Arial"/>
+                <w:sz w:val="20"/>
+                <w:szCs w:val="20"/>
+              </w:rPr>
+              <w:t xml:space="preserve">Offline / expired session</w:t>
+            </w:r>
+          </w:p>
+        </w:tc>
+        <w:tc>
+          <w:tcPr>
+            <w:tcW w:type="dxa" w:w="3000"/>
+            <w:tcBorders>
+              <w:top w:val="single" w:color="CCCCCC" w:sz="1"/>
+              <w:left w:val="single" w:color="CCCCCC" w:sz="1"/>
+              <w:bottom w:val="single" w:color="CCCCCC" w:sz="1"/>
+              <w:right w:val="single" w:color="CCCCCC" w:sz="1"/>
+            </w:tcBorders>
+            <w:shd w:fill="FFFFFF" w:val="clear"/>
+            <w:tcMar>
+              <w:top w:type="dxa" w:w="80"/>
+              <w:left w:type="dxa" w:w="120"/>
+              <w:bottom w:type="dxa" w:w="80"/>
+              <w:right w:type="dxa" w:w="120"/>
+            </w:tcMar>
+          </w:tcPr>
+          <w:p>
+            <w:r>
+              <w:rPr>
+                <w:rFonts w:ascii="Arial" w:cs="Arial" w:eastAsia="Arial" w:hAnsi="Arial"/>
+                <w:color w:val="555555"/>
+                <w:sz w:val="18"/>
+                <w:szCs w:val="18"/>
+              </w:rPr>
+              <w:t xml:space="preserve">Disable network, complete a check-in: Not synced warning + work kept; sign in again later pushes it</w:t>
+            </w:r>
+          </w:p>
+        </w:tc>
+        <w:tc>
+          <w:tcPr>
+            <w:tcW w:type="dxa" w:w="720"/>
+            <w:tcBorders>
+              <w:top w:val="single" w:color="CCCCCC" w:sz="1"/>
+              <w:left w:val="single" w:color="CCCCCC" w:sz="1"/>
+              <w:bottom w:val="single" w:color="CCCCCC" w:sz="1"/>
+              <w:right w:val="single" w:color="CCCCCC" w:sz="1"/>
+            </w:tcBorders>
+            <w:shd w:fill="FFFFFF" w:val="clear"/>
+            <w:tcMar>
+              <w:top w:type="dxa" w:w="80"/>
+              <w:left w:type="dxa" w:w="120"/>
+              <w:bottom w:type="dxa" w:w="80"/>
+              <w:right w:type="dxa" w:w="120"/>
+            </w:tcMar>
+          </w:tcPr>
+          <w:p>
+            <w:r>
+              <w:rPr>
+                <w:rFonts w:ascii="Arial" w:cs="Arial" w:eastAsia="Arial" w:hAnsi="Arial"/>
+                <w:sz w:val="20"/>
+                <w:szCs w:val="20"/>
+              </w:rPr>
+              <w:t xml:space="preserve">[ ]</w:t>
+            </w:r>
+          </w:p>
+        </w:tc>
+      </w:tr>
+      <w:tr>
+        <w:tc>
+          <w:tcPr>
+            <w:tcW w:type="dxa" w:w="1600"/>
+            <w:tcBorders>
+              <w:top w:val="single" w:color="CCCCCC" w:sz="1"/>
+              <w:left w:val="single" w:color="CCCCCC" w:sz="1"/>
+              <w:bottom w:val="single" w:color="CCCCCC" w:sz="1"/>
+              <w:right w:val="single" w:color="CCCCCC" w:sz="1"/>
+            </w:tcBorders>
+            <w:shd w:fill="F2F7F4" w:val="clear"/>
+            <w:tcMar>
+              <w:top w:type="dxa" w:w="80"/>
+              <w:left w:type="dxa" w:w="120"/>
+              <w:bottom w:type="dxa" w:w="80"/>
+              <w:right w:type="dxa" w:w="120"/>
+            </w:tcMar>
+          </w:tcPr>
+          <w:p>
+            <w:r>
+              <w:rPr>
+                <w:rFonts w:ascii="Arial" w:cs="Arial" w:eastAsia="Arial" w:hAnsi="Arial"/>
+                <w:i/>
+                <w:iCs/>
+                <w:color w:val="666666"/>
+                <w:sz w:val="18"/>
+                <w:szCs w:val="18"/>
+              </w:rPr>
+              <w:t xml:space="preserve">Supabase</w:t>
+            </w:r>
+          </w:p>
+        </w:tc>
+        <w:tc>
+          <w:tcPr>
+            <w:tcW w:type="dxa" w:w="3400"/>
+            <w:tcBorders>
+              <w:top w:val="single" w:color="CCCCCC" w:sz="1"/>
+              <w:left w:val="single" w:color="CCCCCC" w:sz="1"/>
+              <w:bottom w:val="single" w:color="CCCCCC" w:sz="1"/>
+              <w:right w:val="single" w:color="CCCCCC" w:sz="1"/>
+            </w:tcBorders>
+            <w:shd w:fill="F2F7F4" w:val="clear"/>
+            <w:tcMar>
+              <w:top w:type="dxa" w:w="80"/>
+              <w:left w:type="dxa" w:w="120"/>
+              <w:bottom w:type="dxa" w:w="80"/>
+              <w:right w:type="dxa" w:w="120"/>
+            </w:tcMar>
+          </w:tcPr>
+          <w:p>
+            <w:r>
+              <w:rPr>
+                <w:rFonts w:ascii="Arial" w:cs="Arial" w:eastAsia="Arial" w:hAnsi="Arial"/>
+                <w:sz w:val="20"/>
+                <w:szCs w:val="20"/>
+              </w:rPr>
+              <w:t xml:space="preserve">Storage bucket is private</w:t>
+            </w:r>
+          </w:p>
+        </w:tc>
+        <w:tc>
+          <w:tcPr>
+            <w:tcW w:type="dxa" w:w="3000"/>
+            <w:tcBorders>
+              <w:top w:val="single" w:color="CCCCCC" w:sz="1"/>
+              <w:left w:val="single" w:color="CCCCCC" w:sz="1"/>
+              <w:bottom w:val="single" w:color="CCCCCC" w:sz="1"/>
+              <w:right w:val="single" w:color="CCCCCC" w:sz="1"/>
+            </w:tcBorders>
+            <w:shd w:fill="F2F7F4" w:val="clear"/>
+            <w:tcMar>
+              <w:top w:type="dxa" w:w="80"/>
+              <w:left w:type="dxa" w:w="120"/>
+              <w:bottom w:type="dxa" w:w="80"/>
+              <w:right w:type="dxa" w:w="120"/>
+            </w:tcMar>
+          </w:tcPr>
+          <w:p>
+            <w:r>
+              <w:rPr>
+                <w:rFonts w:ascii="Arial" w:cs="Arial" w:eastAsia="Arial" w:hAnsi="Arial"/>
+                <w:color w:val="555555"/>
+                <w:sz w:val="18"/>
+                <w:szCs w:val="18"/>
+              </w:rPr>
+              <w:t xml:space="preserve">Bucket "submissions" is Private; a Storage URL opened in a private window does NOT load</w:t>
+            </w:r>
+          </w:p>
+        </w:tc>
+        <w:tc>
+          <w:tcPr>
+            <w:tcW w:type="dxa" w:w="720"/>
+            <w:tcBorders>
+              <w:top w:val="single" w:color="CCCCCC" w:sz="1"/>
+              <w:left w:val="single" w:color="CCCCCC" w:sz="1"/>
+              <w:bottom w:val="single" w:color="CCCCCC" w:sz="1"/>
+              <w:right w:val="single" w:color="CCCCCC" w:sz="1"/>
+            </w:tcBorders>
+            <w:shd w:fill="F2F7F4" w:val="clear"/>
+            <w:tcMar>
+              <w:top w:type="dxa" w:w="80"/>
+              <w:left w:type="dxa" w:w="120"/>
+              <w:bottom w:type="dxa" w:w="80"/>
+              <w:right w:type="dxa" w:w="120"/>
+            </w:tcMar>
+          </w:tcPr>
+          <w:p>
+            <w:r>
+              <w:rPr>
+                <w:rFonts w:ascii="Arial" w:cs="Arial" w:eastAsia="Arial" w:hAnsi="Arial"/>
+                <w:sz w:val="20"/>
+                <w:szCs w:val="20"/>
+              </w:rPr>
+              <w:t xml:space="preserve">[ ]</w:t>
+            </w:r>
+          </w:p>
+        </w:tc>
+      </w:tr>
+      <w:tr>
+        <w:tc>
+          <w:tcPr>
+            <w:tcW w:type="dxa" w:w="1600"/>
+            <w:tcBorders>
+              <w:top w:val="single" w:color="CCCCCC" w:sz="1"/>
+              <w:left w:val="single" w:color="CCCCCC" w:sz="1"/>
+              <w:bottom w:val="single" w:color="CCCCCC" w:sz="1"/>
+              <w:right w:val="single" w:color="CCCCCC" w:sz="1"/>
+            </w:tcBorders>
+            <w:shd w:fill="F2F7F4" w:val="clear"/>
+            <w:tcMar>
+              <w:top w:type="dxa" w:w="80"/>
+              <w:left w:type="dxa" w:w="120"/>
+              <w:bottom w:type="dxa" w:w="80"/>
+              <w:right w:type="dxa" w:w="120"/>
+            </w:tcMar>
+          </w:tcPr>
+          <w:p>
+            <w:r>
+              <w:rPr>
+                <w:rFonts w:ascii="Arial" w:cs="Arial" w:eastAsia="Arial" w:hAnsi="Arial"/>
+                <w:i/>
+                <w:iCs/>
+                <w:color w:val="666666"/>
+                <w:sz w:val="18"/>
+                <w:szCs w:val="18"/>
+              </w:rPr>
+              <w:t xml:space="preserve">Supabase</w:t>
+            </w:r>
+          </w:p>
+        </w:tc>
+        <w:tc>
+          <w:tcPr>
+            <w:tcW w:type="dxa" w:w="3400"/>
+            <w:tcBorders>
+              <w:top w:val="single" w:color="CCCCCC" w:sz="1"/>
+              <w:left w:val="single" w:color="CCCCCC" w:sz="1"/>
+              <w:bottom w:val="single" w:color="CCCCCC" w:sz="1"/>
+              <w:right w:val="single" w:color="CCCCCC" w:sz="1"/>
+            </w:tcBorders>
+            <w:shd w:fill="F2F7F4" w:val="clear"/>
+            <w:tcMar>
+              <w:top w:type="dxa" w:w="80"/>
+              <w:left w:type="dxa" w:w="120"/>
+              <w:bottom w:type="dxa" w:w="80"/>
+              <w:right w:type="dxa" w:w="120"/>
+            </w:tcMar>
+          </w:tcPr>
+          <w:p>
+            <w:r>
+              <w:rPr>
+                <w:rFonts w:ascii="Arial" w:cs="Arial" w:eastAsia="Arial" w:hAnsi="Arial"/>
+                <w:sz w:val="20"/>
+                <w:szCs w:val="20"/>
+              </w:rPr>
+              <w:t xml:space="preserve">Public key is locked out</w:t>
+            </w:r>
+          </w:p>
+        </w:tc>
+        <w:tc>
+          <w:tcPr>
+            <w:tcW w:type="dxa" w:w="3000"/>
+            <w:tcBorders>
+              <w:top w:val="single" w:color="CCCCCC" w:sz="1"/>
+              <w:left w:val="single" w:color="CCCCCC" w:sz="1"/>
+              <w:bottom w:val="single" w:color="CCCCCC" w:sz="1"/>
+              <w:right w:val="single" w:color="CCCCCC" w:sz="1"/>
+            </w:tcBorders>
+            <w:shd w:fill="F2F7F4" w:val="clear"/>
+            <w:tcMar>
+              <w:top w:type="dxa" w:w="80"/>
+              <w:left w:type="dxa" w:w="120"/>
+              <w:bottom w:type="dxa" w:w="80"/>
+              <w:right w:type="dxa" w:w="120"/>
+            </w:tcMar>
+          </w:tcPr>
+          <w:p>
+            <w:r>
+              <w:rPr>
+                <w:rFonts w:ascii="Arial" w:cs="Arial" w:eastAsia="Arial" w:hAnsi="Arial"/>
+                <w:color w:val="555555"/>
+                <w:sz w:val="18"/>
+                <w:szCs w:val="18"/>
+              </w:rPr>
+              <w:t xml:space="preserve">Public key cannot read student_progress, submissions or student_access_codes (permission denied)</w:t>
+            </w:r>
+          </w:p>
+        </w:tc>
+        <w:tc>
+          <w:tcPr>
+            <w:tcW w:type="dxa" w:w="720"/>
+            <w:tcBorders>
+              <w:top w:val="single" w:color="CCCCCC" w:sz="1"/>
+              <w:left w:val="single" w:color="CCCCCC" w:sz="1"/>
+              <w:bottom w:val="single" w:color="CCCCCC" w:sz="1"/>
+              <w:right w:val="single" w:color="CCCCCC" w:sz="1"/>
+            </w:tcBorders>
+            <w:shd w:fill="F2F7F4" w:val="clear"/>
+            <w:tcMar>
+              <w:top w:type="dxa" w:w="80"/>
+              <w:left w:type="dxa" w:w="120"/>
+              <w:bottom w:type="dxa" w:w="80"/>
+              <w:right w:type="dxa" w:w="120"/>
+            </w:tcMar>
+          </w:tcPr>
+          <w:p>
+            <w:r>
+              <w:rPr>
+                <w:rFonts w:ascii="Arial" w:cs="Arial" w:eastAsia="Arial" w:hAnsi="Arial"/>
+                <w:sz w:val="20"/>
+                <w:szCs w:val="20"/>
+              </w:rPr>
+              <w:t xml:space="preserve">[ ]</w:t>
+            </w:r>
+          </w:p>
+        </w:tc>
+      </w:tr>
+      <w:tr>
+        <w:tc>
+          <w:tcPr>
+            <w:gridSpan w:val="4"/>
+            <w:tcBorders>
+              <w:top w:val="single" w:color="CCCCCC" w:sz="1"/>
+              <w:left w:val="single" w:color="CCCCCC" w:sz="1"/>
+              <w:bottom w:val="single" w:color="CCCCCC" w:sz="1"/>
+              <w:right w:val="single" w:color="CCCCCC" w:sz="1"/>
+            </w:tcBorders>
+            <w:shd w:fill="2d5a3d" w:val="clear"/>
+            <w:tcMar>
+              <w:top w:type="dxa" w:w="60"/>
+              <w:left w:type="dxa" w:w="120"/>
+              <w:bottom w:type="dxa" w:w="60"/>
+              <w:right w:type="dxa" w:w="120"/>
+            </w:tcMar>
+          </w:tcPr>
+          <w:p>
+            <w:r>
+              <w:rPr>
+                <w:rFonts w:ascii="Arial" w:cs="Arial" w:eastAsia="Arial" w:hAnsi="Arial"/>
+                <w:b/>
+                <w:bCs/>
+                <w:color w:val="FFFFFF"/>
+                <w:sz w:val="20"/>
+                <w:szCs w:val="20"/>
+              </w:rPr>
+              <w:t xml:space="preserve">3. CONTENT LINKS</w:t>
+            </w:r>
+          </w:p>
+        </w:tc>
+      </w:tr>
+      <w:tr>
+        <w:tc>
+          <w:tcPr>
+            <w:tcW w:type="dxa" w:w="1600"/>
+            <w:tcBorders>
+              <w:top w:val="single" w:color="CCCCCC" w:sz="1"/>
+              <w:left w:val="single" w:color="CCCCCC" w:sz="1"/>
+              <w:bottom w:val="single" w:color="CCCCCC" w:sz="1"/>
+              <w:right w:val="single" w:color="CCCCCC" w:sz="1"/>
+            </w:tcBorders>
+            <w:shd w:fill="F2F7F4" w:val="clear"/>
+            <w:tcMar>
+              <w:top w:type="dxa" w:w="80"/>
+              <w:left w:type="dxa" w:w="120"/>
+              <w:bottom w:type="dxa" w:w="80"/>
+              <w:right w:type="dxa" w:w="120"/>
+            </w:tcMar>
+          </w:tcPr>
+          <w:p>
+            <w:r>
+              <w:rPr>
+                <w:rFonts w:ascii="Arial" w:cs="Arial" w:eastAsia="Arial" w:hAnsi="Arial"/>
+                <w:i/>
+                <w:iCs/>
+                <w:color w:val="666666"/>
+                <w:sz w:val="18"/>
+                <w:szCs w:val="18"/>
+              </w:rPr>
+              <w:t xml:space="preserve">Links</w:t>
+            </w:r>
+          </w:p>
+        </w:tc>
+        <w:tc>
+          <w:tcPr>
+            <w:tcW w:type="dxa" w:w="3400"/>
+            <w:tcBorders>
+              <w:top w:val="single" w:color="CCCCCC" w:sz="1"/>
+              <w:left w:val="single" w:color="CCCCCC" w:sz="1"/>
+              <w:bottom w:val="single" w:color="CCCCCC" w:sz="1"/>
+              <w:right w:val="single" w:color="CCCCCC" w:sz="1"/>
+            </w:tcBorders>
+            <w:shd w:fill="F2F7F4" w:val="clear"/>
+            <w:tcMar>
+              <w:top w:type="dxa" w:w="80"/>
+              <w:left w:type="dxa" w:w="120"/>
+              <w:bottom w:type="dxa" w:w="80"/>
+              <w:right w:type="dxa" w:w="120"/>
+            </w:tcMar>
+          </w:tcPr>
+          <w:p>
+            <w:r>
+              <w:rPr>
+                <w:rFonts w:ascii="Arial" w:cs="Arial" w:eastAsia="Arial" w:hAnsi="Arial"/>
+                <w:sz w:val="20"/>
+                <w:szCs w:val="20"/>
+              </w:rPr>
+              <w:t xml:space="preserve">All YouTube video links</w:t>
+            </w:r>
+          </w:p>
+        </w:tc>
+        <w:tc>
+          <w:tcPr>
+            <w:tcW w:type="dxa" w:w="3000"/>
+            <w:tcBorders>
+              <w:top w:val="single" w:color="CCCCCC" w:sz="1"/>
+              <w:left w:val="single" w:color="CCCCCC" w:sz="1"/>
+              <w:bottom w:val="single" w:color="CCCCCC" w:sz="1"/>
+              <w:right w:val="single" w:color="CCCCCC" w:sz="1"/>
+            </w:tcBorders>
+            <w:shd w:fill="F2F7F4" w:val="clear"/>
+            <w:tcMar>
+              <w:top w:type="dxa" w:w="80"/>
+              <w:left w:type="dxa" w:w="120"/>
+              <w:bottom w:type="dxa" w:w="80"/>
+              <w:right w:type="dxa" w:w="120"/>
+            </w:tcMar>
+          </w:tcPr>
+          <w:p>
+            <w:r>
+              <w:rPr>
+                <w:rFonts w:ascii="Arial" w:cs="Arial" w:eastAsia="Arial" w:hAnsi="Arial"/>
+                <w:color w:val="555555"/>
+                <w:sz w:val="18"/>
+                <w:szCs w:val="18"/>
+              </w:rPr>
+              <w:t xml:space="preserve">Click each - verify the video plays (not removed/private). Or run tools/check-links.py - 0 FAIL</w:t>
+            </w:r>
+          </w:p>
+        </w:tc>
+        <w:tc>
+          <w:tcPr>
+            <w:tcW w:type="dxa" w:w="720"/>
+            <w:tcBorders>
+              <w:top w:val="single" w:color="CCCCCC" w:sz="1"/>
+              <w:left w:val="single" w:color="CCCCCC" w:sz="1"/>
+              <w:bottom w:val="single" w:color="CCCCCC" w:sz="1"/>
+              <w:right w:val="single" w:color="CCCCCC" w:sz="1"/>
+            </w:tcBorders>
+            <w:shd w:fill="F2F7F4" w:val="clear"/>
+            <w:tcMar>
+              <w:top w:type="dxa" w:w="80"/>
+              <w:left w:type="dxa" w:w="120"/>
+              <w:bottom w:type="dxa" w:w="80"/>
+              <w:right w:type="dxa" w:w="120"/>
+            </w:tcMar>
+          </w:tcPr>
+          <w:p>
+            <w:r>
+              <w:rPr>
+                <w:rFonts w:ascii="Arial" w:cs="Arial" w:eastAsia="Arial" w:hAnsi="Arial"/>
+                <w:sz w:val="20"/>
+                <w:szCs w:val="20"/>
+              </w:rPr>
+              <w:t xml:space="preserve">[ ]</w:t>
+            </w:r>
+          </w:p>
+        </w:tc>
+      </w:tr>
+      <w:tr>
+        <w:tc>
+          <w:tcPr>
+            <w:tcW w:type="dxa" w:w="1600"/>
+            <w:tcBorders>
+              <w:top w:val="single" w:color="CCCCCC" w:sz="1"/>
+              <w:left w:val="single" w:color="CCCCCC" w:sz="1"/>
+              <w:bottom w:val="single" w:color="CCCCCC" w:sz="1"/>
+              <w:right w:val="single" w:color="CCCCCC" w:sz="1"/>
+            </w:tcBorders>
+            <w:shd w:fill="FFFFFF" w:val="clear"/>
+            <w:tcMar>
+              <w:top w:type="dxa" w:w="80"/>
+              <w:left w:type="dxa" w:w="120"/>
+              <w:bottom w:type="dxa" w:w="80"/>
+              <w:right w:type="dxa" w:w="120"/>
+            </w:tcMar>
+          </w:tcPr>
+          <w:p>
+            <w:r>
+              <w:rPr>
+                <w:rFonts w:ascii="Arial" w:cs="Arial" w:eastAsia="Arial" w:hAnsi="Arial"/>
+                <w:i/>
+                <w:iCs/>
+                <w:color w:val="666666"/>
+                <w:sz w:val="18"/>
+                <w:szCs w:val="18"/>
+              </w:rPr>
+              <w:t xml:space="preserve">Links</w:t>
+            </w:r>
+          </w:p>
+        </w:tc>
+        <w:tc>
+          <w:tcPr>
+            <w:tcW w:type="dxa" w:w="3400"/>
+            <w:tcBorders>
+              <w:top w:val="single" w:color="CCCCCC" w:sz="1"/>
+              <w:left w:val="single" w:color="CCCCCC" w:sz="1"/>
+              <w:bottom w:val="single" w:color="CCCCCC" w:sz="1"/>
+              <w:right w:val="single" w:color="CCCCCC" w:sz="1"/>
+            </w:tcBorders>
+            <w:shd w:fill="FFFFFF" w:val="clear"/>
+            <w:tcMar>
+              <w:top w:type="dxa" w:w="80"/>
+              <w:left w:type="dxa" w:w="120"/>
+              <w:bottom w:type="dxa" w:w="80"/>
+              <w:right w:type="dxa" w:w="120"/>
+            </w:tcMar>
+          </w:tcPr>
+          <w:p>
+            <w:r>
+              <w:rPr>
+                <w:rFonts w:ascii="Arial" w:cs="Arial" w:eastAsia="Arial" w:hAnsi="Arial"/>
+                <w:sz w:val="20"/>
+                <w:szCs w:val="20"/>
+              </w:rPr>
+              <w:t xml:space="preserve">SBA market research link</w:t>
+            </w:r>
+          </w:p>
+        </w:tc>
+        <w:tc>
+          <w:tcPr>
+            <w:tcW w:type="dxa" w:w="3000"/>
+            <w:tcBorders>
+              <w:top w:val="single" w:color="CCCCCC" w:sz="1"/>
+              <w:left w:val="single" w:color="CCCCCC" w:sz="1"/>
+              <w:bottom w:val="single" w:color="CCCCCC" w:sz="1"/>
+              <w:right w:val="single" w:color="CCCCCC" w:sz="1"/>
+            </w:tcBorders>
+            <w:shd w:fill="FFFFFF" w:val="clear"/>
+            <w:tcMar>
+              <w:top w:type="dxa" w:w="80"/>
+              <w:left w:type="dxa" w:w="120"/>
+              <w:bottom w:type="dxa" w:w="80"/>
+              <w:right w:type="dxa" w:w="120"/>
+            </w:tcMar>
+          </w:tcPr>
+          <w:p>
+            <w:r>
+              <w:rPr>
+                <w:rFonts w:ascii="Arial" w:cs="Arial" w:eastAsia="Arial" w:hAnsi="Arial"/>
+                <w:color w:val="555555"/>
+                <w:sz w:val="18"/>
+                <w:szCs w:val="18"/>
+              </w:rPr>
+              <w:t xml:space="preserve">Verify sba.gov/business-guide page loads</w:t>
+            </w:r>
+          </w:p>
+        </w:tc>
+        <w:tc>
+          <w:tcPr>
+            <w:tcW w:type="dxa" w:w="720"/>
+            <w:tcBorders>
+              <w:top w:val="single" w:color="CCCCCC" w:sz="1"/>
+              <w:left w:val="single" w:color="CCCCCC" w:sz="1"/>
+              <w:bottom w:val="single" w:color="CCCCCC" w:sz="1"/>
+              <w:right w:val="single" w:color="CCCCCC" w:sz="1"/>
+            </w:tcBorders>
+            <w:shd w:fill="FFFFFF" w:val="clear"/>
+            <w:tcMar>
+              <w:top w:type="dxa" w:w="80"/>
+              <w:left w:type="dxa" w:w="120"/>
+              <w:bottom w:type="dxa" w:w="80"/>
+              <w:right w:type="dxa" w:w="120"/>
+            </w:tcMar>
+          </w:tcPr>
+          <w:p>
+            <w:r>
+              <w:rPr>
+                <w:rFonts w:ascii="Arial" w:cs="Arial" w:eastAsia="Arial" w:hAnsi="Arial"/>
+                <w:sz w:val="20"/>
+                <w:szCs w:val="20"/>
+              </w:rPr>
+              <w:t xml:space="preserve">[ ]</w:t>
+            </w:r>
+          </w:p>
+        </w:tc>
+      </w:tr>
+      <w:tr>
+        <w:tc>
+          <w:tcPr>
+            <w:tcW w:type="dxa" w:w="1600"/>
+            <w:tcBorders>
+              <w:top w:val="single" w:color="CCCCCC" w:sz="1"/>
+              <w:left w:val="single" w:color="CCCCCC" w:sz="1"/>
+              <w:bottom w:val="single" w:color="CCCCCC" w:sz="1"/>
+              <w:right w:val="single" w:color="CCCCCC" w:sz="1"/>
+            </w:tcBorders>
+            <w:shd w:fill="F2F7F4" w:val="clear"/>
+            <w:tcMar>
+              <w:top w:type="dxa" w:w="80"/>
+              <w:left w:type="dxa" w:w="120"/>
+              <w:bottom w:type="dxa" w:w="80"/>
+              <w:right w:type="dxa" w:w="120"/>
+            </w:tcMar>
+          </w:tcPr>
+          <w:p>
+            <w:r>
+              <w:rPr>
+                <w:rFonts w:ascii="Arial" w:cs="Arial" w:eastAsia="Arial" w:hAnsi="Arial"/>
+                <w:i/>
+                <w:iCs/>
+                <w:color w:val="666666"/>
+                <w:sz w:val="18"/>
+                <w:szCs w:val="18"/>
+              </w:rPr>
+              <w:t xml:space="preserve">Links</w:t>
+            </w:r>
+          </w:p>
+        </w:tc>
+        <w:tc>
+          <w:tcPr>
+            <w:tcW w:type="dxa" w:w="3400"/>
+            <w:tcBorders>
+              <w:top w:val="single" w:color="CCCCCC" w:sz="1"/>
+              <w:left w:val="single" w:color="CCCCCC" w:sz="1"/>
+              <w:bottom w:val="single" w:color="CCCCCC" w:sz="1"/>
+              <w:right w:val="single" w:color="CCCCCC" w:sz="1"/>
+            </w:tcBorders>
+            <w:shd w:fill="F2F7F4" w:val="clear"/>
+            <w:tcMar>
+              <w:top w:type="dxa" w:w="80"/>
+              <w:left w:type="dxa" w:w="120"/>
+              <w:bottom w:type="dxa" w:w="80"/>
+              <w:right w:type="dxa" w:w="120"/>
+            </w:tcMar>
+          </w:tcPr>
+          <w:p>
+            <w:r>
+              <w:rPr>
+                <w:rFonts w:ascii="Arial" w:cs="Arial" w:eastAsia="Arial" w:hAnsi="Arial"/>
+                <w:sz w:val="20"/>
+                <w:szCs w:val="20"/>
+              </w:rPr>
+              <w:t xml:space="preserve">ServSafe Food Handler links</w:t>
+            </w:r>
+          </w:p>
+        </w:tc>
+        <w:tc>
+          <w:tcPr>
+            <w:tcW w:type="dxa" w:w="3000"/>
+            <w:tcBorders>
+              <w:top w:val="single" w:color="CCCCCC" w:sz="1"/>
+              <w:left w:val="single" w:color="CCCCCC" w:sz="1"/>
+              <w:bottom w:val="single" w:color="CCCCCC" w:sz="1"/>
+              <w:right w:val="single" w:color="CCCCCC" w:sz="1"/>
+            </w:tcBorders>
+            <w:shd w:fill="F2F7F4" w:val="clear"/>
+            <w:tcMar>
+              <w:top w:type="dxa" w:w="80"/>
+              <w:left w:type="dxa" w:w="120"/>
+              <w:bottom w:type="dxa" w:w="80"/>
+              <w:right w:type="dxa" w:w="120"/>
+            </w:tcMar>
+          </w:tcPr>
+          <w:p>
+            <w:r>
+              <w:rPr>
+                <w:rFonts w:ascii="Arial" w:cs="Arial" w:eastAsia="Arial" w:hAnsi="Arial"/>
+                <w:color w:val="555555"/>
+                <w:sz w:val="18"/>
+                <w:szCs w:val="18"/>
+              </w:rPr>
+              <w:t xml:space="preserve">Verify servsafe.com and the Food Handler "Get Certified" page load</w:t>
+            </w:r>
+          </w:p>
+        </w:tc>
+        <w:tc>
+          <w:tcPr>
+            <w:tcW w:type="dxa" w:w="720"/>
+            <w:tcBorders>
+              <w:top w:val="single" w:color="CCCCCC" w:sz="1"/>
+              <w:left w:val="single" w:color="CCCCCC" w:sz="1"/>
+              <w:bottom w:val="single" w:color="CCCCCC" w:sz="1"/>
+              <w:right w:val="single" w:color="CCCCCC" w:sz="1"/>
+            </w:tcBorders>
+            <w:shd w:fill="F2F7F4" w:val="clear"/>
+            <w:tcMar>
+              <w:top w:type="dxa" w:w="80"/>
+              <w:left w:type="dxa" w:w="120"/>
+              <w:bottom w:type="dxa" w:w="80"/>
+              <w:right w:type="dxa" w:w="120"/>
+            </w:tcMar>
+          </w:tcPr>
+          <w:p>
+            <w:r>
+              <w:rPr>
+                <w:rFonts w:ascii="Arial" w:cs="Arial" w:eastAsia="Arial" w:hAnsi="Arial"/>
+                <w:sz w:val="20"/>
+                <w:szCs w:val="20"/>
+              </w:rPr>
+              <w:t xml:space="preserve">[ ]</w:t>
+            </w:r>
+          </w:p>
+        </w:tc>
+      </w:tr>
+      <w:tr>
+        <w:tc>
+          <w:tcPr>
+            <w:tcW w:type="dxa" w:w="1600"/>
+            <w:tcBorders>
+              <w:top w:val="single" w:color="CCCCCC" w:sz="1"/>
+              <w:left w:val="single" w:color="CCCCCC" w:sz="1"/>
+              <w:bottom w:val="single" w:color="CCCCCC" w:sz="1"/>
+              <w:right w:val="single" w:color="CCCCCC" w:sz="1"/>
+            </w:tcBorders>
+            <w:shd w:fill="FFFFFF" w:val="clear"/>
+            <w:tcMar>
+              <w:top w:type="dxa" w:w="80"/>
+              <w:left w:type="dxa" w:w="120"/>
+              <w:bottom w:type="dxa" w:w="80"/>
+              <w:right w:type="dxa" w:w="120"/>
+            </w:tcMar>
+          </w:tcPr>
+          <w:p>
+            <w:r>
+              <w:rPr>
+                <w:rFonts w:ascii="Arial" w:cs="Arial" w:eastAsia="Arial" w:hAnsi="Arial"/>
+                <w:i/>
+                <w:iCs/>
+                <w:color w:val="666666"/>
+                <w:sz w:val="18"/>
+                <w:szCs w:val="18"/>
+              </w:rPr>
+              <w:t xml:space="preserve">Links</w:t>
+            </w:r>
+          </w:p>
+        </w:tc>
+        <w:tc>
+          <w:tcPr>
+            <w:tcW w:type="dxa" w:w="3400"/>
+            <w:tcBorders>
+              <w:top w:val="single" w:color="CCCCCC" w:sz="1"/>
+              <w:left w:val="single" w:color="CCCCCC" w:sz="1"/>
+              <w:bottom w:val="single" w:color="CCCCCC" w:sz="1"/>
+              <w:right w:val="single" w:color="CCCCCC" w:sz="1"/>
+            </w:tcBorders>
+            <w:shd w:fill="FFFFFF" w:val="clear"/>
+            <w:tcMar>
+              <w:top w:type="dxa" w:w="80"/>
+              <w:left w:type="dxa" w:w="120"/>
+              <w:bottom w:type="dxa" w:w="80"/>
+              <w:right w:type="dxa" w:w="120"/>
+            </w:tcMar>
+          </w:tcPr>
+          <w:p>
+            <w:r>
+              <w:rPr>
+                <w:rFonts w:ascii="Arial" w:cs="Arial" w:eastAsia="Arial" w:hAnsi="Arial"/>
+                <w:sz w:val="20"/>
+                <w:szCs w:val="20"/>
+              </w:rPr>
+              <w:t xml:space="preserve">All Week 1-4 resource links</w:t>
+            </w:r>
+          </w:p>
+        </w:tc>
+        <w:tc>
+          <w:tcPr>
+            <w:tcW w:type="dxa" w:w="3000"/>
+            <w:tcBorders>
+              <w:top w:val="single" w:color="CCCCCC" w:sz="1"/>
+              <w:left w:val="single" w:color="CCCCCC" w:sz="1"/>
+              <w:bottom w:val="single" w:color="CCCCCC" w:sz="1"/>
+              <w:right w:val="single" w:color="CCCCCC" w:sz="1"/>
+            </w:tcBorders>
+            <w:shd w:fill="FFFFFF" w:val="clear"/>
+            <w:tcMar>
+              <w:top w:type="dxa" w:w="80"/>
+              <w:left w:type="dxa" w:w="120"/>
+              <w:bottom w:type="dxa" w:w="80"/>
+              <w:right w:type="dxa" w:w="120"/>
+            </w:tcMar>
+          </w:tcPr>
+          <w:p>
+            <w:r>
+              <w:rPr>
+                <w:rFonts w:ascii="Arial" w:cs="Arial" w:eastAsia="Arial" w:hAnsi="Arial"/>
+                <w:color w:val="555555"/>
+                <w:sz w:val="18"/>
+                <w:szCs w:val="18"/>
+              </w:rPr>
+              <w:t xml:space="preserve">Click every Read/Watch button - log any dead links</w:t>
+            </w:r>
+          </w:p>
+        </w:tc>
+        <w:tc>
+          <w:tcPr>
+            <w:tcW w:type="dxa" w:w="720"/>
+            <w:tcBorders>
+              <w:top w:val="single" w:color="CCCCCC" w:sz="1"/>
+              <w:left w:val="single" w:color="CCCCCC" w:sz="1"/>
+              <w:bottom w:val="single" w:color="CCCCCC" w:sz="1"/>
+              <w:right w:val="single" w:color="CCCCCC" w:sz="1"/>
+            </w:tcBorders>
+            <w:shd w:fill="FFFFFF" w:val="clear"/>
+            <w:tcMar>
+              <w:top w:type="dxa" w:w="80"/>
+              <w:left w:type="dxa" w:w="120"/>
+              <w:bottom w:type="dxa" w:w="80"/>
+              <w:right w:type="dxa" w:w="120"/>
+            </w:tcMar>
+          </w:tcPr>
+          <w:p>
+            <w:r>
+              <w:rPr>
+                <w:rFonts w:ascii="Arial" w:cs="Arial" w:eastAsia="Arial" w:hAnsi="Arial"/>
+                <w:sz w:val="20"/>
+                <w:szCs w:val="20"/>
+              </w:rPr>
+              <w:t xml:space="preserve">[ ]</w:t>
+            </w:r>
+          </w:p>
+        </w:tc>
+      </w:tr>
+      <w:tr>
+        <w:tc>
+          <w:tcPr>
+            <w:tcW w:type="dxa" w:w="1600"/>
+            <w:tcBorders>
+              <w:top w:val="single" w:color="CCCCCC" w:sz="1"/>
+              <w:left w:val="single" w:color="CCCCCC" w:sz="1"/>
+              <w:bottom w:val="single" w:color="CCCCCC" w:sz="1"/>
+              <w:right w:val="single" w:color="CCCCCC" w:sz="1"/>
+            </w:tcBorders>
+            <w:shd w:fill="F2F7F4" w:val="clear"/>
+            <w:tcMar>
+              <w:top w:type="dxa" w:w="80"/>
+              <w:left w:type="dxa" w:w="120"/>
+              <w:bottom w:type="dxa" w:w="80"/>
+              <w:right w:type="dxa" w:w="120"/>
+            </w:tcMar>
+          </w:tcPr>
+          <w:p>
+            <w:r>
+              <w:rPr>
+                <w:rFonts w:ascii="Arial" w:cs="Arial" w:eastAsia="Arial" w:hAnsi="Arial"/>
+                <w:i/>
+                <w:iCs/>
+                <w:color w:val="666666"/>
+                <w:sz w:val="18"/>
+                <w:szCs w:val="18"/>
+              </w:rPr>
+              <w:t xml:space="preserve">Links</w:t>
+            </w:r>
+          </w:p>
+        </w:tc>
+        <w:tc>
+          <w:tcPr>
+            <w:tcW w:type="dxa" w:w="3400"/>
+            <w:tcBorders>
+              <w:top w:val="single" w:color="CCCCCC" w:sz="1"/>
+              <w:left w:val="single" w:color="CCCCCC" w:sz="1"/>
+              <w:bottom w:val="single" w:color="CCCCCC" w:sz="1"/>
+              <w:right w:val="single" w:color="CCCCCC" w:sz="1"/>
+            </w:tcBorders>
+            <w:shd w:fill="F2F7F4" w:val="clear"/>
+            <w:tcMar>
+              <w:top w:type="dxa" w:w="80"/>
+              <w:left w:type="dxa" w:w="120"/>
+              <w:bottom w:type="dxa" w:w="80"/>
+              <w:right w:type="dxa" w:w="120"/>
+            </w:tcMar>
+          </w:tcPr>
+          <w:p>
+            <w:r>
+              <w:rPr>
+                <w:rFonts w:ascii="Arial" w:cs="Arial" w:eastAsia="Arial" w:hAnsi="Arial"/>
+                <w:sz w:val="20"/>
+                <w:szCs w:val="20"/>
+              </w:rPr>
+              <w:t xml:space="preserve">Link checker script</w:t>
+            </w:r>
+          </w:p>
+        </w:tc>
+        <w:tc>
+          <w:tcPr>
+            <w:tcW w:type="dxa" w:w="3000"/>
+            <w:tcBorders>
+              <w:top w:val="single" w:color="CCCCCC" w:sz="1"/>
+              <w:left w:val="single" w:color="CCCCCC" w:sz="1"/>
+              <w:bottom w:val="single" w:color="CCCCCC" w:sz="1"/>
+              <w:right w:val="single" w:color="CCCCCC" w:sz="1"/>
+            </w:tcBorders>
+            <w:shd w:fill="F2F7F4" w:val="clear"/>
+            <w:tcMar>
+              <w:top w:type="dxa" w:w="80"/>
+              <w:left w:type="dxa" w:w="120"/>
+              <w:bottom w:type="dxa" w:w="80"/>
+              <w:right w:type="dxa" w:w="120"/>
+            </w:tcMar>
+          </w:tcPr>
+          <w:p>
+            <w:r>
+              <w:rPr>
+                <w:rFonts w:ascii="Arial" w:cs="Arial" w:eastAsia="Arial" w:hAnsi="Arial"/>
+                <w:color w:val="555555"/>
+                <w:sz w:val="18"/>
+                <w:szCs w:val="18"/>
+              </w:rPr>
+              <w:t xml:space="preserve">python3 tools/check-links.py reports 0 FAIL (WARN = open that link by hand)</w:t>
+            </w:r>
+          </w:p>
+        </w:tc>
+        <w:tc>
+          <w:tcPr>
+            <w:tcW w:type="dxa" w:w="720"/>
+            <w:tcBorders>
+              <w:top w:val="single" w:color="CCCCCC" w:sz="1"/>
+              <w:left w:val="single" w:color="CCCCCC" w:sz="1"/>
+              <w:bottom w:val="single" w:color="CCCCCC" w:sz="1"/>
+              <w:right w:val="single" w:color="CCCCCC" w:sz="1"/>
+            </w:tcBorders>
+            <w:shd w:fill="F2F7F4" w:val="clear"/>
+            <w:tcMar>
+              <w:top w:type="dxa" w:w="80"/>
+              <w:left w:type="dxa" w:w="120"/>
+              <w:bottom w:type="dxa" w:w="80"/>
+              <w:right w:type="dxa" w:w="120"/>
+            </w:tcMar>
+          </w:tcPr>
+          <w:p>
+            <w:r>
+              <w:rPr>
+                <w:rFonts w:ascii="Arial" w:cs="Arial" w:eastAsia="Arial" w:hAnsi="Arial"/>
+                <w:sz w:val="20"/>
+                <w:szCs w:val="20"/>
+              </w:rPr>
+              <w:t xml:space="preserve">[ ]</w:t>
+            </w:r>
+          </w:p>
+        </w:tc>
+      </w:tr>
+      <w:tr>
+        <w:tc>
+          <w:tcPr>
+            <w:gridSpan w:val="4"/>
+            <w:tcBorders>
+              <w:top w:val="single" w:color="CCCCCC" w:sz="1"/>
+              <w:left w:val="single" w:color="CCCCCC" w:sz="1"/>
+              <w:bottom w:val="single" w:color="CCCCCC" w:sz="1"/>
+              <w:right w:val="single" w:color="CCCCCC" w:sz="1"/>
+            </w:tcBorders>
+            <w:shd w:fill="2d5a3d" w:val="clear"/>
+            <w:tcMar>
+              <w:top w:type="dxa" w:w="60"/>
+              <w:left w:type="dxa" w:w="120"/>
+              <w:bottom w:type="dxa" w:w="60"/>
+              <w:right w:type="dxa" w:w="120"/>
+            </w:tcMar>
+          </w:tcPr>
+          <w:p>
+            <w:r>
+              <w:rPr>
+                <w:rFonts w:ascii="Arial" w:cs="Arial" w:eastAsia="Arial" w:hAnsi="Arial"/>
+                <w:b/>
+                <w:bCs/>
+                <w:color w:val="FFFFFF"/>
+                <w:sz w:val="20"/>
+                <w:szCs w:val="20"/>
+              </w:rPr>
+              <w:t xml:space="preserve">4. ASSIGNMENT SUBMISSION</w:t>
+            </w:r>
+          </w:p>
+        </w:tc>
+      </w:tr>
+      <w:tr>
+        <w:tc>
+          <w:tcPr>
+            <w:tcW w:type="dxa" w:w="1600"/>
+            <w:tcBorders>
+              <w:top w:val="single" w:color="CCCCCC" w:sz="1"/>
+              <w:left w:val="single" w:color="CCCCCC" w:sz="1"/>
+              <w:bottom w:val="single" w:color="CCCCCC" w:sz="1"/>
+              <w:right w:val="single" w:color="CCCCCC" w:sz="1"/>
+            </w:tcBorders>
+            <w:shd w:fill="F2F7F4" w:val="clear"/>
+            <w:tcMar>
+              <w:top w:type="dxa" w:w="80"/>
+              <w:left w:type="dxa" w:w="120"/>
+              <w:bottom w:type="dxa" w:w="80"/>
+              <w:right w:type="dxa" w:w="120"/>
+            </w:tcMar>
+          </w:tcPr>
+          <w:p>
+            <w:r>
+              <w:rPr>
+                <w:rFonts w:ascii="Arial" w:cs="Arial" w:eastAsia="Arial" w:hAnsi="Arial"/>
+                <w:i/>
+                <w:iCs/>
+                <w:color w:val="666666"/>
+                <w:sz w:val="18"/>
+                <w:szCs w:val="18"/>
+              </w:rPr>
+              <w:t xml:space="preserve">Submission</w:t>
+            </w:r>
+          </w:p>
+        </w:tc>
+        <w:tc>
+          <w:tcPr>
+            <w:tcW w:type="dxa" w:w="3400"/>
+            <w:tcBorders>
+              <w:top w:val="single" w:color="CCCCCC" w:sz="1"/>
+              <w:left w:val="single" w:color="CCCCCC" w:sz="1"/>
+              <w:bottom w:val="single" w:color="CCCCCC" w:sz="1"/>
+              <w:right w:val="single" w:color="CCCCCC" w:sz="1"/>
+            </w:tcBorders>
+            <w:shd w:fill="F2F7F4" w:val="clear"/>
+            <w:tcMar>
+              <w:top w:type="dxa" w:w="80"/>
+              <w:left w:type="dxa" w:w="120"/>
+              <w:bottom w:type="dxa" w:w="80"/>
+              <w:right w:type="dxa" w:w="120"/>
+            </w:tcMar>
+          </w:tcPr>
+          <w:p>
+            <w:r>
+              <w:rPr>
+                <w:rFonts w:ascii="Arial" w:cs="Arial" w:eastAsia="Arial" w:hAnsi="Arial"/>
+                <w:sz w:val="20"/>
+                <w:szCs w:val="20"/>
+              </w:rPr>
+              <w:t xml:space="preserve">Upload button visible per deliverable</w:t>
+            </w:r>
+          </w:p>
+        </w:tc>
+        <w:tc>
+          <w:tcPr>
+            <w:tcW w:type="dxa" w:w="3000"/>
+            <w:tcBorders>
+              <w:top w:val="single" w:color="CCCCCC" w:sz="1"/>
+              <w:left w:val="single" w:color="CCCCCC" w:sz="1"/>
+              <w:bottom w:val="single" w:color="CCCCCC" w:sz="1"/>
+              <w:right w:val="single" w:color="CCCCCC" w:sz="1"/>
+            </w:tcBorders>
+            <w:shd w:fill="F2F7F4" w:val="clear"/>
+            <w:tcMar>
+              <w:top w:type="dxa" w:w="80"/>
+              <w:left w:type="dxa" w:w="120"/>
+              <w:bottom w:type="dxa" w:w="80"/>
+              <w:right w:type="dxa" w:w="120"/>
+            </w:tcMar>
+          </w:tcPr>
+          <w:p>
+            <w:r>
+              <w:rPr>
+                <w:rFonts w:ascii="Arial" w:cs="Arial" w:eastAsia="Arial" w:hAnsi="Arial"/>
+                <w:color w:val="555555"/>
+                <w:sz w:val="18"/>
+                <w:szCs w:val="18"/>
+              </w:rPr>
+              <w:t xml:space="preserve">Every deliverable card shows upload/submit option</w:t>
+            </w:r>
+          </w:p>
+        </w:tc>
+        <w:tc>
+          <w:tcPr>
+            <w:tcW w:type="dxa" w:w="720"/>
+            <w:tcBorders>
+              <w:top w:val="single" w:color="CCCCCC" w:sz="1"/>
+              <w:left w:val="single" w:color="CCCCCC" w:sz="1"/>
+              <w:bottom w:val="single" w:color="CCCCCC" w:sz="1"/>
+              <w:right w:val="single" w:color="CCCCCC" w:sz="1"/>
+            </w:tcBorders>
+            <w:shd w:fill="F2F7F4" w:val="clear"/>
+            <w:tcMar>
+              <w:top w:type="dxa" w:w="80"/>
+              <w:left w:type="dxa" w:w="120"/>
+              <w:bottom w:type="dxa" w:w="80"/>
+              <w:right w:type="dxa" w:w="120"/>
+            </w:tcMar>
+          </w:tcPr>
+          <w:p>
+            <w:r>
+              <w:rPr>
+                <w:rFonts w:ascii="Arial" w:cs="Arial" w:eastAsia="Arial" w:hAnsi="Arial"/>
+                <w:sz w:val="20"/>
+                <w:szCs w:val="20"/>
+              </w:rPr>
+              <w:t xml:space="preserve">[ ]</w:t>
+            </w:r>
+          </w:p>
+        </w:tc>
+      </w:tr>
+      <w:tr>
+        <w:tc>
+          <w:tcPr>
+            <w:tcW w:type="dxa" w:w="1600"/>
+            <w:tcBorders>
+              <w:top w:val="single" w:color="CCCCCC" w:sz="1"/>
+              <w:left w:val="single" w:color="CCCCCC" w:sz="1"/>
+              <w:bottom w:val="single" w:color="CCCCCC" w:sz="1"/>
+              <w:right w:val="single" w:color="CCCCCC" w:sz="1"/>
+            </w:tcBorders>
+            <w:shd w:fill="FFFFFF" w:val="clear"/>
+            <w:tcMar>
+              <w:top w:type="dxa" w:w="80"/>
+              <w:left w:type="dxa" w:w="120"/>
+              <w:bottom w:type="dxa" w:w="80"/>
+              <w:right w:type="dxa" w:w="120"/>
+            </w:tcMar>
+          </w:tcPr>
+          <w:p>
+            <w:r>
+              <w:rPr>
+                <w:rFonts w:ascii="Arial" w:cs="Arial" w:eastAsia="Arial" w:hAnsi="Arial"/>
+                <w:i/>
+                <w:iCs/>
+                <w:color w:val="666666"/>
+                <w:sz w:val="18"/>
+                <w:szCs w:val="18"/>
+              </w:rPr>
+              <w:t xml:space="preserve">Submission</w:t>
+            </w:r>
+          </w:p>
+        </w:tc>
+        <w:tc>
+          <w:tcPr>
+            <w:tcW w:type="dxa" w:w="3400"/>
+            <w:tcBorders>
+              <w:top w:val="single" w:color="CCCCCC" w:sz="1"/>
+              <w:left w:val="single" w:color="CCCCCC" w:sz="1"/>
+              <w:bottom w:val="single" w:color="CCCCCC" w:sz="1"/>
+              <w:right w:val="single" w:color="CCCCCC" w:sz="1"/>
+            </w:tcBorders>
+            <w:shd w:fill="FFFFFF" w:val="clear"/>
+            <w:tcMar>
+              <w:top w:type="dxa" w:w="80"/>
+              <w:left w:type="dxa" w:w="120"/>
+              <w:bottom w:type="dxa" w:w="80"/>
+              <w:right w:type="dxa" w:w="120"/>
+            </w:tcMar>
+          </w:tcPr>
+          <w:p>
+            <w:r>
+              <w:rPr>
+                <w:rFonts w:ascii="Arial" w:cs="Arial" w:eastAsia="Arial" w:hAnsi="Arial"/>
+                <w:sz w:val="20"/>
+                <w:szCs w:val="20"/>
+              </w:rPr>
+              <w:t xml:space="preserve">File reaches Supabase Storage</w:t>
+            </w:r>
+          </w:p>
+        </w:tc>
+        <w:tc>
+          <w:tcPr>
+            <w:tcW w:type="dxa" w:w="3000"/>
+            <w:tcBorders>
+              <w:top w:val="single" w:color="CCCCCC" w:sz="1"/>
+              <w:left w:val="single" w:color="CCCCCC" w:sz="1"/>
+              <w:bottom w:val="single" w:color="CCCCCC" w:sz="1"/>
+              <w:right w:val="single" w:color="CCCCCC" w:sz="1"/>
+            </w:tcBorders>
+            <w:shd w:fill="FFFFFF" w:val="clear"/>
+            <w:tcMar>
+              <w:top w:type="dxa" w:w="80"/>
+              <w:left w:type="dxa" w:w="120"/>
+              <w:bottom w:type="dxa" w:w="80"/>
+              <w:right w:type="dxa" w:w="120"/>
+            </w:tcMar>
+          </w:tcPr>
+          <w:p>
+            <w:r>
+              <w:rPr>
+                <w:rFonts w:ascii="Arial" w:cs="Arial" w:eastAsia="Arial" w:hAnsi="Arial"/>
+                <w:color w:val="555555"/>
+                <w:sz w:val="18"/>
+                <w:szCs w:val="18"/>
+              </w:rPr>
+              <w:t xml:space="preserve">Submit a file as TEST STUDENT - Storage &gt; submissions shows test-student/[assignment]/[file]; Student Tracker lists it</w:t>
+            </w:r>
+          </w:p>
+        </w:tc>
+        <w:tc>
+          <w:tcPr>
+            <w:tcW w:type="dxa" w:w="720"/>
+            <w:tcBorders>
+              <w:top w:val="single" w:color="CCCCCC" w:sz="1"/>
+              <w:left w:val="single" w:color="CCCCCC" w:sz="1"/>
+              <w:bottom w:val="single" w:color="CCCCCC" w:sz="1"/>
+              <w:right w:val="single" w:color="CCCCCC" w:sz="1"/>
+            </w:tcBorders>
+            <w:shd w:fill="FFFFFF" w:val="clear"/>
+            <w:tcMar>
+              <w:top w:type="dxa" w:w="80"/>
+              <w:left w:type="dxa" w:w="120"/>
+              <w:bottom w:type="dxa" w:w="80"/>
+              <w:right w:type="dxa" w:w="120"/>
+            </w:tcMar>
+          </w:tcPr>
+          <w:p>
+            <w:r>
+              <w:rPr>
+                <w:rFonts w:ascii="Arial" w:cs="Arial" w:eastAsia="Arial" w:hAnsi="Arial"/>
+                <w:sz w:val="20"/>
+                <w:szCs w:val="20"/>
+              </w:rPr>
+              <w:t xml:space="preserve">[ ]</w:t>
+            </w:r>
+          </w:p>
+        </w:tc>
+      </w:tr>
+      <w:tr>
+        <w:tc>
+          <w:tcPr>
+            <w:tcW w:type="dxa" w:w="1600"/>
+            <w:tcBorders>
+              <w:top w:val="single" w:color="CCCCCC" w:sz="1"/>
+              <w:left w:val="single" w:color="CCCCCC" w:sz="1"/>
+              <w:bottom w:val="single" w:color="CCCCCC" w:sz="1"/>
+              <w:right w:val="single" w:color="CCCCCC" w:sz="1"/>
+            </w:tcBorders>
+            <w:shd w:fill="F2F7F4" w:val="clear"/>
+            <w:tcMar>
+              <w:top w:type="dxa" w:w="80"/>
+              <w:left w:type="dxa" w:w="120"/>
+              <w:bottom w:type="dxa" w:w="80"/>
+              <w:right w:type="dxa" w:w="120"/>
+            </w:tcMar>
+          </w:tcPr>
+          <w:p>
+            <w:r>
+              <w:rPr>
+                <w:rFonts w:ascii="Arial" w:cs="Arial" w:eastAsia="Arial" w:hAnsi="Arial"/>
+                <w:i/>
+                <w:iCs/>
+                <w:color w:val="666666"/>
+                <w:sz w:val="18"/>
+                <w:szCs w:val="18"/>
+              </w:rPr>
+              <w:t xml:space="preserve">Submission</w:t>
+            </w:r>
+          </w:p>
+        </w:tc>
+        <w:tc>
+          <w:tcPr>
+            <w:tcW w:type="dxa" w:w="3400"/>
+            <w:tcBorders>
+              <w:top w:val="single" w:color="CCCCCC" w:sz="1"/>
+              <w:left w:val="single" w:color="CCCCCC" w:sz="1"/>
+              <w:bottom w:val="single" w:color="CCCCCC" w:sz="1"/>
+              <w:right w:val="single" w:color="CCCCCC" w:sz="1"/>
+            </w:tcBorders>
+            <w:shd w:fill="F2F7F4" w:val="clear"/>
+            <w:tcMar>
+              <w:top w:type="dxa" w:w="80"/>
+              <w:left w:type="dxa" w:w="120"/>
+              <w:bottom w:type="dxa" w:w="80"/>
+              <w:right w:type="dxa" w:w="120"/>
+            </w:tcMar>
+          </w:tcPr>
+          <w:p>
+            <w:r>
+              <w:rPr>
+                <w:rFonts w:ascii="Arial" w:cs="Arial" w:eastAsia="Arial" w:hAnsi="Arial"/>
+                <w:sz w:val="20"/>
+                <w:szCs w:val="20"/>
+              </w:rPr>
+              <w:t xml:space="preserve">File upload UI triggers correctly</w:t>
+            </w:r>
+          </w:p>
+        </w:tc>
+        <w:tc>
+          <w:tcPr>
+            <w:tcW w:type="dxa" w:w="3000"/>
+            <w:tcBorders>
+              <w:top w:val="single" w:color="CCCCCC" w:sz="1"/>
+              <w:left w:val="single" w:color="CCCCCC" w:sz="1"/>
+              <w:bottom w:val="single" w:color="CCCCCC" w:sz="1"/>
+              <w:right w:val="single" w:color="CCCCCC" w:sz="1"/>
+            </w:tcBorders>
+            <w:shd w:fill="F2F7F4" w:val="clear"/>
+            <w:tcMar>
+              <w:top w:type="dxa" w:w="80"/>
+              <w:left w:type="dxa" w:w="120"/>
+              <w:bottom w:type="dxa" w:w="80"/>
+              <w:right w:type="dxa" w:w="120"/>
+            </w:tcMar>
+          </w:tcPr>
+          <w:p>
+            <w:r>
+              <w:rPr>
+                <w:rFonts w:ascii="Arial" w:cs="Arial" w:eastAsia="Arial" w:hAnsi="Arial"/>
+                <w:color w:val="555555"/>
+                <w:sz w:val="18"/>
+                <w:szCs w:val="18"/>
+              </w:rPr>
+              <w:t xml:space="preserve">Click upload - verify file picker opens</w:t>
+            </w:r>
+          </w:p>
+        </w:tc>
+        <w:tc>
+          <w:tcPr>
+            <w:tcW w:type="dxa" w:w="720"/>
+            <w:tcBorders>
+              <w:top w:val="single" w:color="CCCCCC" w:sz="1"/>
+              <w:left w:val="single" w:color="CCCCCC" w:sz="1"/>
+              <w:bottom w:val="single" w:color="CCCCCC" w:sz="1"/>
+              <w:right w:val="single" w:color="CCCCCC" w:sz="1"/>
+            </w:tcBorders>
+            <w:shd w:fill="F2F7F4" w:val="clear"/>
+            <w:tcMar>
+              <w:top w:type="dxa" w:w="80"/>
+              <w:left w:type="dxa" w:w="120"/>
+              <w:bottom w:type="dxa" w:w="80"/>
+              <w:right w:type="dxa" w:w="120"/>
+            </w:tcMar>
+          </w:tcPr>
+          <w:p>
+            <w:r>
+              <w:rPr>
+                <w:rFonts w:ascii="Arial" w:cs="Arial" w:eastAsia="Arial" w:hAnsi="Arial"/>
+                <w:sz w:val="20"/>
+                <w:szCs w:val="20"/>
+              </w:rPr>
+              <w:t xml:space="preserve">[ ]</w:t>
+            </w:r>
+          </w:p>
+        </w:tc>
+      </w:tr>
+      <w:tr>
+        <w:tc>
+          <w:tcPr>
+            <w:tcW w:type="dxa" w:w="1600"/>
+            <w:tcBorders>
+              <w:top w:val="single" w:color="CCCCCC" w:sz="1"/>
+              <w:left w:val="single" w:color="CCCCCC" w:sz="1"/>
+              <w:bottom w:val="single" w:color="CCCCCC" w:sz="1"/>
+              <w:right w:val="single" w:color="CCCCCC" w:sz="1"/>
+            </w:tcBorders>
+            <w:shd w:fill="FFFFFF" w:val="clear"/>
+            <w:tcMar>
+              <w:top w:type="dxa" w:w="80"/>
+              <w:left w:type="dxa" w:w="120"/>
+              <w:bottom w:type="dxa" w:w="80"/>
+              <w:right w:type="dxa" w:w="120"/>
+            </w:tcMar>
+          </w:tcPr>
+          <w:p>
+            <w:r>
+              <w:rPr>
+                <w:rFonts w:ascii="Arial" w:cs="Arial" w:eastAsia="Arial" w:hAnsi="Arial"/>
+                <w:i/>
+                <w:iCs/>
+                <w:color w:val="666666"/>
+                <w:sz w:val="18"/>
+                <w:szCs w:val="18"/>
+              </w:rPr>
+              <w:t xml:space="preserve">Submission</w:t>
+            </w:r>
+          </w:p>
+        </w:tc>
+        <w:tc>
+          <w:tcPr>
+            <w:tcW w:type="dxa" w:w="3400"/>
+            <w:tcBorders>
+              <w:top w:val="single" w:color="CCCCCC" w:sz="1"/>
+              <w:left w:val="single" w:color="CCCCCC" w:sz="1"/>
+              <w:bottom w:val="single" w:color="CCCCCC" w:sz="1"/>
+              <w:right w:val="single" w:color="CCCCCC" w:sz="1"/>
+            </w:tcBorders>
+            <w:shd w:fill="FFFFFF" w:val="clear"/>
+            <w:tcMar>
+              <w:top w:type="dxa" w:w="80"/>
+              <w:left w:type="dxa" w:w="120"/>
+              <w:bottom w:type="dxa" w:w="80"/>
+              <w:right w:type="dxa" w:w="120"/>
+            </w:tcMar>
+          </w:tcPr>
+          <w:p>
+            <w:r>
+              <w:rPr>
+                <w:rFonts w:ascii="Arial" w:cs="Arial" w:eastAsia="Arial" w:hAnsi="Arial"/>
+                <w:sz w:val="20"/>
+                <w:szCs w:val="20"/>
+              </w:rPr>
+              <w:t xml:space="preserve">Submission confirmation feedback</w:t>
+            </w:r>
+          </w:p>
+        </w:tc>
+        <w:tc>
+          <w:tcPr>
+            <w:tcW w:type="dxa" w:w="3000"/>
+            <w:tcBorders>
+              <w:top w:val="single" w:color="CCCCCC" w:sz="1"/>
+              <w:left w:val="single" w:color="CCCCCC" w:sz="1"/>
+              <w:bottom w:val="single" w:color="CCCCCC" w:sz="1"/>
+              <w:right w:val="single" w:color="CCCCCC" w:sz="1"/>
+            </w:tcBorders>
+            <w:shd w:fill="FFFFFF" w:val="clear"/>
+            <w:tcMar>
+              <w:top w:type="dxa" w:w="80"/>
+              <w:left w:type="dxa" w:w="120"/>
+              <w:bottom w:type="dxa" w:w="80"/>
+              <w:right w:type="dxa" w:w="120"/>
+            </w:tcMar>
+          </w:tcPr>
+          <w:p>
+            <w:r>
+              <w:rPr>
+                <w:rFonts w:ascii="Arial" w:cs="Arial" w:eastAsia="Arial" w:hAnsi="Arial"/>
+                <w:color w:val="555555"/>
+                <w:sz w:val="18"/>
+                <w:szCs w:val="18"/>
+              </w:rPr>
+              <w:t xml:space="preserve">After submit - verify toast/confirmation appears</w:t>
+            </w:r>
+          </w:p>
+        </w:tc>
+        <w:tc>
+          <w:tcPr>
+            <w:tcW w:type="dxa" w:w="720"/>
+            <w:tcBorders>
+              <w:top w:val="single" w:color="CCCCCC" w:sz="1"/>
+              <w:left w:val="single" w:color="CCCCCC" w:sz="1"/>
+              <w:bottom w:val="single" w:color="CCCCCC" w:sz="1"/>
+              <w:right w:val="single" w:color="CCCCCC" w:sz="1"/>
+            </w:tcBorders>
+            <w:shd w:fill="FFFFFF" w:val="clear"/>
+            <w:tcMar>
+              <w:top w:type="dxa" w:w="80"/>
+              <w:left w:type="dxa" w:w="120"/>
+              <w:bottom w:type="dxa" w:w="80"/>
+              <w:right w:type="dxa" w:w="120"/>
+            </w:tcMar>
+          </w:tcPr>
+          <w:p>
+            <w:r>
+              <w:rPr>
+                <w:rFonts w:ascii="Arial" w:cs="Arial" w:eastAsia="Arial" w:hAnsi="Arial"/>
+                <w:sz w:val="20"/>
+                <w:szCs w:val="20"/>
+              </w:rPr>
+              <w:t xml:space="preserve">[ ]</w:t>
+            </w:r>
+          </w:p>
+        </w:tc>
+      </w:tr>
+      <w:tr>
+        <w:tc>
+          <w:tcPr>
+            <w:tcW w:type="dxa" w:w="1600"/>
+            <w:tcBorders>
+              <w:top w:val="single" w:color="CCCCCC" w:sz="1"/>
+              <w:left w:val="single" w:color="CCCCCC" w:sz="1"/>
+              <w:bottom w:val="single" w:color="CCCCCC" w:sz="1"/>
+              <w:right w:val="single" w:color="CCCCCC" w:sz="1"/>
+            </w:tcBorders>
+            <w:shd w:fill="F2F7F4" w:val="clear"/>
+            <w:tcMar>
+              <w:top w:type="dxa" w:w="80"/>
+              <w:left w:type="dxa" w:w="120"/>
+              <w:bottom w:type="dxa" w:w="80"/>
+              <w:right w:type="dxa" w:w="120"/>
+            </w:tcMar>
+          </w:tcPr>
+          <w:p>
+            <w:r>
+              <w:rPr>
+                <w:rFonts w:ascii="Arial" w:cs="Arial" w:eastAsia="Arial" w:hAnsi="Arial"/>
+                <w:i/>
+                <w:iCs/>
+                <w:color w:val="666666"/>
+                <w:sz w:val="18"/>
+                <w:szCs w:val="18"/>
+              </w:rPr>
+              <w:t xml:space="preserve">Submission</w:t>
+            </w:r>
+          </w:p>
+        </w:tc>
+        <w:tc>
+          <w:tcPr>
+            <w:tcW w:type="dxa" w:w="3400"/>
+            <w:tcBorders>
+              <w:top w:val="single" w:color="CCCCCC" w:sz="1"/>
+              <w:left w:val="single" w:color="CCCCCC" w:sz="1"/>
+              <w:bottom w:val="single" w:color="CCCCCC" w:sz="1"/>
+              <w:right w:val="single" w:color="CCCCCC" w:sz="1"/>
+            </w:tcBorders>
+            <w:shd w:fill="F2F7F4" w:val="clear"/>
+            <w:tcMar>
+              <w:top w:type="dxa" w:w="80"/>
+              <w:left w:type="dxa" w:w="120"/>
+              <w:bottom w:type="dxa" w:w="80"/>
+              <w:right w:type="dxa" w:w="120"/>
+            </w:tcMar>
+          </w:tcPr>
+          <w:p>
+            <w:r>
+              <w:rPr>
+                <w:rFonts w:ascii="Arial" w:cs="Arial" w:eastAsia="Arial" w:hAnsi="Arial"/>
+                <w:sz w:val="20"/>
+                <w:szCs w:val="20"/>
+              </w:rPr>
+              <w:t xml:space="preserve">Submission state persists</w:t>
+            </w:r>
+          </w:p>
+        </w:tc>
+        <w:tc>
+          <w:tcPr>
+            <w:tcW w:type="dxa" w:w="3000"/>
+            <w:tcBorders>
+              <w:top w:val="single" w:color="CCCCCC" w:sz="1"/>
+              <w:left w:val="single" w:color="CCCCCC" w:sz="1"/>
+              <w:bottom w:val="single" w:color="CCCCCC" w:sz="1"/>
+              <w:right w:val="single" w:color="CCCCCC" w:sz="1"/>
+            </w:tcBorders>
+            <w:shd w:fill="F2F7F4" w:val="clear"/>
+            <w:tcMar>
+              <w:top w:type="dxa" w:w="80"/>
+              <w:left w:type="dxa" w:w="120"/>
+              <w:bottom w:type="dxa" w:w="80"/>
+              <w:right w:type="dxa" w:w="120"/>
+            </w:tcMar>
+          </w:tcPr>
+          <w:p>
+            <w:r>
+              <w:rPr>
+                <w:rFonts w:ascii="Arial" w:cs="Arial" w:eastAsia="Arial" w:hAnsi="Arial"/>
+                <w:color w:val="555555"/>
+                <w:sz w:val="18"/>
+                <w:szCs w:val="18"/>
+              </w:rPr>
+              <w:t xml:space="preserve">Reload page - verify submitted status still shows</w:t>
+            </w:r>
+          </w:p>
+        </w:tc>
+        <w:tc>
+          <w:tcPr>
+            <w:tcW w:type="dxa" w:w="720"/>
+            <w:tcBorders>
+              <w:top w:val="single" w:color="CCCCCC" w:sz="1"/>
+              <w:left w:val="single" w:color="CCCCCC" w:sz="1"/>
+              <w:bottom w:val="single" w:color="CCCCCC" w:sz="1"/>
+              <w:right w:val="single" w:color="CCCCCC" w:sz="1"/>
+            </w:tcBorders>
+            <w:shd w:fill="F2F7F4" w:val="clear"/>
+            <w:tcMar>
+              <w:top w:type="dxa" w:w="80"/>
+              <w:left w:type="dxa" w:w="120"/>
+              <w:bottom w:type="dxa" w:w="80"/>
+              <w:right w:type="dxa" w:w="120"/>
+            </w:tcMar>
+          </w:tcPr>
+          <w:p>
+            <w:r>
+              <w:rPr>
+                <w:rFonts w:ascii="Arial" w:cs="Arial" w:eastAsia="Arial" w:hAnsi="Arial"/>
+                <w:sz w:val="20"/>
+                <w:szCs w:val="20"/>
+              </w:rPr>
+              <w:t xml:space="preserve">[ ]</w:t>
+            </w:r>
+          </w:p>
+        </w:tc>
+      </w:tr>
+      <w:tr>
+        <w:tc>
+          <w:tcPr>
+            <w:tcW w:type="dxa" w:w="1600"/>
+            <w:tcBorders>
+              <w:top w:val="single" w:color="CCCCCC" w:sz="1"/>
+              <w:left w:val="single" w:color="CCCCCC" w:sz="1"/>
+              <w:bottom w:val="single" w:color="CCCCCC" w:sz="1"/>
+              <w:right w:val="single" w:color="CCCCCC" w:sz="1"/>
+            </w:tcBorders>
+            <w:shd w:fill="F2F7F4" w:val="clear"/>
+            <w:tcMar>
+              <w:top w:type="dxa" w:w="80"/>
+              <w:left w:type="dxa" w:w="120"/>
+              <w:bottom w:type="dxa" w:w="80"/>
+              <w:right w:type="dxa" w:w="120"/>
+            </w:tcMar>
+          </w:tcPr>
+          <w:p>
+            <w:r>
+              <w:rPr>
+                <w:rFonts w:ascii="Arial" w:cs="Arial" w:eastAsia="Arial" w:hAnsi="Arial"/>
+                <w:i/>
+                <w:iCs/>
+                <w:color w:val="666666"/>
+                <w:sz w:val="18"/>
+                <w:szCs w:val="18"/>
+              </w:rPr>
+              <w:t xml:space="preserve">Submission</w:t>
+            </w:r>
+          </w:p>
+        </w:tc>
+        <w:tc>
+          <w:tcPr>
+            <w:tcW w:type="dxa" w:w="3400"/>
+            <w:tcBorders>
+              <w:top w:val="single" w:color="CCCCCC" w:sz="1"/>
+              <w:left w:val="single" w:color="CCCCCC" w:sz="1"/>
+              <w:bottom w:val="single" w:color="CCCCCC" w:sz="1"/>
+              <w:right w:val="single" w:color="CCCCCC" w:sz="1"/>
+            </w:tcBorders>
+            <w:shd w:fill="F2F7F4" w:val="clear"/>
+            <w:tcMar>
+              <w:top w:type="dxa" w:w="80"/>
+              <w:left w:type="dxa" w:w="120"/>
+              <w:bottom w:type="dxa" w:w="80"/>
+              <w:right w:type="dxa" w:w="120"/>
+            </w:tcMar>
+          </w:tcPr>
+          <w:p>
+            <w:r>
+              <w:rPr>
+                <w:rFonts w:ascii="Arial" w:cs="Arial" w:eastAsia="Arial" w:hAnsi="Arial"/>
+                <w:sz w:val="20"/>
+                <w:szCs w:val="20"/>
+              </w:rPr>
+              <w:t xml:space="preserve">Rejected files</w:t>
+            </w:r>
+          </w:p>
+        </w:tc>
+        <w:tc>
+          <w:tcPr>
+            <w:tcW w:type="dxa" w:w="3000"/>
+            <w:tcBorders>
+              <w:top w:val="single" w:color="CCCCCC" w:sz="1"/>
+              <w:left w:val="single" w:color="CCCCCC" w:sz="1"/>
+              <w:bottom w:val="single" w:color="CCCCCC" w:sz="1"/>
+              <w:right w:val="single" w:color="CCCCCC" w:sz="1"/>
+            </w:tcBorders>
+            <w:shd w:fill="F2F7F4" w:val="clear"/>
+            <w:tcMar>
+              <w:top w:type="dxa" w:w="80"/>
+              <w:left w:type="dxa" w:w="120"/>
+              <w:bottom w:type="dxa" w:w="80"/>
+              <w:right w:type="dxa" w:w="120"/>
+            </w:tcMar>
+          </w:tcPr>
+          <w:p>
+            <w:r>
+              <w:rPr>
+                <w:rFonts w:ascii="Arial" w:cs="Arial" w:eastAsia="Arial" w:hAnsi="Arial"/>
+                <w:color w:val="555555"/>
+                <w:sz w:val="18"/>
+                <w:szCs w:val="18"/>
+              </w:rPr>
+              <w:t xml:space="preserve">.exe, empty file and &gt;25 MB file are refused with a reason; nothing appears in Storage</w:t>
+            </w:r>
+          </w:p>
+        </w:tc>
+        <w:tc>
+          <w:tcPr>
+            <w:tcW w:type="dxa" w:w="720"/>
+            <w:tcBorders>
+              <w:top w:val="single" w:color="CCCCCC" w:sz="1"/>
+              <w:left w:val="single" w:color="CCCCCC" w:sz="1"/>
+              <w:bottom w:val="single" w:color="CCCCCC" w:sz="1"/>
+              <w:right w:val="single" w:color="CCCCCC" w:sz="1"/>
+            </w:tcBorders>
+            <w:shd w:fill="F2F7F4" w:val="clear"/>
+            <w:tcMar>
+              <w:top w:type="dxa" w:w="80"/>
+              <w:left w:type="dxa" w:w="120"/>
+              <w:bottom w:type="dxa" w:w="80"/>
+              <w:right w:type="dxa" w:w="120"/>
+            </w:tcMar>
+          </w:tcPr>
+          <w:p>
+            <w:r>
+              <w:rPr>
+                <w:rFonts w:ascii="Arial" w:cs="Arial" w:eastAsia="Arial" w:hAnsi="Arial"/>
+                <w:sz w:val="20"/>
+                <w:szCs w:val="20"/>
+              </w:rPr>
+              <w:t xml:space="preserve">[ ]</w:t>
+            </w:r>
+          </w:p>
+        </w:tc>
+      </w:tr>
+      <w:tr>
+        <w:tc>
+          <w:tcPr>
+            <w:tcW w:type="dxa" w:w="1600"/>
+            <w:tcBorders>
+              <w:top w:val="single" w:color="CCCCCC" w:sz="1"/>
+              <w:left w:val="single" w:color="CCCCCC" w:sz="1"/>
+              <w:bottom w:val="single" w:color="CCCCCC" w:sz="1"/>
+              <w:right w:val="single" w:color="CCCCCC" w:sz="1"/>
+            </w:tcBorders>
+            <w:shd w:fill="F2F7F4" w:val="clear"/>
+            <w:tcMar>
+              <w:top w:type="dxa" w:w="80"/>
+              <w:left w:type="dxa" w:w="120"/>
+              <w:bottom w:type="dxa" w:w="80"/>
+              <w:right w:type="dxa" w:w="120"/>
+            </w:tcMar>
+          </w:tcPr>
+          <w:p>
+            <w:r>
+              <w:rPr>
+                <w:rFonts w:ascii="Arial" w:cs="Arial" w:eastAsia="Arial" w:hAnsi="Arial"/>
+                <w:i/>
+                <w:iCs/>
+                <w:color w:val="666666"/>
+                <w:sz w:val="18"/>
+                <w:szCs w:val="18"/>
+              </w:rPr>
+              <w:t xml:space="preserve">Submission</w:t>
+            </w:r>
+          </w:p>
+        </w:tc>
+        <w:tc>
+          <w:tcPr>
+            <w:tcW w:type="dxa" w:w="3400"/>
+            <w:tcBorders>
+              <w:top w:val="single" w:color="CCCCCC" w:sz="1"/>
+              <w:left w:val="single" w:color="CCCCCC" w:sz="1"/>
+              <w:bottom w:val="single" w:color="CCCCCC" w:sz="1"/>
+              <w:right w:val="single" w:color="CCCCCC" w:sz="1"/>
+            </w:tcBorders>
+            <w:shd w:fill="F2F7F4" w:val="clear"/>
+            <w:tcMar>
+              <w:top w:type="dxa" w:w="80"/>
+              <w:left w:type="dxa" w:w="120"/>
+              <w:bottom w:type="dxa" w:w="80"/>
+              <w:right w:type="dxa" w:w="120"/>
+            </w:tcMar>
+          </w:tcPr>
+          <w:p>
+            <w:r>
+              <w:rPr>
+                <w:rFonts w:ascii="Arial" w:cs="Arial" w:eastAsia="Arial" w:hAnsi="Arial"/>
+                <w:sz w:val="20"/>
+                <w:szCs w:val="20"/>
+              </w:rPr>
+              <w:t xml:space="preserve">Upload failure is visible</w:t>
+            </w:r>
+          </w:p>
+        </w:tc>
+        <w:tc>
+          <w:tcPr>
+            <w:tcW w:type="dxa" w:w="3000"/>
+            <w:tcBorders>
+              <w:top w:val="single" w:color="CCCCCC" w:sz="1"/>
+              <w:left w:val="single" w:color="CCCCCC" w:sz="1"/>
+              <w:bottom w:val="single" w:color="CCCCCC" w:sz="1"/>
+              <w:right w:val="single" w:color="CCCCCC" w:sz="1"/>
+            </w:tcBorders>
+            <w:shd w:fill="F2F7F4" w:val="clear"/>
+            <w:tcMar>
+              <w:top w:type="dxa" w:w="80"/>
+              <w:left w:type="dxa" w:w="120"/>
+              <w:bottom w:type="dxa" w:w="80"/>
+              <w:right w:type="dxa" w:w="120"/>
+            </w:tcMar>
+          </w:tcPr>
+          <w:p>
+            <w:r>
+              <w:rPr>
+                <w:rFonts w:ascii="Arial" w:cs="Arial" w:eastAsia="Arial" w:hAnsi="Arial"/>
+                <w:color w:val="555555"/>
+                <w:sz w:val="18"/>
+                <w:szCs w:val="18"/>
+              </w:rPr>
+              <w:t xml:space="preserve">Go offline mid-submit: red "UPLOAD FAILED - NOT SUBMITTED"; status never shows SUBMITTED</w:t>
+            </w:r>
+          </w:p>
+        </w:tc>
+        <w:tc>
+          <w:tcPr>
+            <w:tcW w:type="dxa" w:w="720"/>
+            <w:tcBorders>
+              <w:top w:val="single" w:color="CCCCCC" w:sz="1"/>
+              <w:left w:val="single" w:color="CCCCCC" w:sz="1"/>
+              <w:bottom w:val="single" w:color="CCCCCC" w:sz="1"/>
+              <w:right w:val="single" w:color="CCCCCC" w:sz="1"/>
+            </w:tcBorders>
+            <w:shd w:fill="F2F7F4" w:val="clear"/>
+            <w:tcMar>
+              <w:top w:type="dxa" w:w="80"/>
+              <w:left w:type="dxa" w:w="120"/>
+              <w:bottom w:type="dxa" w:w="80"/>
+              <w:right w:type="dxa" w:w="120"/>
+            </w:tcMar>
+          </w:tcPr>
+          <w:p>
+            <w:r>
+              <w:rPr>
+                <w:rFonts w:ascii="Arial" w:cs="Arial" w:eastAsia="Arial" w:hAnsi="Arial"/>
+                <w:sz w:val="20"/>
+                <w:szCs w:val="20"/>
+              </w:rPr>
+              <w:t xml:space="preserve">[ ]</w:t>
+            </w:r>
+          </w:p>
+        </w:tc>
+      </w:tr>
+      <w:tr>
+        <w:tc>
+          <w:tcPr>
+            <w:tcW w:type="dxa" w:w="1600"/>
+            <w:tcBorders>
+              <w:top w:val="single" w:color="CCCCCC" w:sz="1"/>
+              <w:left w:val="single" w:color="CCCCCC" w:sz="1"/>
+              <w:bottom w:val="single" w:color="CCCCCC" w:sz="1"/>
+              <w:right w:val="single" w:color="CCCCCC" w:sz="1"/>
+            </w:tcBorders>
+            <w:shd w:fill="F2F7F4" w:val="clear"/>
+            <w:tcMar>
+              <w:top w:type="dxa" w:w="80"/>
+              <w:left w:type="dxa" w:w="120"/>
+              <w:bottom w:type="dxa" w:w="80"/>
+              <w:right w:type="dxa" w:w="120"/>
+            </w:tcMar>
+          </w:tcPr>
+          <w:p>
+            <w:r>
+              <w:rPr>
+                <w:rFonts w:ascii="Arial" w:cs="Arial" w:eastAsia="Arial" w:hAnsi="Arial"/>
+                <w:i/>
+                <w:iCs/>
+                <w:color w:val="666666"/>
+                <w:sz w:val="18"/>
+                <w:szCs w:val="18"/>
+              </w:rPr>
+              <w:t xml:space="preserve">Submission</w:t>
+            </w:r>
+          </w:p>
+        </w:tc>
+        <w:tc>
+          <w:tcPr>
+            <w:tcW w:type="dxa" w:w="3400"/>
+            <w:tcBorders>
+              <w:top w:val="single" w:color="CCCCCC" w:sz="1"/>
+              <w:left w:val="single" w:color="CCCCCC" w:sz="1"/>
+              <w:bottom w:val="single" w:color="CCCCCC" w:sz="1"/>
+              <w:right w:val="single" w:color="CCCCCC" w:sz="1"/>
+            </w:tcBorders>
+            <w:shd w:fill="F2F7F4" w:val="clear"/>
+            <w:tcMar>
+              <w:top w:type="dxa" w:w="80"/>
+              <w:left w:type="dxa" w:w="120"/>
+              <w:bottom w:type="dxa" w:w="80"/>
+              <w:right w:type="dxa" w:w="120"/>
+            </w:tcMar>
+          </w:tcPr>
+          <w:p>
+            <w:r>
+              <w:rPr>
+                <w:rFonts w:ascii="Arial" w:cs="Arial" w:eastAsia="Arial" w:hAnsi="Arial"/>
+                <w:sz w:val="20"/>
+                <w:szCs w:val="20"/>
+              </w:rPr>
+              <w:t xml:space="preserve">Instructor sees files</w:t>
+            </w:r>
+          </w:p>
+        </w:tc>
+        <w:tc>
+          <w:tcPr>
+            <w:tcW w:type="dxa" w:w="3000"/>
+            <w:tcBorders>
+              <w:top w:val="single" w:color="CCCCCC" w:sz="1"/>
+              <w:left w:val="single" w:color="CCCCCC" w:sz="1"/>
+              <w:bottom w:val="single" w:color="CCCCCC" w:sz="1"/>
+              <w:right w:val="single" w:color="CCCCCC" w:sz="1"/>
+            </w:tcBorders>
+            <w:shd w:fill="F2F7F4" w:val="clear"/>
+            <w:tcMar>
+              <w:top w:type="dxa" w:w="80"/>
+              <w:left w:type="dxa" w:w="120"/>
+              <w:bottom w:type="dxa" w:w="80"/>
+              <w:right w:type="dxa" w:w="120"/>
+            </w:tcMar>
+          </w:tcPr>
+          <w:p>
+            <w:r>
+              <w:rPr>
+                <w:rFonts w:ascii="Arial" w:cs="Arial" w:eastAsia="Arial" w:hAnsi="Arial"/>
+                <w:color w:val="555555"/>
+                <w:sz w:val="18"/>
+                <w:szCs w:val="18"/>
+              </w:rPr>
+              <w:t xml:space="preserve">Admin &gt; Student Tracker &gt; Submitted files lists the upload; Download opens it</w:t>
+            </w:r>
+          </w:p>
+        </w:tc>
+        <w:tc>
+          <w:tcPr>
+            <w:tcW w:type="dxa" w:w="720"/>
+            <w:tcBorders>
+              <w:top w:val="single" w:color="CCCCCC" w:sz="1"/>
+              <w:left w:val="single" w:color="CCCCCC" w:sz="1"/>
+              <w:bottom w:val="single" w:color="CCCCCC" w:sz="1"/>
+              <w:right w:val="single" w:color="CCCCCC" w:sz="1"/>
+            </w:tcBorders>
+            <w:shd w:fill="F2F7F4" w:val="clear"/>
+            <w:tcMar>
+              <w:top w:type="dxa" w:w="80"/>
+              <w:left w:type="dxa" w:w="120"/>
+              <w:bottom w:type="dxa" w:w="80"/>
+              <w:right w:type="dxa" w:w="120"/>
+            </w:tcMar>
+          </w:tcPr>
+          <w:p>
+            <w:r>
+              <w:rPr>
+                <w:rFonts w:ascii="Arial" w:cs="Arial" w:eastAsia="Arial" w:hAnsi="Arial"/>
+                <w:sz w:val="20"/>
+                <w:szCs w:val="20"/>
+              </w:rPr>
+              <w:t xml:space="preserve">[ ]</w:t>
+            </w:r>
+          </w:p>
+        </w:tc>
+      </w:tr>
+      <w:tr>
+        <w:tc>
+          <w:tcPr>
+            <w:gridSpan w:val="4"/>
+            <w:tcBorders>
+              <w:top w:val="single" w:color="CCCCCC" w:sz="1"/>
+              <w:left w:val="single" w:color="CCCCCC" w:sz="1"/>
+              <w:bottom w:val="single" w:color="CCCCCC" w:sz="1"/>
+              <w:right w:val="single" w:color="CCCCCC" w:sz="1"/>
+            </w:tcBorders>
+            <w:shd w:fill="2d5a3d" w:val="clear"/>
+            <w:tcMar>
+              <w:top w:type="dxa" w:w="60"/>
+              <w:left w:type="dxa" w:w="120"/>
+              <w:bottom w:type="dxa" w:w="60"/>
+              <w:right w:type="dxa" w:w="120"/>
+            </w:tcMar>
+          </w:tcPr>
+          <w:p>
+            <w:r>
+              <w:rPr>
+                <w:rFonts w:ascii="Arial" w:cs="Arial" w:eastAsia="Arial" w:hAnsi="Arial"/>
+                <w:b/>
+                <w:bCs/>
+                <w:color w:val="FFFFFF"/>
+                <w:sz w:val="20"/>
+                <w:szCs w:val="20"/>
+              </w:rPr>
+              <w:t xml:space="preserve">5. CURRICULUM &amp; DATES</w:t>
+            </w:r>
+          </w:p>
+        </w:tc>
+      </w:tr>
+      <w:tr>
+        <w:tc>
+          <w:tcPr>
+            <w:tcW w:type="dxa" w:w="1600"/>
+            <w:tcBorders>
+              <w:top w:val="single" w:color="CCCCCC" w:sz="1"/>
+              <w:left w:val="single" w:color="CCCCCC" w:sz="1"/>
+              <w:bottom w:val="single" w:color="CCCCCC" w:sz="1"/>
+              <w:right w:val="single" w:color="CCCCCC" w:sz="1"/>
+            </w:tcBorders>
+            <w:shd w:fill="F2F7F4" w:val="clear"/>
+            <w:tcMar>
+              <w:top w:type="dxa" w:w="80"/>
+              <w:left w:type="dxa" w:w="120"/>
+              <w:bottom w:type="dxa" w:w="80"/>
+              <w:right w:type="dxa" w:w="120"/>
+            </w:tcMar>
+          </w:tcPr>
+          <w:p>
+            <w:r>
+              <w:rPr>
+                <w:rFonts w:ascii="Arial" w:cs="Arial" w:eastAsia="Arial" w:hAnsi="Arial"/>
+                <w:i/>
+                <w:iCs/>
+                <w:color w:val="666666"/>
+                <w:sz w:val="18"/>
+                <w:szCs w:val="18"/>
+              </w:rPr>
+              <w:t xml:space="preserve">Curriculum</w:t>
+            </w:r>
+          </w:p>
+        </w:tc>
+        <w:tc>
+          <w:tcPr>
+            <w:tcW w:type="dxa" w:w="3400"/>
+            <w:tcBorders>
+              <w:top w:val="single" w:color="CCCCCC" w:sz="1"/>
+              <w:left w:val="single" w:color="CCCCCC" w:sz="1"/>
+              <w:bottom w:val="single" w:color="CCCCCC" w:sz="1"/>
+              <w:right w:val="single" w:color="CCCCCC" w:sz="1"/>
+            </w:tcBorders>
+            <w:shd w:fill="F2F7F4" w:val="clear"/>
+            <w:tcMar>
+              <w:top w:type="dxa" w:w="80"/>
+              <w:left w:type="dxa" w:w="120"/>
+              <w:bottom w:type="dxa" w:w="80"/>
+              <w:right w:type="dxa" w:w="120"/>
+            </w:tcMar>
+          </w:tcPr>
+          <w:p>
+            <w:r>
+              <w:rPr>
+                <w:rFonts w:ascii="Arial" w:cs="Arial" w:eastAsia="Arial" w:hAnsi="Arial"/>
+                <w:sz w:val="20"/>
+                <w:szCs w:val="20"/>
+              </w:rPr>
+              <w:t xml:space="preserve">Week 1 dates correct (Oct 12-18, 2026)</w:t>
+            </w:r>
+          </w:p>
+        </w:tc>
+        <w:tc>
+          <w:tcPr>
+            <w:tcW w:type="dxa" w:w="3000"/>
+            <w:tcBorders>
+              <w:top w:val="single" w:color="CCCCCC" w:sz="1"/>
+              <w:left w:val="single" w:color="CCCCCC" w:sz="1"/>
+              <w:bottom w:val="single" w:color="CCCCCC" w:sz="1"/>
+              <w:right w:val="single" w:color="CCCCCC" w:sz="1"/>
+            </w:tcBorders>
+            <w:shd w:fill="F2F7F4" w:val="clear"/>
+            <w:tcMar>
+              <w:top w:type="dxa" w:w="80"/>
+              <w:left w:type="dxa" w:w="120"/>
+              <w:bottom w:type="dxa" w:w="80"/>
+              <w:right w:type="dxa" w:w="120"/>
+            </w:tcMar>
+          </w:tcPr>
+          <w:p>
+            <w:r>
+              <w:rPr>
+                <w:rFonts w:ascii="Arial" w:cs="Arial" w:eastAsia="Arial" w:hAnsi="Arial"/>
+                <w:color w:val="555555"/>
+                <w:sz w:val="18"/>
+                <w:szCs w:val="18"/>
+              </w:rPr>
+              <w:t xml:space="preserve">Verify all date references updated for new cohort</w:t>
+            </w:r>
+          </w:p>
+        </w:tc>
+        <w:tc>
+          <w:tcPr>
+            <w:tcW w:type="dxa" w:w="720"/>
+            <w:tcBorders>
+              <w:top w:val="single" w:color="CCCCCC" w:sz="1"/>
+              <w:left w:val="single" w:color="CCCCCC" w:sz="1"/>
+              <w:bottom w:val="single" w:color="CCCCCC" w:sz="1"/>
+              <w:right w:val="single" w:color="CCCCCC" w:sz="1"/>
+            </w:tcBorders>
+            <w:shd w:fill="F2F7F4" w:val="clear"/>
+            <w:tcMar>
+              <w:top w:type="dxa" w:w="80"/>
+              <w:left w:type="dxa" w:w="120"/>
+              <w:bottom w:type="dxa" w:w="80"/>
+              <w:right w:type="dxa" w:w="120"/>
+            </w:tcMar>
+          </w:tcPr>
+          <w:p>
+            <w:r>
+              <w:rPr>
+                <w:rFonts w:ascii="Arial" w:cs="Arial" w:eastAsia="Arial" w:hAnsi="Arial"/>
+                <w:sz w:val="20"/>
+                <w:szCs w:val="20"/>
+              </w:rPr>
+              <w:t xml:space="preserve">[ ]</w:t>
+            </w:r>
+          </w:p>
+        </w:tc>
+      </w:tr>
+      <w:tr>
+        <w:tc>
+          <w:tcPr>
+            <w:tcW w:type="dxa" w:w="1600"/>
+            <w:tcBorders>
+              <w:top w:val="single" w:color="CCCCCC" w:sz="1"/>
+              <w:left w:val="single" w:color="CCCCCC" w:sz="1"/>
+              <w:bottom w:val="single" w:color="CCCCCC" w:sz="1"/>
+              <w:right w:val="single" w:color="CCCCCC" w:sz="1"/>
+            </w:tcBorders>
+            <w:shd w:fill="FFFFFF" w:val="clear"/>
+            <w:tcMar>
+              <w:top w:type="dxa" w:w="80"/>
+              <w:left w:type="dxa" w:w="120"/>
+              <w:bottom w:type="dxa" w:w="80"/>
+              <w:right w:type="dxa" w:w="120"/>
+            </w:tcMar>
+          </w:tcPr>
+          <w:p>
+            <w:r>
+              <w:rPr>
+                <w:rFonts w:ascii="Arial" w:cs="Arial" w:eastAsia="Arial" w:hAnsi="Arial"/>
+                <w:i/>
+                <w:iCs/>
+                <w:color w:val="666666"/>
+                <w:sz w:val="18"/>
+                <w:szCs w:val="18"/>
+              </w:rPr>
+              <w:t xml:space="preserve">Curriculum</w:t>
+            </w:r>
+          </w:p>
+        </w:tc>
+        <w:tc>
+          <w:tcPr>
+            <w:tcW w:type="dxa" w:w="3400"/>
+            <w:tcBorders>
+              <w:top w:val="single" w:color="CCCCCC" w:sz="1"/>
+              <w:left w:val="single" w:color="CCCCCC" w:sz="1"/>
+              <w:bottom w:val="single" w:color="CCCCCC" w:sz="1"/>
+              <w:right w:val="single" w:color="CCCCCC" w:sz="1"/>
+            </w:tcBorders>
+            <w:shd w:fill="FFFFFF" w:val="clear"/>
+            <w:tcMar>
+              <w:top w:type="dxa" w:w="80"/>
+              <w:left w:type="dxa" w:w="120"/>
+              <w:bottom w:type="dxa" w:w="80"/>
+              <w:right w:type="dxa" w:w="120"/>
+            </w:tcMar>
+          </w:tcPr>
+          <w:p>
+            <w:r>
+              <w:rPr>
+                <w:rFonts w:ascii="Arial" w:cs="Arial" w:eastAsia="Arial" w:hAnsi="Arial"/>
+                <w:sz w:val="20"/>
+                <w:szCs w:val="20"/>
+              </w:rPr>
+              <w:t xml:space="preserve">Week 2 dates correct (Oct 19-25, 2026)</w:t>
+            </w:r>
+          </w:p>
+        </w:tc>
+        <w:tc>
+          <w:tcPr>
+            <w:tcW w:type="dxa" w:w="3000"/>
+            <w:tcBorders>
+              <w:top w:val="single" w:color="CCCCCC" w:sz="1"/>
+              <w:left w:val="single" w:color="CCCCCC" w:sz="1"/>
+              <w:bottom w:val="single" w:color="CCCCCC" w:sz="1"/>
+              <w:right w:val="single" w:color="CCCCCC" w:sz="1"/>
+            </w:tcBorders>
+            <w:shd w:fill="FFFFFF" w:val="clear"/>
+            <w:tcMar>
+              <w:top w:type="dxa" w:w="80"/>
+              <w:left w:type="dxa" w:w="120"/>
+              <w:bottom w:type="dxa" w:w="80"/>
+              <w:right w:type="dxa" w:w="120"/>
+            </w:tcMar>
+          </w:tcPr>
+          <w:p>
+            <w:r>
+              <w:rPr>
+                <w:rFonts w:ascii="Arial" w:cs="Arial" w:eastAsia="Arial" w:hAnsi="Arial"/>
+                <w:color w:val="555555"/>
+                <w:sz w:val="18"/>
+                <w:szCs w:val="18"/>
+              </w:rPr>
+              <w:t xml:space="preserve">Verify all date references updated</w:t>
+            </w:r>
+          </w:p>
+        </w:tc>
+        <w:tc>
+          <w:tcPr>
+            <w:tcW w:type="dxa" w:w="720"/>
+            <w:tcBorders>
+              <w:top w:val="single" w:color="CCCCCC" w:sz="1"/>
+              <w:left w:val="single" w:color="CCCCCC" w:sz="1"/>
+              <w:bottom w:val="single" w:color="CCCCCC" w:sz="1"/>
+              <w:right w:val="single" w:color="CCCCCC" w:sz="1"/>
+            </w:tcBorders>
+            <w:shd w:fill="FFFFFF" w:val="clear"/>
+            <w:tcMar>
+              <w:top w:type="dxa" w:w="80"/>
+              <w:left w:type="dxa" w:w="120"/>
+              <w:bottom w:type="dxa" w:w="80"/>
+              <w:right w:type="dxa" w:w="120"/>
+            </w:tcMar>
+          </w:tcPr>
+          <w:p>
+            <w:r>
+              <w:rPr>
+                <w:rFonts w:ascii="Arial" w:cs="Arial" w:eastAsia="Arial" w:hAnsi="Arial"/>
+                <w:sz w:val="20"/>
+                <w:szCs w:val="20"/>
+              </w:rPr>
+              <w:t xml:space="preserve">[ ]</w:t>
+            </w:r>
+          </w:p>
+        </w:tc>
+      </w:tr>
+      <w:tr>
+        <w:tc>
+          <w:tcPr>
+            <w:tcW w:type="dxa" w:w="1600"/>
+            <w:tcBorders>
+              <w:top w:val="single" w:color="CCCCCC" w:sz="1"/>
+              <w:left w:val="single" w:color="CCCCCC" w:sz="1"/>
+              <w:bottom w:val="single" w:color="CCCCCC" w:sz="1"/>
+              <w:right w:val="single" w:color="CCCCCC" w:sz="1"/>
+            </w:tcBorders>
+            <w:shd w:fill="F2F7F4" w:val="clear"/>
+            <w:tcMar>
+              <w:top w:type="dxa" w:w="80"/>
+              <w:left w:type="dxa" w:w="120"/>
+              <w:bottom w:type="dxa" w:w="80"/>
+              <w:right w:type="dxa" w:w="120"/>
+            </w:tcMar>
+          </w:tcPr>
+          <w:p>
+            <w:r>
+              <w:rPr>
+                <w:rFonts w:ascii="Arial" w:cs="Arial" w:eastAsia="Arial" w:hAnsi="Arial"/>
+                <w:i/>
+                <w:iCs/>
+                <w:color w:val="666666"/>
+                <w:sz w:val="18"/>
+                <w:szCs w:val="18"/>
+              </w:rPr>
+              <w:t xml:space="preserve">Curriculum</w:t>
+            </w:r>
+          </w:p>
+        </w:tc>
+        <w:tc>
+          <w:tcPr>
+            <w:tcW w:type="dxa" w:w="3400"/>
+            <w:tcBorders>
+              <w:top w:val="single" w:color="CCCCCC" w:sz="1"/>
+              <w:left w:val="single" w:color="CCCCCC" w:sz="1"/>
+              <w:bottom w:val="single" w:color="CCCCCC" w:sz="1"/>
+              <w:right w:val="single" w:color="CCCCCC" w:sz="1"/>
+            </w:tcBorders>
+            <w:shd w:fill="F2F7F4" w:val="clear"/>
+            <w:tcMar>
+              <w:top w:type="dxa" w:w="80"/>
+              <w:left w:type="dxa" w:w="120"/>
+              <w:bottom w:type="dxa" w:w="80"/>
+              <w:right w:type="dxa" w:w="120"/>
+            </w:tcMar>
+          </w:tcPr>
+          <w:p>
+            <w:r>
+              <w:rPr>
+                <w:rFonts w:ascii="Arial" w:cs="Arial" w:eastAsia="Arial" w:hAnsi="Arial"/>
+                <w:sz w:val="20"/>
+                <w:szCs w:val="20"/>
+              </w:rPr>
+              <w:t xml:space="preserve">Week 3 dates correct (Oct 26-Nov 1, 2026)</w:t>
+            </w:r>
+          </w:p>
+        </w:tc>
+        <w:tc>
+          <w:tcPr>
+            <w:tcW w:type="dxa" w:w="3000"/>
+            <w:tcBorders>
+              <w:top w:val="single" w:color="CCCCCC" w:sz="1"/>
+              <w:left w:val="single" w:color="CCCCCC" w:sz="1"/>
+              <w:bottom w:val="single" w:color="CCCCCC" w:sz="1"/>
+              <w:right w:val="single" w:color="CCCCCC" w:sz="1"/>
+            </w:tcBorders>
+            <w:shd w:fill="F2F7F4" w:val="clear"/>
+            <w:tcMar>
+              <w:top w:type="dxa" w:w="80"/>
+              <w:left w:type="dxa" w:w="120"/>
+              <w:bottom w:type="dxa" w:w="80"/>
+              <w:right w:type="dxa" w:w="120"/>
+            </w:tcMar>
+          </w:tcPr>
+          <w:p>
+            <w:r>
+              <w:rPr>
+                <w:rFonts w:ascii="Arial" w:cs="Arial" w:eastAsia="Arial" w:hAnsi="Arial"/>
+                <w:color w:val="555555"/>
+                <w:sz w:val="18"/>
+                <w:szCs w:val="18"/>
+              </w:rPr>
+              <w:t xml:space="preserve">Verify all date references updated</w:t>
+            </w:r>
+          </w:p>
+        </w:tc>
+        <w:tc>
+          <w:tcPr>
+            <w:tcW w:type="dxa" w:w="720"/>
+            <w:tcBorders>
+              <w:top w:val="single" w:color="CCCCCC" w:sz="1"/>
+              <w:left w:val="single" w:color="CCCCCC" w:sz="1"/>
+              <w:bottom w:val="single" w:color="CCCCCC" w:sz="1"/>
+              <w:right w:val="single" w:color="CCCCCC" w:sz="1"/>
+            </w:tcBorders>
+            <w:shd w:fill="F2F7F4" w:val="clear"/>
+            <w:tcMar>
+              <w:top w:type="dxa" w:w="80"/>
+              <w:left w:type="dxa" w:w="120"/>
+              <w:bottom w:type="dxa" w:w="80"/>
+              <w:right w:type="dxa" w:w="120"/>
+            </w:tcMar>
+          </w:tcPr>
+          <w:p>
+            <w:r>
+              <w:rPr>
+                <w:rFonts w:ascii="Arial" w:cs="Arial" w:eastAsia="Arial" w:hAnsi="Arial"/>
+                <w:sz w:val="20"/>
+                <w:szCs w:val="20"/>
+              </w:rPr>
+              <w:t xml:space="preserve">[ ]</w:t>
+            </w:r>
+          </w:p>
+        </w:tc>
+      </w:tr>
+      <w:tr>
+        <w:tc>
+          <w:tcPr>
+            <w:tcW w:type="dxa" w:w="1600"/>
+            <w:tcBorders>
+              <w:top w:val="single" w:color="CCCCCC" w:sz="1"/>
+              <w:left w:val="single" w:color="CCCCCC" w:sz="1"/>
+              <w:bottom w:val="single" w:color="CCCCCC" w:sz="1"/>
+              <w:right w:val="single" w:color="CCCCCC" w:sz="1"/>
+            </w:tcBorders>
+            <w:shd w:fill="FFFFFF" w:val="clear"/>
+            <w:tcMar>
+              <w:top w:type="dxa" w:w="80"/>
+              <w:left w:type="dxa" w:w="120"/>
+              <w:bottom w:type="dxa" w:w="80"/>
+              <w:right w:type="dxa" w:w="120"/>
+            </w:tcMar>
+          </w:tcPr>
+          <w:p>
+            <w:r>
+              <w:rPr>
+                <w:rFonts w:ascii="Arial" w:cs="Arial" w:eastAsia="Arial" w:hAnsi="Arial"/>
+                <w:i/>
+                <w:iCs/>
+                <w:color w:val="666666"/>
+                <w:sz w:val="18"/>
+                <w:szCs w:val="18"/>
+              </w:rPr>
+              <w:t xml:space="preserve">Curriculum</w:t>
+            </w:r>
+          </w:p>
+        </w:tc>
+        <w:tc>
+          <w:tcPr>
+            <w:tcW w:type="dxa" w:w="3400"/>
+            <w:tcBorders>
+              <w:top w:val="single" w:color="CCCCCC" w:sz="1"/>
+              <w:left w:val="single" w:color="CCCCCC" w:sz="1"/>
+              <w:bottom w:val="single" w:color="CCCCCC" w:sz="1"/>
+              <w:right w:val="single" w:color="CCCCCC" w:sz="1"/>
+            </w:tcBorders>
+            <w:shd w:fill="FFFFFF" w:val="clear"/>
+            <w:tcMar>
+              <w:top w:type="dxa" w:w="80"/>
+              <w:left w:type="dxa" w:w="120"/>
+              <w:bottom w:type="dxa" w:w="80"/>
+              <w:right w:type="dxa" w:w="120"/>
+            </w:tcMar>
+          </w:tcPr>
+          <w:p>
+            <w:r>
+              <w:rPr>
+                <w:rFonts w:ascii="Arial" w:cs="Arial" w:eastAsia="Arial" w:hAnsi="Arial"/>
+                <w:sz w:val="20"/>
+                <w:szCs w:val="20"/>
+              </w:rPr>
+              <w:t xml:space="preserve">Week 4 dates correct (Nov 2-7, 2026)</w:t>
+            </w:r>
+          </w:p>
+        </w:tc>
+        <w:tc>
+          <w:tcPr>
+            <w:tcW w:type="dxa" w:w="3000"/>
+            <w:tcBorders>
+              <w:top w:val="single" w:color="CCCCCC" w:sz="1"/>
+              <w:left w:val="single" w:color="CCCCCC" w:sz="1"/>
+              <w:bottom w:val="single" w:color="CCCCCC" w:sz="1"/>
+              <w:right w:val="single" w:color="CCCCCC" w:sz="1"/>
+            </w:tcBorders>
+            <w:shd w:fill="FFFFFF" w:val="clear"/>
+            <w:tcMar>
+              <w:top w:type="dxa" w:w="80"/>
+              <w:left w:type="dxa" w:w="120"/>
+              <w:bottom w:type="dxa" w:w="80"/>
+              <w:right w:type="dxa" w:w="120"/>
+            </w:tcMar>
+          </w:tcPr>
+          <w:p>
+            <w:r>
+              <w:rPr>
+                <w:rFonts w:ascii="Arial" w:cs="Arial" w:eastAsia="Arial" w:hAnsi="Arial"/>
+                <w:color w:val="555555"/>
+                <w:sz w:val="18"/>
+                <w:szCs w:val="18"/>
+              </w:rPr>
+              <w:t xml:space="preserve">Verify all date references updated</w:t>
+            </w:r>
+          </w:p>
+        </w:tc>
+        <w:tc>
+          <w:tcPr>
+            <w:tcW w:type="dxa" w:w="720"/>
+            <w:tcBorders>
+              <w:top w:val="single" w:color="CCCCCC" w:sz="1"/>
+              <w:left w:val="single" w:color="CCCCCC" w:sz="1"/>
+              <w:bottom w:val="single" w:color="CCCCCC" w:sz="1"/>
+              <w:right w:val="single" w:color="CCCCCC" w:sz="1"/>
+            </w:tcBorders>
+            <w:shd w:fill="FFFFFF" w:val="clear"/>
+            <w:tcMar>
+              <w:top w:type="dxa" w:w="80"/>
+              <w:left w:type="dxa" w:w="120"/>
+              <w:bottom w:type="dxa" w:w="80"/>
+              <w:right w:type="dxa" w:w="120"/>
+            </w:tcMar>
+          </w:tcPr>
+          <w:p>
+            <w:r>
+              <w:rPr>
+                <w:rFonts w:ascii="Arial" w:cs="Arial" w:eastAsia="Arial" w:hAnsi="Arial"/>
+                <w:sz w:val="20"/>
+                <w:szCs w:val="20"/>
+              </w:rPr>
+              <w:t xml:space="preserve">[ ]</w:t>
+            </w:r>
+          </w:p>
+        </w:tc>
+      </w:tr>
+      <w:tr>
+        <w:tc>
+          <w:tcPr>
+            <w:tcW w:type="dxa" w:w="1600"/>
+            <w:tcBorders>
+              <w:top w:val="single" w:color="CCCCCC" w:sz="1"/>
+              <w:left w:val="single" w:color="CCCCCC" w:sz="1"/>
+              <w:bottom w:val="single" w:color="CCCCCC" w:sz="1"/>
+              <w:right w:val="single" w:color="CCCCCC" w:sz="1"/>
+            </w:tcBorders>
+            <w:shd w:fill="F2F7F4" w:val="clear"/>
+            <w:tcMar>
+              <w:top w:type="dxa" w:w="80"/>
+              <w:left w:type="dxa" w:w="120"/>
+              <w:bottom w:type="dxa" w:w="80"/>
+              <w:right w:type="dxa" w:w="120"/>
+            </w:tcMar>
+          </w:tcPr>
+          <w:p>
+            <w:r>
+              <w:rPr>
+                <w:rFonts w:ascii="Arial" w:cs="Arial" w:eastAsia="Arial" w:hAnsi="Arial"/>
+                <w:i/>
+                <w:iCs/>
+                <w:color w:val="666666"/>
+                <w:sz w:val="18"/>
+                <w:szCs w:val="18"/>
+              </w:rPr>
+              <w:t xml:space="preserve">Curriculum</w:t>
+            </w:r>
+          </w:p>
+        </w:tc>
+        <w:tc>
+          <w:tcPr>
+            <w:tcW w:type="dxa" w:w="3400"/>
+            <w:tcBorders>
+              <w:top w:val="single" w:color="CCCCCC" w:sz="1"/>
+              <w:left w:val="single" w:color="CCCCCC" w:sz="1"/>
+              <w:bottom w:val="single" w:color="CCCCCC" w:sz="1"/>
+              <w:right w:val="single" w:color="CCCCCC" w:sz="1"/>
+            </w:tcBorders>
+            <w:shd w:fill="F2F7F4" w:val="clear"/>
+            <w:tcMar>
+              <w:top w:type="dxa" w:w="80"/>
+              <w:left w:type="dxa" w:w="120"/>
+              <w:bottom w:type="dxa" w:w="80"/>
+              <w:right w:type="dxa" w:w="120"/>
+            </w:tcMar>
+          </w:tcPr>
+          <w:p>
+            <w:r>
+              <w:rPr>
+                <w:rFonts w:ascii="Arial" w:cs="Arial" w:eastAsia="Arial" w:hAnsi="Arial"/>
+                <w:sz w:val="20"/>
+                <w:szCs w:val="20"/>
+              </w:rPr>
+              <w:t xml:space="preserve">Lab dates correct</w:t>
+            </w:r>
+          </w:p>
+        </w:tc>
+        <w:tc>
+          <w:tcPr>
+            <w:tcW w:type="dxa" w:w="3000"/>
+            <w:tcBorders>
+              <w:top w:val="single" w:color="CCCCCC" w:sz="1"/>
+              <w:left w:val="single" w:color="CCCCCC" w:sz="1"/>
+              <w:bottom w:val="single" w:color="CCCCCC" w:sz="1"/>
+              <w:right w:val="single" w:color="CCCCCC" w:sz="1"/>
+            </w:tcBorders>
+            <w:shd w:fill="F2F7F4" w:val="clear"/>
+            <w:tcMar>
+              <w:top w:type="dxa" w:w="80"/>
+              <w:left w:type="dxa" w:w="120"/>
+              <w:bottom w:type="dxa" w:w="80"/>
+              <w:right w:type="dxa" w:w="120"/>
+            </w:tcMar>
+          </w:tcPr>
+          <w:p>
+            <w:r>
+              <w:rPr>
+                <w:rFonts w:ascii="Arial" w:cs="Arial" w:eastAsia="Arial" w:hAnsi="Arial"/>
+                <w:color w:val="555555"/>
+                <w:sz w:val="18"/>
+                <w:szCs w:val="18"/>
+              </w:rPr>
+              <w:t xml:space="preserve">Saturday labs reflect new cohort schedule</w:t>
+            </w:r>
+          </w:p>
+        </w:tc>
+        <w:tc>
+          <w:tcPr>
+            <w:tcW w:type="dxa" w:w="720"/>
+            <w:tcBorders>
+              <w:top w:val="single" w:color="CCCCCC" w:sz="1"/>
+              <w:left w:val="single" w:color="CCCCCC" w:sz="1"/>
+              <w:bottom w:val="single" w:color="CCCCCC" w:sz="1"/>
+              <w:right w:val="single" w:color="CCCCCC" w:sz="1"/>
+            </w:tcBorders>
+            <w:shd w:fill="F2F7F4" w:val="clear"/>
+            <w:tcMar>
+              <w:top w:type="dxa" w:w="80"/>
+              <w:left w:type="dxa" w:w="120"/>
+              <w:bottom w:type="dxa" w:w="80"/>
+              <w:right w:type="dxa" w:w="120"/>
+            </w:tcMar>
+          </w:tcPr>
+          <w:p>
+            <w:r>
+              <w:rPr>
+                <w:rFonts w:ascii="Arial" w:cs="Arial" w:eastAsia="Arial" w:hAnsi="Arial"/>
+                <w:sz w:val="20"/>
+                <w:szCs w:val="20"/>
+              </w:rPr>
+              <w:t xml:space="preserve">[ ]</w:t>
+            </w:r>
+          </w:p>
+        </w:tc>
+      </w:tr>
+      <w:tr>
+        <w:tc>
+          <w:tcPr>
+            <w:tcW w:type="dxa" w:w="1600"/>
+            <w:tcBorders>
+              <w:top w:val="single" w:color="CCCCCC" w:sz="1"/>
+              <w:left w:val="single" w:color="CCCCCC" w:sz="1"/>
+              <w:bottom w:val="single" w:color="CCCCCC" w:sz="1"/>
+              <w:right w:val="single" w:color="CCCCCC" w:sz="1"/>
+            </w:tcBorders>
+            <w:shd w:fill="FFFFFF" w:val="clear"/>
+            <w:tcMar>
+              <w:top w:type="dxa" w:w="80"/>
+              <w:left w:type="dxa" w:w="120"/>
+              <w:bottom w:type="dxa" w:w="80"/>
+              <w:right w:type="dxa" w:w="120"/>
+            </w:tcMar>
+          </w:tcPr>
+          <w:p>
+            <w:r>
+              <w:rPr>
+                <w:rFonts w:ascii="Arial" w:cs="Arial" w:eastAsia="Arial" w:hAnsi="Arial"/>
+                <w:i/>
+                <w:iCs/>
+                <w:color w:val="666666"/>
+                <w:sz w:val="18"/>
+                <w:szCs w:val="18"/>
+              </w:rPr>
+              <w:t xml:space="preserve">Curriculum</w:t>
+            </w:r>
+          </w:p>
+        </w:tc>
+        <w:tc>
+          <w:tcPr>
+            <w:tcW w:type="dxa" w:w="3400"/>
+            <w:tcBorders>
+              <w:top w:val="single" w:color="CCCCCC" w:sz="1"/>
+              <w:left w:val="single" w:color="CCCCCC" w:sz="1"/>
+              <w:bottom w:val="single" w:color="CCCCCC" w:sz="1"/>
+              <w:right w:val="single" w:color="CCCCCC" w:sz="1"/>
+            </w:tcBorders>
+            <w:shd w:fill="FFFFFF" w:val="clear"/>
+            <w:tcMar>
+              <w:top w:type="dxa" w:w="80"/>
+              <w:left w:type="dxa" w:w="120"/>
+              <w:bottom w:type="dxa" w:w="80"/>
+              <w:right w:type="dxa" w:w="120"/>
+            </w:tcMar>
+          </w:tcPr>
+          <w:p>
+            <w:r>
+              <w:rPr>
+                <w:rFonts w:ascii="Arial" w:cs="Arial" w:eastAsia="Arial" w:hAnsi="Arial"/>
+                <w:sz w:val="20"/>
+                <w:szCs w:val="20"/>
+              </w:rPr>
+              <w:t xml:space="preserve">Instructor contact info current</w:t>
+            </w:r>
+          </w:p>
+        </w:tc>
+        <w:tc>
+          <w:tcPr>
+            <w:tcW w:type="dxa" w:w="3000"/>
+            <w:tcBorders>
+              <w:top w:val="single" w:color="CCCCCC" w:sz="1"/>
+              <w:left w:val="single" w:color="CCCCCC" w:sz="1"/>
+              <w:bottom w:val="single" w:color="CCCCCC" w:sz="1"/>
+              <w:right w:val="single" w:color="CCCCCC" w:sz="1"/>
+            </w:tcBorders>
+            <w:shd w:fill="FFFFFF" w:val="clear"/>
+            <w:tcMar>
+              <w:top w:type="dxa" w:w="80"/>
+              <w:left w:type="dxa" w:w="120"/>
+              <w:bottom w:type="dxa" w:w="80"/>
+              <w:right w:type="dxa" w:w="120"/>
+            </w:tcMar>
+          </w:tcPr>
+          <w:p>
+            <w:r>
+              <w:rPr>
+                <w:rFonts w:ascii="Arial" w:cs="Arial" w:eastAsia="Arial" w:hAnsi="Arial"/>
+                <w:color w:val="555555"/>
+                <w:sz w:val="18"/>
+                <w:szCs w:val="18"/>
+              </w:rPr>
+              <w:t xml:space="preserve">Chef Duane Brown, (804) 219-8211, duane@culinarycoach.org</w:t>
+            </w:r>
+          </w:p>
+        </w:tc>
+        <w:tc>
+          <w:tcPr>
+            <w:tcW w:type="dxa" w:w="720"/>
+            <w:tcBorders>
+              <w:top w:val="single" w:color="CCCCCC" w:sz="1"/>
+              <w:left w:val="single" w:color="CCCCCC" w:sz="1"/>
+              <w:bottom w:val="single" w:color="CCCCCC" w:sz="1"/>
+              <w:right w:val="single" w:color="CCCCCC" w:sz="1"/>
+            </w:tcBorders>
+            <w:shd w:fill="FFFFFF" w:val="clear"/>
+            <w:tcMar>
+              <w:top w:type="dxa" w:w="80"/>
+              <w:left w:type="dxa" w:w="120"/>
+              <w:bottom w:type="dxa" w:w="80"/>
+              <w:right w:type="dxa" w:w="120"/>
+            </w:tcMar>
+          </w:tcPr>
+          <w:p>
+            <w:r>
+              <w:rPr>
+                <w:rFonts w:ascii="Arial" w:cs="Arial" w:eastAsia="Arial" w:hAnsi="Arial"/>
+                <w:sz w:val="20"/>
+                <w:szCs w:val="20"/>
+              </w:rPr>
+              <w:t xml:space="preserve">[ ]</w:t>
+            </w:r>
+          </w:p>
+        </w:tc>
+      </w:tr>
+      <w:tr>
+        <w:tc>
+          <w:tcPr>
+            <w:tcW w:type="dxa" w:w="1600"/>
+            <w:tcBorders>
+              <w:top w:val="single" w:color="CCCCCC" w:sz="1"/>
+              <w:left w:val="single" w:color="CCCCCC" w:sz="1"/>
+              <w:bottom w:val="single" w:color="CCCCCC" w:sz="1"/>
+              <w:right w:val="single" w:color="CCCCCC" w:sz="1"/>
+            </w:tcBorders>
+            <w:shd w:fill="F2F7F4" w:val="clear"/>
+            <w:tcMar>
+              <w:top w:type="dxa" w:w="80"/>
+              <w:left w:type="dxa" w:w="120"/>
+              <w:bottom w:type="dxa" w:w="80"/>
+              <w:right w:type="dxa" w:w="120"/>
+            </w:tcMar>
+          </w:tcPr>
+          <w:p>
+            <w:r>
+              <w:rPr>
+                <w:rFonts w:ascii="Arial" w:cs="Arial" w:eastAsia="Arial" w:hAnsi="Arial"/>
+                <w:i/>
+                <w:iCs/>
+                <w:color w:val="666666"/>
+                <w:sz w:val="18"/>
+                <w:szCs w:val="18"/>
+              </w:rPr>
+              <w:t xml:space="preserve">Curriculum</w:t>
+            </w:r>
+          </w:p>
+        </w:tc>
+        <w:tc>
+          <w:tcPr>
+            <w:tcW w:type="dxa" w:w="3400"/>
+            <w:tcBorders>
+              <w:top w:val="single" w:color="CCCCCC" w:sz="1"/>
+              <w:left w:val="single" w:color="CCCCCC" w:sz="1"/>
+              <w:bottom w:val="single" w:color="CCCCCC" w:sz="1"/>
+              <w:right w:val="single" w:color="CCCCCC" w:sz="1"/>
+            </w:tcBorders>
+            <w:shd w:fill="F2F7F4" w:val="clear"/>
+            <w:tcMar>
+              <w:top w:type="dxa" w:w="80"/>
+              <w:left w:type="dxa" w:w="120"/>
+              <w:bottom w:type="dxa" w:w="80"/>
+              <w:right w:type="dxa" w:w="120"/>
+            </w:tcMar>
+          </w:tcPr>
+          <w:p>
+            <w:r>
+              <w:rPr>
+                <w:rFonts w:ascii="Arial" w:cs="Arial" w:eastAsia="Arial" w:hAnsi="Arial"/>
+                <w:sz w:val="20"/>
+                <w:szCs w:val="20"/>
+              </w:rPr>
+              <w:t xml:space="preserve">ServSafe level correct (Food Handler = Level I)</w:t>
+            </w:r>
+          </w:p>
+        </w:tc>
+        <w:tc>
+          <w:tcPr>
+            <w:tcW w:type="dxa" w:w="3000"/>
+            <w:tcBorders>
+              <w:top w:val="single" w:color="CCCCCC" w:sz="1"/>
+              <w:left w:val="single" w:color="CCCCCC" w:sz="1"/>
+              <w:bottom w:val="single" w:color="CCCCCC" w:sz="1"/>
+              <w:right w:val="single" w:color="CCCCCC" w:sz="1"/>
+            </w:tcBorders>
+            <w:shd w:fill="F2F7F4" w:val="clear"/>
+            <w:tcMar>
+              <w:top w:type="dxa" w:w="80"/>
+              <w:left w:type="dxa" w:w="120"/>
+              <w:bottom w:type="dxa" w:w="80"/>
+              <w:right w:type="dxa" w:w="120"/>
+            </w:tcMar>
+          </w:tcPr>
+          <w:p>
+            <w:r>
+              <w:rPr>
+                <w:rFonts w:ascii="Arial" w:cs="Arial" w:eastAsia="Arial" w:hAnsi="Arial"/>
+                <w:color w:val="555555"/>
+                <w:sz w:val="18"/>
+                <w:szCs w:val="18"/>
+              </w:rPr>
+              <w:t xml:space="preserve">Level I leads to Food Handler cert, not Manager</w:t>
+            </w:r>
+          </w:p>
+        </w:tc>
+        <w:tc>
+          <w:tcPr>
+            <w:tcW w:type="dxa" w:w="720"/>
+            <w:tcBorders>
+              <w:top w:val="single" w:color="CCCCCC" w:sz="1"/>
+              <w:left w:val="single" w:color="CCCCCC" w:sz="1"/>
+              <w:bottom w:val="single" w:color="CCCCCC" w:sz="1"/>
+              <w:right w:val="single" w:color="CCCCCC" w:sz="1"/>
+            </w:tcBorders>
+            <w:shd w:fill="F2F7F4" w:val="clear"/>
+            <w:tcMar>
+              <w:top w:type="dxa" w:w="80"/>
+              <w:left w:type="dxa" w:w="120"/>
+              <w:bottom w:type="dxa" w:w="80"/>
+              <w:right w:type="dxa" w:w="120"/>
+            </w:tcMar>
+          </w:tcPr>
+          <w:p>
+            <w:r>
+              <w:rPr>
+                <w:rFonts w:ascii="Arial" w:cs="Arial" w:eastAsia="Arial" w:hAnsi="Arial"/>
+                <w:sz w:val="20"/>
+                <w:szCs w:val="20"/>
+              </w:rPr>
+              <w:t xml:space="preserve">[ ]</w:t>
+            </w:r>
+          </w:p>
+        </w:tc>
+      </w:tr>
+      <w:tr>
+        <w:tc>
+          <w:tcPr>
+            <w:tcW w:type="dxa" w:w="1600"/>
+            <w:tcBorders>
+              <w:top w:val="single" w:color="CCCCCC" w:sz="1"/>
+              <w:left w:val="single" w:color="CCCCCC" w:sz="1"/>
+              <w:bottom w:val="single" w:color="CCCCCC" w:sz="1"/>
+              <w:right w:val="single" w:color="CCCCCC" w:sz="1"/>
+            </w:tcBorders>
+            <w:shd w:fill="FFFFFF" w:val="clear"/>
+            <w:tcMar>
+              <w:top w:type="dxa" w:w="80"/>
+              <w:left w:type="dxa" w:w="120"/>
+              <w:bottom w:type="dxa" w:w="80"/>
+              <w:right w:type="dxa" w:w="120"/>
+            </w:tcMar>
+          </w:tcPr>
+          <w:p>
+            <w:r>
+              <w:rPr>
+                <w:rFonts w:ascii="Arial" w:cs="Arial" w:eastAsia="Arial" w:hAnsi="Arial"/>
+                <w:i/>
+                <w:iCs/>
+                <w:color w:val="666666"/>
+                <w:sz w:val="18"/>
+                <w:szCs w:val="18"/>
+              </w:rPr>
+              <w:t xml:space="preserve">Curriculum</w:t>
+            </w:r>
+          </w:p>
+        </w:tc>
+        <w:tc>
+          <w:tcPr>
+            <w:tcW w:type="dxa" w:w="3400"/>
+            <w:tcBorders>
+              <w:top w:val="single" w:color="CCCCCC" w:sz="1"/>
+              <w:left w:val="single" w:color="CCCCCC" w:sz="1"/>
+              <w:bottom w:val="single" w:color="CCCCCC" w:sz="1"/>
+              <w:right w:val="single" w:color="CCCCCC" w:sz="1"/>
+            </w:tcBorders>
+            <w:shd w:fill="FFFFFF" w:val="clear"/>
+            <w:tcMar>
+              <w:top w:type="dxa" w:w="80"/>
+              <w:left w:type="dxa" w:w="120"/>
+              <w:bottom w:type="dxa" w:w="80"/>
+              <w:right w:type="dxa" w:w="120"/>
+            </w:tcMar>
+          </w:tcPr>
+          <w:p>
+            <w:r>
+              <w:rPr>
+                <w:rFonts w:ascii="Arial" w:cs="Arial" w:eastAsia="Arial" w:hAnsi="Arial"/>
+                <w:sz w:val="20"/>
+                <w:szCs w:val="20"/>
+              </w:rPr>
+              <w:t xml:space="preserve">Week gate lock functional</w:t>
+            </w:r>
+          </w:p>
+        </w:tc>
+        <w:tc>
+          <w:tcPr>
+            <w:tcW w:type="dxa" w:w="3000"/>
+            <w:tcBorders>
+              <w:top w:val="single" w:color="CCCCCC" w:sz="1"/>
+              <w:left w:val="single" w:color="CCCCCC" w:sz="1"/>
+              <w:bottom w:val="single" w:color="CCCCCC" w:sz="1"/>
+              <w:right w:val="single" w:color="CCCCCC" w:sz="1"/>
+            </w:tcBorders>
+            <w:shd w:fill="FFFFFF" w:val="clear"/>
+            <w:tcMar>
+              <w:top w:type="dxa" w:w="80"/>
+              <w:left w:type="dxa" w:w="120"/>
+              <w:bottom w:type="dxa" w:w="80"/>
+              <w:right w:type="dxa" w:w="120"/>
+            </w:tcMar>
+          </w:tcPr>
+          <w:p>
+            <w:r>
+              <w:rPr>
+                <w:rFonts w:ascii="Arial" w:cs="Arial" w:eastAsia="Arial" w:hAnsi="Arial"/>
+                <w:color w:val="555555"/>
+                <w:sz w:val="18"/>
+                <w:szCs w:val="18"/>
+              </w:rPr>
+              <w:t xml:space="preserve">Week 2 locked by default, unlocks via admin only</w:t>
+            </w:r>
+          </w:p>
+        </w:tc>
+        <w:tc>
+          <w:tcPr>
+            <w:tcW w:type="dxa" w:w="720"/>
+            <w:tcBorders>
+              <w:top w:val="single" w:color="CCCCCC" w:sz="1"/>
+              <w:left w:val="single" w:color="CCCCCC" w:sz="1"/>
+              <w:bottom w:val="single" w:color="CCCCCC" w:sz="1"/>
+              <w:right w:val="single" w:color="CCCCCC" w:sz="1"/>
+            </w:tcBorders>
+            <w:shd w:fill="FFFFFF" w:val="clear"/>
+            <w:tcMar>
+              <w:top w:type="dxa" w:w="80"/>
+              <w:left w:type="dxa" w:w="120"/>
+              <w:bottom w:type="dxa" w:w="80"/>
+              <w:right w:type="dxa" w:w="120"/>
+            </w:tcMar>
+          </w:tcPr>
+          <w:p>
+            <w:r>
+              <w:rPr>
+                <w:rFonts w:ascii="Arial" w:cs="Arial" w:eastAsia="Arial" w:hAnsi="Arial"/>
+                <w:sz w:val="20"/>
+                <w:szCs w:val="20"/>
+              </w:rPr>
+              <w:t xml:space="preserve">[ ]</w:t>
+            </w:r>
+          </w:p>
+        </w:tc>
+      </w:tr>
+      <w:tr>
+        <w:tc>
+          <w:tcPr>
+            <w:gridSpan w:val="4"/>
+            <w:tcBorders>
+              <w:top w:val="single" w:color="CCCCCC" w:sz="1"/>
+              <w:left w:val="single" w:color="CCCCCC" w:sz="1"/>
+              <w:bottom w:val="single" w:color="CCCCCC" w:sz="1"/>
+              <w:right w:val="single" w:color="CCCCCC" w:sz="1"/>
+            </w:tcBorders>
+            <w:shd w:fill="2d5a3d" w:val="clear"/>
+            <w:tcMar>
+              <w:top w:type="dxa" w:w="60"/>
+              <w:left w:type="dxa" w:w="120"/>
+              <w:bottom w:type="dxa" w:w="60"/>
+              <w:right w:type="dxa" w:w="120"/>
+            </w:tcMar>
+          </w:tcPr>
+          <w:p>
+            <w:r>
+              <w:rPr>
+                <w:rFonts w:ascii="Arial" w:cs="Arial" w:eastAsia="Arial" w:hAnsi="Arial"/>
+                <w:b/>
+                <w:bCs/>
+                <w:color w:val="FFFFFF"/>
+                <w:sz w:val="20"/>
+                <w:szCs w:val="20"/>
+              </w:rPr>
+              <w:t xml:space="preserve">6. UI &amp; RESPONSIVENESS</w:t>
+            </w:r>
+          </w:p>
+        </w:tc>
+      </w:tr>
+      <w:tr>
+        <w:tc>
+          <w:tcPr>
+            <w:tcW w:type="dxa" w:w="1600"/>
+            <w:tcBorders>
+              <w:top w:val="single" w:color="CCCCCC" w:sz="1"/>
+              <w:left w:val="single" w:color="CCCCCC" w:sz="1"/>
+              <w:bottom w:val="single" w:color="CCCCCC" w:sz="1"/>
+              <w:right w:val="single" w:color="CCCCCC" w:sz="1"/>
+            </w:tcBorders>
+            <w:shd w:fill="F2F7F4" w:val="clear"/>
+            <w:tcMar>
+              <w:top w:type="dxa" w:w="80"/>
+              <w:left w:type="dxa" w:w="120"/>
+              <w:bottom w:type="dxa" w:w="80"/>
+              <w:right w:type="dxa" w:w="120"/>
+            </w:tcMar>
+          </w:tcPr>
+          <w:p>
+            <w:r>
+              <w:rPr>
+                <w:rFonts w:ascii="Arial" w:cs="Arial" w:eastAsia="Arial" w:hAnsi="Arial"/>
+                <w:i/>
+                <w:iCs/>
+                <w:color w:val="666666"/>
+                <w:sz w:val="18"/>
+                <w:szCs w:val="18"/>
+              </w:rPr>
+              <w:t xml:space="preserve">UI</w:t>
+            </w:r>
+          </w:p>
+        </w:tc>
+        <w:tc>
+          <w:tcPr>
+            <w:tcW w:type="dxa" w:w="3400"/>
+            <w:tcBorders>
+              <w:top w:val="single" w:color="CCCCCC" w:sz="1"/>
+              <w:left w:val="single" w:color="CCCCCC" w:sz="1"/>
+              <w:bottom w:val="single" w:color="CCCCCC" w:sz="1"/>
+              <w:right w:val="single" w:color="CCCCCC" w:sz="1"/>
+            </w:tcBorders>
+            <w:shd w:fill="F2F7F4" w:val="clear"/>
+            <w:tcMar>
+              <w:top w:type="dxa" w:w="80"/>
+              <w:left w:type="dxa" w:w="120"/>
+              <w:bottom w:type="dxa" w:w="80"/>
+              <w:right w:type="dxa" w:w="120"/>
+            </w:tcMar>
+          </w:tcPr>
+          <w:p>
+            <w:r>
+              <w:rPr>
+                <w:rFonts w:ascii="Arial" w:cs="Arial" w:eastAsia="Arial" w:hAnsi="Arial"/>
+                <w:sz w:val="20"/>
+                <w:szCs w:val="20"/>
+              </w:rPr>
+              <w:t xml:space="preserve">Mobile responsive - iPhone</w:t>
+            </w:r>
+          </w:p>
+        </w:tc>
+        <w:tc>
+          <w:tcPr>
+            <w:tcW w:type="dxa" w:w="3000"/>
+            <w:tcBorders>
+              <w:top w:val="single" w:color="CCCCCC" w:sz="1"/>
+              <w:left w:val="single" w:color="CCCCCC" w:sz="1"/>
+              <w:bottom w:val="single" w:color="CCCCCC" w:sz="1"/>
+              <w:right w:val="single" w:color="CCCCCC" w:sz="1"/>
+            </w:tcBorders>
+            <w:shd w:fill="F2F7F4" w:val="clear"/>
+            <w:tcMar>
+              <w:top w:type="dxa" w:w="80"/>
+              <w:left w:type="dxa" w:w="120"/>
+              <w:bottom w:type="dxa" w:w="80"/>
+              <w:right w:type="dxa" w:w="120"/>
+            </w:tcMar>
+          </w:tcPr>
+          <w:p>
+            <w:r>
+              <w:rPr>
+                <w:rFonts w:ascii="Arial" w:cs="Arial" w:eastAsia="Arial" w:hAnsi="Arial"/>
+                <w:color w:val="555555"/>
+                <w:sz w:val="18"/>
+                <w:szCs w:val="18"/>
+              </w:rPr>
+              <w:t xml:space="preserve">Test at 375px width - no horizontal scroll</w:t>
+            </w:r>
+          </w:p>
+        </w:tc>
+        <w:tc>
+          <w:tcPr>
+            <w:tcW w:type="dxa" w:w="720"/>
+            <w:tcBorders>
+              <w:top w:val="single" w:color="CCCCCC" w:sz="1"/>
+              <w:left w:val="single" w:color="CCCCCC" w:sz="1"/>
+              <w:bottom w:val="single" w:color="CCCCCC" w:sz="1"/>
+              <w:right w:val="single" w:color="CCCCCC" w:sz="1"/>
+            </w:tcBorders>
+            <w:shd w:fill="F2F7F4" w:val="clear"/>
+            <w:tcMar>
+              <w:top w:type="dxa" w:w="80"/>
+              <w:left w:type="dxa" w:w="120"/>
+              <w:bottom w:type="dxa" w:w="80"/>
+              <w:right w:type="dxa" w:w="120"/>
+            </w:tcMar>
+          </w:tcPr>
+          <w:p>
+            <w:r>
+              <w:rPr>
+                <w:rFonts w:ascii="Arial" w:cs="Arial" w:eastAsia="Arial" w:hAnsi="Arial"/>
+                <w:sz w:val="20"/>
+                <w:szCs w:val="20"/>
+              </w:rPr>
+              <w:t xml:space="preserve">[ ]</w:t>
+            </w:r>
+          </w:p>
+        </w:tc>
+      </w:tr>
+      <w:tr>
+        <w:tc>
+          <w:tcPr>
+            <w:tcW w:type="dxa" w:w="1600"/>
+            <w:tcBorders>
+              <w:top w:val="single" w:color="CCCCCC" w:sz="1"/>
+              <w:left w:val="single" w:color="CCCCCC" w:sz="1"/>
+              <w:bottom w:val="single" w:color="CCCCCC" w:sz="1"/>
+              <w:right w:val="single" w:color="CCCCCC" w:sz="1"/>
+            </w:tcBorders>
+            <w:shd w:fill="FFFFFF" w:val="clear"/>
+            <w:tcMar>
+              <w:top w:type="dxa" w:w="80"/>
+              <w:left w:type="dxa" w:w="120"/>
+              <w:bottom w:type="dxa" w:w="80"/>
+              <w:right w:type="dxa" w:w="120"/>
+            </w:tcMar>
+          </w:tcPr>
+          <w:p>
+            <w:r>
+              <w:rPr>
+                <w:rFonts w:ascii="Arial" w:cs="Arial" w:eastAsia="Arial" w:hAnsi="Arial"/>
+                <w:i/>
+                <w:iCs/>
+                <w:color w:val="666666"/>
+                <w:sz w:val="18"/>
+                <w:szCs w:val="18"/>
+              </w:rPr>
+              <w:t xml:space="preserve">UI</w:t>
+            </w:r>
+          </w:p>
+        </w:tc>
+        <w:tc>
+          <w:tcPr>
+            <w:tcW w:type="dxa" w:w="3400"/>
+            <w:tcBorders>
+              <w:top w:val="single" w:color="CCCCCC" w:sz="1"/>
+              <w:left w:val="single" w:color="CCCCCC" w:sz="1"/>
+              <w:bottom w:val="single" w:color="CCCCCC" w:sz="1"/>
+              <w:right w:val="single" w:color="CCCCCC" w:sz="1"/>
+            </w:tcBorders>
+            <w:shd w:fill="FFFFFF" w:val="clear"/>
+            <w:tcMar>
+              <w:top w:type="dxa" w:w="80"/>
+              <w:left w:type="dxa" w:w="120"/>
+              <w:bottom w:type="dxa" w:w="80"/>
+              <w:right w:type="dxa" w:w="120"/>
+            </w:tcMar>
+          </w:tcPr>
+          <w:p>
+            <w:r>
+              <w:rPr>
+                <w:rFonts w:ascii="Arial" w:cs="Arial" w:eastAsia="Arial" w:hAnsi="Arial"/>
+                <w:sz w:val="20"/>
+                <w:szCs w:val="20"/>
+              </w:rPr>
+              <w:t xml:space="preserve">Mobile responsive - Android</w:t>
+            </w:r>
+          </w:p>
+        </w:tc>
+        <w:tc>
+          <w:tcPr>
+            <w:tcW w:type="dxa" w:w="3000"/>
+            <w:tcBorders>
+              <w:top w:val="single" w:color="CCCCCC" w:sz="1"/>
+              <w:left w:val="single" w:color="CCCCCC" w:sz="1"/>
+              <w:bottom w:val="single" w:color="CCCCCC" w:sz="1"/>
+              <w:right w:val="single" w:color="CCCCCC" w:sz="1"/>
+            </w:tcBorders>
+            <w:shd w:fill="FFFFFF" w:val="clear"/>
+            <w:tcMar>
+              <w:top w:type="dxa" w:w="80"/>
+              <w:left w:type="dxa" w:w="120"/>
+              <w:bottom w:type="dxa" w:w="80"/>
+              <w:right w:type="dxa" w:w="120"/>
+            </w:tcMar>
+          </w:tcPr>
+          <w:p>
+            <w:r>
+              <w:rPr>
+                <w:rFonts w:ascii="Arial" w:cs="Arial" w:eastAsia="Arial" w:hAnsi="Arial"/>
+                <w:color w:val="555555"/>
+                <w:sz w:val="18"/>
+                <w:szCs w:val="18"/>
+              </w:rPr>
+              <w:t xml:space="preserve">Test at 360px width - no horizontal scroll</w:t>
+            </w:r>
+          </w:p>
+        </w:tc>
+        <w:tc>
+          <w:tcPr>
+            <w:tcW w:type="dxa" w:w="720"/>
+            <w:tcBorders>
+              <w:top w:val="single" w:color="CCCCCC" w:sz="1"/>
+              <w:left w:val="single" w:color="CCCCCC" w:sz="1"/>
+              <w:bottom w:val="single" w:color="CCCCCC" w:sz="1"/>
+              <w:right w:val="single" w:color="CCCCCC" w:sz="1"/>
+            </w:tcBorders>
+            <w:shd w:fill="FFFFFF" w:val="clear"/>
+            <w:tcMar>
+              <w:top w:type="dxa" w:w="80"/>
+              <w:left w:type="dxa" w:w="120"/>
+              <w:bottom w:type="dxa" w:w="80"/>
+              <w:right w:type="dxa" w:w="120"/>
+            </w:tcMar>
+          </w:tcPr>
+          <w:p>
+            <w:r>
+              <w:rPr>
+                <w:rFonts w:ascii="Arial" w:cs="Arial" w:eastAsia="Arial" w:hAnsi="Arial"/>
+                <w:sz w:val="20"/>
+                <w:szCs w:val="20"/>
+              </w:rPr>
+              <w:t xml:space="preserve">[ ]</w:t>
+            </w:r>
+          </w:p>
+        </w:tc>
+      </w:tr>
+      <w:tr>
+        <w:tc>
+          <w:tcPr>
+            <w:tcW w:type="dxa" w:w="1600"/>
+            <w:tcBorders>
+              <w:top w:val="single" w:color="CCCCCC" w:sz="1"/>
+              <w:left w:val="single" w:color="CCCCCC" w:sz="1"/>
+              <w:bottom w:val="single" w:color="CCCCCC" w:sz="1"/>
+              <w:right w:val="single" w:color="CCCCCC" w:sz="1"/>
+            </w:tcBorders>
+            <w:shd w:fill="F2F7F4" w:val="clear"/>
+            <w:tcMar>
+              <w:top w:type="dxa" w:w="80"/>
+              <w:left w:type="dxa" w:w="120"/>
+              <w:bottom w:type="dxa" w:w="80"/>
+              <w:right w:type="dxa" w:w="120"/>
+            </w:tcMar>
+          </w:tcPr>
+          <w:p>
+            <w:r>
+              <w:rPr>
+                <w:rFonts w:ascii="Arial" w:cs="Arial" w:eastAsia="Arial" w:hAnsi="Arial"/>
+                <w:i/>
+                <w:iCs/>
+                <w:color w:val="666666"/>
+                <w:sz w:val="18"/>
+                <w:szCs w:val="18"/>
+              </w:rPr>
+              <w:t xml:space="preserve">UI</w:t>
+            </w:r>
+          </w:p>
+        </w:tc>
+        <w:tc>
+          <w:tcPr>
+            <w:tcW w:type="dxa" w:w="3400"/>
+            <w:tcBorders>
+              <w:top w:val="single" w:color="CCCCCC" w:sz="1"/>
+              <w:left w:val="single" w:color="CCCCCC" w:sz="1"/>
+              <w:bottom w:val="single" w:color="CCCCCC" w:sz="1"/>
+              <w:right w:val="single" w:color="CCCCCC" w:sz="1"/>
+            </w:tcBorders>
+            <w:shd w:fill="F2F7F4" w:val="clear"/>
+            <w:tcMar>
+              <w:top w:type="dxa" w:w="80"/>
+              <w:left w:type="dxa" w:w="120"/>
+              <w:bottom w:type="dxa" w:w="80"/>
+              <w:right w:type="dxa" w:w="120"/>
+            </w:tcMar>
+          </w:tcPr>
+          <w:p>
+            <w:r>
+              <w:rPr>
+                <w:rFonts w:ascii="Arial" w:cs="Arial" w:eastAsia="Arial" w:hAnsi="Arial"/>
+                <w:sz w:val="20"/>
+                <w:szCs w:val="20"/>
+              </w:rPr>
+              <w:t xml:space="preserve">Tablet view (768px)</w:t>
+            </w:r>
+          </w:p>
+        </w:tc>
+        <w:tc>
+          <w:tcPr>
+            <w:tcW w:type="dxa" w:w="3000"/>
+            <w:tcBorders>
+              <w:top w:val="single" w:color="CCCCCC" w:sz="1"/>
+              <w:left w:val="single" w:color="CCCCCC" w:sz="1"/>
+              <w:bottom w:val="single" w:color="CCCCCC" w:sz="1"/>
+              <w:right w:val="single" w:color="CCCCCC" w:sz="1"/>
+            </w:tcBorders>
+            <w:shd w:fill="F2F7F4" w:val="clear"/>
+            <w:tcMar>
+              <w:top w:type="dxa" w:w="80"/>
+              <w:left w:type="dxa" w:w="120"/>
+              <w:bottom w:type="dxa" w:w="80"/>
+              <w:right w:type="dxa" w:w="120"/>
+            </w:tcMar>
+          </w:tcPr>
+          <w:p>
+            <w:r>
+              <w:rPr>
+                <w:rFonts w:ascii="Arial" w:cs="Arial" w:eastAsia="Arial" w:hAnsi="Arial"/>
+                <w:color w:val="555555"/>
+                <w:sz w:val="18"/>
+                <w:szCs w:val="18"/>
+              </w:rPr>
+              <w:t xml:space="preserve">Layout renders cleanly</w:t>
+            </w:r>
+          </w:p>
+        </w:tc>
+        <w:tc>
+          <w:tcPr>
+            <w:tcW w:type="dxa" w:w="720"/>
+            <w:tcBorders>
+              <w:top w:val="single" w:color="CCCCCC" w:sz="1"/>
+              <w:left w:val="single" w:color="CCCCCC" w:sz="1"/>
+              <w:bottom w:val="single" w:color="CCCCCC" w:sz="1"/>
+              <w:right w:val="single" w:color="CCCCCC" w:sz="1"/>
+            </w:tcBorders>
+            <w:shd w:fill="F2F7F4" w:val="clear"/>
+            <w:tcMar>
+              <w:top w:type="dxa" w:w="80"/>
+              <w:left w:type="dxa" w:w="120"/>
+              <w:bottom w:type="dxa" w:w="80"/>
+              <w:right w:type="dxa" w:w="120"/>
+            </w:tcMar>
+          </w:tcPr>
+          <w:p>
+            <w:r>
+              <w:rPr>
+                <w:rFonts w:ascii="Arial" w:cs="Arial" w:eastAsia="Arial" w:hAnsi="Arial"/>
+                <w:sz w:val="20"/>
+                <w:szCs w:val="20"/>
+              </w:rPr>
+              <w:t xml:space="preserve">[ ]</w:t>
+            </w:r>
+          </w:p>
+        </w:tc>
+      </w:tr>
+      <w:tr>
+        <w:tc>
+          <w:tcPr>
+            <w:tcW w:type="dxa" w:w="1600"/>
+            <w:tcBorders>
+              <w:top w:val="single" w:color="CCCCCC" w:sz="1"/>
+              <w:left w:val="single" w:color="CCCCCC" w:sz="1"/>
+              <w:bottom w:val="single" w:color="CCCCCC" w:sz="1"/>
+              <w:right w:val="single" w:color="CCCCCC" w:sz="1"/>
+            </w:tcBorders>
+            <w:shd w:fill="FFFFFF" w:val="clear"/>
+            <w:tcMar>
+              <w:top w:type="dxa" w:w="80"/>
+              <w:left w:type="dxa" w:w="120"/>
+              <w:bottom w:type="dxa" w:w="80"/>
+              <w:right w:type="dxa" w:w="120"/>
+            </w:tcMar>
+          </w:tcPr>
+          <w:p>
+            <w:r>
+              <w:rPr>
+                <w:rFonts w:ascii="Arial" w:cs="Arial" w:eastAsia="Arial" w:hAnsi="Arial"/>
+                <w:i/>
+                <w:iCs/>
+                <w:color w:val="666666"/>
+                <w:sz w:val="18"/>
+                <w:szCs w:val="18"/>
+              </w:rPr>
+              <w:t xml:space="preserve">UI</w:t>
+            </w:r>
+          </w:p>
+        </w:tc>
+        <w:tc>
+          <w:tcPr>
+            <w:tcW w:type="dxa" w:w="3400"/>
+            <w:tcBorders>
+              <w:top w:val="single" w:color="CCCCCC" w:sz="1"/>
+              <w:left w:val="single" w:color="CCCCCC" w:sz="1"/>
+              <w:bottom w:val="single" w:color="CCCCCC" w:sz="1"/>
+              <w:right w:val="single" w:color="CCCCCC" w:sz="1"/>
+            </w:tcBorders>
+            <w:shd w:fill="FFFFFF" w:val="clear"/>
+            <w:tcMar>
+              <w:top w:type="dxa" w:w="80"/>
+              <w:left w:type="dxa" w:w="120"/>
+              <w:bottom w:type="dxa" w:w="80"/>
+              <w:right w:type="dxa" w:w="120"/>
+            </w:tcMar>
+          </w:tcPr>
+          <w:p>
+            <w:r>
+              <w:rPr>
+                <w:rFonts w:ascii="Arial" w:cs="Arial" w:eastAsia="Arial" w:hAnsi="Arial"/>
+                <w:sz w:val="20"/>
+                <w:szCs w:val="20"/>
+              </w:rPr>
+              <w:t xml:space="preserve">Desktop view (1280px+)</w:t>
+            </w:r>
+          </w:p>
+        </w:tc>
+        <w:tc>
+          <w:tcPr>
+            <w:tcW w:type="dxa" w:w="3000"/>
+            <w:tcBorders>
+              <w:top w:val="single" w:color="CCCCCC" w:sz="1"/>
+              <w:left w:val="single" w:color="CCCCCC" w:sz="1"/>
+              <w:bottom w:val="single" w:color="CCCCCC" w:sz="1"/>
+              <w:right w:val="single" w:color="CCCCCC" w:sz="1"/>
+            </w:tcBorders>
+            <w:shd w:fill="FFFFFF" w:val="clear"/>
+            <w:tcMar>
+              <w:top w:type="dxa" w:w="80"/>
+              <w:left w:type="dxa" w:w="120"/>
+              <w:bottom w:type="dxa" w:w="80"/>
+              <w:right w:type="dxa" w:w="120"/>
+            </w:tcMar>
+          </w:tcPr>
+          <w:p>
+            <w:r>
+              <w:rPr>
+                <w:rFonts w:ascii="Arial" w:cs="Arial" w:eastAsia="Arial" w:hAnsi="Arial"/>
+                <w:color w:val="555555"/>
+                <w:sz w:val="18"/>
+                <w:szCs w:val="18"/>
+              </w:rPr>
+              <w:t xml:space="preserve">Full layout, sidebar and content side by side</w:t>
+            </w:r>
+          </w:p>
+        </w:tc>
+        <w:tc>
+          <w:tcPr>
+            <w:tcW w:type="dxa" w:w="720"/>
+            <w:tcBorders>
+              <w:top w:val="single" w:color="CCCCCC" w:sz="1"/>
+              <w:left w:val="single" w:color="CCCCCC" w:sz="1"/>
+              <w:bottom w:val="single" w:color="CCCCCC" w:sz="1"/>
+              <w:right w:val="single" w:color="CCCCCC" w:sz="1"/>
+            </w:tcBorders>
+            <w:shd w:fill="FFFFFF" w:val="clear"/>
+            <w:tcMar>
+              <w:top w:type="dxa" w:w="80"/>
+              <w:left w:type="dxa" w:w="120"/>
+              <w:bottom w:type="dxa" w:w="80"/>
+              <w:right w:type="dxa" w:w="120"/>
+            </w:tcMar>
+          </w:tcPr>
+          <w:p>
+            <w:r>
+              <w:rPr>
+                <w:rFonts w:ascii="Arial" w:cs="Arial" w:eastAsia="Arial" w:hAnsi="Arial"/>
+                <w:sz w:val="20"/>
+                <w:szCs w:val="20"/>
+              </w:rPr>
+              <w:t xml:space="preserve">[ ]</w:t>
+            </w:r>
+          </w:p>
+        </w:tc>
+      </w:tr>
+      <w:tr>
+        <w:tc>
+          <w:tcPr>
+            <w:tcW w:type="dxa" w:w="1600"/>
+            <w:tcBorders>
+              <w:top w:val="single" w:color="CCCCCC" w:sz="1"/>
+              <w:left w:val="single" w:color="CCCCCC" w:sz="1"/>
+              <w:bottom w:val="single" w:color="CCCCCC" w:sz="1"/>
+              <w:right w:val="single" w:color="CCCCCC" w:sz="1"/>
+            </w:tcBorders>
+            <w:shd w:fill="F2F7F4" w:val="clear"/>
+            <w:tcMar>
+              <w:top w:type="dxa" w:w="80"/>
+              <w:left w:type="dxa" w:w="120"/>
+              <w:bottom w:type="dxa" w:w="80"/>
+              <w:right w:type="dxa" w:w="120"/>
+            </w:tcMar>
+          </w:tcPr>
+          <w:p>
+            <w:r>
+              <w:rPr>
+                <w:rFonts w:ascii="Arial" w:cs="Arial" w:eastAsia="Arial" w:hAnsi="Arial"/>
+                <w:i/>
+                <w:iCs/>
+                <w:color w:val="666666"/>
+                <w:sz w:val="18"/>
+                <w:szCs w:val="18"/>
+              </w:rPr>
+              <w:t xml:space="preserve">UI</w:t>
+            </w:r>
+          </w:p>
+        </w:tc>
+        <w:tc>
+          <w:tcPr>
+            <w:tcW w:type="dxa" w:w="3400"/>
+            <w:tcBorders>
+              <w:top w:val="single" w:color="CCCCCC" w:sz="1"/>
+              <w:left w:val="single" w:color="CCCCCC" w:sz="1"/>
+              <w:bottom w:val="single" w:color="CCCCCC" w:sz="1"/>
+              <w:right w:val="single" w:color="CCCCCC" w:sz="1"/>
+            </w:tcBorders>
+            <w:shd w:fill="F2F7F4" w:val="clear"/>
+            <w:tcMar>
+              <w:top w:type="dxa" w:w="80"/>
+              <w:left w:type="dxa" w:w="120"/>
+              <w:bottom w:type="dxa" w:w="80"/>
+              <w:right w:type="dxa" w:w="120"/>
+            </w:tcMar>
+          </w:tcPr>
+          <w:p>
+            <w:r>
+              <w:rPr>
+                <w:rFonts w:ascii="Arial" w:cs="Arial" w:eastAsia="Arial" w:hAnsi="Arial"/>
+                <w:sz w:val="20"/>
+                <w:szCs w:val="20"/>
+              </w:rPr>
+              <w:t xml:space="preserve">Toast notifications display</w:t>
+            </w:r>
+          </w:p>
+        </w:tc>
+        <w:tc>
+          <w:tcPr>
+            <w:tcW w:type="dxa" w:w="3000"/>
+            <w:tcBorders>
+              <w:top w:val="single" w:color="CCCCCC" w:sz="1"/>
+              <w:left w:val="single" w:color="CCCCCC" w:sz="1"/>
+              <w:bottom w:val="single" w:color="CCCCCC" w:sz="1"/>
+              <w:right w:val="single" w:color="CCCCCC" w:sz="1"/>
+            </w:tcBorders>
+            <w:shd w:fill="F2F7F4" w:val="clear"/>
+            <w:tcMar>
+              <w:top w:type="dxa" w:w="80"/>
+              <w:left w:type="dxa" w:w="120"/>
+              <w:bottom w:type="dxa" w:w="80"/>
+              <w:right w:type="dxa" w:w="120"/>
+            </w:tcMar>
+          </w:tcPr>
+          <w:p>
+            <w:r>
+              <w:rPr>
+                <w:rFonts w:ascii="Arial" w:cs="Arial" w:eastAsia="Arial" w:hAnsi="Arial"/>
+                <w:color w:val="555555"/>
+                <w:sz w:val="18"/>
+                <w:szCs w:val="18"/>
+              </w:rPr>
+              <w:t xml:space="preserve">Complete action - verify toast appears and fades</w:t>
+            </w:r>
+          </w:p>
+        </w:tc>
+        <w:tc>
+          <w:tcPr>
+            <w:tcW w:type="dxa" w:w="720"/>
+            <w:tcBorders>
+              <w:top w:val="single" w:color="CCCCCC" w:sz="1"/>
+              <w:left w:val="single" w:color="CCCCCC" w:sz="1"/>
+              <w:bottom w:val="single" w:color="CCCCCC" w:sz="1"/>
+              <w:right w:val="single" w:color="CCCCCC" w:sz="1"/>
+            </w:tcBorders>
+            <w:shd w:fill="F2F7F4" w:val="clear"/>
+            <w:tcMar>
+              <w:top w:type="dxa" w:w="80"/>
+              <w:left w:type="dxa" w:w="120"/>
+              <w:bottom w:type="dxa" w:w="80"/>
+              <w:right w:type="dxa" w:w="120"/>
+            </w:tcMar>
+          </w:tcPr>
+          <w:p>
+            <w:r>
+              <w:rPr>
+                <w:rFonts w:ascii="Arial" w:cs="Arial" w:eastAsia="Arial" w:hAnsi="Arial"/>
+                <w:sz w:val="20"/>
+                <w:szCs w:val="20"/>
+              </w:rPr>
+              <w:t xml:space="preserve">[ ]</w:t>
+            </w:r>
+          </w:p>
+        </w:tc>
+      </w:tr>
+      <w:tr>
+        <w:tc>
+          <w:tcPr>
+            <w:tcW w:type="dxa" w:w="1600"/>
+            <w:tcBorders>
+              <w:top w:val="single" w:color="CCCCCC" w:sz="1"/>
+              <w:left w:val="single" w:color="CCCCCC" w:sz="1"/>
+              <w:bottom w:val="single" w:color="CCCCCC" w:sz="1"/>
+              <w:right w:val="single" w:color="CCCCCC" w:sz="1"/>
+            </w:tcBorders>
+            <w:shd w:fill="FFFFFF" w:val="clear"/>
+            <w:tcMar>
+              <w:top w:type="dxa" w:w="80"/>
+              <w:left w:type="dxa" w:w="120"/>
+              <w:bottom w:type="dxa" w:w="80"/>
+              <w:right w:type="dxa" w:w="120"/>
+            </w:tcMar>
+          </w:tcPr>
+          <w:p>
+            <w:r>
+              <w:rPr>
+                <w:rFonts w:ascii="Arial" w:cs="Arial" w:eastAsia="Arial" w:hAnsi="Arial"/>
+                <w:i/>
+                <w:iCs/>
+                <w:color w:val="666666"/>
+                <w:sz w:val="18"/>
+                <w:szCs w:val="18"/>
+              </w:rPr>
+              <w:t xml:space="preserve">UI</w:t>
+            </w:r>
+          </w:p>
+        </w:tc>
+        <w:tc>
+          <w:tcPr>
+            <w:tcW w:type="dxa" w:w="3400"/>
+            <w:tcBorders>
+              <w:top w:val="single" w:color="CCCCCC" w:sz="1"/>
+              <w:left w:val="single" w:color="CCCCCC" w:sz="1"/>
+              <w:bottom w:val="single" w:color="CCCCCC" w:sz="1"/>
+              <w:right w:val="single" w:color="CCCCCC" w:sz="1"/>
+            </w:tcBorders>
+            <w:shd w:fill="FFFFFF" w:val="clear"/>
+            <w:tcMar>
+              <w:top w:type="dxa" w:w="80"/>
+              <w:left w:type="dxa" w:w="120"/>
+              <w:bottom w:type="dxa" w:w="80"/>
+              <w:right w:type="dxa" w:w="120"/>
+            </w:tcMar>
+          </w:tcPr>
+          <w:p>
+            <w:r>
+              <w:rPr>
+                <w:rFonts w:ascii="Arial" w:cs="Arial" w:eastAsia="Arial" w:hAnsi="Arial"/>
+                <w:sz w:val="20"/>
+                <w:szCs w:val="20"/>
+              </w:rPr>
+              <w:t xml:space="preserve">Progress bar updates</w:t>
+            </w:r>
+          </w:p>
+        </w:tc>
+        <w:tc>
+          <w:tcPr>
+            <w:tcW w:type="dxa" w:w="3000"/>
+            <w:tcBorders>
+              <w:top w:val="single" w:color="CCCCCC" w:sz="1"/>
+              <w:left w:val="single" w:color="CCCCCC" w:sz="1"/>
+              <w:bottom w:val="single" w:color="CCCCCC" w:sz="1"/>
+              <w:right w:val="single" w:color="CCCCCC" w:sz="1"/>
+            </w:tcBorders>
+            <w:shd w:fill="FFFFFF" w:val="clear"/>
+            <w:tcMar>
+              <w:top w:type="dxa" w:w="80"/>
+              <w:left w:type="dxa" w:w="120"/>
+              <w:bottom w:type="dxa" w:w="80"/>
+              <w:right w:type="dxa" w:w="120"/>
+            </w:tcMar>
+          </w:tcPr>
+          <w:p>
+            <w:r>
+              <w:rPr>
+                <w:rFonts w:ascii="Arial" w:cs="Arial" w:eastAsia="Arial" w:hAnsi="Arial"/>
+                <w:color w:val="555555"/>
+                <w:sz w:val="18"/>
+                <w:szCs w:val="18"/>
+              </w:rPr>
+              <w:t xml:space="preserve">Complete quiz/deliverable - verify % updates</w:t>
+            </w:r>
+          </w:p>
+        </w:tc>
+        <w:tc>
+          <w:tcPr>
+            <w:tcW w:type="dxa" w:w="720"/>
+            <w:tcBorders>
+              <w:top w:val="single" w:color="CCCCCC" w:sz="1"/>
+              <w:left w:val="single" w:color="CCCCCC" w:sz="1"/>
+              <w:bottom w:val="single" w:color="CCCCCC" w:sz="1"/>
+              <w:right w:val="single" w:color="CCCCCC" w:sz="1"/>
+            </w:tcBorders>
+            <w:shd w:fill="FFFFFF" w:val="clear"/>
+            <w:tcMar>
+              <w:top w:type="dxa" w:w="80"/>
+              <w:left w:type="dxa" w:w="120"/>
+              <w:bottom w:type="dxa" w:w="80"/>
+              <w:right w:type="dxa" w:w="120"/>
+            </w:tcMar>
+          </w:tcPr>
+          <w:p>
+            <w:r>
+              <w:rPr>
+                <w:rFonts w:ascii="Arial" w:cs="Arial" w:eastAsia="Arial" w:hAnsi="Arial"/>
+                <w:sz w:val="20"/>
+                <w:szCs w:val="20"/>
+              </w:rPr>
+              <w:t xml:space="preserve">[ ]</w:t>
+            </w:r>
+          </w:p>
+        </w:tc>
+      </w:tr>
+      <w:tr>
+        <w:tc>
+          <w:tcPr>
+            <w:tcW w:type="dxa" w:w="1600"/>
+            <w:tcBorders>
+              <w:top w:val="single" w:color="CCCCCC" w:sz="1"/>
+              <w:left w:val="single" w:color="CCCCCC" w:sz="1"/>
+              <w:bottom w:val="single" w:color="CCCCCC" w:sz="1"/>
+              <w:right w:val="single" w:color="CCCCCC" w:sz="1"/>
+            </w:tcBorders>
+            <w:shd w:fill="F2F7F4" w:val="clear"/>
+            <w:tcMar>
+              <w:top w:type="dxa" w:w="80"/>
+              <w:left w:type="dxa" w:w="120"/>
+              <w:bottom w:type="dxa" w:w="80"/>
+              <w:right w:type="dxa" w:w="120"/>
+            </w:tcMar>
+          </w:tcPr>
+          <w:p>
+            <w:r>
+              <w:rPr>
+                <w:rFonts w:ascii="Arial" w:cs="Arial" w:eastAsia="Arial" w:hAnsi="Arial"/>
+                <w:i/>
+                <w:iCs/>
+                <w:color w:val="666666"/>
+                <w:sz w:val="18"/>
+                <w:szCs w:val="18"/>
+              </w:rPr>
+              <w:t xml:space="preserve">UI</w:t>
+            </w:r>
+          </w:p>
+        </w:tc>
+        <w:tc>
+          <w:tcPr>
+            <w:tcW w:type="dxa" w:w="3400"/>
+            <w:tcBorders>
+              <w:top w:val="single" w:color="CCCCCC" w:sz="1"/>
+              <w:left w:val="single" w:color="CCCCCC" w:sz="1"/>
+              <w:bottom w:val="single" w:color="CCCCCC" w:sz="1"/>
+              <w:right w:val="single" w:color="CCCCCC" w:sz="1"/>
+            </w:tcBorders>
+            <w:shd w:fill="F2F7F4" w:val="clear"/>
+            <w:tcMar>
+              <w:top w:type="dxa" w:w="80"/>
+              <w:left w:type="dxa" w:w="120"/>
+              <w:bottom w:type="dxa" w:w="80"/>
+              <w:right w:type="dxa" w:w="120"/>
+            </w:tcMar>
+          </w:tcPr>
+          <w:p>
+            <w:r>
+              <w:rPr>
+                <w:rFonts w:ascii="Arial" w:cs="Arial" w:eastAsia="Arial" w:hAnsi="Arial"/>
+                <w:sz w:val="20"/>
+                <w:szCs w:val="20"/>
+              </w:rPr>
+              <w:t xml:space="preserve">Admin tracker CSV export</w:t>
+            </w:r>
+          </w:p>
+        </w:tc>
+        <w:tc>
+          <w:tcPr>
+            <w:tcW w:type="dxa" w:w="3000"/>
+            <w:tcBorders>
+              <w:top w:val="single" w:color="CCCCCC" w:sz="1"/>
+              <w:left w:val="single" w:color="CCCCCC" w:sz="1"/>
+              <w:bottom w:val="single" w:color="CCCCCC" w:sz="1"/>
+              <w:right w:val="single" w:color="CCCCCC" w:sz="1"/>
+            </w:tcBorders>
+            <w:shd w:fill="F2F7F4" w:val="clear"/>
+            <w:tcMar>
+              <w:top w:type="dxa" w:w="80"/>
+              <w:left w:type="dxa" w:w="120"/>
+              <w:bottom w:type="dxa" w:w="80"/>
+              <w:right w:type="dxa" w:w="120"/>
+            </w:tcMar>
+          </w:tcPr>
+          <w:p>
+            <w:r>
+              <w:rPr>
+                <w:rFonts w:ascii="Arial" w:cs="Arial" w:eastAsia="Arial" w:hAnsi="Arial"/>
+                <w:color w:val="555555"/>
+                <w:sz w:val="18"/>
+                <w:szCs w:val="18"/>
+              </w:rPr>
+              <w:t xml:space="preserve">Click Export CSV - verify file downloads with real data</w:t>
+            </w:r>
+          </w:p>
+        </w:tc>
+        <w:tc>
+          <w:tcPr>
+            <w:tcW w:type="dxa" w:w="720"/>
+            <w:tcBorders>
+              <w:top w:val="single" w:color="CCCCCC" w:sz="1"/>
+              <w:left w:val="single" w:color="CCCCCC" w:sz="1"/>
+              <w:bottom w:val="single" w:color="CCCCCC" w:sz="1"/>
+              <w:right w:val="single" w:color="CCCCCC" w:sz="1"/>
+            </w:tcBorders>
+            <w:shd w:fill="F2F7F4" w:val="clear"/>
+            <w:tcMar>
+              <w:top w:type="dxa" w:w="80"/>
+              <w:left w:type="dxa" w:w="120"/>
+              <w:bottom w:type="dxa" w:w="80"/>
+              <w:right w:type="dxa" w:w="120"/>
+            </w:tcMar>
+          </w:tcPr>
+          <w:p>
+            <w:r>
+              <w:rPr>
+                <w:rFonts w:ascii="Arial" w:cs="Arial" w:eastAsia="Arial" w:hAnsi="Arial"/>
+                <w:sz w:val="20"/>
+                <w:szCs w:val="20"/>
+              </w:rPr>
+              <w:t xml:space="preserve">[ ]</w:t>
+            </w:r>
+          </w:p>
+        </w:tc>
+      </w:tr>
+      <w:tr>
+        <w:tc>
+          <w:tcPr>
+            <w:gridSpan w:val="4"/>
+            <w:tcBorders>
+              <w:top w:val="single" w:color="CCCCCC" w:sz="1"/>
+              <w:left w:val="single" w:color="CCCCCC" w:sz="1"/>
+              <w:bottom w:val="single" w:color="CCCCCC" w:sz="1"/>
+              <w:right w:val="single" w:color="CCCCCC" w:sz="1"/>
+            </w:tcBorders>
+            <w:shd w:fill="2d5a3d" w:val="clear"/>
+            <w:tcMar>
+              <w:top w:type="dxa" w:w="60"/>
+              <w:left w:type="dxa" w:w="120"/>
+              <w:bottom w:type="dxa" w:w="60"/>
+              <w:right w:type="dxa" w:w="120"/>
+            </w:tcMar>
+          </w:tcPr>
+          <w:p>
+            <w:r>
+              <w:rPr>
+                <w:rFonts w:ascii="Arial" w:cs="Arial" w:eastAsia="Arial" w:hAnsi="Arial"/>
+                <w:b/>
+                <w:bCs/>
+                <w:color w:val="FFFFFF"/>
+                <w:sz w:val="20"/>
+                <w:szCs w:val="20"/>
+              </w:rPr>
+              <w:t xml:space="preserve">7. DEPLOYMENT</w:t>
+            </w:r>
+          </w:p>
+        </w:tc>
+      </w:tr>
+      <w:tr>
+        <w:tc>
+          <w:tcPr>
+            <w:tcW w:type="dxa" w:w="1600"/>
+            <w:tcBorders>
+              <w:top w:val="single" w:color="CCCCCC" w:sz="1"/>
+              <w:left w:val="single" w:color="CCCCCC" w:sz="1"/>
+              <w:bottom w:val="single" w:color="CCCCCC" w:sz="1"/>
+              <w:right w:val="single" w:color="CCCCCC" w:sz="1"/>
+            </w:tcBorders>
+            <w:shd w:fill="F2F7F4" w:val="clear"/>
+            <w:tcMar>
+              <w:top w:type="dxa" w:w="80"/>
+              <w:left w:type="dxa" w:w="120"/>
+              <w:bottom w:type="dxa" w:w="80"/>
+              <w:right w:type="dxa" w:w="120"/>
+            </w:tcMar>
+          </w:tcPr>
+          <w:p>
+            <w:r>
+              <w:rPr>
+                <w:rFonts w:ascii="Arial" w:cs="Arial" w:eastAsia="Arial" w:hAnsi="Arial"/>
+                <w:i/>
+                <w:iCs/>
+                <w:color w:val="666666"/>
+                <w:sz w:val="18"/>
+                <w:szCs w:val="18"/>
+              </w:rPr>
+              <w:t xml:space="preserve">Deploy</w:t>
+            </w:r>
+          </w:p>
+        </w:tc>
+        <w:tc>
+          <w:tcPr>
+            <w:tcW w:type="dxa" w:w="3400"/>
+            <w:tcBorders>
+              <w:top w:val="single" w:color="CCCCCC" w:sz="1"/>
+              <w:left w:val="single" w:color="CCCCCC" w:sz="1"/>
+              <w:bottom w:val="single" w:color="CCCCCC" w:sz="1"/>
+              <w:right w:val="single" w:color="CCCCCC" w:sz="1"/>
+            </w:tcBorders>
+            <w:shd w:fill="F2F7F4" w:val="clear"/>
+            <w:tcMar>
+              <w:top w:type="dxa" w:w="80"/>
+              <w:left w:type="dxa" w:w="120"/>
+              <w:bottom w:type="dxa" w:w="80"/>
+              <w:right w:type="dxa" w:w="120"/>
+            </w:tcMar>
+          </w:tcPr>
+          <w:p>
+            <w:r>
+              <w:rPr>
+                <w:rFonts w:ascii="Arial" w:cs="Arial" w:eastAsia="Arial" w:hAnsi="Arial"/>
+                <w:sz w:val="20"/>
+                <w:szCs w:val="20"/>
+              </w:rPr>
+              <w:t xml:space="preserve">Branch protection on main</w:t>
+            </w:r>
+          </w:p>
+        </w:tc>
+        <w:tc>
+          <w:tcPr>
+            <w:tcW w:type="dxa" w:w="3000"/>
+            <w:tcBorders>
+              <w:top w:val="single" w:color="CCCCCC" w:sz="1"/>
+              <w:left w:val="single" w:color="CCCCCC" w:sz="1"/>
+              <w:bottom w:val="single" w:color="CCCCCC" w:sz="1"/>
+              <w:right w:val="single" w:color="CCCCCC" w:sz="1"/>
+            </w:tcBorders>
+            <w:shd w:fill="F2F7F4" w:val="clear"/>
+            <w:tcMar>
+              <w:top w:type="dxa" w:w="80"/>
+              <w:left w:type="dxa" w:w="120"/>
+              <w:bottom w:type="dxa" w:w="80"/>
+              <w:right w:type="dxa" w:w="120"/>
+            </w:tcMar>
+          </w:tcPr>
+          <w:p>
+            <w:r>
+              <w:rPr>
+                <w:rFonts w:ascii="Arial" w:cs="Arial" w:eastAsia="Arial" w:hAnsi="Arial"/>
+                <w:color w:val="555555"/>
+                <w:sz w:val="18"/>
+                <w:szCs w:val="18"/>
+              </w:rPr>
+              <w:t xml:space="preserve">Settings &gt; Branches: PR required; secret-scan and e2e required; no bypass</w:t>
+            </w:r>
+          </w:p>
+        </w:tc>
+        <w:tc>
+          <w:tcPr>
+            <w:tcW w:type="dxa" w:w="720"/>
+            <w:tcBorders>
+              <w:top w:val="single" w:color="CCCCCC" w:sz="1"/>
+              <w:left w:val="single" w:color="CCCCCC" w:sz="1"/>
+              <w:bottom w:val="single" w:color="CCCCCC" w:sz="1"/>
+              <w:right w:val="single" w:color="CCCCCC" w:sz="1"/>
+            </w:tcBorders>
+            <w:shd w:fill="F2F7F4" w:val="clear"/>
+            <w:tcMar>
+              <w:top w:type="dxa" w:w="80"/>
+              <w:left w:type="dxa" w:w="120"/>
+              <w:bottom w:type="dxa" w:w="80"/>
+              <w:right w:type="dxa" w:w="120"/>
+            </w:tcMar>
+          </w:tcPr>
+          <w:p>
+            <w:r>
+              <w:rPr>
+                <w:rFonts w:ascii="Arial" w:cs="Arial" w:eastAsia="Arial" w:hAnsi="Arial"/>
+                <w:sz w:val="20"/>
+                <w:szCs w:val="20"/>
+              </w:rPr>
+              <w:t xml:space="preserve">[ ]</w:t>
+            </w:r>
+          </w:p>
+        </w:tc>
+      </w:tr>
+      <w:tr>
+        <w:tc>
+          <w:tcPr>
+            <w:tcW w:type="dxa" w:w="1600"/>
+            <w:tcBorders>
+              <w:top w:val="single" w:color="CCCCCC" w:sz="1"/>
+              <w:left w:val="single" w:color="CCCCCC" w:sz="1"/>
+              <w:bottom w:val="single" w:color="CCCCCC" w:sz="1"/>
+              <w:right w:val="single" w:color="CCCCCC" w:sz="1"/>
+            </w:tcBorders>
+            <w:shd w:fill="FFFFFF" w:val="clear"/>
+            <w:tcMar>
+              <w:top w:type="dxa" w:w="80"/>
+              <w:left w:type="dxa" w:w="120"/>
+              <w:bottom w:type="dxa" w:w="80"/>
+              <w:right w:type="dxa" w:w="120"/>
+            </w:tcMar>
+          </w:tcPr>
+          <w:p>
+            <w:r>
+              <w:rPr>
+                <w:rFonts w:ascii="Arial" w:cs="Arial" w:eastAsia="Arial" w:hAnsi="Arial"/>
+                <w:i/>
+                <w:iCs/>
+                <w:color w:val="666666"/>
+                <w:sz w:val="18"/>
+                <w:szCs w:val="18"/>
+              </w:rPr>
+              <w:t xml:space="preserve">Deploy</w:t>
+            </w:r>
+          </w:p>
+        </w:tc>
+        <w:tc>
+          <w:tcPr>
+            <w:tcW w:type="dxa" w:w="3400"/>
+            <w:tcBorders>
+              <w:top w:val="single" w:color="CCCCCC" w:sz="1"/>
+              <w:left w:val="single" w:color="CCCCCC" w:sz="1"/>
+              <w:bottom w:val="single" w:color="CCCCCC" w:sz="1"/>
+              <w:right w:val="single" w:color="CCCCCC" w:sz="1"/>
+            </w:tcBorders>
+            <w:shd w:fill="FFFFFF" w:val="clear"/>
+            <w:tcMar>
+              <w:top w:type="dxa" w:w="80"/>
+              <w:left w:type="dxa" w:w="120"/>
+              <w:bottom w:type="dxa" w:w="80"/>
+              <w:right w:type="dxa" w:w="120"/>
+            </w:tcMar>
+          </w:tcPr>
+          <w:p>
+            <w:r>
+              <w:rPr>
+                <w:rFonts w:ascii="Arial" w:cs="Arial" w:eastAsia="Arial" w:hAnsi="Arial"/>
+                <w:sz w:val="20"/>
+                <w:szCs w:val="20"/>
+              </w:rPr>
+              <w:t xml:space="preserve">Staging deploy</w:t>
+            </w:r>
+          </w:p>
+        </w:tc>
+        <w:tc>
+          <w:tcPr>
+            <w:tcW w:type="dxa" w:w="3000"/>
+            <w:tcBorders>
+              <w:top w:val="single" w:color="CCCCCC" w:sz="1"/>
+              <w:left w:val="single" w:color="CCCCCC" w:sz="1"/>
+              <w:bottom w:val="single" w:color="CCCCCC" w:sz="1"/>
+              <w:right w:val="single" w:color="CCCCCC" w:sz="1"/>
+            </w:tcBorders>
+            <w:shd w:fill="FFFFFF" w:val="clear"/>
+            <w:tcMar>
+              <w:top w:type="dxa" w:w="80"/>
+              <w:left w:type="dxa" w:w="120"/>
+              <w:bottom w:type="dxa" w:w="80"/>
+              <w:right w:type="dxa" w:w="120"/>
+            </w:tcMar>
+          </w:tcPr>
+          <w:p>
+            <w:r>
+              <w:rPr>
+                <w:rFonts w:ascii="Arial" w:cs="Arial" w:eastAsia="Arial" w:hAnsi="Arial"/>
+                <w:color w:val="555555"/>
+                <w:sz w:val="18"/>
+                <w:szCs w:val="18"/>
+              </w:rPr>
+              <w:t xml:space="preserve">Merge to staging - staging--[site].netlify.app builds; red STAGING ribbon shows</w:t>
+            </w:r>
+          </w:p>
+        </w:tc>
+        <w:tc>
+          <w:tcPr>
+            <w:tcW w:type="dxa" w:w="720"/>
+            <w:tcBorders>
+              <w:top w:val="single" w:color="CCCCCC" w:sz="1"/>
+              <w:left w:val="single" w:color="CCCCCC" w:sz="1"/>
+              <w:bottom w:val="single" w:color="CCCCCC" w:sz="1"/>
+              <w:right w:val="single" w:color="CCCCCC" w:sz="1"/>
+            </w:tcBorders>
+            <w:shd w:fill="FFFFFF" w:val="clear"/>
+            <w:tcMar>
+              <w:top w:type="dxa" w:w="80"/>
+              <w:left w:type="dxa" w:w="120"/>
+              <w:bottom w:type="dxa" w:w="80"/>
+              <w:right w:type="dxa" w:w="120"/>
+            </w:tcMar>
+          </w:tcPr>
+          <w:p>
+            <w:r>
+              <w:rPr>
+                <w:rFonts w:ascii="Arial" w:cs="Arial" w:eastAsia="Arial" w:hAnsi="Arial"/>
+                <w:sz w:val="20"/>
+                <w:szCs w:val="20"/>
+              </w:rPr>
+              <w:t xml:space="preserve">[ ]</w:t>
+            </w:r>
+          </w:p>
+        </w:tc>
+      </w:tr>
+      <w:tr>
+        <w:tc>
+          <w:tcPr>
+            <w:tcW w:type="dxa" w:w="1600"/>
+            <w:tcBorders>
+              <w:top w:val="single" w:color="CCCCCC" w:sz="1"/>
+              <w:left w:val="single" w:color="CCCCCC" w:sz="1"/>
+              <w:bottom w:val="single" w:color="CCCCCC" w:sz="1"/>
+              <w:right w:val="single" w:color="CCCCCC" w:sz="1"/>
+            </w:tcBorders>
+            <w:shd w:fill="F2F7F4" w:val="clear"/>
+            <w:tcMar>
+              <w:top w:type="dxa" w:w="80"/>
+              <w:left w:type="dxa" w:w="120"/>
+              <w:bottom w:type="dxa" w:w="80"/>
+              <w:right w:type="dxa" w:w="120"/>
+            </w:tcMar>
+          </w:tcPr>
+          <w:p>
+            <w:r>
+              <w:rPr>
+                <w:rFonts w:ascii="Arial" w:cs="Arial" w:eastAsia="Arial" w:hAnsi="Arial"/>
+                <w:i/>
+                <w:iCs/>
+                <w:color w:val="666666"/>
+                <w:sz w:val="18"/>
+                <w:szCs w:val="18"/>
+              </w:rPr>
+              <w:t xml:space="preserve">Deploy</w:t>
+            </w:r>
+          </w:p>
+        </w:tc>
+        <w:tc>
+          <w:tcPr>
+            <w:tcW w:type="dxa" w:w="3400"/>
+            <w:tcBorders>
+              <w:top w:val="single" w:color="CCCCCC" w:sz="1"/>
+              <w:left w:val="single" w:color="CCCCCC" w:sz="1"/>
+              <w:bottom w:val="single" w:color="CCCCCC" w:sz="1"/>
+              <w:right w:val="single" w:color="CCCCCC" w:sz="1"/>
+            </w:tcBorders>
+            <w:shd w:fill="F2F7F4" w:val="clear"/>
+            <w:tcMar>
+              <w:top w:type="dxa" w:w="80"/>
+              <w:left w:type="dxa" w:w="120"/>
+              <w:bottom w:type="dxa" w:w="80"/>
+              <w:right w:type="dxa" w:w="120"/>
+            </w:tcMar>
+          </w:tcPr>
+          <w:p>
+            <w:r>
+              <w:rPr>
+                <w:rFonts w:ascii="Arial" w:cs="Arial" w:eastAsia="Arial" w:hAnsi="Arial"/>
+                <w:sz w:val="20"/>
+                <w:szCs w:val="20"/>
+              </w:rPr>
+              <w:t xml:space="preserve">Production deploy by merge</w:t>
+            </w:r>
+          </w:p>
+        </w:tc>
+        <w:tc>
+          <w:tcPr>
+            <w:tcW w:type="dxa" w:w="3000"/>
+            <w:tcBorders>
+              <w:top w:val="single" w:color="CCCCCC" w:sz="1"/>
+              <w:left w:val="single" w:color="CCCCCC" w:sz="1"/>
+              <w:bottom w:val="single" w:color="CCCCCC" w:sz="1"/>
+              <w:right w:val="single" w:color="CCCCCC" w:sz="1"/>
+            </w:tcBorders>
+            <w:shd w:fill="F2F7F4" w:val="clear"/>
+            <w:tcMar>
+              <w:top w:type="dxa" w:w="80"/>
+              <w:left w:type="dxa" w:w="120"/>
+              <w:bottom w:type="dxa" w:w="80"/>
+              <w:right w:type="dxa" w:w="120"/>
+            </w:tcMar>
+          </w:tcPr>
+          <w:p>
+            <w:r>
+              <w:rPr>
+                <w:rFonts w:ascii="Arial" w:cs="Arial" w:eastAsia="Arial" w:hAnsi="Arial"/>
+                <w:color w:val="555555"/>
+                <w:sz w:val="18"/>
+                <w:szCs w:val="18"/>
+              </w:rPr>
+              <w:t xml:space="preserve">Merge staging into main - Netlify shows a Published deploy; no manual upload</w:t>
+            </w:r>
+          </w:p>
+        </w:tc>
+        <w:tc>
+          <w:tcPr>
+            <w:tcW w:type="dxa" w:w="720"/>
+            <w:tcBorders>
+              <w:top w:val="single" w:color="CCCCCC" w:sz="1"/>
+              <w:left w:val="single" w:color="CCCCCC" w:sz="1"/>
+              <w:bottom w:val="single" w:color="CCCCCC" w:sz="1"/>
+              <w:right w:val="single" w:color="CCCCCC" w:sz="1"/>
+            </w:tcBorders>
+            <w:shd w:fill="F2F7F4" w:val="clear"/>
+            <w:tcMar>
+              <w:top w:type="dxa" w:w="80"/>
+              <w:left w:type="dxa" w:w="120"/>
+              <w:bottom w:type="dxa" w:w="80"/>
+              <w:right w:type="dxa" w:w="120"/>
+            </w:tcMar>
+          </w:tcPr>
+          <w:p>
+            <w:r>
+              <w:rPr>
+                <w:rFonts w:ascii="Arial" w:cs="Arial" w:eastAsia="Arial" w:hAnsi="Arial"/>
+                <w:sz w:val="20"/>
+                <w:szCs w:val="20"/>
+              </w:rPr>
+              <w:t xml:space="preserve">[ ]</w:t>
+            </w:r>
+          </w:p>
+        </w:tc>
+      </w:tr>
+      <w:tr>
+        <w:tc>
+          <w:tcPr>
+            <w:tcW w:type="dxa" w:w="1600"/>
+            <w:tcBorders>
+              <w:top w:val="single" w:color="CCCCCC" w:sz="1"/>
+              <w:left w:val="single" w:color="CCCCCC" w:sz="1"/>
+              <w:bottom w:val="single" w:color="CCCCCC" w:sz="1"/>
+              <w:right w:val="single" w:color="CCCCCC" w:sz="1"/>
+            </w:tcBorders>
+            <w:shd w:fill="FFFFFF" w:val="clear"/>
+            <w:tcMar>
+              <w:top w:type="dxa" w:w="80"/>
+              <w:left w:type="dxa" w:w="120"/>
+              <w:bottom w:type="dxa" w:w="80"/>
+              <w:right w:type="dxa" w:w="120"/>
+            </w:tcMar>
+          </w:tcPr>
+          <w:p>
+            <w:r>
+              <w:rPr>
+                <w:rFonts w:ascii="Arial" w:cs="Arial" w:eastAsia="Arial" w:hAnsi="Arial"/>
+                <w:i/>
+                <w:iCs/>
+                <w:color w:val="666666"/>
+                <w:sz w:val="18"/>
+                <w:szCs w:val="18"/>
+              </w:rPr>
+              <w:t xml:space="preserve">Deploy</w:t>
+            </w:r>
+          </w:p>
+        </w:tc>
+        <w:tc>
+          <w:tcPr>
+            <w:tcW w:type="dxa" w:w="3400"/>
+            <w:tcBorders>
+              <w:top w:val="single" w:color="CCCCCC" w:sz="1"/>
+              <w:left w:val="single" w:color="CCCCCC" w:sz="1"/>
+              <w:bottom w:val="single" w:color="CCCCCC" w:sz="1"/>
+              <w:right w:val="single" w:color="CCCCCC" w:sz="1"/>
+            </w:tcBorders>
+            <w:shd w:fill="FFFFFF" w:val="clear"/>
+            <w:tcMar>
+              <w:top w:type="dxa" w:w="80"/>
+              <w:left w:type="dxa" w:w="120"/>
+              <w:bottom w:type="dxa" w:w="80"/>
+              <w:right w:type="dxa" w:w="120"/>
+            </w:tcMar>
+          </w:tcPr>
+          <w:p>
+            <w:r>
+              <w:rPr>
+                <w:rFonts w:ascii="Arial" w:cs="Arial" w:eastAsia="Arial" w:hAnsi="Arial"/>
+                <w:sz w:val="20"/>
+                <w:szCs w:val="20"/>
+              </w:rPr>
+              <w:t xml:space="preserve">Test live URL in fresh browser (no cache)</w:t>
+            </w:r>
+          </w:p>
+        </w:tc>
+        <w:tc>
+          <w:tcPr>
+            <w:tcW w:type="dxa" w:w="3000"/>
+            <w:tcBorders>
+              <w:top w:val="single" w:color="CCCCCC" w:sz="1"/>
+              <w:left w:val="single" w:color="CCCCCC" w:sz="1"/>
+              <w:bottom w:val="single" w:color="CCCCCC" w:sz="1"/>
+              <w:right w:val="single" w:color="CCCCCC" w:sz="1"/>
+            </w:tcBorders>
+            <w:shd w:fill="FFFFFF" w:val="clear"/>
+            <w:tcMar>
+              <w:top w:type="dxa" w:w="80"/>
+              <w:left w:type="dxa" w:w="120"/>
+              <w:bottom w:type="dxa" w:w="80"/>
+              <w:right w:type="dxa" w:w="120"/>
+            </w:tcMar>
+          </w:tcPr>
+          <w:p>
+            <w:r>
+              <w:rPr>
+                <w:rFonts w:ascii="Arial" w:cs="Arial" w:eastAsia="Arial" w:hAnsi="Arial"/>
+                <w:color w:val="555555"/>
+                <w:sz w:val="18"/>
+                <w:szCs w:val="18"/>
+              </w:rPr>
+              <w:t xml:space="preserve">Open incognito - verify login screen loads</w:t>
+            </w:r>
+          </w:p>
+        </w:tc>
+        <w:tc>
+          <w:tcPr>
+            <w:tcW w:type="dxa" w:w="720"/>
+            <w:tcBorders>
+              <w:top w:val="single" w:color="CCCCCC" w:sz="1"/>
+              <w:left w:val="single" w:color="CCCCCC" w:sz="1"/>
+              <w:bottom w:val="single" w:color="CCCCCC" w:sz="1"/>
+              <w:right w:val="single" w:color="CCCCCC" w:sz="1"/>
+            </w:tcBorders>
+            <w:shd w:fill="FFFFFF" w:val="clear"/>
+            <w:tcMar>
+              <w:top w:type="dxa" w:w="80"/>
+              <w:left w:type="dxa" w:w="120"/>
+              <w:bottom w:type="dxa" w:w="80"/>
+              <w:right w:type="dxa" w:w="120"/>
+            </w:tcMar>
+          </w:tcPr>
+          <w:p>
+            <w:r>
+              <w:rPr>
+                <w:rFonts w:ascii="Arial" w:cs="Arial" w:eastAsia="Arial" w:hAnsi="Arial"/>
+                <w:sz w:val="20"/>
+                <w:szCs w:val="20"/>
+              </w:rPr>
+              <w:t xml:space="preserve">[ ]</w:t>
+            </w:r>
+          </w:p>
+        </w:tc>
+      </w:tr>
+      <w:tr>
+        <w:tc>
+          <w:tcPr>
+            <w:tcW w:type="dxa" w:w="1600"/>
+            <w:tcBorders>
+              <w:top w:val="single" w:color="CCCCCC" w:sz="1"/>
+              <w:left w:val="single" w:color="CCCCCC" w:sz="1"/>
+              <w:bottom w:val="single" w:color="CCCCCC" w:sz="1"/>
+              <w:right w:val="single" w:color="CCCCCC" w:sz="1"/>
+            </w:tcBorders>
+            <w:shd w:fill="F2F7F4" w:val="clear"/>
+            <w:tcMar>
+              <w:top w:type="dxa" w:w="80"/>
+              <w:left w:type="dxa" w:w="120"/>
+              <w:bottom w:type="dxa" w:w="80"/>
+              <w:right w:type="dxa" w:w="120"/>
+            </w:tcMar>
+          </w:tcPr>
+          <w:p>
+            <w:r>
+              <w:rPr>
+                <w:rFonts w:ascii="Arial" w:cs="Arial" w:eastAsia="Arial" w:hAnsi="Arial"/>
+                <w:i/>
+                <w:iCs/>
+                <w:color w:val="666666"/>
+                <w:sz w:val="18"/>
+                <w:szCs w:val="18"/>
+              </w:rPr>
+              <w:t xml:space="preserve">Deploy</w:t>
+            </w:r>
+          </w:p>
+        </w:tc>
+        <w:tc>
+          <w:tcPr>
+            <w:tcW w:type="dxa" w:w="3400"/>
+            <w:tcBorders>
+              <w:top w:val="single" w:color="CCCCCC" w:sz="1"/>
+              <w:left w:val="single" w:color="CCCCCC" w:sz="1"/>
+              <w:bottom w:val="single" w:color="CCCCCC" w:sz="1"/>
+              <w:right w:val="single" w:color="CCCCCC" w:sz="1"/>
+            </w:tcBorders>
+            <w:shd w:fill="F2F7F4" w:val="clear"/>
+            <w:tcMar>
+              <w:top w:type="dxa" w:w="80"/>
+              <w:left w:type="dxa" w:w="120"/>
+              <w:bottom w:type="dxa" w:w="80"/>
+              <w:right w:type="dxa" w:w="120"/>
+            </w:tcMar>
+          </w:tcPr>
+          <w:p>
+            <w:r>
+              <w:rPr>
+                <w:rFonts w:ascii="Arial" w:cs="Arial" w:eastAsia="Arial" w:hAnsi="Arial"/>
+                <w:sz w:val="20"/>
+                <w:szCs w:val="20"/>
+              </w:rPr>
+              <w:t xml:space="preserve">Cloudflare email obfuscation check</w:t>
+            </w:r>
+          </w:p>
+        </w:tc>
+        <w:tc>
+          <w:tcPr>
+            <w:tcW w:type="dxa" w:w="3000"/>
+            <w:tcBorders>
+              <w:top w:val="single" w:color="CCCCCC" w:sz="1"/>
+              <w:left w:val="single" w:color="CCCCCC" w:sz="1"/>
+              <w:bottom w:val="single" w:color="CCCCCC" w:sz="1"/>
+              <w:right w:val="single" w:color="CCCCCC" w:sz="1"/>
+            </w:tcBorders>
+            <w:shd w:fill="F2F7F4" w:val="clear"/>
+            <w:tcMar>
+              <w:top w:type="dxa" w:w="80"/>
+              <w:left w:type="dxa" w:w="120"/>
+              <w:bottom w:type="dxa" w:w="80"/>
+              <w:right w:type="dxa" w:w="120"/>
+            </w:tcMar>
+          </w:tcPr>
+          <w:p>
+            <w:r>
+              <w:rPr>
+                <w:rFonts w:ascii="Arial" w:cs="Arial" w:eastAsia="Arial" w:hAnsi="Arial"/>
+                <w:color w:val="555555"/>
+                <w:sz w:val="18"/>
+                <w:szCs w:val="18"/>
+              </w:rPr>
+              <w:t xml:space="preserve">Inspect page source - no __cf_email__ tags present</w:t>
+            </w:r>
+          </w:p>
+        </w:tc>
+        <w:tc>
+          <w:tcPr>
+            <w:tcW w:type="dxa" w:w="720"/>
+            <w:tcBorders>
+              <w:top w:val="single" w:color="CCCCCC" w:sz="1"/>
+              <w:left w:val="single" w:color="CCCCCC" w:sz="1"/>
+              <w:bottom w:val="single" w:color="CCCCCC" w:sz="1"/>
+              <w:right w:val="single" w:color="CCCCCC" w:sz="1"/>
+            </w:tcBorders>
+            <w:shd w:fill="F2F7F4" w:val="clear"/>
+            <w:tcMar>
+              <w:top w:type="dxa" w:w="80"/>
+              <w:left w:type="dxa" w:w="120"/>
+              <w:bottom w:type="dxa" w:w="80"/>
+              <w:right w:type="dxa" w:w="120"/>
+            </w:tcMar>
+          </w:tcPr>
+          <w:p>
+            <w:r>
+              <w:rPr>
+                <w:rFonts w:ascii="Arial" w:cs="Arial" w:eastAsia="Arial" w:hAnsi="Arial"/>
+                <w:sz w:val="20"/>
+                <w:szCs w:val="20"/>
+              </w:rPr>
+              <w:t xml:space="preserve">[ ]</w:t>
+            </w:r>
+          </w:p>
+        </w:tc>
+      </w:tr>
+      <w:tr>
+        <w:tc>
+          <w:tcPr>
+            <w:tcW w:type="dxa" w:w="1600"/>
+            <w:tcBorders>
+              <w:top w:val="single" w:color="CCCCCC" w:sz="1"/>
+              <w:left w:val="single" w:color="CCCCCC" w:sz="1"/>
+              <w:bottom w:val="single" w:color="CCCCCC" w:sz="1"/>
+              <w:right w:val="single" w:color="CCCCCC" w:sz="1"/>
+            </w:tcBorders>
+            <w:shd w:fill="FFFFFF" w:val="clear"/>
+            <w:tcMar>
+              <w:top w:type="dxa" w:w="80"/>
+              <w:left w:type="dxa" w:w="120"/>
+              <w:bottom w:type="dxa" w:w="80"/>
+              <w:right w:type="dxa" w:w="120"/>
+            </w:tcMar>
+          </w:tcPr>
+          <w:p>
+            <w:r>
+              <w:rPr>
+                <w:rFonts w:ascii="Arial" w:cs="Arial" w:eastAsia="Arial" w:hAnsi="Arial"/>
+                <w:i/>
+                <w:iCs/>
+                <w:color w:val="666666"/>
+                <w:sz w:val="18"/>
+                <w:szCs w:val="18"/>
+              </w:rPr>
+              <w:t xml:space="preserve">Deploy</w:t>
+            </w:r>
+          </w:p>
+        </w:tc>
+        <w:tc>
+          <w:tcPr>
+            <w:tcW w:type="dxa" w:w="3400"/>
+            <w:tcBorders>
+              <w:top w:val="single" w:color="CCCCCC" w:sz="1"/>
+              <w:left w:val="single" w:color="CCCCCC" w:sz="1"/>
+              <w:bottom w:val="single" w:color="CCCCCC" w:sz="1"/>
+              <w:right w:val="single" w:color="CCCCCC" w:sz="1"/>
+            </w:tcBorders>
+            <w:shd w:fill="FFFFFF" w:val="clear"/>
+            <w:tcMar>
+              <w:top w:type="dxa" w:w="80"/>
+              <w:left w:type="dxa" w:w="120"/>
+              <w:bottom w:type="dxa" w:w="80"/>
+              <w:right w:type="dxa" w:w="120"/>
+            </w:tcMar>
+          </w:tcPr>
+          <w:p>
+            <w:r>
+              <w:rPr>
+                <w:rFonts w:ascii="Arial" w:cs="Arial" w:eastAsia="Arial" w:hAnsi="Arial"/>
+                <w:sz w:val="20"/>
+                <w:szCs w:val="20"/>
+              </w:rPr>
+              <w:t xml:space="preserve">Progress saves on live URL</w:t>
+            </w:r>
+          </w:p>
+        </w:tc>
+        <w:tc>
+          <w:tcPr>
+            <w:tcW w:type="dxa" w:w="3000"/>
+            <w:tcBorders>
+              <w:top w:val="single" w:color="CCCCCC" w:sz="1"/>
+              <w:left w:val="single" w:color="CCCCCC" w:sz="1"/>
+              <w:bottom w:val="single" w:color="CCCCCC" w:sz="1"/>
+              <w:right w:val="single" w:color="CCCCCC" w:sz="1"/>
+            </w:tcBorders>
+            <w:shd w:fill="FFFFFF" w:val="clear"/>
+            <w:tcMar>
+              <w:top w:type="dxa" w:w="80"/>
+              <w:left w:type="dxa" w:w="120"/>
+              <w:bottom w:type="dxa" w:w="80"/>
+              <w:right w:type="dxa" w:w="120"/>
+            </w:tcMar>
+          </w:tcPr>
+          <w:p>
+            <w:r>
+              <w:rPr>
+                <w:rFonts w:ascii="Arial" w:cs="Arial" w:eastAsia="Arial" w:hAnsi="Arial"/>
+                <w:color w:val="555555"/>
+                <w:sz w:val="18"/>
+                <w:szCs w:val="18"/>
+              </w:rPr>
+              <w:t xml:space="preserve">Complete a quiz on the live site - row updates in student_progress (via lms-api)</w:t>
+            </w:r>
+          </w:p>
+        </w:tc>
+        <w:tc>
+          <w:tcPr>
+            <w:tcW w:type="dxa" w:w="720"/>
+            <w:tcBorders>
+              <w:top w:val="single" w:color="CCCCCC" w:sz="1"/>
+              <w:left w:val="single" w:color="CCCCCC" w:sz="1"/>
+              <w:bottom w:val="single" w:color="CCCCCC" w:sz="1"/>
+              <w:right w:val="single" w:color="CCCCCC" w:sz="1"/>
+            </w:tcBorders>
+            <w:shd w:fill="FFFFFF" w:val="clear"/>
+            <w:tcMar>
+              <w:top w:type="dxa" w:w="80"/>
+              <w:left w:type="dxa" w:w="120"/>
+              <w:bottom w:type="dxa" w:w="80"/>
+              <w:right w:type="dxa" w:w="120"/>
+            </w:tcMar>
+          </w:tcPr>
+          <w:p>
+            <w:r>
+              <w:rPr>
+                <w:rFonts w:ascii="Arial" w:cs="Arial" w:eastAsia="Arial" w:hAnsi="Arial"/>
+                <w:sz w:val="20"/>
+                <w:szCs w:val="20"/>
+              </w:rPr>
+              <w:t xml:space="preserve">[ ]</w:t>
+            </w:r>
+          </w:p>
+        </w:tc>
+      </w:tr>
+      <w:tr>
+        <w:tc>
+          <w:tcPr>
+            <w:tcW w:type="dxa" w:w="1600"/>
+            <w:tcBorders>
+              <w:top w:val="single" w:color="CCCCCC" w:sz="1"/>
+              <w:left w:val="single" w:color="CCCCCC" w:sz="1"/>
+              <w:bottom w:val="single" w:color="CCCCCC" w:sz="1"/>
+              <w:right w:val="single" w:color="CCCCCC" w:sz="1"/>
+            </w:tcBorders>
+            <w:shd w:fill="F2F7F4" w:val="clear"/>
+            <w:tcMar>
+              <w:top w:type="dxa" w:w="80"/>
+              <w:left w:type="dxa" w:w="120"/>
+              <w:bottom w:type="dxa" w:w="80"/>
+              <w:right w:type="dxa" w:w="120"/>
+            </w:tcMar>
+          </w:tcPr>
+          <w:p>
+            <w:r>
+              <w:rPr>
+                <w:rFonts w:ascii="Arial" w:cs="Arial" w:eastAsia="Arial" w:hAnsi="Arial"/>
+                <w:i/>
+                <w:iCs/>
+                <w:color w:val="666666"/>
+                <w:sz w:val="18"/>
+                <w:szCs w:val="18"/>
+              </w:rPr>
+              <w:t xml:space="preserve">Deploy</w:t>
+            </w:r>
+          </w:p>
+        </w:tc>
+        <w:tc>
+          <w:tcPr>
+            <w:tcW w:type="dxa" w:w="3400"/>
+            <w:tcBorders>
+              <w:top w:val="single" w:color="CCCCCC" w:sz="1"/>
+              <w:left w:val="single" w:color="CCCCCC" w:sz="1"/>
+              <w:bottom w:val="single" w:color="CCCCCC" w:sz="1"/>
+              <w:right w:val="single" w:color="CCCCCC" w:sz="1"/>
+            </w:tcBorders>
+            <w:shd w:fill="F2F7F4" w:val="clear"/>
+            <w:tcMar>
+              <w:top w:type="dxa" w:w="80"/>
+              <w:left w:type="dxa" w:w="120"/>
+              <w:bottom w:type="dxa" w:w="80"/>
+              <w:right w:type="dxa" w:w="120"/>
+            </w:tcMar>
+          </w:tcPr>
+          <w:p>
+            <w:r>
+              <w:rPr>
+                <w:rFonts w:ascii="Arial" w:cs="Arial" w:eastAsia="Arial" w:hAnsi="Arial"/>
+                <w:sz w:val="20"/>
+                <w:szCs w:val="20"/>
+              </w:rPr>
+              <w:t xml:space="preserve">Test on live URL across 2 browsers</w:t>
+            </w:r>
+          </w:p>
+        </w:tc>
+        <w:tc>
+          <w:tcPr>
+            <w:tcW w:type="dxa" w:w="3000"/>
+            <w:tcBorders>
+              <w:top w:val="single" w:color="CCCCCC" w:sz="1"/>
+              <w:left w:val="single" w:color="CCCCCC" w:sz="1"/>
+              <w:bottom w:val="single" w:color="CCCCCC" w:sz="1"/>
+              <w:right w:val="single" w:color="CCCCCC" w:sz="1"/>
+            </w:tcBorders>
+            <w:shd w:fill="F2F7F4" w:val="clear"/>
+            <w:tcMar>
+              <w:top w:type="dxa" w:w="80"/>
+              <w:left w:type="dxa" w:w="120"/>
+              <w:bottom w:type="dxa" w:w="80"/>
+              <w:right w:type="dxa" w:w="120"/>
+            </w:tcMar>
+          </w:tcPr>
+          <w:p>
+            <w:r>
+              <w:rPr>
+                <w:rFonts w:ascii="Arial" w:cs="Arial" w:eastAsia="Arial" w:hAnsi="Arial"/>
+                <w:color w:val="555555"/>
+                <w:sz w:val="18"/>
+                <w:szCs w:val="18"/>
+              </w:rPr>
+              <w:t xml:space="preserve">Chrome and Firefox - verify parity</w:t>
+            </w:r>
+          </w:p>
+        </w:tc>
+        <w:tc>
+          <w:tcPr>
+            <w:tcW w:type="dxa" w:w="720"/>
+            <w:tcBorders>
+              <w:top w:val="single" w:color="CCCCCC" w:sz="1"/>
+              <w:left w:val="single" w:color="CCCCCC" w:sz="1"/>
+              <w:bottom w:val="single" w:color="CCCCCC" w:sz="1"/>
+              <w:right w:val="single" w:color="CCCCCC" w:sz="1"/>
+            </w:tcBorders>
+            <w:shd w:fill="F2F7F4" w:val="clear"/>
+            <w:tcMar>
+              <w:top w:type="dxa" w:w="80"/>
+              <w:left w:type="dxa" w:w="120"/>
+              <w:bottom w:type="dxa" w:w="80"/>
+              <w:right w:type="dxa" w:w="120"/>
+            </w:tcMar>
+          </w:tcPr>
+          <w:p>
+            <w:r>
+              <w:rPr>
+                <w:rFonts w:ascii="Arial" w:cs="Arial" w:eastAsia="Arial" w:hAnsi="Arial"/>
+                <w:sz w:val="20"/>
+                <w:szCs w:val="20"/>
+              </w:rPr>
+              <w:t xml:space="preserve">[ ]</w:t>
+            </w:r>
+          </w:p>
+        </w:tc>
+      </w:tr>
+      <w:tr>
+        <w:tc>
+          <w:tcPr>
+            <w:gridSpan w:val="4"/>
+            <w:tcBorders>
+              <w:top w:val="single" w:color="CCCCCC" w:sz="1"/>
+              <w:left w:val="single" w:color="CCCCCC" w:sz="1"/>
+              <w:bottom w:val="single" w:color="CCCCCC" w:sz="1"/>
+              <w:right w:val="single" w:color="CCCCCC" w:sz="1"/>
+            </w:tcBorders>
+            <w:shd w:fill="F2F7F4" w:val="clear"/>
+            <w:tcMar>
+              <w:top w:type="dxa" w:w="100"/>
+              <w:left w:type="dxa" w:w="120"/>
+              <w:bottom w:type="dxa" w:w="100"/>
+              <w:right w:type="dxa" w:w="120"/>
+            </w:tcMar>
+          </w:tcPr>
+          <w:p>
+            <w:r>
+              <w:rPr>
+                <w:rFonts w:ascii="Arial" w:cs="Arial" w:eastAsia="Arial" w:hAnsi="Arial"/>
+                <w:b/>
+                <w:bCs/>
+                <w:sz w:val="20"/>
+                <w:szCs w:val="20"/>
+              </w:rPr>
+              <w:t xml:space="preserve">SIGN-OFF:  All items passed [ ]     Conditional pass (issues noted below) [ ]     Fail - do not deploy [ ]</w:t>
+            </w:r>
+          </w:p>
+        </w:tc>
+      </w:tr>
+      <w:tr>
+        <w:tc>
+          <w:tcPr>
+            <w:gridSpan w:val="4"/>
+            <w:tcBorders>
+              <w:top w:val="single" w:color="CCCCCC" w:sz="1"/>
+              <w:left w:val="single" w:color="CCCCCC" w:sz="1"/>
+              <w:bottom w:val="single" w:color="CCCCCC" w:sz="1"/>
+              <w:right w:val="single" w:color="CCCCCC" w:sz="1"/>
+            </w:tcBorders>
+            <w:shd w:fill="FFFFFF" w:val="clear"/>
+            <w:tcMar>
+              <w:top w:type="dxa" w:w="80"/>
+              <w:left w:type="dxa" w:w="120"/>
+              <w:bottom w:type="dxa" w:w="200"/>
+              <w:right w:type="dxa" w:w="120"/>
+            </w:tcMar>
+          </w:tcPr>
+          <w:p>
+            <w:r>
+              <w:rPr>
+                <w:rFonts w:ascii="Arial" w:cs="Arial" w:eastAsia="Arial" w:hAnsi="Arial"/>
+                <w:b/>
+                <w:bCs/>
+                <w:sz w:val="20"/>
+                <w:szCs w:val="20"/>
+              </w:rPr>
+              <w:t xml:space="preserve">Issues / Notes:</w:t>
+            </w:r>
+          </w:p>
+          <w:p>
+            <w:r>
+              <w:rPr>
+                <w:sz w:val="40"/>
+                <w:szCs w:val="40"/>
+              </w:rPr>
+              <w:t xml:space="preserve"> </w:t>
+            </w:r>
+          </w:p>
+          <w:p>
+            <w:r>
+              <w:rPr>
+                <w:sz w:val="40"/>
+                <w:szCs w:val="40"/>
+              </w:rPr>
+              <w:t xml:space="preserve"> </w:t>
+            </w:r>
+          </w:p>
+        </w:tc>
+      </w:tr>
+    </w:tbl>
+    <w:p>
+      <w:pPr>
+        <w:spacing w:after="80"/>
+      </w:pPr>
+      <w:r>
+        <w:t xml:space="preserve"/>
+      </w:r>
+    </w:p>
+    <w:p>
+      <w:pPr>
+        <w:jc w:val="center"/>
+      </w:pPr>
+      <w:r>
+        <w:rPr>
+          <w:rFonts w:ascii="Arial" w:cs="Arial" w:eastAsia="Arial" w:hAnsi="Arial"/>
+          <w:color w:val="888888"/>
+          <w:sz w:val="16"/>
+          <w:szCs w:val="16"/>
+        </w:rPr>
+        <w:t xml:space="preserve">Culinary Coach LLC  |  duane@culinarycoach.org  |  (804) 219-8211  |  culinarycoachlearn.netlify.app</w:t>
+      </w:r>
+    </w:p>
+    <w:sectPr>
+      <w:pgSz w:w="15840" w:h="12240" w:orient="portrait"/>
+      <w:pgMar w:top="864" w:right="864" w:bottom="864" w:left="864" w:header="708" w:footer="708" w:gutter="0"/>
+      <w:pgNumType/>
+      <w:docGrid w:linePitch="360"/>
+    </w:sectPr>
+  </w:body>
+</w:document>
 </file>
 
 <file path=word/comments.xml><?xml version="1.0" encoding="utf-8"?>

--- a/culinary-coach-lms/docs/LMS_PreDeploy_Checklist_updated.docx
+++ b/culinary-coach-lms/docs/LMS_PreDeploy_Checklist_updated.docx
@@ -399,7 +399,7 @@
                 <w:sz w:val="20"/>
                 <w:szCs w:val="20"/>
               </w:rPr>
-              <w:t xml:space="preserve">Login with each real student code (CE2026A-H)</w:t>
+              <w:t>Login with each real student code (from the instructor's private list — never written in the repo)</w:t>
             </w:r>
           </w:p>
         </w:tc>
@@ -517,7 +517,7 @@
                 <w:sz w:val="20"/>
                 <w:szCs w:val="20"/>
               </w:rPr>
-              <w:t xml:space="preserve">Login with ADMIN2026</w:t>
+              <w:t>Login with the instructor code (private list); confirm the old CE2026/ADMIN2026 codes are rejected</w:t>
             </w:r>
           </w:p>
         </w:tc>
